--- a/worksheets/PR_L13_SQLQueries_Worksheet.docx
+++ b/worksheets/PR_L13_SQLQueries_Worksheet.docx
@@ -59,7 +59,7 @@
                 <w:sz w:val="38"/>
                 <w:szCs w:val="38"/>
               </w:rPr>
-              <w:t xml:space="preserve">Querying a database with SQL</w:t>
+              <w:t xml:space="preserve">SQL queries</w:t>
             </w:r>
           </w:p>
           <w:p>
@@ -340,7 +340,7 @@
                 <w:sz w:val="21"/>
                 <w:szCs w:val="21"/>
               </w:rPr>
-              <w:t xml:space="preserve"> you tap the badge.</w:t>
+              <w:t xml:space="preserve"> you start the programs.</w:t>
             </w:r>
           </w:p>
           <w:p>
@@ -363,7 +363,7 @@
                 <w:sz w:val="21"/>
                 <w:szCs w:val="21"/>
               </w:rPr>
-              <w:t xml:space="preserve">Tap the badge and answer the questions on screen. Your first answer is the one that counts.</w:t>
+              <w:t xml:space="preserve">Plan the task on this sheet, then write the program in the editor and press Run to try it.</w:t>
             </w:r>
           </w:p>
           <w:p>
@@ -386,77 +386,30 @@
                 <w:sz w:val="21"/>
                 <w:szCs w:val="21"/>
               </w:rPr>
-              <w:t xml:space="preserve">When the score screen appears, copy your score into the yellow box straight away.</w:t>
+              <w:t xml:space="preserve">Press Check to mark it. You can change your program and check again as often as you like - your best mark is the one that is kept.</w:t>
             </w:r>
           </w:p>
           <w:p>
             <w:pPr>
-              <w:spacing w:after="60" w:before="160"/>
+              <w:spacing w:after="60" w:before="60"/>
             </w:pPr>
             <w:r>
               <w:rPr>
                 <w:rFonts w:ascii="Arial" w:cs="Arial" w:eastAsia="Arial" w:hAnsi="Arial"/>
                 <w:b/>
                 <w:bCs/>
-                <w:color w:val="1C2C4A"/>
                 <w:sz w:val="21"/>
                 <w:szCs w:val="21"/>
               </w:rPr>
-              <w:t xml:space="preserve">By the end of the lesson I will:</w:t>
-            </w:r>
-          </w:p>
-          <w:p>
-            <w:pPr>
-              <w:pStyle w:val="ListParagraph"/>
-              <w:numPr>
-                <w:ilvl w:val="0"/>
-                <w:numId w:val="2"/>
-              </w:numPr>
-              <w:spacing w:after="20" w:before="20"/>
-            </w:pPr>
+              <w:t xml:space="preserve">5.  </w:t>
+            </w:r>
             <w:r>
               <w:rPr>
                 <w:rFonts w:ascii="Arial" w:cs="Arial" w:eastAsia="Arial" w:hAnsi="Arial"/>
                 <w:sz w:val="21"/>
                 <w:szCs w:val="21"/>
               </w:rPr>
-              <w:t xml:space="preserve">know how SELECT and FROM choose the fields and the table a query reads</w:t>
-            </w:r>
-          </w:p>
-          <w:p>
-            <w:pPr>
-              <w:pStyle w:val="ListParagraph"/>
-              <w:numPr>
-                <w:ilvl w:val="0"/>
-                <w:numId w:val="2"/>
-              </w:numPr>
-              <w:spacing w:after="20" w:before="20"/>
-            </w:pPr>
-            <w:r>
-              <w:rPr>
-                <w:rFonts w:ascii="Arial" w:cs="Arial" w:eastAsia="Arial" w:hAnsi="Arial"/>
-                <w:sz w:val="21"/>
-                <w:szCs w:val="21"/>
-              </w:rPr>
-              <w:t xml:space="preserve">understand how WHERE decides which records a query hands back</w:t>
-            </w:r>
-          </w:p>
-          <w:p>
-            <w:pPr>
-              <w:pStyle w:val="ListParagraph"/>
-              <w:numPr>
-                <w:ilvl w:val="0"/>
-                <w:numId w:val="2"/>
-              </w:numPr>
-              <w:spacing w:after="20" w:before="20"/>
-            </w:pPr>
-            <w:r>
-              <w:rPr>
-                <w:rFonts w:ascii="Arial" w:cs="Arial" w:eastAsia="Arial" w:hAnsi="Arial"/>
-                <w:sz w:val="21"/>
-                <w:szCs w:val="21"/>
-              </w:rPr>
-              <w:t xml:space="preserve">know how to join conditions with AND and OR, and how to sort results with ORDER BY</w:t>
+              <w:t xml:space="preserve">Read the tests that failed: each one says what was expected and what your program printed.</w:t>
             </w:r>
           </w:p>
         </w:tc>
@@ -1364,7 +1317,7 @@
                 <w:sz w:val="21"/>
                 <w:szCs w:val="21"/>
               </w:rPr>
-              <w:t xml:space="preserve">SQL stands for Structured Query Language, and it is a language for asking rather than for programming.</w:t>
+              <w:t xml:space="preserve">SQL stands for Structured Query Language, and what it is for is asking rather than...</w:t>
             </w:r>
           </w:p>
           <w:tbl>
@@ -2250,7 +2203,7 @@
                 <w:sz w:val="21"/>
                 <w:szCs w:val="21"/>
               </w:rPr>
-              <w:t xml:space="preserve">WHERE looks at each record on its own and decides whether to keep it or drop it.</w:t>
+              <w:t xml:space="preserve">WHERE looks at each record on its own and decides, for that one record, whether to...</w:t>
             </w:r>
           </w:p>
           <w:tbl>
@@ -3030,7 +2983,7 @@
                 <w:sz w:val="21"/>
                 <w:szCs w:val="21"/>
               </w:rPr>
-              <w:t xml:space="preserve">SQL writes 'not equal to' as &lt;&gt;, where Python writes it as !=.</w:t>
+              <w:t xml:space="preserve">SQL writes 'not equal to' as &lt;&gt;, where the same test in Python is written...</w:t>
             </w:r>
           </w:p>
           <w:tbl>
@@ -3916,7 +3869,7 @@
                 <w:sz w:val="21"/>
                 <w:szCs w:val="21"/>
               </w:rPr>
-              <w:t xml:space="preserve">AND narrows the results down and OR widens them out, which is worth saying out loud as you write.</w:t>
+              <w:t xml:space="preserve">AND narrows the records down while OR widens them out, so the one that can only ever give you fewer records is...</w:t>
             </w:r>
           </w:p>
           <w:tbl>
@@ -4696,7 +4649,7 @@
                 <w:sz w:val="21"/>
                 <w:szCs w:val="21"/>
               </w:rPr>
-              <w:t xml:space="preserve">Ascending is the default order, which SQL calls ASC, so it is almost never typed out.</w:t>
+              <w:t xml:space="preserve">Ascending is the order ORDER BY uses unless you say otherwise, and the word that asks for the other direction is...</w:t>
             </w:r>
           </w:p>
           <w:tbl>
@@ -5476,7 +5429,7 @@
                 <w:sz w:val="21"/>
                 <w:szCs w:val="21"/>
               </w:rPr>
-              <w:t xml:space="preserve">One line of SQL can do the work of a loop, an if statement and a sort put together.</w:t>
+              <w:t xml:space="preserve">One query can filter and sort at once, which is why that work belongs in the query and not in...</w:t>
             </w:r>
           </w:p>
           <w:tbl>
@@ -8526,7 +8479,7 @@
         <w:sz w:val="16"/>
         <w:szCs w:val="16"/>
       </w:rPr>
-      <w:t xml:space="preserve">PY Lesson 13: Querying a database with SQL  |  Page </w:t>
+      <w:t xml:space="preserve">PY Lesson 13: SQL queries  |  Page </w:t>
     </w:r>
     <w:r>
       <w:rPr>
@@ -8681,12 +8634,6 @@
   </w:abstractNum>
   <w:num w:numId="1">
     <w:abstractNumId w:val="1"/>
-    <w:lvlOverride w:ilvl="0">
-      <w:startOverride w:val="1"/>
-    </w:lvlOverride>
-  </w:num>
-  <w:num w:numId="2">
-    <w:abstractNumId w:val="2"/>
     <w:lvlOverride w:ilvl="0">
       <w:startOverride w:val="1"/>
     </w:lvlOverride>

--- a/worksheets/PR_L13_SQLQueries_Worksheet.docx
+++ b/worksheets/PR_L13_SQLQueries_Worksheet.docx
@@ -363,7 +363,7 @@
                 <w:sz w:val="21"/>
                 <w:szCs w:val="21"/>
               </w:rPr>
-              <w:t xml:space="preserve">Plan the task on this sheet, then write the program in the editor and press Run to try it.</w:t>
+              <w:t xml:space="preserve">The What to do column says what each activity asks of you: run a program, say what it will display, change one thing, fill in a gap, fix a mistake, or write it yourself.</w:t>
             </w:r>
           </w:p>
           <w:p>
@@ -386,7 +386,7 @@
                 <w:sz w:val="21"/>
                 <w:szCs w:val="21"/>
               </w:rPr>
-              <w:t xml:space="preserve">Press Check to mark it. You can change your program and check again as often as you like - your best mark is the one that is kept.</w:t>
+              <w:t xml:space="preserve">Plan the ones you write on this sheet, then type the program in the editor and press Run to try it. Run never marks anything, so try things out freely.</w:t>
             </w:r>
           </w:p>
           <w:p>
@@ -409,7 +409,53 @@
                 <w:sz w:val="21"/>
                 <w:szCs w:val="21"/>
               </w:rPr>
-              <w:t xml:space="preserve">Read the tests that failed: each one says what was expected and what your program printed.</w:t>
+              <w:t xml:space="preserve">Press Check to mark it. You can change your program and check again as often as you like - your best mark is the one that is kept.</w:t>
+            </w:r>
+          </w:p>
+          <w:p>
+            <w:pPr>
+              <w:spacing w:after="60" w:before="60"/>
+            </w:pPr>
+            <w:r>
+              <w:rPr>
+                <w:rFonts w:ascii="Arial" w:cs="Arial" w:eastAsia="Arial" w:hAnsi="Arial"/>
+                <w:b/>
+                <w:bCs/>
+                <w:sz w:val="21"/>
+                <w:szCs w:val="21"/>
+              </w:rPr>
+              <w:t xml:space="preserve">6.  </w:t>
+            </w:r>
+            <w:r>
+              <w:rPr>
+                <w:rFonts w:ascii="Arial" w:cs="Arial" w:eastAsia="Arial" w:hAnsi="Arial"/>
+                <w:sz w:val="21"/>
+                <w:szCs w:val="21"/>
+              </w:rPr>
+              <w:t xml:space="preserve">Read the tests that failed: each one says what was expected and what your program displayed. If you are stuck, the Hint button gives you one step at a time.</w:t>
+            </w:r>
+          </w:p>
+          <w:p>
+            <w:pPr>
+              <w:spacing w:after="60" w:before="60"/>
+            </w:pPr>
+            <w:r>
+              <w:rPr>
+                <w:rFonts w:ascii="Arial" w:cs="Arial" w:eastAsia="Arial" w:hAnsi="Arial"/>
+                <w:b/>
+                <w:bCs/>
+                <w:sz w:val="21"/>
+                <w:szCs w:val="21"/>
+              </w:rPr>
+              <w:t xml:space="preserve">7.  </w:t>
+            </w:r>
+            <w:r>
+              <w:rPr>
+                <w:rFonts w:ascii="Arial" w:cs="Arial" w:eastAsia="Arial" w:hAnsi="Arial"/>
+                <w:sz w:val="21"/>
+                <w:szCs w:val="21"/>
+              </w:rPr>
+              <w:t xml:space="preserve">The activities marked Challenge are optional. Finish the rest of a station first, and come back to them if you have time.</w:t>
             </w:r>
           </w:p>
         </w:tc>
@@ -1503,12 +1549,12 @@
                 <w:sz w:val="21"/>
                 <w:szCs w:val="21"/>
               </w:rPr>
-              <w:t xml:space="preserve">Tick each one off as its tests pass in the editor</w:t>
+              <w:t xml:space="preserve">Tick each one off as you finish it in the editor</w:t>
             </w:r>
           </w:p>
           <w:tbl>
             <w:tblPr>
-              <w:tblW w:type="dxa" w:w="10026"/>
+              <w:tblW w:type="dxa" w:w="10024"/>
               <w:tblBorders>
                 <w:top w:val="single" w:color="auto" w:sz="4"/>
                 <w:left w:val="single" w:color="auto" w:sz="4"/>
@@ -1519,9 +1565,10 @@
               </w:tblBorders>
             </w:tblPr>
             <w:tblGrid>
-              <w:gridCol w:w="3342"/>
-              <w:gridCol w:w="3342"/>
-              <w:gridCol w:w="3342"/>
+              <w:gridCol w:w="2506"/>
+              <w:gridCol w:w="2506"/>
+              <w:gridCol w:w="2506"/>
+              <w:gridCol w:w="2506"/>
             </w:tblGrid>
             <w:tr>
               <w:trPr>
@@ -1530,7 +1577,7 @@
               </w:trPr>
               <w:tc>
                 <w:tcPr>
-                  <w:tcW w:type="dxa" w:w="3342"/>
+                  <w:tcW w:type="dxa" w:w="2506"/>
                   <w:tcBorders>
                     <w:top w:val="single" w:color="B7C2D1" w:sz="4"/>
                     <w:left w:val="single" w:color="B7C2D1" w:sz="4"/>
@@ -1558,13 +1605,13 @@
                       <w:sz w:val="20"/>
                       <w:szCs w:val="20"/>
                     </w:rPr>
-                    <w:t xml:space="preserve">Program</w:t>
-                  </w:r>
-                </w:p>
-              </w:tc>
-              <w:tc>
-                <w:tcPr>
-                  <w:tcW w:type="dxa" w:w="3342"/>
+                    <w:t xml:space="preserve">Activity</w:t>
+                  </w:r>
+                </w:p>
+              </w:tc>
+              <w:tc>
+                <w:tcPr>
+                  <w:tcW w:type="dxa" w:w="2506"/>
                   <w:tcBorders>
                     <w:top w:val="single" w:color="B7C2D1" w:sz="4"/>
                     <w:left w:val="single" w:color="B7C2D1" w:sz="4"/>
@@ -1592,13 +1639,47 @@
                       <w:sz w:val="20"/>
                       <w:szCs w:val="20"/>
                     </w:rPr>
+                    <w:t xml:space="preserve">What to do</w:t>
+                  </w:r>
+                </w:p>
+              </w:tc>
+              <w:tc>
+                <w:tcPr>
+                  <w:tcW w:type="dxa" w:w="2506"/>
+                  <w:tcBorders>
+                    <w:top w:val="single" w:color="B7C2D1" w:sz="4"/>
+                    <w:left w:val="single" w:color="B7C2D1" w:sz="4"/>
+                    <w:bottom w:val="single" w:color="B7C2D1" w:sz="4"/>
+                    <w:right w:val="single" w:color="B7C2D1" w:sz="4"/>
+                  </w:tcBorders>
+                  <w:shd w:fill="E6ECF5" w:color="auto" w:val="clear"/>
+                  <w:tcMar>
+                    <w:top w:type="dxa" w:w="80"/>
+                    <w:left w:type="dxa" w:w="120"/>
+                    <w:bottom w:type="dxa" w:w="80"/>
+                    <w:right w:type="dxa" w:w="120"/>
+                  </w:tcMar>
+                  <w:vAlign w:val="center"/>
+                </w:tcPr>
+                <w:p>
+                  <w:pPr>
+                    <w:spacing w:after="0" w:before="0"/>
+                  </w:pPr>
+                  <w:r>
+                    <w:rPr>
+                      <w:rFonts w:ascii="Arial" w:cs="Arial" w:eastAsia="Arial" w:hAnsi="Arial"/>
+                      <w:b/>
+                      <w:bCs/>
+                      <w:sz w:val="20"/>
+                      <w:szCs w:val="20"/>
+                    </w:rPr>
                     <w:t xml:space="preserve">Marks</w:t>
                   </w:r>
                 </w:p>
               </w:tc>
               <w:tc>
                 <w:tcPr>
-                  <w:tcW w:type="dxa" w:w="3342"/>
+                  <w:tcW w:type="dxa" w:w="2506"/>
                   <w:tcBorders>
                     <w:top w:val="single" w:color="B7C2D1" w:sz="4"/>
                     <w:left w:val="single" w:color="B7C2D1" w:sz="4"/>
@@ -1638,73 +1719,107 @@
               </w:trPr>
               <w:tc>
                 <w:tcPr>
-                  <w:tcW w:type="dxa" w:w="3342"/>
-                  <w:tcBorders>
-                    <w:top w:val="single" w:color="B7C2D1" w:sz="4"/>
-                    <w:left w:val="single" w:color="B7C2D1" w:sz="4"/>
-                    <w:bottom w:val="single" w:color="B7C2D1" w:sz="4"/>
-                    <w:right w:val="single" w:color="B7C2D1" w:sz="4"/>
-                  </w:tcBorders>
-                  <w:shd w:fill="FFFFFF" w:color="auto" w:val="clear"/>
-                  <w:tcMar>
-                    <w:top w:type="dxa" w:w="80"/>
-                    <w:left w:type="dxa" w:w="120"/>
-                    <w:bottom w:type="dxa" w:w="80"/>
-                    <w:right w:type="dxa" w:w="120"/>
-                  </w:tcMar>
-                  <w:vAlign w:val="center"/>
-                </w:tcPr>
-                <w:p>
-                  <w:pPr>
-                    <w:spacing w:after="0" w:before="0"/>
-                  </w:pPr>
-                  <w:r>
-                    <w:rPr>
-                      <w:rFonts w:ascii="Arial" w:cs="Arial" w:eastAsia="Arial" w:hAnsi="Arial"/>
-                      <w:sz w:val="21"/>
-                      <w:szCs w:val="21"/>
-                    </w:rPr>
-                    <w:t xml:space="preserve">Write one query giving the column title for every game in the table games. Leave the rows in the order the table stores them. Display each row the query finds on its own line.</w:t>
-                  </w:r>
-                </w:p>
-              </w:tc>
-              <w:tc>
-                <w:tcPr>
-                  <w:tcW w:type="dxa" w:w="3342"/>
-                  <w:tcBorders>
-                    <w:top w:val="single" w:color="B7C2D1" w:sz="4"/>
-                    <w:left w:val="single" w:color="B7C2D1" w:sz="4"/>
-                    <w:bottom w:val="single" w:color="B7C2D1" w:sz="4"/>
-                    <w:right w:val="single" w:color="B7C2D1" w:sz="4"/>
-                  </w:tcBorders>
-                  <w:shd w:fill="FFFFFF" w:color="auto" w:val="clear"/>
-                  <w:tcMar>
-                    <w:top w:type="dxa" w:w="80"/>
-                    <w:left w:type="dxa" w:w="120"/>
-                    <w:bottom w:type="dxa" w:w="80"/>
-                    <w:right w:type="dxa" w:w="120"/>
-                  </w:tcMar>
-                  <w:vAlign w:val="center"/>
-                </w:tcPr>
-                <w:p>
-                  <w:pPr>
-                    <w:spacing w:after="0" w:before="0"/>
-                  </w:pPr>
-                  <w:r>
-                    <w:rPr>
-                      <w:rFonts w:ascii="Arial" w:cs="Arial" w:eastAsia="Arial" w:hAnsi="Arial"/>
-                      <w:b w:val="false"/>
-                      <w:bCs w:val="false"/>
-                      <w:sz w:val="21"/>
-                      <w:szCs w:val="21"/>
-                    </w:rPr>
-                    <w:t xml:space="preserve">2</w:t>
-                  </w:r>
-                </w:p>
-              </w:tc>
-              <w:tc>
-                <w:tcPr>
-                  <w:tcW w:type="dxa" w:w="3342"/>
+                  <w:tcW w:type="dxa" w:w="2506"/>
+                  <w:tcBorders>
+                    <w:top w:val="single" w:color="B7C2D1" w:sz="4"/>
+                    <w:left w:val="single" w:color="B7C2D1" w:sz="4"/>
+                    <w:bottom w:val="single" w:color="B7C2D1" w:sz="4"/>
+                    <w:right w:val="single" w:color="B7C2D1" w:sz="4"/>
+                  </w:tcBorders>
+                  <w:shd w:fill="FFFFFF" w:color="auto" w:val="clear"/>
+                  <w:tcMar>
+                    <w:top w:type="dxa" w:w="80"/>
+                    <w:left w:type="dxa" w:w="120"/>
+                    <w:bottom w:type="dxa" w:w="80"/>
+                    <w:right w:type="dxa" w:w="120"/>
+                  </w:tcMar>
+                  <w:vAlign w:val="center"/>
+                </w:tcPr>
+                <w:p>
+                  <w:pPr>
+                    <w:spacing w:after="0" w:before="0"/>
+                  </w:pPr>
+                  <w:r>
+                    <w:rPr>
+                      <w:rFonts w:ascii="Arial" w:cs="Arial" w:eastAsia="Arial" w:hAnsi="Arial"/>
+                      <w:sz w:val="21"/>
+                      <w:szCs w:val="21"/>
+                    </w:rPr>
+                    <w:t xml:space="preserve">Press Run and watch the three titles the query finds.</w:t>
+                  </w:r>
+                </w:p>
+              </w:tc>
+              <w:tc>
+                <w:tcPr>
+                  <w:tcW w:type="dxa" w:w="2506"/>
+                  <w:tcBorders>
+                    <w:top w:val="single" w:color="B7C2D1" w:sz="4"/>
+                    <w:left w:val="single" w:color="B7C2D1" w:sz="4"/>
+                    <w:bottom w:val="single" w:color="B7C2D1" w:sz="4"/>
+                    <w:right w:val="single" w:color="B7C2D1" w:sz="4"/>
+                  </w:tcBorders>
+                  <w:shd w:fill="FFFFFF" w:color="auto" w:val="clear"/>
+                  <w:tcMar>
+                    <w:top w:type="dxa" w:w="80"/>
+                    <w:left w:type="dxa" w:w="120"/>
+                    <w:bottom w:type="dxa" w:w="80"/>
+                    <w:right w:type="dxa" w:w="120"/>
+                  </w:tcMar>
+                  <w:vAlign w:val="center"/>
+                </w:tcPr>
+                <w:p>
+                  <w:pPr>
+                    <w:spacing w:after="0" w:before="0"/>
+                  </w:pPr>
+                  <w:r>
+                    <w:rPr>
+                      <w:rFonts w:ascii="Arial" w:cs="Arial" w:eastAsia="Arial" w:hAnsi="Arial"/>
+                      <w:b w:val="false"/>
+                      <w:bCs w:val="false"/>
+                      <w:sz w:val="21"/>
+                      <w:szCs w:val="21"/>
+                    </w:rPr>
+                    <w:t xml:space="preserve">Run it</w:t>
+                  </w:r>
+                </w:p>
+              </w:tc>
+              <w:tc>
+                <w:tcPr>
+                  <w:tcW w:type="dxa" w:w="2506"/>
+                  <w:tcBorders>
+                    <w:top w:val="single" w:color="B7C2D1" w:sz="4"/>
+                    <w:left w:val="single" w:color="B7C2D1" w:sz="4"/>
+                    <w:bottom w:val="single" w:color="B7C2D1" w:sz="4"/>
+                    <w:right w:val="single" w:color="B7C2D1" w:sz="4"/>
+                  </w:tcBorders>
+                  <w:shd w:fill="FFFFFF" w:color="auto" w:val="clear"/>
+                  <w:tcMar>
+                    <w:top w:type="dxa" w:w="80"/>
+                    <w:left w:type="dxa" w:w="120"/>
+                    <w:bottom w:type="dxa" w:w="80"/>
+                    <w:right w:type="dxa" w:w="120"/>
+                  </w:tcMar>
+                  <w:vAlign w:val="center"/>
+                </w:tcPr>
+                <w:p>
+                  <w:pPr>
+                    <w:spacing w:after="0" w:before="0"/>
+                  </w:pPr>
+                  <w:r>
+                    <w:rPr>
+                      <w:rFonts w:ascii="Arial" w:cs="Arial" w:eastAsia="Arial" w:hAnsi="Arial"/>
+                      <w:b w:val="false"/>
+                      <w:bCs w:val="false"/>
+                      <w:sz w:val="21"/>
+                      <w:szCs w:val="21"/>
+                    </w:rPr>
+                    <w:t xml:space="preserve">1</w:t>
+                  </w:r>
+                </w:p>
+              </w:tc>
+              <w:tc>
+                <w:tcPr>
+                  <w:tcW w:type="dxa" w:w="2506"/>
                   <w:tcBorders>
                     <w:top w:val="single" w:color="B7C2D1" w:sz="4"/>
                     <w:left w:val="single" w:color="B7C2D1" w:sz="4"/>
@@ -1744,73 +1859,107 @@
               </w:trPr>
               <w:tc>
                 <w:tcPr>
-                  <w:tcW w:type="dxa" w:w="3342"/>
-                  <w:tcBorders>
-                    <w:top w:val="single" w:color="B7C2D1" w:sz="4"/>
-                    <w:left w:val="single" w:color="B7C2D1" w:sz="4"/>
-                    <w:bottom w:val="single" w:color="B7C2D1" w:sz="4"/>
-                    <w:right w:val="single" w:color="B7C2D1" w:sz="4"/>
-                  </w:tcBorders>
-                  <w:shd w:fill="FFFFFF" w:color="auto" w:val="clear"/>
-                  <w:tcMar>
-                    <w:top w:type="dxa" w:w="80"/>
-                    <w:left w:type="dxa" w:w="120"/>
-                    <w:bottom w:type="dxa" w:w="80"/>
-                    <w:right w:type="dxa" w:w="120"/>
-                  </w:tcMar>
-                  <w:vAlign w:val="center"/>
-                </w:tcPr>
-                <w:p>
-                  <w:pPr>
-                    <w:spacing w:after="0" w:before="0"/>
-                  </w:pPr>
-                  <w:r>
-                    <w:rPr>
-                      <w:rFonts w:ascii="Arial" w:cs="Arial" w:eastAsia="Arial" w:hAnsi="Arial"/>
-                      <w:sz w:val="21"/>
-                      <w:szCs w:val="21"/>
-                    </w:rPr>
-                    <w:t xml:space="preserve">Write one query giving the columns title and then players for every game in the table games. Leave the rows in the order the table stores them. Display each row on its own line, the two values separated by a single space.</w:t>
-                  </w:r>
-                </w:p>
-              </w:tc>
-              <w:tc>
-                <w:tcPr>
-                  <w:tcW w:type="dxa" w:w="3342"/>
-                  <w:tcBorders>
-                    <w:top w:val="single" w:color="B7C2D1" w:sz="4"/>
-                    <w:left w:val="single" w:color="B7C2D1" w:sz="4"/>
-                    <w:bottom w:val="single" w:color="B7C2D1" w:sz="4"/>
-                    <w:right w:val="single" w:color="B7C2D1" w:sz="4"/>
-                  </w:tcBorders>
-                  <w:shd w:fill="FFFFFF" w:color="auto" w:val="clear"/>
-                  <w:tcMar>
-                    <w:top w:type="dxa" w:w="80"/>
-                    <w:left w:type="dxa" w:w="120"/>
-                    <w:bottom w:type="dxa" w:w="80"/>
-                    <w:right w:type="dxa" w:w="120"/>
-                  </w:tcMar>
-                  <w:vAlign w:val="center"/>
-                </w:tcPr>
-                <w:p>
-                  <w:pPr>
-                    <w:spacing w:after="0" w:before="0"/>
-                  </w:pPr>
-                  <w:r>
-                    <w:rPr>
-                      <w:rFonts w:ascii="Arial" w:cs="Arial" w:eastAsia="Arial" w:hAnsi="Arial"/>
-                      <w:b w:val="false"/>
-                      <w:bCs w:val="false"/>
-                      <w:sz w:val="21"/>
-                      <w:szCs w:val="21"/>
-                    </w:rPr>
-                    <w:t xml:space="preserve">2</w:t>
-                  </w:r>
-                </w:p>
-              </w:tc>
-              <w:tc>
-                <w:tcPr>
-                  <w:tcW w:type="dxa" w:w="3342"/>
+                  <w:tcW w:type="dxa" w:w="2506"/>
+                  <w:tcBorders>
+                    <w:top w:val="single" w:color="B7C2D1" w:sz="4"/>
+                    <w:left w:val="single" w:color="B7C2D1" w:sz="4"/>
+                    <w:bottom w:val="single" w:color="B7C2D1" w:sz="4"/>
+                    <w:right w:val="single" w:color="B7C2D1" w:sz="4"/>
+                  </w:tcBorders>
+                  <w:shd w:fill="FFFFFF" w:color="auto" w:val="clear"/>
+                  <w:tcMar>
+                    <w:top w:type="dxa" w:w="80"/>
+                    <w:left w:type="dxa" w:w="120"/>
+                    <w:bottom w:type="dxa" w:w="80"/>
+                    <w:right w:type="dxa" w:w="120"/>
+                  </w:tcMar>
+                  <w:vAlign w:val="center"/>
+                </w:tcPr>
+                <w:p>
+                  <w:pPr>
+                    <w:spacing w:after="0" w:before="0"/>
+                  </w:pPr>
+                  <w:r>
+                    <w:rPr>
+                      <w:rFonts w:ascii="Arial" w:cs="Arial" w:eastAsia="Arial" w:hAnsi="Arial"/>
+                      <w:sz w:val="21"/>
+                      <w:szCs w:val="21"/>
+                    </w:rPr>
+                    <w:t xml:space="preserve">What will this program display?</w:t>
+                  </w:r>
+                </w:p>
+              </w:tc>
+              <w:tc>
+                <w:tcPr>
+                  <w:tcW w:type="dxa" w:w="2506"/>
+                  <w:tcBorders>
+                    <w:top w:val="single" w:color="B7C2D1" w:sz="4"/>
+                    <w:left w:val="single" w:color="B7C2D1" w:sz="4"/>
+                    <w:bottom w:val="single" w:color="B7C2D1" w:sz="4"/>
+                    <w:right w:val="single" w:color="B7C2D1" w:sz="4"/>
+                  </w:tcBorders>
+                  <w:shd w:fill="FFFFFF" w:color="auto" w:val="clear"/>
+                  <w:tcMar>
+                    <w:top w:type="dxa" w:w="80"/>
+                    <w:left w:type="dxa" w:w="120"/>
+                    <w:bottom w:type="dxa" w:w="80"/>
+                    <w:right w:type="dxa" w:w="120"/>
+                  </w:tcMar>
+                  <w:vAlign w:val="center"/>
+                </w:tcPr>
+                <w:p>
+                  <w:pPr>
+                    <w:spacing w:after="0" w:before="0"/>
+                  </w:pPr>
+                  <w:r>
+                    <w:rPr>
+                      <w:rFonts w:ascii="Arial" w:cs="Arial" w:eastAsia="Arial" w:hAnsi="Arial"/>
+                      <w:b w:val="false"/>
+                      <w:bCs w:val="false"/>
+                      <w:sz w:val="21"/>
+                      <w:szCs w:val="21"/>
+                    </w:rPr>
+                    <w:t xml:space="preserve">Predict</w:t>
+                  </w:r>
+                </w:p>
+              </w:tc>
+              <w:tc>
+                <w:tcPr>
+                  <w:tcW w:type="dxa" w:w="2506"/>
+                  <w:tcBorders>
+                    <w:top w:val="single" w:color="B7C2D1" w:sz="4"/>
+                    <w:left w:val="single" w:color="B7C2D1" w:sz="4"/>
+                    <w:bottom w:val="single" w:color="B7C2D1" w:sz="4"/>
+                    <w:right w:val="single" w:color="B7C2D1" w:sz="4"/>
+                  </w:tcBorders>
+                  <w:shd w:fill="FFFFFF" w:color="auto" w:val="clear"/>
+                  <w:tcMar>
+                    <w:top w:type="dxa" w:w="80"/>
+                    <w:left w:type="dxa" w:w="120"/>
+                    <w:bottom w:type="dxa" w:w="80"/>
+                    <w:right w:type="dxa" w:w="120"/>
+                  </w:tcMar>
+                  <w:vAlign w:val="center"/>
+                </w:tcPr>
+                <w:p>
+                  <w:pPr>
+                    <w:spacing w:after="0" w:before="0"/>
+                  </w:pPr>
+                  <w:r>
+                    <w:rPr>
+                      <w:rFonts w:ascii="Arial" w:cs="Arial" w:eastAsia="Arial" w:hAnsi="Arial"/>
+                      <w:b w:val="false"/>
+                      <w:bCs w:val="false"/>
+                      <w:sz w:val="21"/>
+                      <w:szCs w:val="21"/>
+                    </w:rPr>
+                    <w:t xml:space="preserve">1</w:t>
+                  </w:r>
+                </w:p>
+              </w:tc>
+              <w:tc>
+                <w:tcPr>
+                  <w:tcW w:type="dxa" w:w="2506"/>
                   <w:tcBorders>
                     <w:top w:val="single" w:color="B7C2D1" w:sz="4"/>
                     <w:left w:val="single" w:color="B7C2D1" w:sz="4"/>
@@ -1850,39 +1999,773 @@
               </w:trPr>
               <w:tc>
                 <w:tcPr>
-                  <w:tcW w:type="dxa" w:w="3342"/>
-                  <w:tcBorders>
-                    <w:top w:val="single" w:color="B7C2D1" w:sz="4"/>
-                    <w:left w:val="single" w:color="B7C2D1" w:sz="4"/>
-                    <w:bottom w:val="single" w:color="B7C2D1" w:sz="4"/>
-                    <w:right w:val="single" w:color="B7C2D1" w:sz="4"/>
-                  </w:tcBorders>
-                  <w:shd w:fill="FFFFFF" w:color="auto" w:val="clear"/>
-                  <w:tcMar>
-                    <w:top w:type="dxa" w:w="80"/>
-                    <w:left w:type="dxa" w:w="120"/>
-                    <w:bottom w:type="dxa" w:w="80"/>
-                    <w:right w:type="dxa" w:w="120"/>
-                  </w:tcMar>
-                  <w:vAlign w:val="center"/>
-                </w:tcPr>
-                <w:p>
-                  <w:pPr>
-                    <w:spacing w:after="0" w:before="0"/>
-                  </w:pPr>
-                  <w:r>
-                    <w:rPr>
-                      <w:rFonts w:ascii="Arial" w:cs="Arial" w:eastAsia="Arial" w:hAnsi="Arial"/>
-                      <w:sz w:val="21"/>
-                      <w:szCs w:val="21"/>
-                    </w:rPr>
-                    <w:t xml:space="preserve">Write one query giving every column of every game in the table games. Leave the rows in the order the table stores them. Display each row on its own line, the four values separated by single spaces.</w:t>
-                  </w:r>
-                </w:p>
-              </w:tc>
-              <w:tc>
-                <w:tcPr>
-                  <w:tcW w:type="dxa" w:w="3342"/>
+                  <w:tcW w:type="dxa" w:w="2506"/>
+                  <w:tcBorders>
+                    <w:top w:val="single" w:color="B7C2D1" w:sz="4"/>
+                    <w:left w:val="single" w:color="B7C2D1" w:sz="4"/>
+                    <w:bottom w:val="single" w:color="B7C2D1" w:sz="4"/>
+                    <w:right w:val="single" w:color="B7C2D1" w:sz="4"/>
+                  </w:tcBorders>
+                  <w:shd w:fill="FFFFFF" w:color="auto" w:val="clear"/>
+                  <w:tcMar>
+                    <w:top w:type="dxa" w:w="80"/>
+                    <w:left w:type="dxa" w:w="120"/>
+                    <w:bottom w:type="dxa" w:w="80"/>
+                    <w:right w:type="dxa" w:w="120"/>
+                  </w:tcMar>
+                  <w:vAlign w:val="center"/>
+                </w:tcPr>
+                <w:p>
+                  <w:pPr>
+                    <w:spacing w:after="0" w:before="0"/>
+                  </w:pPr>
+                  <w:r>
+                    <w:rPr>
+                      <w:rFonts w:ascii="Arial" w:cs="Arial" w:eastAsia="Arial" w:hAnsi="Arial"/>
+                      <w:sz w:val="21"/>
+                      <w:szCs w:val="21"/>
+                    </w:rPr>
+                    <w:t xml:space="preserve">Press Run, then type the five lines shown, pressing Enter after each one.</w:t>
+                  </w:r>
+                </w:p>
+              </w:tc>
+              <w:tc>
+                <w:tcPr>
+                  <w:tcW w:type="dxa" w:w="2506"/>
+                  <w:tcBorders>
+                    <w:top w:val="single" w:color="B7C2D1" w:sz="4"/>
+                    <w:left w:val="single" w:color="B7C2D1" w:sz="4"/>
+                    <w:bottom w:val="single" w:color="B7C2D1" w:sz="4"/>
+                    <w:right w:val="single" w:color="B7C2D1" w:sz="4"/>
+                  </w:tcBorders>
+                  <w:shd w:fill="FFFFFF" w:color="auto" w:val="clear"/>
+                  <w:tcMar>
+                    <w:top w:type="dxa" w:w="80"/>
+                    <w:left w:type="dxa" w:w="120"/>
+                    <w:bottom w:type="dxa" w:w="80"/>
+                    <w:right w:type="dxa" w:w="120"/>
+                  </w:tcMar>
+                  <w:vAlign w:val="center"/>
+                </w:tcPr>
+                <w:p>
+                  <w:pPr>
+                    <w:spacing w:after="0" w:before="0"/>
+                  </w:pPr>
+                  <w:r>
+                    <w:rPr>
+                      <w:rFonts w:ascii="Arial" w:cs="Arial" w:eastAsia="Arial" w:hAnsi="Arial"/>
+                      <w:b w:val="false"/>
+                      <w:bCs w:val="false"/>
+                      <w:sz w:val="21"/>
+                      <w:szCs w:val="21"/>
+                    </w:rPr>
+                    <w:t xml:space="preserve">Run it</w:t>
+                  </w:r>
+                </w:p>
+              </w:tc>
+              <w:tc>
+                <w:tcPr>
+                  <w:tcW w:type="dxa" w:w="2506"/>
+                  <w:tcBorders>
+                    <w:top w:val="single" w:color="B7C2D1" w:sz="4"/>
+                    <w:left w:val="single" w:color="B7C2D1" w:sz="4"/>
+                    <w:bottom w:val="single" w:color="B7C2D1" w:sz="4"/>
+                    <w:right w:val="single" w:color="B7C2D1" w:sz="4"/>
+                  </w:tcBorders>
+                  <w:shd w:fill="FFFFFF" w:color="auto" w:val="clear"/>
+                  <w:tcMar>
+                    <w:top w:type="dxa" w:w="80"/>
+                    <w:left w:type="dxa" w:w="120"/>
+                    <w:bottom w:type="dxa" w:w="80"/>
+                    <w:right w:type="dxa" w:w="120"/>
+                  </w:tcMar>
+                  <w:vAlign w:val="center"/>
+                </w:tcPr>
+                <w:p>
+                  <w:pPr>
+                    <w:spacing w:after="0" w:before="0"/>
+                  </w:pPr>
+                  <w:r>
+                    <w:rPr>
+                      <w:rFonts w:ascii="Arial" w:cs="Arial" w:eastAsia="Arial" w:hAnsi="Arial"/>
+                      <w:b w:val="false"/>
+                      <w:bCs w:val="false"/>
+                      <w:sz w:val="21"/>
+                      <w:szCs w:val="21"/>
+                    </w:rPr>
+                    <w:t xml:space="preserve">1</w:t>
+                  </w:r>
+                </w:p>
+              </w:tc>
+              <w:tc>
+                <w:tcPr>
+                  <w:tcW w:type="dxa" w:w="2506"/>
+                  <w:tcBorders>
+                    <w:top w:val="single" w:color="B7C2D1" w:sz="4"/>
+                    <w:left w:val="single" w:color="B7C2D1" w:sz="4"/>
+                    <w:bottom w:val="single" w:color="B7C2D1" w:sz="4"/>
+                    <w:right w:val="single" w:color="B7C2D1" w:sz="4"/>
+                  </w:tcBorders>
+                  <w:shd w:fill="FFFFFF" w:color="auto" w:val="clear"/>
+                  <w:tcMar>
+                    <w:top w:type="dxa" w:w="80"/>
+                    <w:left w:type="dxa" w:w="120"/>
+                    <w:bottom w:type="dxa" w:w="80"/>
+                    <w:right w:type="dxa" w:w="120"/>
+                  </w:tcMar>
+                  <w:vAlign w:val="center"/>
+                </w:tcPr>
+                <w:p>
+                  <w:pPr>
+                    <w:spacing w:after="0" w:before="0"/>
+                  </w:pPr>
+                  <w:r>
+                    <w:rPr>
+                      <w:rFonts w:ascii="Arial" w:cs="Arial" w:eastAsia="Arial" w:hAnsi="Arial"/>
+                      <w:b w:val="false"/>
+                      <w:bCs w:val="false"/>
+                      <w:sz w:val="21"/>
+                      <w:szCs w:val="21"/>
+                    </w:rPr>
+                    <w:t xml:space="preserve"/>
+                  </w:r>
+                </w:p>
+              </w:tc>
+            </w:tr>
+            <w:tr>
+              <w:trPr>
+                <w:cantSplit/>
+                <w:trHeight w:val="360" w:hRule="atLeast"/>
+              </w:trPr>
+              <w:tc>
+                <w:tcPr>
+                  <w:tcW w:type="dxa" w:w="2506"/>
+                  <w:tcBorders>
+                    <w:top w:val="single" w:color="B7C2D1" w:sz="4"/>
+                    <w:left w:val="single" w:color="B7C2D1" w:sz="4"/>
+                    <w:bottom w:val="single" w:color="B7C2D1" w:sz="4"/>
+                    <w:right w:val="single" w:color="B7C2D1" w:sz="4"/>
+                  </w:tcBorders>
+                  <w:shd w:fill="FFFFFF" w:color="auto" w:val="clear"/>
+                  <w:tcMar>
+                    <w:top w:type="dxa" w:w="80"/>
+                    <w:left w:type="dxa" w:w="120"/>
+                    <w:bottom w:type="dxa" w:w="80"/>
+                    <w:right w:type="dxa" w:w="120"/>
+                  </w:tcMar>
+                  <w:vAlign w:val="center"/>
+                </w:tcPr>
+                <w:p>
+                  <w:pPr>
+                    <w:spacing w:after="0" w:before="0"/>
+                  </w:pPr>
+                  <w:r>
+                    <w:rPr>
+                      <w:rFonts w:ascii="Arial" w:cs="Arial" w:eastAsia="Arial" w:hAnsi="Arial"/>
+                      <w:sz w:val="21"/>
+                      <w:szCs w:val="21"/>
+                    </w:rPr>
+                    <w:t xml:space="preserve">What will this program display?</w:t>
+                  </w:r>
+                </w:p>
+              </w:tc>
+              <w:tc>
+                <w:tcPr>
+                  <w:tcW w:type="dxa" w:w="2506"/>
+                  <w:tcBorders>
+                    <w:top w:val="single" w:color="B7C2D1" w:sz="4"/>
+                    <w:left w:val="single" w:color="B7C2D1" w:sz="4"/>
+                    <w:bottom w:val="single" w:color="B7C2D1" w:sz="4"/>
+                    <w:right w:val="single" w:color="B7C2D1" w:sz="4"/>
+                  </w:tcBorders>
+                  <w:shd w:fill="FFFFFF" w:color="auto" w:val="clear"/>
+                  <w:tcMar>
+                    <w:top w:type="dxa" w:w="80"/>
+                    <w:left w:type="dxa" w:w="120"/>
+                    <w:bottom w:type="dxa" w:w="80"/>
+                    <w:right w:type="dxa" w:w="120"/>
+                  </w:tcMar>
+                  <w:vAlign w:val="center"/>
+                </w:tcPr>
+                <w:p>
+                  <w:pPr>
+                    <w:spacing w:after="0" w:before="0"/>
+                  </w:pPr>
+                  <w:r>
+                    <w:rPr>
+                      <w:rFonts w:ascii="Arial" w:cs="Arial" w:eastAsia="Arial" w:hAnsi="Arial"/>
+                      <w:b w:val="false"/>
+                      <w:bCs w:val="false"/>
+                      <w:sz w:val="21"/>
+                      <w:szCs w:val="21"/>
+                    </w:rPr>
+                    <w:t xml:space="preserve">Predict</w:t>
+                  </w:r>
+                </w:p>
+              </w:tc>
+              <w:tc>
+                <w:tcPr>
+                  <w:tcW w:type="dxa" w:w="2506"/>
+                  <w:tcBorders>
+                    <w:top w:val="single" w:color="B7C2D1" w:sz="4"/>
+                    <w:left w:val="single" w:color="B7C2D1" w:sz="4"/>
+                    <w:bottom w:val="single" w:color="B7C2D1" w:sz="4"/>
+                    <w:right w:val="single" w:color="B7C2D1" w:sz="4"/>
+                  </w:tcBorders>
+                  <w:shd w:fill="FFFFFF" w:color="auto" w:val="clear"/>
+                  <w:tcMar>
+                    <w:top w:type="dxa" w:w="80"/>
+                    <w:left w:type="dxa" w:w="120"/>
+                    <w:bottom w:type="dxa" w:w="80"/>
+                    <w:right w:type="dxa" w:w="120"/>
+                  </w:tcMar>
+                  <w:vAlign w:val="center"/>
+                </w:tcPr>
+                <w:p>
+                  <w:pPr>
+                    <w:spacing w:after="0" w:before="0"/>
+                  </w:pPr>
+                  <w:r>
+                    <w:rPr>
+                      <w:rFonts w:ascii="Arial" w:cs="Arial" w:eastAsia="Arial" w:hAnsi="Arial"/>
+                      <w:b w:val="false"/>
+                      <w:bCs w:val="false"/>
+                      <w:sz w:val="21"/>
+                      <w:szCs w:val="21"/>
+                    </w:rPr>
+                    <w:t xml:space="preserve">1</w:t>
+                  </w:r>
+                </w:p>
+              </w:tc>
+              <w:tc>
+                <w:tcPr>
+                  <w:tcW w:type="dxa" w:w="2506"/>
+                  <w:tcBorders>
+                    <w:top w:val="single" w:color="B7C2D1" w:sz="4"/>
+                    <w:left w:val="single" w:color="B7C2D1" w:sz="4"/>
+                    <w:bottom w:val="single" w:color="B7C2D1" w:sz="4"/>
+                    <w:right w:val="single" w:color="B7C2D1" w:sz="4"/>
+                  </w:tcBorders>
+                  <w:shd w:fill="FFFFFF" w:color="auto" w:val="clear"/>
+                  <w:tcMar>
+                    <w:top w:type="dxa" w:w="80"/>
+                    <w:left w:type="dxa" w:w="120"/>
+                    <w:bottom w:type="dxa" w:w="80"/>
+                    <w:right w:type="dxa" w:w="120"/>
+                  </w:tcMar>
+                  <w:vAlign w:val="center"/>
+                </w:tcPr>
+                <w:p>
+                  <w:pPr>
+                    <w:spacing w:after="0" w:before="0"/>
+                  </w:pPr>
+                  <w:r>
+                    <w:rPr>
+                      <w:rFonts w:ascii="Arial" w:cs="Arial" w:eastAsia="Arial" w:hAnsi="Arial"/>
+                      <w:b w:val="false"/>
+                      <w:bCs w:val="false"/>
+                      <w:sz w:val="21"/>
+                      <w:szCs w:val="21"/>
+                    </w:rPr>
+                    <w:t xml:space="preserve"/>
+                  </w:r>
+                </w:p>
+              </w:tc>
+            </w:tr>
+            <w:tr>
+              <w:trPr>
+                <w:cantSplit/>
+                <w:trHeight w:val="360" w:hRule="atLeast"/>
+              </w:trPr>
+              <w:tc>
+                <w:tcPr>
+                  <w:tcW w:type="dxa" w:w="2506"/>
+                  <w:tcBorders>
+                    <w:top w:val="single" w:color="B7C2D1" w:sz="4"/>
+                    <w:left w:val="single" w:color="B7C2D1" w:sz="4"/>
+                    <w:bottom w:val="single" w:color="B7C2D1" w:sz="4"/>
+                    <w:right w:val="single" w:color="B7C2D1" w:sz="4"/>
+                  </w:tcBorders>
+                  <w:shd w:fill="FFFFFF" w:color="auto" w:val="clear"/>
+                  <w:tcMar>
+                    <w:top w:type="dxa" w:w="80"/>
+                    <w:left w:type="dxa" w:w="120"/>
+                    <w:bottom w:type="dxa" w:w="80"/>
+                    <w:right w:type="dxa" w:w="120"/>
+                  </w:tcMar>
+                  <w:vAlign w:val="center"/>
+                </w:tcPr>
+                <w:p>
+                  <w:pPr>
+                    <w:spacing w:after="0" w:before="0"/>
+                  </w:pPr>
+                  <w:r>
+                    <w:rPr>
+                      <w:rFonts w:ascii="Arial" w:cs="Arial" w:eastAsia="Arial" w:hAnsi="Arial"/>
+                      <w:sz w:val="21"/>
+                      <w:szCs w:val="21"/>
+                    </w:rPr>
+                    <w:t xml:space="preserve">Change the query so it gives the column kind instead of the column title.</w:t>
+                  </w:r>
+                </w:p>
+              </w:tc>
+              <w:tc>
+                <w:tcPr>
+                  <w:tcW w:type="dxa" w:w="2506"/>
+                  <w:tcBorders>
+                    <w:top w:val="single" w:color="B7C2D1" w:sz="4"/>
+                    <w:left w:val="single" w:color="B7C2D1" w:sz="4"/>
+                    <w:bottom w:val="single" w:color="B7C2D1" w:sz="4"/>
+                    <w:right w:val="single" w:color="B7C2D1" w:sz="4"/>
+                  </w:tcBorders>
+                  <w:shd w:fill="FFFFFF" w:color="auto" w:val="clear"/>
+                  <w:tcMar>
+                    <w:top w:type="dxa" w:w="80"/>
+                    <w:left w:type="dxa" w:w="120"/>
+                    <w:bottom w:type="dxa" w:w="80"/>
+                    <w:right w:type="dxa" w:w="120"/>
+                  </w:tcMar>
+                  <w:vAlign w:val="center"/>
+                </w:tcPr>
+                <w:p>
+                  <w:pPr>
+                    <w:spacing w:after="0" w:before="0"/>
+                  </w:pPr>
+                  <w:r>
+                    <w:rPr>
+                      <w:rFonts w:ascii="Arial" w:cs="Arial" w:eastAsia="Arial" w:hAnsi="Arial"/>
+                      <w:b w:val="false"/>
+                      <w:bCs w:val="false"/>
+                      <w:sz w:val="21"/>
+                      <w:szCs w:val="21"/>
+                    </w:rPr>
+                    <w:t xml:space="preserve">Change it</w:t>
+                  </w:r>
+                </w:p>
+              </w:tc>
+              <w:tc>
+                <w:tcPr>
+                  <w:tcW w:type="dxa" w:w="2506"/>
+                  <w:tcBorders>
+                    <w:top w:val="single" w:color="B7C2D1" w:sz="4"/>
+                    <w:left w:val="single" w:color="B7C2D1" w:sz="4"/>
+                    <w:bottom w:val="single" w:color="B7C2D1" w:sz="4"/>
+                    <w:right w:val="single" w:color="B7C2D1" w:sz="4"/>
+                  </w:tcBorders>
+                  <w:shd w:fill="FFFFFF" w:color="auto" w:val="clear"/>
+                  <w:tcMar>
+                    <w:top w:type="dxa" w:w="80"/>
+                    <w:left w:type="dxa" w:w="120"/>
+                    <w:bottom w:type="dxa" w:w="80"/>
+                    <w:right w:type="dxa" w:w="120"/>
+                  </w:tcMar>
+                  <w:vAlign w:val="center"/>
+                </w:tcPr>
+                <w:p>
+                  <w:pPr>
+                    <w:spacing w:after="0" w:before="0"/>
+                  </w:pPr>
+                  <w:r>
+                    <w:rPr>
+                      <w:rFonts w:ascii="Arial" w:cs="Arial" w:eastAsia="Arial" w:hAnsi="Arial"/>
+                      <w:b w:val="false"/>
+                      <w:bCs w:val="false"/>
+                      <w:sz w:val="21"/>
+                      <w:szCs w:val="21"/>
+                    </w:rPr>
+                    <w:t xml:space="preserve">1</w:t>
+                  </w:r>
+                </w:p>
+              </w:tc>
+              <w:tc>
+                <w:tcPr>
+                  <w:tcW w:type="dxa" w:w="2506"/>
+                  <w:tcBorders>
+                    <w:top w:val="single" w:color="B7C2D1" w:sz="4"/>
+                    <w:left w:val="single" w:color="B7C2D1" w:sz="4"/>
+                    <w:bottom w:val="single" w:color="B7C2D1" w:sz="4"/>
+                    <w:right w:val="single" w:color="B7C2D1" w:sz="4"/>
+                  </w:tcBorders>
+                  <w:shd w:fill="FFFFFF" w:color="auto" w:val="clear"/>
+                  <w:tcMar>
+                    <w:top w:type="dxa" w:w="80"/>
+                    <w:left w:type="dxa" w:w="120"/>
+                    <w:bottom w:type="dxa" w:w="80"/>
+                    <w:right w:type="dxa" w:w="120"/>
+                  </w:tcMar>
+                  <w:vAlign w:val="center"/>
+                </w:tcPr>
+                <w:p>
+                  <w:pPr>
+                    <w:spacing w:after="0" w:before="0"/>
+                  </w:pPr>
+                  <w:r>
+                    <w:rPr>
+                      <w:rFonts w:ascii="Arial" w:cs="Arial" w:eastAsia="Arial" w:hAnsi="Arial"/>
+                      <w:b w:val="false"/>
+                      <w:bCs w:val="false"/>
+                      <w:sz w:val="21"/>
+                      <w:szCs w:val="21"/>
+                    </w:rPr>
+                    <w:t xml:space="preserve"/>
+                  </w:r>
+                </w:p>
+              </w:tc>
+            </w:tr>
+            <w:tr>
+              <w:trPr>
+                <w:cantSplit/>
+                <w:trHeight w:val="360" w:hRule="atLeast"/>
+              </w:trPr>
+              <w:tc>
+                <w:tcPr>
+                  <w:tcW w:type="dxa" w:w="2506"/>
+                  <w:tcBorders>
+                    <w:top w:val="single" w:color="B7C2D1" w:sz="4"/>
+                    <w:left w:val="single" w:color="B7C2D1" w:sz="4"/>
+                    <w:bottom w:val="single" w:color="B7C2D1" w:sz="4"/>
+                    <w:right w:val="single" w:color="B7C2D1" w:sz="4"/>
+                  </w:tcBorders>
+                  <w:shd w:fill="FFFFFF" w:color="auto" w:val="clear"/>
+                  <w:tcMar>
+                    <w:top w:type="dxa" w:w="80"/>
+                    <w:left w:type="dxa" w:w="120"/>
+                    <w:bottom w:type="dxa" w:w="80"/>
+                    <w:right w:type="dxa" w:w="120"/>
+                  </w:tcMar>
+                  <w:vAlign w:val="center"/>
+                </w:tcPr>
+                <w:p>
+                  <w:pPr>
+                    <w:spacing w:after="0" w:before="0"/>
+                  </w:pPr>
+                  <w:r>
+                    <w:rPr>
+                      <w:rFonts w:ascii="Arial" w:cs="Arial" w:eastAsia="Arial" w:hAnsi="Arial"/>
+                      <w:sz w:val="21"/>
+                      <w:szCs w:val="21"/>
+                    </w:rPr>
+                    <w:t xml:space="preserve">Finish the query so it gives the column title and then the column players.</w:t>
+                  </w:r>
+                </w:p>
+              </w:tc>
+              <w:tc>
+                <w:tcPr>
+                  <w:tcW w:type="dxa" w:w="2506"/>
+                  <w:tcBorders>
+                    <w:top w:val="single" w:color="B7C2D1" w:sz="4"/>
+                    <w:left w:val="single" w:color="B7C2D1" w:sz="4"/>
+                    <w:bottom w:val="single" w:color="B7C2D1" w:sz="4"/>
+                    <w:right w:val="single" w:color="B7C2D1" w:sz="4"/>
+                  </w:tcBorders>
+                  <w:shd w:fill="FFFFFF" w:color="auto" w:val="clear"/>
+                  <w:tcMar>
+                    <w:top w:type="dxa" w:w="80"/>
+                    <w:left w:type="dxa" w:w="120"/>
+                    <w:bottom w:type="dxa" w:w="80"/>
+                    <w:right w:type="dxa" w:w="120"/>
+                  </w:tcMar>
+                  <w:vAlign w:val="center"/>
+                </w:tcPr>
+                <w:p>
+                  <w:pPr>
+                    <w:spacing w:after="0" w:before="0"/>
+                  </w:pPr>
+                  <w:r>
+                    <w:rPr>
+                      <w:rFonts w:ascii="Arial" w:cs="Arial" w:eastAsia="Arial" w:hAnsi="Arial"/>
+                      <w:b w:val="false"/>
+                      <w:bCs w:val="false"/>
+                      <w:sz w:val="21"/>
+                      <w:szCs w:val="21"/>
+                    </w:rPr>
+                    <w:t xml:space="preserve">Complete it</w:t>
+                  </w:r>
+                </w:p>
+              </w:tc>
+              <w:tc>
+                <w:tcPr>
+                  <w:tcW w:type="dxa" w:w="2506"/>
+                  <w:tcBorders>
+                    <w:top w:val="single" w:color="B7C2D1" w:sz="4"/>
+                    <w:left w:val="single" w:color="B7C2D1" w:sz="4"/>
+                    <w:bottom w:val="single" w:color="B7C2D1" w:sz="4"/>
+                    <w:right w:val="single" w:color="B7C2D1" w:sz="4"/>
+                  </w:tcBorders>
+                  <w:shd w:fill="FFFFFF" w:color="auto" w:val="clear"/>
+                  <w:tcMar>
+                    <w:top w:type="dxa" w:w="80"/>
+                    <w:left w:type="dxa" w:w="120"/>
+                    <w:bottom w:type="dxa" w:w="80"/>
+                    <w:right w:type="dxa" w:w="120"/>
+                  </w:tcMar>
+                  <w:vAlign w:val="center"/>
+                </w:tcPr>
+                <w:p>
+                  <w:pPr>
+                    <w:spacing w:after="0" w:before="0"/>
+                  </w:pPr>
+                  <w:r>
+                    <w:rPr>
+                      <w:rFonts w:ascii="Arial" w:cs="Arial" w:eastAsia="Arial" w:hAnsi="Arial"/>
+                      <w:b w:val="false"/>
+                      <w:bCs w:val="false"/>
+                      <w:sz w:val="21"/>
+                      <w:szCs w:val="21"/>
+                    </w:rPr>
+                    <w:t xml:space="preserve">2</w:t>
+                  </w:r>
+                </w:p>
+              </w:tc>
+              <w:tc>
+                <w:tcPr>
+                  <w:tcW w:type="dxa" w:w="2506"/>
+                  <w:tcBorders>
+                    <w:top w:val="single" w:color="B7C2D1" w:sz="4"/>
+                    <w:left w:val="single" w:color="B7C2D1" w:sz="4"/>
+                    <w:bottom w:val="single" w:color="B7C2D1" w:sz="4"/>
+                    <w:right w:val="single" w:color="B7C2D1" w:sz="4"/>
+                  </w:tcBorders>
+                  <w:shd w:fill="FFFFFF" w:color="auto" w:val="clear"/>
+                  <w:tcMar>
+                    <w:top w:type="dxa" w:w="80"/>
+                    <w:left w:type="dxa" w:w="120"/>
+                    <w:bottom w:type="dxa" w:w="80"/>
+                    <w:right w:type="dxa" w:w="120"/>
+                  </w:tcMar>
+                  <w:vAlign w:val="center"/>
+                </w:tcPr>
+                <w:p>
+                  <w:pPr>
+                    <w:spacing w:after="0" w:before="0"/>
+                  </w:pPr>
+                  <w:r>
+                    <w:rPr>
+                      <w:rFonts w:ascii="Arial" w:cs="Arial" w:eastAsia="Arial" w:hAnsi="Arial"/>
+                      <w:b w:val="false"/>
+                      <w:bCs w:val="false"/>
+                      <w:sz w:val="21"/>
+                      <w:szCs w:val="21"/>
+                    </w:rPr>
+                    <w:t xml:space="preserve"/>
+                  </w:r>
+                </w:p>
+              </w:tc>
+            </w:tr>
+            <w:tr>
+              <w:trPr>
+                <w:cantSplit/>
+                <w:trHeight w:val="360" w:hRule="atLeast"/>
+              </w:trPr>
+              <w:tc>
+                <w:tcPr>
+                  <w:tcW w:type="dxa" w:w="2506"/>
+                  <w:tcBorders>
+                    <w:top w:val="single" w:color="B7C2D1" w:sz="4"/>
+                    <w:left w:val="single" w:color="B7C2D1" w:sz="4"/>
+                    <w:bottom w:val="single" w:color="B7C2D1" w:sz="4"/>
+                    <w:right w:val="single" w:color="B7C2D1" w:sz="4"/>
+                  </w:tcBorders>
+                  <w:shd w:fill="FFFFFF" w:color="auto" w:val="clear"/>
+                  <w:tcMar>
+                    <w:top w:type="dxa" w:w="80"/>
+                    <w:left w:type="dxa" w:w="120"/>
+                    <w:bottom w:type="dxa" w:w="80"/>
+                    <w:right w:type="dxa" w:w="120"/>
+                  </w:tcMar>
+                  <w:vAlign w:val="center"/>
+                </w:tcPr>
+                <w:p>
+                  <w:pPr>
+                    <w:spacing w:after="0" w:before="0"/>
+                  </w:pPr>
+                  <w:r>
+                    <w:rPr>
+                      <w:rFonts w:ascii="Arial" w:cs="Arial" w:eastAsia="Arial" w:hAnsi="Arial"/>
+                      <w:sz w:val="21"/>
+                      <w:szCs w:val="21"/>
+                    </w:rPr>
+                    <w:t xml:space="preserve">Write one query giving the column title and then the column minutes for every game in the table games. Display each row on its own line, the two values separated by one space.</w:t>
+                  </w:r>
+                </w:p>
+              </w:tc>
+              <w:tc>
+                <w:tcPr>
+                  <w:tcW w:type="dxa" w:w="2506"/>
+                  <w:tcBorders>
+                    <w:top w:val="single" w:color="B7C2D1" w:sz="4"/>
+                    <w:left w:val="single" w:color="B7C2D1" w:sz="4"/>
+                    <w:bottom w:val="single" w:color="B7C2D1" w:sz="4"/>
+                    <w:right w:val="single" w:color="B7C2D1" w:sz="4"/>
+                  </w:tcBorders>
+                  <w:shd w:fill="FFFFFF" w:color="auto" w:val="clear"/>
+                  <w:tcMar>
+                    <w:top w:type="dxa" w:w="80"/>
+                    <w:left w:type="dxa" w:w="120"/>
+                    <w:bottom w:type="dxa" w:w="80"/>
+                    <w:right w:type="dxa" w:w="120"/>
+                  </w:tcMar>
+                  <w:vAlign w:val="center"/>
+                </w:tcPr>
+                <w:p>
+                  <w:pPr>
+                    <w:spacing w:after="0" w:before="0"/>
+                  </w:pPr>
+                  <w:r>
+                    <w:rPr>
+                      <w:rFonts w:ascii="Arial" w:cs="Arial" w:eastAsia="Arial" w:hAnsi="Arial"/>
+                      <w:b w:val="false"/>
+                      <w:bCs w:val="false"/>
+                      <w:sz w:val="21"/>
+                      <w:szCs w:val="21"/>
+                    </w:rPr>
+                    <w:t xml:space="preserve">Write it</w:t>
+                  </w:r>
+                </w:p>
+              </w:tc>
+              <w:tc>
+                <w:tcPr>
+                  <w:tcW w:type="dxa" w:w="2506"/>
+                  <w:tcBorders>
+                    <w:top w:val="single" w:color="B7C2D1" w:sz="4"/>
+                    <w:left w:val="single" w:color="B7C2D1" w:sz="4"/>
+                    <w:bottom w:val="single" w:color="B7C2D1" w:sz="4"/>
+                    <w:right w:val="single" w:color="B7C2D1" w:sz="4"/>
+                  </w:tcBorders>
+                  <w:shd w:fill="FFFFFF" w:color="auto" w:val="clear"/>
+                  <w:tcMar>
+                    <w:top w:type="dxa" w:w="80"/>
+                    <w:left w:type="dxa" w:w="120"/>
+                    <w:bottom w:type="dxa" w:w="80"/>
+                    <w:right w:type="dxa" w:w="120"/>
+                  </w:tcMar>
+                  <w:vAlign w:val="center"/>
+                </w:tcPr>
+                <w:p>
+                  <w:pPr>
+                    <w:spacing w:after="0" w:before="0"/>
+                  </w:pPr>
+                  <w:r>
+                    <w:rPr>
+                      <w:rFonts w:ascii="Arial" w:cs="Arial" w:eastAsia="Arial" w:hAnsi="Arial"/>
+                      <w:b w:val="false"/>
+                      <w:bCs w:val="false"/>
+                      <w:sz w:val="21"/>
+                      <w:szCs w:val="21"/>
+                    </w:rPr>
+                    <w:t xml:space="preserve">2</w:t>
+                  </w:r>
+                </w:p>
+              </w:tc>
+              <w:tc>
+                <w:tcPr>
+                  <w:tcW w:type="dxa" w:w="2506"/>
+                  <w:tcBorders>
+                    <w:top w:val="single" w:color="B7C2D1" w:sz="4"/>
+                    <w:left w:val="single" w:color="B7C2D1" w:sz="4"/>
+                    <w:bottom w:val="single" w:color="B7C2D1" w:sz="4"/>
+                    <w:right w:val="single" w:color="B7C2D1" w:sz="4"/>
+                  </w:tcBorders>
+                  <w:shd w:fill="FFFFFF" w:color="auto" w:val="clear"/>
+                  <w:tcMar>
+                    <w:top w:type="dxa" w:w="80"/>
+                    <w:left w:type="dxa" w:w="120"/>
+                    <w:bottom w:type="dxa" w:w="80"/>
+                    <w:right w:type="dxa" w:w="120"/>
+                  </w:tcMar>
+                  <w:vAlign w:val="center"/>
+                </w:tcPr>
+                <w:p>
+                  <w:pPr>
+                    <w:spacing w:after="0" w:before="0"/>
+                  </w:pPr>
+                  <w:r>
+                    <w:rPr>
+                      <w:rFonts w:ascii="Arial" w:cs="Arial" w:eastAsia="Arial" w:hAnsi="Arial"/>
+                      <w:b w:val="false"/>
+                      <w:bCs w:val="false"/>
+                      <w:sz w:val="21"/>
+                      <w:szCs w:val="21"/>
+                    </w:rPr>
+                    <w:t xml:space="preserve"/>
+                  </w:r>
+                </w:p>
+              </w:tc>
+            </w:tr>
+            <w:tr>
+              <w:trPr>
+                <w:cantSplit/>
+                <w:trHeight w:val="360" w:hRule="atLeast"/>
+              </w:trPr>
+              <w:tc>
+                <w:tcPr>
+                  <w:tcW w:type="dxa" w:w="2506"/>
+                  <w:tcBorders>
+                    <w:top w:val="single" w:color="B7C2D1" w:sz="4"/>
+                    <w:left w:val="single" w:color="B7C2D1" w:sz="4"/>
+                    <w:bottom w:val="single" w:color="B7C2D1" w:sz="4"/>
+                    <w:right w:val="single" w:color="B7C2D1" w:sz="4"/>
+                  </w:tcBorders>
+                  <w:shd w:fill="FFFFFF" w:color="auto" w:val="clear"/>
+                  <w:tcMar>
+                    <w:top w:type="dxa" w:w="80"/>
+                    <w:left w:type="dxa" w:w="120"/>
+                    <w:bottom w:type="dxa" w:w="80"/>
+                    <w:right w:type="dxa" w:w="120"/>
+                  </w:tcMar>
+                  <w:vAlign w:val="center"/>
+                </w:tcPr>
+                <w:p>
+                  <w:pPr>
+                    <w:spacing w:after="0" w:before="0"/>
+                  </w:pPr>
+                  <w:r>
+                    <w:rPr>
+                      <w:rFonts w:ascii="Arial" w:cs="Arial" w:eastAsia="Arial" w:hAnsi="Arial"/>
+                      <w:sz w:val="21"/>
+                      <w:szCs w:val="21"/>
+                    </w:rPr>
+                    <w:t xml:space="preserve">Write one query giving the column title for every game in the table games. Display each row the query finds on its own line. Then display one more line giving how many rows the query found.</w:t>
+                  </w:r>
+                </w:p>
+              </w:tc>
+              <w:tc>
+                <w:tcPr>
+                  <w:tcW w:type="dxa" w:w="2506"/>
+                  <w:tcBorders>
+                    <w:top w:val="single" w:color="B7C2D1" w:sz="4"/>
+                    <w:left w:val="single" w:color="B7C2D1" w:sz="4"/>
+                    <w:bottom w:val="single" w:color="B7C2D1" w:sz="4"/>
+                    <w:right w:val="single" w:color="B7C2D1" w:sz="4"/>
+                  </w:tcBorders>
+                  <w:shd w:fill="FFFFFF" w:color="auto" w:val="clear"/>
+                  <w:tcMar>
+                    <w:top w:type="dxa" w:w="80"/>
+                    <w:left w:type="dxa" w:w="120"/>
+                    <w:bottom w:type="dxa" w:w="80"/>
+                    <w:right w:type="dxa" w:w="120"/>
+                  </w:tcMar>
+                  <w:vAlign w:val="center"/>
+                </w:tcPr>
+                <w:p>
+                  <w:pPr>
+                    <w:spacing w:after="0" w:before="0"/>
+                  </w:pPr>
+                  <w:r>
+                    <w:rPr>
+                      <w:rFonts w:ascii="Arial" w:cs="Arial" w:eastAsia="Arial" w:hAnsi="Arial"/>
+                      <w:b w:val="false"/>
+                      <w:bCs w:val="false"/>
+                      <w:sz w:val="21"/>
+                      <w:szCs w:val="21"/>
+                    </w:rPr>
+                    <w:t xml:space="preserve">Challenge (optional)</w:t>
+                  </w:r>
+                </w:p>
+              </w:tc>
+              <w:tc>
+                <w:tcPr>
+                  <w:tcW w:type="dxa" w:w="2506"/>
                   <w:tcBorders>
                     <w:top w:val="single" w:color="B7C2D1" w:sz="4"/>
                     <w:left w:val="single" w:color="B7C2D1" w:sz="4"/>
@@ -1916,7 +2799,7 @@
               </w:tc>
               <w:tc>
                 <w:tcPr>
-                  <w:tcW w:type="dxa" w:w="3342"/>
+                  <w:tcW w:type="dxa" w:w="2506"/>
                   <w:tcBorders>
                     <w:top w:val="single" w:color="B7C2D1" w:sz="4"/>
                     <w:left w:val="single" w:color="B7C2D1" w:sz="4"/>
@@ -1963,7 +2846,7 @@
                 <w:sz w:val="21"/>
                 <w:szCs w:val="21"/>
               </w:rPr>
-              <w:t xml:space="preserve">Plan the one you found hardest: inputs, what happens to them, what is printed.</w:t>
+              <w:t xml:space="preserve">Plan the one you found hardest: what is typed in, what happens to it, what is displayed.</w:t>
             </w:r>
           </w:p>
           <w:tbl>
@@ -2389,12 +3272,12 @@
                 <w:sz w:val="21"/>
                 <w:szCs w:val="21"/>
               </w:rPr>
-              <w:t xml:space="preserve">Tick each one off as its tests pass in the editor</w:t>
+              <w:t xml:space="preserve">Tick each one off as you finish it in the editor</w:t>
             </w:r>
           </w:p>
           <w:tbl>
             <w:tblPr>
-              <w:tblW w:type="dxa" w:w="10026"/>
+              <w:tblW w:type="dxa" w:w="10024"/>
               <w:tblBorders>
                 <w:top w:val="single" w:color="auto" w:sz="4"/>
                 <w:left w:val="single" w:color="auto" w:sz="4"/>
@@ -2405,9 +3288,10 @@
               </w:tblBorders>
             </w:tblPr>
             <w:tblGrid>
-              <w:gridCol w:w="3342"/>
-              <w:gridCol w:w="3342"/>
-              <w:gridCol w:w="3342"/>
+              <w:gridCol w:w="2506"/>
+              <w:gridCol w:w="2506"/>
+              <w:gridCol w:w="2506"/>
+              <w:gridCol w:w="2506"/>
             </w:tblGrid>
             <w:tr>
               <w:trPr>
@@ -2416,7 +3300,7 @@
               </w:trPr>
               <w:tc>
                 <w:tcPr>
-                  <w:tcW w:type="dxa" w:w="3342"/>
+                  <w:tcW w:type="dxa" w:w="2506"/>
                   <w:tcBorders>
                     <w:top w:val="single" w:color="B7C2D1" w:sz="4"/>
                     <w:left w:val="single" w:color="B7C2D1" w:sz="4"/>
@@ -2444,13 +3328,13 @@
                       <w:sz w:val="20"/>
                       <w:szCs w:val="20"/>
                     </w:rPr>
-                    <w:t xml:space="preserve">Program</w:t>
-                  </w:r>
-                </w:p>
-              </w:tc>
-              <w:tc>
-                <w:tcPr>
-                  <w:tcW w:type="dxa" w:w="3342"/>
+                    <w:t xml:space="preserve">Activity</w:t>
+                  </w:r>
+                </w:p>
+              </w:tc>
+              <w:tc>
+                <w:tcPr>
+                  <w:tcW w:type="dxa" w:w="2506"/>
                   <w:tcBorders>
                     <w:top w:val="single" w:color="B7C2D1" w:sz="4"/>
                     <w:left w:val="single" w:color="B7C2D1" w:sz="4"/>
@@ -2478,13 +3362,47 @@
                       <w:sz w:val="20"/>
                       <w:szCs w:val="20"/>
                     </w:rPr>
+                    <w:t xml:space="preserve">What to do</w:t>
+                  </w:r>
+                </w:p>
+              </w:tc>
+              <w:tc>
+                <w:tcPr>
+                  <w:tcW w:type="dxa" w:w="2506"/>
+                  <w:tcBorders>
+                    <w:top w:val="single" w:color="B7C2D1" w:sz="4"/>
+                    <w:left w:val="single" w:color="B7C2D1" w:sz="4"/>
+                    <w:bottom w:val="single" w:color="B7C2D1" w:sz="4"/>
+                    <w:right w:val="single" w:color="B7C2D1" w:sz="4"/>
+                  </w:tcBorders>
+                  <w:shd w:fill="E6ECF5" w:color="auto" w:val="clear"/>
+                  <w:tcMar>
+                    <w:top w:type="dxa" w:w="80"/>
+                    <w:left w:type="dxa" w:w="120"/>
+                    <w:bottom w:type="dxa" w:w="80"/>
+                    <w:right w:type="dxa" w:w="120"/>
+                  </w:tcMar>
+                  <w:vAlign w:val="center"/>
+                </w:tcPr>
+                <w:p>
+                  <w:pPr>
+                    <w:spacing w:after="0" w:before="0"/>
+                  </w:pPr>
+                  <w:r>
+                    <w:rPr>
+                      <w:rFonts w:ascii="Arial" w:cs="Arial" w:eastAsia="Arial" w:hAnsi="Arial"/>
+                      <w:b/>
+                      <w:bCs/>
+                      <w:sz w:val="20"/>
+                      <w:szCs w:val="20"/>
+                    </w:rPr>
                     <w:t xml:space="preserve">Marks</w:t>
                   </w:r>
                 </w:p>
               </w:tc>
               <w:tc>
                 <w:tcPr>
-                  <w:tcW w:type="dxa" w:w="3342"/>
+                  <w:tcW w:type="dxa" w:w="2506"/>
                   <w:tcBorders>
                     <w:top w:val="single" w:color="B7C2D1" w:sz="4"/>
                     <w:left w:val="single" w:color="B7C2D1" w:sz="4"/>
@@ -2524,73 +3442,107 @@
               </w:trPr>
               <w:tc>
                 <w:tcPr>
-                  <w:tcW w:type="dxa" w:w="3342"/>
-                  <w:tcBorders>
-                    <w:top w:val="single" w:color="B7C2D1" w:sz="4"/>
-                    <w:left w:val="single" w:color="B7C2D1" w:sz="4"/>
-                    <w:bottom w:val="single" w:color="B7C2D1" w:sz="4"/>
-                    <w:right w:val="single" w:color="B7C2D1" w:sz="4"/>
-                  </w:tcBorders>
-                  <w:shd w:fill="FFFFFF" w:color="auto" w:val="clear"/>
-                  <w:tcMar>
-                    <w:top w:type="dxa" w:w="80"/>
-                    <w:left w:type="dxa" w:w="120"/>
-                    <w:bottom w:type="dxa" w:w="80"/>
-                    <w:right w:type="dxa" w:w="120"/>
-                  </w:tcMar>
-                  <w:vAlign w:val="center"/>
-                </w:tcPr>
-                <w:p>
-                  <w:pPr>
-                    <w:spacing w:after="0" w:before="0"/>
-                  </w:pPr>
-                  <w:r>
-                    <w:rPr>
-                      <w:rFonts w:ascii="Arial" w:cs="Arial" w:eastAsia="Arial" w:hAnsi="Arial"/>
-                      <w:sz w:val="21"/>
-                      <w:szCs w:val="21"/>
-                    </w:rPr>
-                    <w:t xml:space="preserve">Write one query giving the column title for every game in the table games. Keep only the games whose kind is card. Leave the rows in the order the table stores them. Display each row the query finds on its own line.</w:t>
-                  </w:r>
-                </w:p>
-              </w:tc>
-              <w:tc>
-                <w:tcPr>
-                  <w:tcW w:type="dxa" w:w="3342"/>
-                  <w:tcBorders>
-                    <w:top w:val="single" w:color="B7C2D1" w:sz="4"/>
-                    <w:left w:val="single" w:color="B7C2D1" w:sz="4"/>
-                    <w:bottom w:val="single" w:color="B7C2D1" w:sz="4"/>
-                    <w:right w:val="single" w:color="B7C2D1" w:sz="4"/>
-                  </w:tcBorders>
-                  <w:shd w:fill="FFFFFF" w:color="auto" w:val="clear"/>
-                  <w:tcMar>
-                    <w:top w:type="dxa" w:w="80"/>
-                    <w:left w:type="dxa" w:w="120"/>
-                    <w:bottom w:type="dxa" w:w="80"/>
-                    <w:right w:type="dxa" w:w="120"/>
-                  </w:tcMar>
-                  <w:vAlign w:val="center"/>
-                </w:tcPr>
-                <w:p>
-                  <w:pPr>
-                    <w:spacing w:after="0" w:before="0"/>
-                  </w:pPr>
-                  <w:r>
-                    <w:rPr>
-                      <w:rFonts w:ascii="Arial" w:cs="Arial" w:eastAsia="Arial" w:hAnsi="Arial"/>
-                      <w:b w:val="false"/>
-                      <w:bCs w:val="false"/>
-                      <w:sz w:val="21"/>
-                      <w:szCs w:val="21"/>
-                    </w:rPr>
-                    <w:t xml:space="preserve">3</w:t>
-                  </w:r>
-                </w:p>
-              </w:tc>
-              <w:tc>
-                <w:tcPr>
-                  <w:tcW w:type="dxa" w:w="3342"/>
+                  <w:tcW w:type="dxa" w:w="2506"/>
+                  <w:tcBorders>
+                    <w:top w:val="single" w:color="B7C2D1" w:sz="4"/>
+                    <w:left w:val="single" w:color="B7C2D1" w:sz="4"/>
+                    <w:bottom w:val="single" w:color="B7C2D1" w:sz="4"/>
+                    <w:right w:val="single" w:color="B7C2D1" w:sz="4"/>
+                  </w:tcBorders>
+                  <w:shd w:fill="FFFFFF" w:color="auto" w:val="clear"/>
+                  <w:tcMar>
+                    <w:top w:type="dxa" w:w="80"/>
+                    <w:left w:type="dxa" w:w="120"/>
+                    <w:bottom w:type="dxa" w:w="80"/>
+                    <w:right w:type="dxa" w:w="120"/>
+                  </w:tcMar>
+                  <w:vAlign w:val="center"/>
+                </w:tcPr>
+                <w:p>
+                  <w:pPr>
+                    <w:spacing w:after="0" w:before="0"/>
+                  </w:pPr>
+                  <w:r>
+                    <w:rPr>
+                      <w:rFonts w:ascii="Arial" w:cs="Arial" w:eastAsia="Arial" w:hAnsi="Arial"/>
+                      <w:sz w:val="21"/>
+                      <w:szCs w:val="21"/>
+                    </w:rPr>
+                    <w:t xml:space="preserve">Press Run. The table holds three games and the query finds two of them.</w:t>
+                  </w:r>
+                </w:p>
+              </w:tc>
+              <w:tc>
+                <w:tcPr>
+                  <w:tcW w:type="dxa" w:w="2506"/>
+                  <w:tcBorders>
+                    <w:top w:val="single" w:color="B7C2D1" w:sz="4"/>
+                    <w:left w:val="single" w:color="B7C2D1" w:sz="4"/>
+                    <w:bottom w:val="single" w:color="B7C2D1" w:sz="4"/>
+                    <w:right w:val="single" w:color="B7C2D1" w:sz="4"/>
+                  </w:tcBorders>
+                  <w:shd w:fill="FFFFFF" w:color="auto" w:val="clear"/>
+                  <w:tcMar>
+                    <w:top w:type="dxa" w:w="80"/>
+                    <w:left w:type="dxa" w:w="120"/>
+                    <w:bottom w:type="dxa" w:w="80"/>
+                    <w:right w:type="dxa" w:w="120"/>
+                  </w:tcMar>
+                  <w:vAlign w:val="center"/>
+                </w:tcPr>
+                <w:p>
+                  <w:pPr>
+                    <w:spacing w:after="0" w:before="0"/>
+                  </w:pPr>
+                  <w:r>
+                    <w:rPr>
+                      <w:rFonts w:ascii="Arial" w:cs="Arial" w:eastAsia="Arial" w:hAnsi="Arial"/>
+                      <w:b w:val="false"/>
+                      <w:bCs w:val="false"/>
+                      <w:sz w:val="21"/>
+                      <w:szCs w:val="21"/>
+                    </w:rPr>
+                    <w:t xml:space="preserve">Run it</w:t>
+                  </w:r>
+                </w:p>
+              </w:tc>
+              <w:tc>
+                <w:tcPr>
+                  <w:tcW w:type="dxa" w:w="2506"/>
+                  <w:tcBorders>
+                    <w:top w:val="single" w:color="B7C2D1" w:sz="4"/>
+                    <w:left w:val="single" w:color="B7C2D1" w:sz="4"/>
+                    <w:bottom w:val="single" w:color="B7C2D1" w:sz="4"/>
+                    <w:right w:val="single" w:color="B7C2D1" w:sz="4"/>
+                  </w:tcBorders>
+                  <w:shd w:fill="FFFFFF" w:color="auto" w:val="clear"/>
+                  <w:tcMar>
+                    <w:top w:type="dxa" w:w="80"/>
+                    <w:left w:type="dxa" w:w="120"/>
+                    <w:bottom w:type="dxa" w:w="80"/>
+                    <w:right w:type="dxa" w:w="120"/>
+                  </w:tcMar>
+                  <w:vAlign w:val="center"/>
+                </w:tcPr>
+                <w:p>
+                  <w:pPr>
+                    <w:spacing w:after="0" w:before="0"/>
+                  </w:pPr>
+                  <w:r>
+                    <w:rPr>
+                      <w:rFonts w:ascii="Arial" w:cs="Arial" w:eastAsia="Arial" w:hAnsi="Arial"/>
+                      <w:b w:val="false"/>
+                      <w:bCs w:val="false"/>
+                      <w:sz w:val="21"/>
+                      <w:szCs w:val="21"/>
+                    </w:rPr>
+                    <w:t xml:space="preserve">1</w:t>
+                  </w:r>
+                </w:p>
+              </w:tc>
+              <w:tc>
+                <w:tcPr>
+                  <w:tcW w:type="dxa" w:w="2506"/>
                   <w:tcBorders>
                     <w:top w:val="single" w:color="B7C2D1" w:sz="4"/>
                     <w:left w:val="single" w:color="B7C2D1" w:sz="4"/>
@@ -2630,73 +3582,807 @@
               </w:trPr>
               <w:tc>
                 <w:tcPr>
-                  <w:tcW w:type="dxa" w:w="3342"/>
-                  <w:tcBorders>
-                    <w:top w:val="single" w:color="B7C2D1" w:sz="4"/>
-                    <w:left w:val="single" w:color="B7C2D1" w:sz="4"/>
-                    <w:bottom w:val="single" w:color="B7C2D1" w:sz="4"/>
-                    <w:right w:val="single" w:color="B7C2D1" w:sz="4"/>
-                  </w:tcBorders>
-                  <w:shd w:fill="FFFFFF" w:color="auto" w:val="clear"/>
-                  <w:tcMar>
-                    <w:top w:type="dxa" w:w="80"/>
-                    <w:left w:type="dxa" w:w="120"/>
-                    <w:bottom w:type="dxa" w:w="80"/>
-                    <w:right w:type="dxa" w:w="120"/>
-                  </w:tcMar>
-                  <w:vAlign w:val="center"/>
-                </w:tcPr>
-                <w:p>
-                  <w:pPr>
-                    <w:spacing w:after="0" w:before="0"/>
-                  </w:pPr>
-                  <w:r>
-                    <w:rPr>
-                      <w:rFonts w:ascii="Arial" w:cs="Arial" w:eastAsia="Arial" w:hAnsi="Arial"/>
-                      <w:sz w:val="21"/>
-                      <w:szCs w:val="21"/>
-                    </w:rPr>
-                    <w:t xml:space="preserve">Write one query giving the columns title and then kind for every game in the table games. Keep only the games where players is exactly 2. Leave the rows in the order the table stores them. Display each row on its own line, the two values separated by a single space.</w:t>
-                  </w:r>
-                </w:p>
-              </w:tc>
-              <w:tc>
-                <w:tcPr>
-                  <w:tcW w:type="dxa" w:w="3342"/>
-                  <w:tcBorders>
-                    <w:top w:val="single" w:color="B7C2D1" w:sz="4"/>
-                    <w:left w:val="single" w:color="B7C2D1" w:sz="4"/>
-                    <w:bottom w:val="single" w:color="B7C2D1" w:sz="4"/>
-                    <w:right w:val="single" w:color="B7C2D1" w:sz="4"/>
-                  </w:tcBorders>
-                  <w:shd w:fill="FFFFFF" w:color="auto" w:val="clear"/>
-                  <w:tcMar>
-                    <w:top w:type="dxa" w:w="80"/>
-                    <w:left w:type="dxa" w:w="120"/>
-                    <w:bottom w:type="dxa" w:w="80"/>
-                    <w:right w:type="dxa" w:w="120"/>
-                  </w:tcMar>
-                  <w:vAlign w:val="center"/>
-                </w:tcPr>
-                <w:p>
-                  <w:pPr>
-                    <w:spacing w:after="0" w:before="0"/>
-                  </w:pPr>
-                  <w:r>
-                    <w:rPr>
-                      <w:rFonts w:ascii="Arial" w:cs="Arial" w:eastAsia="Arial" w:hAnsi="Arial"/>
-                      <w:b w:val="false"/>
-                      <w:bCs w:val="false"/>
-                      <w:sz w:val="21"/>
-                      <w:szCs w:val="21"/>
-                    </w:rPr>
-                    <w:t xml:space="preserve">4</w:t>
-                  </w:r>
-                </w:p>
-              </w:tc>
-              <w:tc>
-                <w:tcPr>
-                  <w:tcW w:type="dxa" w:w="3342"/>
+                  <w:tcW w:type="dxa" w:w="2506"/>
+                  <w:tcBorders>
+                    <w:top w:val="single" w:color="B7C2D1" w:sz="4"/>
+                    <w:left w:val="single" w:color="B7C2D1" w:sz="4"/>
+                    <w:bottom w:val="single" w:color="B7C2D1" w:sz="4"/>
+                    <w:right w:val="single" w:color="B7C2D1" w:sz="4"/>
+                  </w:tcBorders>
+                  <w:shd w:fill="FFFFFF" w:color="auto" w:val="clear"/>
+                  <w:tcMar>
+                    <w:top w:type="dxa" w:w="80"/>
+                    <w:left w:type="dxa" w:w="120"/>
+                    <w:bottom w:type="dxa" w:w="80"/>
+                    <w:right w:type="dxa" w:w="120"/>
+                  </w:tcMar>
+                  <w:vAlign w:val="center"/>
+                </w:tcPr>
+                <w:p>
+                  <w:pPr>
+                    <w:spacing w:after="0" w:before="0"/>
+                  </w:pPr>
+                  <w:r>
+                    <w:rPr>
+                      <w:rFonts w:ascii="Arial" w:cs="Arial" w:eastAsia="Arial" w:hAnsi="Arial"/>
+                      <w:sz w:val="21"/>
+                      <w:szCs w:val="21"/>
+                    </w:rPr>
+                    <w:t xml:space="preserve">What will this program display?</w:t>
+                  </w:r>
+                </w:p>
+              </w:tc>
+              <w:tc>
+                <w:tcPr>
+                  <w:tcW w:type="dxa" w:w="2506"/>
+                  <w:tcBorders>
+                    <w:top w:val="single" w:color="B7C2D1" w:sz="4"/>
+                    <w:left w:val="single" w:color="B7C2D1" w:sz="4"/>
+                    <w:bottom w:val="single" w:color="B7C2D1" w:sz="4"/>
+                    <w:right w:val="single" w:color="B7C2D1" w:sz="4"/>
+                  </w:tcBorders>
+                  <w:shd w:fill="FFFFFF" w:color="auto" w:val="clear"/>
+                  <w:tcMar>
+                    <w:top w:type="dxa" w:w="80"/>
+                    <w:left w:type="dxa" w:w="120"/>
+                    <w:bottom w:type="dxa" w:w="80"/>
+                    <w:right w:type="dxa" w:w="120"/>
+                  </w:tcMar>
+                  <w:vAlign w:val="center"/>
+                </w:tcPr>
+                <w:p>
+                  <w:pPr>
+                    <w:spacing w:after="0" w:before="0"/>
+                  </w:pPr>
+                  <w:r>
+                    <w:rPr>
+                      <w:rFonts w:ascii="Arial" w:cs="Arial" w:eastAsia="Arial" w:hAnsi="Arial"/>
+                      <w:b w:val="false"/>
+                      <w:bCs w:val="false"/>
+                      <w:sz w:val="21"/>
+                      <w:szCs w:val="21"/>
+                    </w:rPr>
+                    <w:t xml:space="preserve">Predict</w:t>
+                  </w:r>
+                </w:p>
+              </w:tc>
+              <w:tc>
+                <w:tcPr>
+                  <w:tcW w:type="dxa" w:w="2506"/>
+                  <w:tcBorders>
+                    <w:top w:val="single" w:color="B7C2D1" w:sz="4"/>
+                    <w:left w:val="single" w:color="B7C2D1" w:sz="4"/>
+                    <w:bottom w:val="single" w:color="B7C2D1" w:sz="4"/>
+                    <w:right w:val="single" w:color="B7C2D1" w:sz="4"/>
+                  </w:tcBorders>
+                  <w:shd w:fill="FFFFFF" w:color="auto" w:val="clear"/>
+                  <w:tcMar>
+                    <w:top w:type="dxa" w:w="80"/>
+                    <w:left w:type="dxa" w:w="120"/>
+                    <w:bottom w:type="dxa" w:w="80"/>
+                    <w:right w:type="dxa" w:w="120"/>
+                  </w:tcMar>
+                  <w:vAlign w:val="center"/>
+                </w:tcPr>
+                <w:p>
+                  <w:pPr>
+                    <w:spacing w:after="0" w:before="0"/>
+                  </w:pPr>
+                  <w:r>
+                    <w:rPr>
+                      <w:rFonts w:ascii="Arial" w:cs="Arial" w:eastAsia="Arial" w:hAnsi="Arial"/>
+                      <w:b w:val="false"/>
+                      <w:bCs w:val="false"/>
+                      <w:sz w:val="21"/>
+                      <w:szCs w:val="21"/>
+                    </w:rPr>
+                    <w:t xml:space="preserve">1</w:t>
+                  </w:r>
+                </w:p>
+              </w:tc>
+              <w:tc>
+                <w:tcPr>
+                  <w:tcW w:type="dxa" w:w="2506"/>
+                  <w:tcBorders>
+                    <w:top w:val="single" w:color="B7C2D1" w:sz="4"/>
+                    <w:left w:val="single" w:color="B7C2D1" w:sz="4"/>
+                    <w:bottom w:val="single" w:color="B7C2D1" w:sz="4"/>
+                    <w:right w:val="single" w:color="B7C2D1" w:sz="4"/>
+                  </w:tcBorders>
+                  <w:shd w:fill="FFFFFF" w:color="auto" w:val="clear"/>
+                  <w:tcMar>
+                    <w:top w:type="dxa" w:w="80"/>
+                    <w:left w:type="dxa" w:w="120"/>
+                    <w:bottom w:type="dxa" w:w="80"/>
+                    <w:right w:type="dxa" w:w="120"/>
+                  </w:tcMar>
+                  <w:vAlign w:val="center"/>
+                </w:tcPr>
+                <w:p>
+                  <w:pPr>
+                    <w:spacing w:after="0" w:before="0"/>
+                  </w:pPr>
+                  <w:r>
+                    <w:rPr>
+                      <w:rFonts w:ascii="Arial" w:cs="Arial" w:eastAsia="Arial" w:hAnsi="Arial"/>
+                      <w:b w:val="false"/>
+                      <w:bCs w:val="false"/>
+                      <w:sz w:val="21"/>
+                      <w:szCs w:val="21"/>
+                    </w:rPr>
+                    <w:t xml:space="preserve"/>
+                  </w:r>
+                </w:p>
+              </w:tc>
+            </w:tr>
+            <w:tr>
+              <w:trPr>
+                <w:cantSplit/>
+                <w:trHeight w:val="360" w:hRule="atLeast"/>
+              </w:trPr>
+              <w:tc>
+                <w:tcPr>
+                  <w:tcW w:type="dxa" w:w="2506"/>
+                  <w:tcBorders>
+                    <w:top w:val="single" w:color="B7C2D1" w:sz="4"/>
+                    <w:left w:val="single" w:color="B7C2D1" w:sz="4"/>
+                    <w:bottom w:val="single" w:color="B7C2D1" w:sz="4"/>
+                    <w:right w:val="single" w:color="B7C2D1" w:sz="4"/>
+                  </w:tcBorders>
+                  <w:shd w:fill="FFFFFF" w:color="auto" w:val="clear"/>
+                  <w:tcMar>
+                    <w:top w:type="dxa" w:w="80"/>
+                    <w:left w:type="dxa" w:w="120"/>
+                    <w:bottom w:type="dxa" w:w="80"/>
+                    <w:right w:type="dxa" w:w="120"/>
+                  </w:tcMar>
+                  <w:vAlign w:val="center"/>
+                </w:tcPr>
+                <w:p>
+                  <w:pPr>
+                    <w:spacing w:after="0" w:before="0"/>
+                  </w:pPr>
+                  <w:r>
+                    <w:rPr>
+                      <w:rFonts w:ascii="Arial" w:cs="Arial" w:eastAsia="Arial" w:hAnsi="Arial"/>
+                      <w:sz w:val="21"/>
+                      <w:szCs w:val="21"/>
+                    </w:rPr>
+                    <w:t xml:space="preserve">What will this program display?</w:t>
+                  </w:r>
+                </w:p>
+              </w:tc>
+              <w:tc>
+                <w:tcPr>
+                  <w:tcW w:type="dxa" w:w="2506"/>
+                  <w:tcBorders>
+                    <w:top w:val="single" w:color="B7C2D1" w:sz="4"/>
+                    <w:left w:val="single" w:color="B7C2D1" w:sz="4"/>
+                    <w:bottom w:val="single" w:color="B7C2D1" w:sz="4"/>
+                    <w:right w:val="single" w:color="B7C2D1" w:sz="4"/>
+                  </w:tcBorders>
+                  <w:shd w:fill="FFFFFF" w:color="auto" w:val="clear"/>
+                  <w:tcMar>
+                    <w:top w:type="dxa" w:w="80"/>
+                    <w:left w:type="dxa" w:w="120"/>
+                    <w:bottom w:type="dxa" w:w="80"/>
+                    <w:right w:type="dxa" w:w="120"/>
+                  </w:tcMar>
+                  <w:vAlign w:val="center"/>
+                </w:tcPr>
+                <w:p>
+                  <w:pPr>
+                    <w:spacing w:after="0" w:before="0"/>
+                  </w:pPr>
+                  <w:r>
+                    <w:rPr>
+                      <w:rFonts w:ascii="Arial" w:cs="Arial" w:eastAsia="Arial" w:hAnsi="Arial"/>
+                      <w:b w:val="false"/>
+                      <w:bCs w:val="false"/>
+                      <w:sz w:val="21"/>
+                      <w:szCs w:val="21"/>
+                    </w:rPr>
+                    <w:t xml:space="preserve">Predict</w:t>
+                  </w:r>
+                </w:p>
+              </w:tc>
+              <w:tc>
+                <w:tcPr>
+                  <w:tcW w:type="dxa" w:w="2506"/>
+                  <w:tcBorders>
+                    <w:top w:val="single" w:color="B7C2D1" w:sz="4"/>
+                    <w:left w:val="single" w:color="B7C2D1" w:sz="4"/>
+                    <w:bottom w:val="single" w:color="B7C2D1" w:sz="4"/>
+                    <w:right w:val="single" w:color="B7C2D1" w:sz="4"/>
+                  </w:tcBorders>
+                  <w:shd w:fill="FFFFFF" w:color="auto" w:val="clear"/>
+                  <w:tcMar>
+                    <w:top w:type="dxa" w:w="80"/>
+                    <w:left w:type="dxa" w:w="120"/>
+                    <w:bottom w:type="dxa" w:w="80"/>
+                    <w:right w:type="dxa" w:w="120"/>
+                  </w:tcMar>
+                  <w:vAlign w:val="center"/>
+                </w:tcPr>
+                <w:p>
+                  <w:pPr>
+                    <w:spacing w:after="0" w:before="0"/>
+                  </w:pPr>
+                  <w:r>
+                    <w:rPr>
+                      <w:rFonts w:ascii="Arial" w:cs="Arial" w:eastAsia="Arial" w:hAnsi="Arial"/>
+                      <w:b w:val="false"/>
+                      <w:bCs w:val="false"/>
+                      <w:sz w:val="21"/>
+                      <w:szCs w:val="21"/>
+                    </w:rPr>
+                    <w:t xml:space="preserve">1</w:t>
+                  </w:r>
+                </w:p>
+              </w:tc>
+              <w:tc>
+                <w:tcPr>
+                  <w:tcW w:type="dxa" w:w="2506"/>
+                  <w:tcBorders>
+                    <w:top w:val="single" w:color="B7C2D1" w:sz="4"/>
+                    <w:left w:val="single" w:color="B7C2D1" w:sz="4"/>
+                    <w:bottom w:val="single" w:color="B7C2D1" w:sz="4"/>
+                    <w:right w:val="single" w:color="B7C2D1" w:sz="4"/>
+                  </w:tcBorders>
+                  <w:shd w:fill="FFFFFF" w:color="auto" w:val="clear"/>
+                  <w:tcMar>
+                    <w:top w:type="dxa" w:w="80"/>
+                    <w:left w:type="dxa" w:w="120"/>
+                    <w:bottom w:type="dxa" w:w="80"/>
+                    <w:right w:type="dxa" w:w="120"/>
+                  </w:tcMar>
+                  <w:vAlign w:val="center"/>
+                </w:tcPr>
+                <w:p>
+                  <w:pPr>
+                    <w:spacing w:after="0" w:before="0"/>
+                  </w:pPr>
+                  <w:r>
+                    <w:rPr>
+                      <w:rFonts w:ascii="Arial" w:cs="Arial" w:eastAsia="Arial" w:hAnsi="Arial"/>
+                      <w:b w:val="false"/>
+                      <w:bCs w:val="false"/>
+                      <w:sz w:val="21"/>
+                      <w:szCs w:val="21"/>
+                    </w:rPr>
+                    <w:t xml:space="preserve"/>
+                  </w:r>
+                </w:p>
+              </w:tc>
+            </w:tr>
+            <w:tr>
+              <w:trPr>
+                <w:cantSplit/>
+                <w:trHeight w:val="360" w:hRule="atLeast"/>
+              </w:trPr>
+              <w:tc>
+                <w:tcPr>
+                  <w:tcW w:type="dxa" w:w="2506"/>
+                  <w:tcBorders>
+                    <w:top w:val="single" w:color="B7C2D1" w:sz="4"/>
+                    <w:left w:val="single" w:color="B7C2D1" w:sz="4"/>
+                    <w:bottom w:val="single" w:color="B7C2D1" w:sz="4"/>
+                    <w:right w:val="single" w:color="B7C2D1" w:sz="4"/>
+                  </w:tcBorders>
+                  <w:shd w:fill="FFFFFF" w:color="auto" w:val="clear"/>
+                  <w:tcMar>
+                    <w:top w:type="dxa" w:w="80"/>
+                    <w:left w:type="dxa" w:w="120"/>
+                    <w:bottom w:type="dxa" w:w="80"/>
+                    <w:right w:type="dxa" w:w="120"/>
+                  </w:tcMar>
+                  <w:vAlign w:val="center"/>
+                </w:tcPr>
+                <w:p>
+                  <w:pPr>
+                    <w:spacing w:after="0" w:before="0"/>
+                  </w:pPr>
+                  <w:r>
+                    <w:rPr>
+                      <w:rFonts w:ascii="Arial" w:cs="Arial" w:eastAsia="Arial" w:hAnsi="Arial"/>
+                      <w:sz w:val="21"/>
+                      <w:szCs w:val="21"/>
+                    </w:rPr>
+                    <w:t xml:space="preserve">Change the query so it keeps the party games instead of the card games.</w:t>
+                  </w:r>
+                </w:p>
+              </w:tc>
+              <w:tc>
+                <w:tcPr>
+                  <w:tcW w:type="dxa" w:w="2506"/>
+                  <w:tcBorders>
+                    <w:top w:val="single" w:color="B7C2D1" w:sz="4"/>
+                    <w:left w:val="single" w:color="B7C2D1" w:sz="4"/>
+                    <w:bottom w:val="single" w:color="B7C2D1" w:sz="4"/>
+                    <w:right w:val="single" w:color="B7C2D1" w:sz="4"/>
+                  </w:tcBorders>
+                  <w:shd w:fill="FFFFFF" w:color="auto" w:val="clear"/>
+                  <w:tcMar>
+                    <w:top w:type="dxa" w:w="80"/>
+                    <w:left w:type="dxa" w:w="120"/>
+                    <w:bottom w:type="dxa" w:w="80"/>
+                    <w:right w:type="dxa" w:w="120"/>
+                  </w:tcMar>
+                  <w:vAlign w:val="center"/>
+                </w:tcPr>
+                <w:p>
+                  <w:pPr>
+                    <w:spacing w:after="0" w:before="0"/>
+                  </w:pPr>
+                  <w:r>
+                    <w:rPr>
+                      <w:rFonts w:ascii="Arial" w:cs="Arial" w:eastAsia="Arial" w:hAnsi="Arial"/>
+                      <w:b w:val="false"/>
+                      <w:bCs w:val="false"/>
+                      <w:sz w:val="21"/>
+                      <w:szCs w:val="21"/>
+                    </w:rPr>
+                    <w:t xml:space="preserve">Change it</w:t>
+                  </w:r>
+                </w:p>
+              </w:tc>
+              <w:tc>
+                <w:tcPr>
+                  <w:tcW w:type="dxa" w:w="2506"/>
+                  <w:tcBorders>
+                    <w:top w:val="single" w:color="B7C2D1" w:sz="4"/>
+                    <w:left w:val="single" w:color="B7C2D1" w:sz="4"/>
+                    <w:bottom w:val="single" w:color="B7C2D1" w:sz="4"/>
+                    <w:right w:val="single" w:color="B7C2D1" w:sz="4"/>
+                  </w:tcBorders>
+                  <w:shd w:fill="FFFFFF" w:color="auto" w:val="clear"/>
+                  <w:tcMar>
+                    <w:top w:type="dxa" w:w="80"/>
+                    <w:left w:type="dxa" w:w="120"/>
+                    <w:bottom w:type="dxa" w:w="80"/>
+                    <w:right w:type="dxa" w:w="120"/>
+                  </w:tcMar>
+                  <w:vAlign w:val="center"/>
+                </w:tcPr>
+                <w:p>
+                  <w:pPr>
+                    <w:spacing w:after="0" w:before="0"/>
+                  </w:pPr>
+                  <w:r>
+                    <w:rPr>
+                      <w:rFonts w:ascii="Arial" w:cs="Arial" w:eastAsia="Arial" w:hAnsi="Arial"/>
+                      <w:b w:val="false"/>
+                      <w:bCs w:val="false"/>
+                      <w:sz w:val="21"/>
+                      <w:szCs w:val="21"/>
+                    </w:rPr>
+                    <w:t xml:space="preserve">1</w:t>
+                  </w:r>
+                </w:p>
+              </w:tc>
+              <w:tc>
+                <w:tcPr>
+                  <w:tcW w:type="dxa" w:w="2506"/>
+                  <w:tcBorders>
+                    <w:top w:val="single" w:color="B7C2D1" w:sz="4"/>
+                    <w:left w:val="single" w:color="B7C2D1" w:sz="4"/>
+                    <w:bottom w:val="single" w:color="B7C2D1" w:sz="4"/>
+                    <w:right w:val="single" w:color="B7C2D1" w:sz="4"/>
+                  </w:tcBorders>
+                  <w:shd w:fill="FFFFFF" w:color="auto" w:val="clear"/>
+                  <w:tcMar>
+                    <w:top w:type="dxa" w:w="80"/>
+                    <w:left w:type="dxa" w:w="120"/>
+                    <w:bottom w:type="dxa" w:w="80"/>
+                    <w:right w:type="dxa" w:w="120"/>
+                  </w:tcMar>
+                  <w:vAlign w:val="center"/>
+                </w:tcPr>
+                <w:p>
+                  <w:pPr>
+                    <w:spacing w:after="0" w:before="0"/>
+                  </w:pPr>
+                  <w:r>
+                    <w:rPr>
+                      <w:rFonts w:ascii="Arial" w:cs="Arial" w:eastAsia="Arial" w:hAnsi="Arial"/>
+                      <w:b w:val="false"/>
+                      <w:bCs w:val="false"/>
+                      <w:sz w:val="21"/>
+                      <w:szCs w:val="21"/>
+                    </w:rPr>
+                    <w:t xml:space="preserve"/>
+                  </w:r>
+                </w:p>
+              </w:tc>
+            </w:tr>
+            <w:tr>
+              <w:trPr>
+                <w:cantSplit/>
+                <w:trHeight w:val="360" w:hRule="atLeast"/>
+              </w:trPr>
+              <w:tc>
+                <w:tcPr>
+                  <w:tcW w:type="dxa" w:w="2506"/>
+                  <w:tcBorders>
+                    <w:top w:val="single" w:color="B7C2D1" w:sz="4"/>
+                    <w:left w:val="single" w:color="B7C2D1" w:sz="4"/>
+                    <w:bottom w:val="single" w:color="B7C2D1" w:sz="4"/>
+                    <w:right w:val="single" w:color="B7C2D1" w:sz="4"/>
+                  </w:tcBorders>
+                  <w:shd w:fill="FFFFFF" w:color="auto" w:val="clear"/>
+                  <w:tcMar>
+                    <w:top w:type="dxa" w:w="80"/>
+                    <w:left w:type="dxa" w:w="120"/>
+                    <w:bottom w:type="dxa" w:w="80"/>
+                    <w:right w:type="dxa" w:w="120"/>
+                  </w:tcMar>
+                  <w:vAlign w:val="center"/>
+                </w:tcPr>
+                <w:p>
+                  <w:pPr>
+                    <w:spacing w:after="0" w:before="0"/>
+                  </w:pPr>
+                  <w:r>
+                    <w:rPr>
+                      <w:rFonts w:ascii="Arial" w:cs="Arial" w:eastAsia="Arial" w:hAnsi="Arial"/>
+                      <w:sz w:val="21"/>
+                      <w:szCs w:val="21"/>
+                    </w:rPr>
+                    <w:t xml:space="preserve">This program should display the title and minutes of every word game. Find the mistake and put it right.</w:t>
+                  </w:r>
+                </w:p>
+              </w:tc>
+              <w:tc>
+                <w:tcPr>
+                  <w:tcW w:type="dxa" w:w="2506"/>
+                  <w:tcBorders>
+                    <w:top w:val="single" w:color="B7C2D1" w:sz="4"/>
+                    <w:left w:val="single" w:color="B7C2D1" w:sz="4"/>
+                    <w:bottom w:val="single" w:color="B7C2D1" w:sz="4"/>
+                    <w:right w:val="single" w:color="B7C2D1" w:sz="4"/>
+                  </w:tcBorders>
+                  <w:shd w:fill="FFFFFF" w:color="auto" w:val="clear"/>
+                  <w:tcMar>
+                    <w:top w:type="dxa" w:w="80"/>
+                    <w:left w:type="dxa" w:w="120"/>
+                    <w:bottom w:type="dxa" w:w="80"/>
+                    <w:right w:type="dxa" w:w="120"/>
+                  </w:tcMar>
+                  <w:vAlign w:val="center"/>
+                </w:tcPr>
+                <w:p>
+                  <w:pPr>
+                    <w:spacing w:after="0" w:before="0"/>
+                  </w:pPr>
+                  <w:r>
+                    <w:rPr>
+                      <w:rFonts w:ascii="Arial" w:cs="Arial" w:eastAsia="Arial" w:hAnsi="Arial"/>
+                      <w:b w:val="false"/>
+                      <w:bCs w:val="false"/>
+                      <w:sz w:val="21"/>
+                      <w:szCs w:val="21"/>
+                    </w:rPr>
+                    <w:t xml:space="preserve">Fix it</w:t>
+                  </w:r>
+                </w:p>
+              </w:tc>
+              <w:tc>
+                <w:tcPr>
+                  <w:tcW w:type="dxa" w:w="2506"/>
+                  <w:tcBorders>
+                    <w:top w:val="single" w:color="B7C2D1" w:sz="4"/>
+                    <w:left w:val="single" w:color="B7C2D1" w:sz="4"/>
+                    <w:bottom w:val="single" w:color="B7C2D1" w:sz="4"/>
+                    <w:right w:val="single" w:color="B7C2D1" w:sz="4"/>
+                  </w:tcBorders>
+                  <w:shd w:fill="FFFFFF" w:color="auto" w:val="clear"/>
+                  <w:tcMar>
+                    <w:top w:type="dxa" w:w="80"/>
+                    <w:left w:type="dxa" w:w="120"/>
+                    <w:bottom w:type="dxa" w:w="80"/>
+                    <w:right w:type="dxa" w:w="120"/>
+                  </w:tcMar>
+                  <w:vAlign w:val="center"/>
+                </w:tcPr>
+                <w:p>
+                  <w:pPr>
+                    <w:spacing w:after="0" w:before="0"/>
+                  </w:pPr>
+                  <w:r>
+                    <w:rPr>
+                      <w:rFonts w:ascii="Arial" w:cs="Arial" w:eastAsia="Arial" w:hAnsi="Arial"/>
+                      <w:b w:val="false"/>
+                      <w:bCs w:val="false"/>
+                      <w:sz w:val="21"/>
+                      <w:szCs w:val="21"/>
+                    </w:rPr>
+                    <w:t xml:space="preserve">2</w:t>
+                  </w:r>
+                </w:p>
+              </w:tc>
+              <w:tc>
+                <w:tcPr>
+                  <w:tcW w:type="dxa" w:w="2506"/>
+                  <w:tcBorders>
+                    <w:top w:val="single" w:color="B7C2D1" w:sz="4"/>
+                    <w:left w:val="single" w:color="B7C2D1" w:sz="4"/>
+                    <w:bottom w:val="single" w:color="B7C2D1" w:sz="4"/>
+                    <w:right w:val="single" w:color="B7C2D1" w:sz="4"/>
+                  </w:tcBorders>
+                  <w:shd w:fill="FFFFFF" w:color="auto" w:val="clear"/>
+                  <w:tcMar>
+                    <w:top w:type="dxa" w:w="80"/>
+                    <w:left w:type="dxa" w:w="120"/>
+                    <w:bottom w:type="dxa" w:w="80"/>
+                    <w:right w:type="dxa" w:w="120"/>
+                  </w:tcMar>
+                  <w:vAlign w:val="center"/>
+                </w:tcPr>
+                <w:p>
+                  <w:pPr>
+                    <w:spacing w:after="0" w:before="0"/>
+                  </w:pPr>
+                  <w:r>
+                    <w:rPr>
+                      <w:rFonts w:ascii="Arial" w:cs="Arial" w:eastAsia="Arial" w:hAnsi="Arial"/>
+                      <w:b w:val="false"/>
+                      <w:bCs w:val="false"/>
+                      <w:sz w:val="21"/>
+                      <w:szCs w:val="21"/>
+                    </w:rPr>
+                    <w:t xml:space="preserve"/>
+                  </w:r>
+                </w:p>
+              </w:tc>
+            </w:tr>
+            <w:tr>
+              <w:trPr>
+                <w:cantSplit/>
+                <w:trHeight w:val="360" w:hRule="atLeast"/>
+              </w:trPr>
+              <w:tc>
+                <w:tcPr>
+                  <w:tcW w:type="dxa" w:w="2506"/>
+                  <w:tcBorders>
+                    <w:top w:val="single" w:color="B7C2D1" w:sz="4"/>
+                    <w:left w:val="single" w:color="B7C2D1" w:sz="4"/>
+                    <w:bottom w:val="single" w:color="B7C2D1" w:sz="4"/>
+                    <w:right w:val="single" w:color="B7C2D1" w:sz="4"/>
+                  </w:tcBorders>
+                  <w:shd w:fill="FFFFFF" w:color="auto" w:val="clear"/>
+                  <w:tcMar>
+                    <w:top w:type="dxa" w:w="80"/>
+                    <w:left w:type="dxa" w:w="120"/>
+                    <w:bottom w:type="dxa" w:w="80"/>
+                    <w:right w:type="dxa" w:w="120"/>
+                  </w:tcMar>
+                  <w:vAlign w:val="center"/>
+                </w:tcPr>
+                <w:p>
+                  <w:pPr>
+                    <w:spacing w:after="0" w:before="0"/>
+                  </w:pPr>
+                  <w:r>
+                    <w:rPr>
+                      <w:rFonts w:ascii="Arial" w:cs="Arial" w:eastAsia="Arial" w:hAnsi="Arial"/>
+                      <w:sz w:val="21"/>
+                      <w:szCs w:val="21"/>
+                    </w:rPr>
+                    <w:t xml:space="preserve">Write one query giving the column title and then the column kind for every game in the table games. Keep only the games for exactly 4 players. Display each row on its own line, the two values separated by one space.</w:t>
+                  </w:r>
+                </w:p>
+              </w:tc>
+              <w:tc>
+                <w:tcPr>
+                  <w:tcW w:type="dxa" w:w="2506"/>
+                  <w:tcBorders>
+                    <w:top w:val="single" w:color="B7C2D1" w:sz="4"/>
+                    <w:left w:val="single" w:color="B7C2D1" w:sz="4"/>
+                    <w:bottom w:val="single" w:color="B7C2D1" w:sz="4"/>
+                    <w:right w:val="single" w:color="B7C2D1" w:sz="4"/>
+                  </w:tcBorders>
+                  <w:shd w:fill="FFFFFF" w:color="auto" w:val="clear"/>
+                  <w:tcMar>
+                    <w:top w:type="dxa" w:w="80"/>
+                    <w:left w:type="dxa" w:w="120"/>
+                    <w:bottom w:type="dxa" w:w="80"/>
+                    <w:right w:type="dxa" w:w="120"/>
+                  </w:tcMar>
+                  <w:vAlign w:val="center"/>
+                </w:tcPr>
+                <w:p>
+                  <w:pPr>
+                    <w:spacing w:after="0" w:before="0"/>
+                  </w:pPr>
+                  <w:r>
+                    <w:rPr>
+                      <w:rFonts w:ascii="Arial" w:cs="Arial" w:eastAsia="Arial" w:hAnsi="Arial"/>
+                      <w:b w:val="false"/>
+                      <w:bCs w:val="false"/>
+                      <w:sz w:val="21"/>
+                      <w:szCs w:val="21"/>
+                    </w:rPr>
+                    <w:t xml:space="preserve">Write it</w:t>
+                  </w:r>
+                </w:p>
+              </w:tc>
+              <w:tc>
+                <w:tcPr>
+                  <w:tcW w:type="dxa" w:w="2506"/>
+                  <w:tcBorders>
+                    <w:top w:val="single" w:color="B7C2D1" w:sz="4"/>
+                    <w:left w:val="single" w:color="B7C2D1" w:sz="4"/>
+                    <w:bottom w:val="single" w:color="B7C2D1" w:sz="4"/>
+                    <w:right w:val="single" w:color="B7C2D1" w:sz="4"/>
+                  </w:tcBorders>
+                  <w:shd w:fill="FFFFFF" w:color="auto" w:val="clear"/>
+                  <w:tcMar>
+                    <w:top w:type="dxa" w:w="80"/>
+                    <w:left w:type="dxa" w:w="120"/>
+                    <w:bottom w:type="dxa" w:w="80"/>
+                    <w:right w:type="dxa" w:w="120"/>
+                  </w:tcMar>
+                  <w:vAlign w:val="center"/>
+                </w:tcPr>
+                <w:p>
+                  <w:pPr>
+                    <w:spacing w:after="0" w:before="0"/>
+                  </w:pPr>
+                  <w:r>
+                    <w:rPr>
+                      <w:rFonts w:ascii="Arial" w:cs="Arial" w:eastAsia="Arial" w:hAnsi="Arial"/>
+                      <w:b w:val="false"/>
+                      <w:bCs w:val="false"/>
+                      <w:sz w:val="21"/>
+                      <w:szCs w:val="21"/>
+                    </w:rPr>
+                    <w:t xml:space="preserve">2</w:t>
+                  </w:r>
+                </w:p>
+              </w:tc>
+              <w:tc>
+                <w:tcPr>
+                  <w:tcW w:type="dxa" w:w="2506"/>
+                  <w:tcBorders>
+                    <w:top w:val="single" w:color="B7C2D1" w:sz="4"/>
+                    <w:left w:val="single" w:color="B7C2D1" w:sz="4"/>
+                    <w:bottom w:val="single" w:color="B7C2D1" w:sz="4"/>
+                    <w:right w:val="single" w:color="B7C2D1" w:sz="4"/>
+                  </w:tcBorders>
+                  <w:shd w:fill="FFFFFF" w:color="auto" w:val="clear"/>
+                  <w:tcMar>
+                    <w:top w:type="dxa" w:w="80"/>
+                    <w:left w:type="dxa" w:w="120"/>
+                    <w:bottom w:type="dxa" w:w="80"/>
+                    <w:right w:type="dxa" w:w="120"/>
+                  </w:tcMar>
+                  <w:vAlign w:val="center"/>
+                </w:tcPr>
+                <w:p>
+                  <w:pPr>
+                    <w:spacing w:after="0" w:before="0"/>
+                  </w:pPr>
+                  <w:r>
+                    <w:rPr>
+                      <w:rFonts w:ascii="Arial" w:cs="Arial" w:eastAsia="Arial" w:hAnsi="Arial"/>
+                      <w:b w:val="false"/>
+                      <w:bCs w:val="false"/>
+                      <w:sz w:val="21"/>
+                      <w:szCs w:val="21"/>
+                    </w:rPr>
+                    <w:t xml:space="preserve"/>
+                  </w:r>
+                </w:p>
+              </w:tc>
+            </w:tr>
+            <w:tr>
+              <w:trPr>
+                <w:cantSplit/>
+                <w:trHeight w:val="360" w:hRule="atLeast"/>
+              </w:trPr>
+              <w:tc>
+                <w:tcPr>
+                  <w:tcW w:type="dxa" w:w="2506"/>
+                  <w:tcBorders>
+                    <w:top w:val="single" w:color="B7C2D1" w:sz="4"/>
+                    <w:left w:val="single" w:color="B7C2D1" w:sz="4"/>
+                    <w:bottom w:val="single" w:color="B7C2D1" w:sz="4"/>
+                    <w:right w:val="single" w:color="B7C2D1" w:sz="4"/>
+                  </w:tcBorders>
+                  <w:shd w:fill="FFFFFF" w:color="auto" w:val="clear"/>
+                  <w:tcMar>
+                    <w:top w:type="dxa" w:w="80"/>
+                    <w:left w:type="dxa" w:w="120"/>
+                    <w:bottom w:type="dxa" w:w="80"/>
+                    <w:right w:type="dxa" w:w="120"/>
+                  </w:tcMar>
+                  <w:vAlign w:val="center"/>
+                </w:tcPr>
+                <w:p>
+                  <w:pPr>
+                    <w:spacing w:after="0" w:before="0"/>
+                  </w:pPr>
+                  <w:r>
+                    <w:rPr>
+                      <w:rFonts w:ascii="Arial" w:cs="Arial" w:eastAsia="Arial" w:hAnsi="Arial"/>
+                      <w:sz w:val="21"/>
+                      <w:szCs w:val="21"/>
+                    </w:rPr>
+                    <w:t xml:space="preserve">Write one query giving the column title and then the column minutes for every card game in the table games. Display each row on its own line, the two values separated by one space. Then display one more line giving the total number of minutes of those games.</w:t>
+                  </w:r>
+                </w:p>
+              </w:tc>
+              <w:tc>
+                <w:tcPr>
+                  <w:tcW w:type="dxa" w:w="2506"/>
+                  <w:tcBorders>
+                    <w:top w:val="single" w:color="B7C2D1" w:sz="4"/>
+                    <w:left w:val="single" w:color="B7C2D1" w:sz="4"/>
+                    <w:bottom w:val="single" w:color="B7C2D1" w:sz="4"/>
+                    <w:right w:val="single" w:color="B7C2D1" w:sz="4"/>
+                  </w:tcBorders>
+                  <w:shd w:fill="FFFFFF" w:color="auto" w:val="clear"/>
+                  <w:tcMar>
+                    <w:top w:type="dxa" w:w="80"/>
+                    <w:left w:type="dxa" w:w="120"/>
+                    <w:bottom w:type="dxa" w:w="80"/>
+                    <w:right w:type="dxa" w:w="120"/>
+                  </w:tcMar>
+                  <w:vAlign w:val="center"/>
+                </w:tcPr>
+                <w:p>
+                  <w:pPr>
+                    <w:spacing w:after="0" w:before="0"/>
+                  </w:pPr>
+                  <w:r>
+                    <w:rPr>
+                      <w:rFonts w:ascii="Arial" w:cs="Arial" w:eastAsia="Arial" w:hAnsi="Arial"/>
+                      <w:b w:val="false"/>
+                      <w:bCs w:val="false"/>
+                      <w:sz w:val="21"/>
+                      <w:szCs w:val="21"/>
+                    </w:rPr>
+                    <w:t xml:space="preserve">Challenge (optional)</w:t>
+                  </w:r>
+                </w:p>
+              </w:tc>
+              <w:tc>
+                <w:tcPr>
+                  <w:tcW w:type="dxa" w:w="2506"/>
+                  <w:tcBorders>
+                    <w:top w:val="single" w:color="B7C2D1" w:sz="4"/>
+                    <w:left w:val="single" w:color="B7C2D1" w:sz="4"/>
+                    <w:bottom w:val="single" w:color="B7C2D1" w:sz="4"/>
+                    <w:right w:val="single" w:color="B7C2D1" w:sz="4"/>
+                  </w:tcBorders>
+                  <w:shd w:fill="FFFFFF" w:color="auto" w:val="clear"/>
+                  <w:tcMar>
+                    <w:top w:type="dxa" w:w="80"/>
+                    <w:left w:type="dxa" w:w="120"/>
+                    <w:bottom w:type="dxa" w:w="80"/>
+                    <w:right w:type="dxa" w:w="120"/>
+                  </w:tcMar>
+                  <w:vAlign w:val="center"/>
+                </w:tcPr>
+                <w:p>
+                  <w:pPr>
+                    <w:spacing w:after="0" w:before="0"/>
+                  </w:pPr>
+                  <w:r>
+                    <w:rPr>
+                      <w:rFonts w:ascii="Arial" w:cs="Arial" w:eastAsia="Arial" w:hAnsi="Arial"/>
+                      <w:b w:val="false"/>
+                      <w:bCs w:val="false"/>
+                      <w:sz w:val="21"/>
+                      <w:szCs w:val="21"/>
+                    </w:rPr>
+                    <w:t xml:space="preserve">3</w:t>
+                  </w:r>
+                </w:p>
+              </w:tc>
+              <w:tc>
+                <w:tcPr>
+                  <w:tcW w:type="dxa" w:w="2506"/>
                   <w:tcBorders>
                     <w:top w:val="single" w:color="B7C2D1" w:sz="4"/>
                     <w:left w:val="single" w:color="B7C2D1" w:sz="4"/>
@@ -2743,7 +4429,7 @@
                 <w:sz w:val="21"/>
                 <w:szCs w:val="21"/>
               </w:rPr>
-              <w:t xml:space="preserve">Plan the one you found hardest: inputs, what happens to them, what is printed.</w:t>
+              <w:t xml:space="preserve">Plan the one you found hardest: what is typed in, what happens to it, what is displayed.</w:t>
             </w:r>
           </w:p>
           <w:tbl>
@@ -3169,12 +4855,12 @@
                 <w:sz w:val="21"/>
                 <w:szCs w:val="21"/>
               </w:rPr>
-              <w:t xml:space="preserve">Tick each one off as its tests pass in the editor</w:t>
+              <w:t xml:space="preserve">Tick each one off as you finish it in the editor</w:t>
             </w:r>
           </w:p>
           <w:tbl>
             <w:tblPr>
-              <w:tblW w:type="dxa" w:w="10026"/>
+              <w:tblW w:type="dxa" w:w="10024"/>
               <w:tblBorders>
                 <w:top w:val="single" w:color="auto" w:sz="4"/>
                 <w:left w:val="single" w:color="auto" w:sz="4"/>
@@ -3185,9 +4871,10 @@
               </w:tblBorders>
             </w:tblPr>
             <w:tblGrid>
-              <w:gridCol w:w="3342"/>
-              <w:gridCol w:w="3342"/>
-              <w:gridCol w:w="3342"/>
+              <w:gridCol w:w="2506"/>
+              <w:gridCol w:w="2506"/>
+              <w:gridCol w:w="2506"/>
+              <w:gridCol w:w="2506"/>
             </w:tblGrid>
             <w:tr>
               <w:trPr>
@@ -3196,7 +4883,7 @@
               </w:trPr>
               <w:tc>
                 <w:tcPr>
-                  <w:tcW w:type="dxa" w:w="3342"/>
+                  <w:tcW w:type="dxa" w:w="2506"/>
                   <w:tcBorders>
                     <w:top w:val="single" w:color="B7C2D1" w:sz="4"/>
                     <w:left w:val="single" w:color="B7C2D1" w:sz="4"/>
@@ -3224,13 +4911,13 @@
                       <w:sz w:val="20"/>
                       <w:szCs w:val="20"/>
                     </w:rPr>
-                    <w:t xml:space="preserve">Program</w:t>
-                  </w:r>
-                </w:p>
-              </w:tc>
-              <w:tc>
-                <w:tcPr>
-                  <w:tcW w:type="dxa" w:w="3342"/>
+                    <w:t xml:space="preserve">Activity</w:t>
+                  </w:r>
+                </w:p>
+              </w:tc>
+              <w:tc>
+                <w:tcPr>
+                  <w:tcW w:type="dxa" w:w="2506"/>
                   <w:tcBorders>
                     <w:top w:val="single" w:color="B7C2D1" w:sz="4"/>
                     <w:left w:val="single" w:color="B7C2D1" w:sz="4"/>
@@ -3258,13 +4945,47 @@
                       <w:sz w:val="20"/>
                       <w:szCs w:val="20"/>
                     </w:rPr>
+                    <w:t xml:space="preserve">What to do</w:t>
+                  </w:r>
+                </w:p>
+              </w:tc>
+              <w:tc>
+                <w:tcPr>
+                  <w:tcW w:type="dxa" w:w="2506"/>
+                  <w:tcBorders>
+                    <w:top w:val="single" w:color="B7C2D1" w:sz="4"/>
+                    <w:left w:val="single" w:color="B7C2D1" w:sz="4"/>
+                    <w:bottom w:val="single" w:color="B7C2D1" w:sz="4"/>
+                    <w:right w:val="single" w:color="B7C2D1" w:sz="4"/>
+                  </w:tcBorders>
+                  <w:shd w:fill="E6ECF5" w:color="auto" w:val="clear"/>
+                  <w:tcMar>
+                    <w:top w:type="dxa" w:w="80"/>
+                    <w:left w:type="dxa" w:w="120"/>
+                    <w:bottom w:type="dxa" w:w="80"/>
+                    <w:right w:type="dxa" w:w="120"/>
+                  </w:tcMar>
+                  <w:vAlign w:val="center"/>
+                </w:tcPr>
+                <w:p>
+                  <w:pPr>
+                    <w:spacing w:after="0" w:before="0"/>
+                  </w:pPr>
+                  <w:r>
+                    <w:rPr>
+                      <w:rFonts w:ascii="Arial" w:cs="Arial" w:eastAsia="Arial" w:hAnsi="Arial"/>
+                      <w:b/>
+                      <w:bCs/>
+                      <w:sz w:val="20"/>
+                      <w:szCs w:val="20"/>
+                    </w:rPr>
                     <w:t xml:space="preserve">Marks</w:t>
                   </w:r>
                 </w:p>
               </w:tc>
               <w:tc>
                 <w:tcPr>
-                  <w:tcW w:type="dxa" w:w="3342"/>
+                  <w:tcW w:type="dxa" w:w="2506"/>
                   <w:tcBorders>
                     <w:top w:val="single" w:color="B7C2D1" w:sz="4"/>
                     <w:left w:val="single" w:color="B7C2D1" w:sz="4"/>
@@ -3304,73 +5025,107 @@
               </w:trPr>
               <w:tc>
                 <w:tcPr>
-                  <w:tcW w:type="dxa" w:w="3342"/>
-                  <w:tcBorders>
-                    <w:top w:val="single" w:color="B7C2D1" w:sz="4"/>
-                    <w:left w:val="single" w:color="B7C2D1" w:sz="4"/>
-                    <w:bottom w:val="single" w:color="B7C2D1" w:sz="4"/>
-                    <w:right w:val="single" w:color="B7C2D1" w:sz="4"/>
-                  </w:tcBorders>
-                  <w:shd w:fill="FFFFFF" w:color="auto" w:val="clear"/>
-                  <w:tcMar>
-                    <w:top w:type="dxa" w:w="80"/>
-                    <w:left w:type="dxa" w:w="120"/>
-                    <w:bottom w:type="dxa" w:w="80"/>
-                    <w:right w:type="dxa" w:w="120"/>
-                  </w:tcMar>
-                  <w:vAlign w:val="center"/>
-                </w:tcPr>
-                <w:p>
-                  <w:pPr>
-                    <w:spacing w:after="0" w:before="0"/>
-                  </w:pPr>
-                  <w:r>
-                    <w:rPr>
-                      <w:rFonts w:ascii="Arial" w:cs="Arial" w:eastAsia="Arial" w:hAnsi="Arial"/>
-                      <w:sz w:val="21"/>
-                      <w:szCs w:val="21"/>
-                    </w:rPr>
-                    <w:t xml:space="preserve">Write one query giving the columns title and then minutes for every game in the table games. Keep only the games lasting more than 45 minutes. Display each row on its own line, the two values separated by a single space.</w:t>
-                  </w:r>
-                </w:p>
-              </w:tc>
-              <w:tc>
-                <w:tcPr>
-                  <w:tcW w:type="dxa" w:w="3342"/>
-                  <w:tcBorders>
-                    <w:top w:val="single" w:color="B7C2D1" w:sz="4"/>
-                    <w:left w:val="single" w:color="B7C2D1" w:sz="4"/>
-                    <w:bottom w:val="single" w:color="B7C2D1" w:sz="4"/>
-                    <w:right w:val="single" w:color="B7C2D1" w:sz="4"/>
-                  </w:tcBorders>
-                  <w:shd w:fill="FFFFFF" w:color="auto" w:val="clear"/>
-                  <w:tcMar>
-                    <w:top w:type="dxa" w:w="80"/>
-                    <w:left w:type="dxa" w:w="120"/>
-                    <w:bottom w:type="dxa" w:w="80"/>
-                    <w:right w:type="dxa" w:w="120"/>
-                  </w:tcMar>
-                  <w:vAlign w:val="center"/>
-                </w:tcPr>
-                <w:p>
-                  <w:pPr>
-                    <w:spacing w:after="0" w:before="0"/>
-                  </w:pPr>
-                  <w:r>
-                    <w:rPr>
-                      <w:rFonts w:ascii="Arial" w:cs="Arial" w:eastAsia="Arial" w:hAnsi="Arial"/>
-                      <w:b w:val="false"/>
-                      <w:bCs w:val="false"/>
-                      <w:sz w:val="21"/>
-                      <w:szCs w:val="21"/>
-                    </w:rPr>
-                    <w:t xml:space="preserve">4</w:t>
-                  </w:r>
-                </w:p>
-              </w:tc>
-              <w:tc>
-                <w:tcPr>
-                  <w:tcW w:type="dxa" w:w="3342"/>
+                  <w:tcW w:type="dxa" w:w="2506"/>
+                  <w:tcBorders>
+                    <w:top w:val="single" w:color="B7C2D1" w:sz="4"/>
+                    <w:left w:val="single" w:color="B7C2D1" w:sz="4"/>
+                    <w:bottom w:val="single" w:color="B7C2D1" w:sz="4"/>
+                    <w:right w:val="single" w:color="B7C2D1" w:sz="4"/>
+                  </w:tcBorders>
+                  <w:shd w:fill="FFFFFF" w:color="auto" w:val="clear"/>
+                  <w:tcMar>
+                    <w:top w:type="dxa" w:w="80"/>
+                    <w:left w:type="dxa" w:w="120"/>
+                    <w:bottom w:type="dxa" w:w="80"/>
+                    <w:right w:type="dxa" w:w="120"/>
+                  </w:tcMar>
+                  <w:vAlign w:val="center"/>
+                </w:tcPr>
+                <w:p>
+                  <w:pPr>
+                    <w:spacing w:after="0" w:before="0"/>
+                  </w:pPr>
+                  <w:r>
+                    <w:rPr>
+                      <w:rFonts w:ascii="Arial" w:cs="Arial" w:eastAsia="Arial" w:hAnsi="Arial"/>
+                      <w:sz w:val="21"/>
+                      <w:szCs w:val="21"/>
+                    </w:rPr>
+                    <w:t xml:space="preserve">Press Run. The query keeps the games that last longer than 20 minutes.</w:t>
+                  </w:r>
+                </w:p>
+              </w:tc>
+              <w:tc>
+                <w:tcPr>
+                  <w:tcW w:type="dxa" w:w="2506"/>
+                  <w:tcBorders>
+                    <w:top w:val="single" w:color="B7C2D1" w:sz="4"/>
+                    <w:left w:val="single" w:color="B7C2D1" w:sz="4"/>
+                    <w:bottom w:val="single" w:color="B7C2D1" w:sz="4"/>
+                    <w:right w:val="single" w:color="B7C2D1" w:sz="4"/>
+                  </w:tcBorders>
+                  <w:shd w:fill="FFFFFF" w:color="auto" w:val="clear"/>
+                  <w:tcMar>
+                    <w:top w:type="dxa" w:w="80"/>
+                    <w:left w:type="dxa" w:w="120"/>
+                    <w:bottom w:type="dxa" w:w="80"/>
+                    <w:right w:type="dxa" w:w="120"/>
+                  </w:tcMar>
+                  <w:vAlign w:val="center"/>
+                </w:tcPr>
+                <w:p>
+                  <w:pPr>
+                    <w:spacing w:after="0" w:before="0"/>
+                  </w:pPr>
+                  <w:r>
+                    <w:rPr>
+                      <w:rFonts w:ascii="Arial" w:cs="Arial" w:eastAsia="Arial" w:hAnsi="Arial"/>
+                      <w:b w:val="false"/>
+                      <w:bCs w:val="false"/>
+                      <w:sz w:val="21"/>
+                      <w:szCs w:val="21"/>
+                    </w:rPr>
+                    <w:t xml:space="preserve">Run it</w:t>
+                  </w:r>
+                </w:p>
+              </w:tc>
+              <w:tc>
+                <w:tcPr>
+                  <w:tcW w:type="dxa" w:w="2506"/>
+                  <w:tcBorders>
+                    <w:top w:val="single" w:color="B7C2D1" w:sz="4"/>
+                    <w:left w:val="single" w:color="B7C2D1" w:sz="4"/>
+                    <w:bottom w:val="single" w:color="B7C2D1" w:sz="4"/>
+                    <w:right w:val="single" w:color="B7C2D1" w:sz="4"/>
+                  </w:tcBorders>
+                  <w:shd w:fill="FFFFFF" w:color="auto" w:val="clear"/>
+                  <w:tcMar>
+                    <w:top w:type="dxa" w:w="80"/>
+                    <w:left w:type="dxa" w:w="120"/>
+                    <w:bottom w:type="dxa" w:w="80"/>
+                    <w:right w:type="dxa" w:w="120"/>
+                  </w:tcMar>
+                  <w:vAlign w:val="center"/>
+                </w:tcPr>
+                <w:p>
+                  <w:pPr>
+                    <w:spacing w:after="0" w:before="0"/>
+                  </w:pPr>
+                  <w:r>
+                    <w:rPr>
+                      <w:rFonts w:ascii="Arial" w:cs="Arial" w:eastAsia="Arial" w:hAnsi="Arial"/>
+                      <w:b w:val="false"/>
+                      <w:bCs w:val="false"/>
+                      <w:sz w:val="21"/>
+                      <w:szCs w:val="21"/>
+                    </w:rPr>
+                    <w:t xml:space="preserve">1</w:t>
+                  </w:r>
+                </w:p>
+              </w:tc>
+              <w:tc>
+                <w:tcPr>
+                  <w:tcW w:type="dxa" w:w="2506"/>
                   <w:tcBorders>
                     <w:top w:val="single" w:color="B7C2D1" w:sz="4"/>
                     <w:left w:val="single" w:color="B7C2D1" w:sz="4"/>
@@ -3410,73 +5165,107 @@
               </w:trPr>
               <w:tc>
                 <w:tcPr>
-                  <w:tcW w:type="dxa" w:w="3342"/>
-                  <w:tcBorders>
-                    <w:top w:val="single" w:color="B7C2D1" w:sz="4"/>
-                    <w:left w:val="single" w:color="B7C2D1" w:sz="4"/>
-                    <w:bottom w:val="single" w:color="B7C2D1" w:sz="4"/>
-                    <w:right w:val="single" w:color="B7C2D1" w:sz="4"/>
-                  </w:tcBorders>
-                  <w:shd w:fill="FFFFFF" w:color="auto" w:val="clear"/>
-                  <w:tcMar>
-                    <w:top w:type="dxa" w:w="80"/>
-                    <w:left w:type="dxa" w:w="120"/>
-                    <w:bottom w:type="dxa" w:w="80"/>
-                    <w:right w:type="dxa" w:w="120"/>
-                  </w:tcMar>
-                  <w:vAlign w:val="center"/>
-                </w:tcPr>
-                <w:p>
-                  <w:pPr>
-                    <w:spacing w:after="0" w:before="0"/>
-                  </w:pPr>
-                  <w:r>
-                    <w:rPr>
-                      <w:rFonts w:ascii="Arial" w:cs="Arial" w:eastAsia="Arial" w:hAnsi="Arial"/>
-                      <w:sz w:val="21"/>
-                      <w:szCs w:val="21"/>
-                    </w:rPr>
-                    <w:t xml:space="preserve">Write one query giving the columns title and then minutes for every game in the table games. Keep only the games lasting 45 minutes or more. Display each row on its own line, the two values separated by a single space.</w:t>
-                  </w:r>
-                </w:p>
-              </w:tc>
-              <w:tc>
-                <w:tcPr>
-                  <w:tcW w:type="dxa" w:w="3342"/>
-                  <w:tcBorders>
-                    <w:top w:val="single" w:color="B7C2D1" w:sz="4"/>
-                    <w:left w:val="single" w:color="B7C2D1" w:sz="4"/>
-                    <w:bottom w:val="single" w:color="B7C2D1" w:sz="4"/>
-                    <w:right w:val="single" w:color="B7C2D1" w:sz="4"/>
-                  </w:tcBorders>
-                  <w:shd w:fill="FFFFFF" w:color="auto" w:val="clear"/>
-                  <w:tcMar>
-                    <w:top w:type="dxa" w:w="80"/>
-                    <w:left w:type="dxa" w:w="120"/>
-                    <w:bottom w:type="dxa" w:w="80"/>
-                    <w:right w:type="dxa" w:w="120"/>
-                  </w:tcMar>
-                  <w:vAlign w:val="center"/>
-                </w:tcPr>
-                <w:p>
-                  <w:pPr>
-                    <w:spacing w:after="0" w:before="0"/>
-                  </w:pPr>
-                  <w:r>
-                    <w:rPr>
-                      <w:rFonts w:ascii="Arial" w:cs="Arial" w:eastAsia="Arial" w:hAnsi="Arial"/>
-                      <w:b w:val="false"/>
-                      <w:bCs w:val="false"/>
-                      <w:sz w:val="21"/>
-                      <w:szCs w:val="21"/>
-                    </w:rPr>
-                    <w:t xml:space="preserve">5</w:t>
-                  </w:r>
-                </w:p>
-              </w:tc>
-              <w:tc>
-                <w:tcPr>
-                  <w:tcW w:type="dxa" w:w="3342"/>
+                  <w:tcW w:type="dxa" w:w="2506"/>
+                  <w:tcBorders>
+                    <w:top w:val="single" w:color="B7C2D1" w:sz="4"/>
+                    <w:left w:val="single" w:color="B7C2D1" w:sz="4"/>
+                    <w:bottom w:val="single" w:color="B7C2D1" w:sz="4"/>
+                    <w:right w:val="single" w:color="B7C2D1" w:sz="4"/>
+                  </w:tcBorders>
+                  <w:shd w:fill="FFFFFF" w:color="auto" w:val="clear"/>
+                  <w:tcMar>
+                    <w:top w:type="dxa" w:w="80"/>
+                    <w:left w:type="dxa" w:w="120"/>
+                    <w:bottom w:type="dxa" w:w="80"/>
+                    <w:right w:type="dxa" w:w="120"/>
+                  </w:tcMar>
+                  <w:vAlign w:val="center"/>
+                </w:tcPr>
+                <w:p>
+                  <w:pPr>
+                    <w:spacing w:after="0" w:before="0"/>
+                  </w:pPr>
+                  <w:r>
+                    <w:rPr>
+                      <w:rFonts w:ascii="Arial" w:cs="Arial" w:eastAsia="Arial" w:hAnsi="Arial"/>
+                      <w:sz w:val="21"/>
+                      <w:szCs w:val="21"/>
+                    </w:rPr>
+                    <w:t xml:space="preserve">What will this program display?</w:t>
+                  </w:r>
+                </w:p>
+              </w:tc>
+              <w:tc>
+                <w:tcPr>
+                  <w:tcW w:type="dxa" w:w="2506"/>
+                  <w:tcBorders>
+                    <w:top w:val="single" w:color="B7C2D1" w:sz="4"/>
+                    <w:left w:val="single" w:color="B7C2D1" w:sz="4"/>
+                    <w:bottom w:val="single" w:color="B7C2D1" w:sz="4"/>
+                    <w:right w:val="single" w:color="B7C2D1" w:sz="4"/>
+                  </w:tcBorders>
+                  <w:shd w:fill="FFFFFF" w:color="auto" w:val="clear"/>
+                  <w:tcMar>
+                    <w:top w:type="dxa" w:w="80"/>
+                    <w:left w:type="dxa" w:w="120"/>
+                    <w:bottom w:type="dxa" w:w="80"/>
+                    <w:right w:type="dxa" w:w="120"/>
+                  </w:tcMar>
+                  <w:vAlign w:val="center"/>
+                </w:tcPr>
+                <w:p>
+                  <w:pPr>
+                    <w:spacing w:after="0" w:before="0"/>
+                  </w:pPr>
+                  <w:r>
+                    <w:rPr>
+                      <w:rFonts w:ascii="Arial" w:cs="Arial" w:eastAsia="Arial" w:hAnsi="Arial"/>
+                      <w:b w:val="false"/>
+                      <w:bCs w:val="false"/>
+                      <w:sz w:val="21"/>
+                      <w:szCs w:val="21"/>
+                    </w:rPr>
+                    <w:t xml:space="preserve">Predict</w:t>
+                  </w:r>
+                </w:p>
+              </w:tc>
+              <w:tc>
+                <w:tcPr>
+                  <w:tcW w:type="dxa" w:w="2506"/>
+                  <w:tcBorders>
+                    <w:top w:val="single" w:color="B7C2D1" w:sz="4"/>
+                    <w:left w:val="single" w:color="B7C2D1" w:sz="4"/>
+                    <w:bottom w:val="single" w:color="B7C2D1" w:sz="4"/>
+                    <w:right w:val="single" w:color="B7C2D1" w:sz="4"/>
+                  </w:tcBorders>
+                  <w:shd w:fill="FFFFFF" w:color="auto" w:val="clear"/>
+                  <w:tcMar>
+                    <w:top w:type="dxa" w:w="80"/>
+                    <w:left w:type="dxa" w:w="120"/>
+                    <w:bottom w:type="dxa" w:w="80"/>
+                    <w:right w:type="dxa" w:w="120"/>
+                  </w:tcMar>
+                  <w:vAlign w:val="center"/>
+                </w:tcPr>
+                <w:p>
+                  <w:pPr>
+                    <w:spacing w:after="0" w:before="0"/>
+                  </w:pPr>
+                  <w:r>
+                    <w:rPr>
+                      <w:rFonts w:ascii="Arial" w:cs="Arial" w:eastAsia="Arial" w:hAnsi="Arial"/>
+                      <w:b w:val="false"/>
+                      <w:bCs w:val="false"/>
+                      <w:sz w:val="21"/>
+                      <w:szCs w:val="21"/>
+                    </w:rPr>
+                    <w:t xml:space="preserve">1</w:t>
+                  </w:r>
+                </w:p>
+              </w:tc>
+              <w:tc>
+                <w:tcPr>
+                  <w:tcW w:type="dxa" w:w="2506"/>
                   <w:tcBorders>
                     <w:top w:val="single" w:color="B7C2D1" w:sz="4"/>
                     <w:left w:val="single" w:color="B7C2D1" w:sz="4"/>
@@ -3516,73 +5305,667 @@
               </w:trPr>
               <w:tc>
                 <w:tcPr>
-                  <w:tcW w:type="dxa" w:w="3342"/>
-                  <w:tcBorders>
-                    <w:top w:val="single" w:color="B7C2D1" w:sz="4"/>
-                    <w:left w:val="single" w:color="B7C2D1" w:sz="4"/>
-                    <w:bottom w:val="single" w:color="B7C2D1" w:sz="4"/>
-                    <w:right w:val="single" w:color="B7C2D1" w:sz="4"/>
-                  </w:tcBorders>
-                  <w:shd w:fill="FFFFFF" w:color="auto" w:val="clear"/>
-                  <w:tcMar>
-                    <w:top w:type="dxa" w:w="80"/>
-                    <w:left w:type="dxa" w:w="120"/>
-                    <w:bottom w:type="dxa" w:w="80"/>
-                    <w:right w:type="dxa" w:w="120"/>
-                  </w:tcMar>
-                  <w:vAlign w:val="center"/>
-                </w:tcPr>
-                <w:p>
-                  <w:pPr>
-                    <w:spacing w:after="0" w:before="0"/>
-                  </w:pPr>
-                  <w:r>
-                    <w:rPr>
-                      <w:rFonts w:ascii="Arial" w:cs="Arial" w:eastAsia="Arial" w:hAnsi="Arial"/>
-                      <w:sz w:val="21"/>
-                      <w:szCs w:val="21"/>
-                    </w:rPr>
-                    <w:t xml:space="preserve">Write one query giving the columns title and then minutes for every game in the table games. Keep only the games lasting 30 minutes or fewer. Display each row on its own line, the two values separated by a single space.</w:t>
-                  </w:r>
-                </w:p>
-              </w:tc>
-              <w:tc>
-                <w:tcPr>
-                  <w:tcW w:type="dxa" w:w="3342"/>
-                  <w:tcBorders>
-                    <w:top w:val="single" w:color="B7C2D1" w:sz="4"/>
-                    <w:left w:val="single" w:color="B7C2D1" w:sz="4"/>
-                    <w:bottom w:val="single" w:color="B7C2D1" w:sz="4"/>
-                    <w:right w:val="single" w:color="B7C2D1" w:sz="4"/>
-                  </w:tcBorders>
-                  <w:shd w:fill="FFFFFF" w:color="auto" w:val="clear"/>
-                  <w:tcMar>
-                    <w:top w:type="dxa" w:w="80"/>
-                    <w:left w:type="dxa" w:w="120"/>
-                    <w:bottom w:type="dxa" w:w="80"/>
-                    <w:right w:type="dxa" w:w="120"/>
-                  </w:tcMar>
-                  <w:vAlign w:val="center"/>
-                </w:tcPr>
-                <w:p>
-                  <w:pPr>
-                    <w:spacing w:after="0" w:before="0"/>
-                  </w:pPr>
-                  <w:r>
-                    <w:rPr>
-                      <w:rFonts w:ascii="Arial" w:cs="Arial" w:eastAsia="Arial" w:hAnsi="Arial"/>
-                      <w:b w:val="false"/>
-                      <w:bCs w:val="false"/>
-                      <w:sz w:val="21"/>
-                      <w:szCs w:val="21"/>
-                    </w:rPr>
-                    <w:t xml:space="preserve">5</w:t>
-                  </w:r>
-                </w:p>
-              </w:tc>
-              <w:tc>
-                <w:tcPr>
-                  <w:tcW w:type="dxa" w:w="3342"/>
+                  <w:tcW w:type="dxa" w:w="2506"/>
+                  <w:tcBorders>
+                    <w:top w:val="single" w:color="B7C2D1" w:sz="4"/>
+                    <w:left w:val="single" w:color="B7C2D1" w:sz="4"/>
+                    <w:bottom w:val="single" w:color="B7C2D1" w:sz="4"/>
+                    <w:right w:val="single" w:color="B7C2D1" w:sz="4"/>
+                  </w:tcBorders>
+                  <w:shd w:fill="FFFFFF" w:color="auto" w:val="clear"/>
+                  <w:tcMar>
+                    <w:top w:type="dxa" w:w="80"/>
+                    <w:left w:type="dxa" w:w="120"/>
+                    <w:bottom w:type="dxa" w:w="80"/>
+                    <w:right w:type="dxa" w:w="120"/>
+                  </w:tcMar>
+                  <w:vAlign w:val="center"/>
+                </w:tcPr>
+                <w:p>
+                  <w:pPr>
+                    <w:spacing w:after="0" w:before="0"/>
+                  </w:pPr>
+                  <w:r>
+                    <w:rPr>
+                      <w:rFonts w:ascii="Arial" w:cs="Arial" w:eastAsia="Arial" w:hAnsi="Arial"/>
+                      <w:sz w:val="21"/>
+                      <w:szCs w:val="21"/>
+                    </w:rPr>
+                    <w:t xml:space="preserve">Change the query so a game lasting exactly 45 minutes is kept as well.</w:t>
+                  </w:r>
+                </w:p>
+              </w:tc>
+              <w:tc>
+                <w:tcPr>
+                  <w:tcW w:type="dxa" w:w="2506"/>
+                  <w:tcBorders>
+                    <w:top w:val="single" w:color="B7C2D1" w:sz="4"/>
+                    <w:left w:val="single" w:color="B7C2D1" w:sz="4"/>
+                    <w:bottom w:val="single" w:color="B7C2D1" w:sz="4"/>
+                    <w:right w:val="single" w:color="B7C2D1" w:sz="4"/>
+                  </w:tcBorders>
+                  <w:shd w:fill="FFFFFF" w:color="auto" w:val="clear"/>
+                  <w:tcMar>
+                    <w:top w:type="dxa" w:w="80"/>
+                    <w:left w:type="dxa" w:w="120"/>
+                    <w:bottom w:type="dxa" w:w="80"/>
+                    <w:right w:type="dxa" w:w="120"/>
+                  </w:tcMar>
+                  <w:vAlign w:val="center"/>
+                </w:tcPr>
+                <w:p>
+                  <w:pPr>
+                    <w:spacing w:after="0" w:before="0"/>
+                  </w:pPr>
+                  <w:r>
+                    <w:rPr>
+                      <w:rFonts w:ascii="Arial" w:cs="Arial" w:eastAsia="Arial" w:hAnsi="Arial"/>
+                      <w:b w:val="false"/>
+                      <w:bCs w:val="false"/>
+                      <w:sz w:val="21"/>
+                      <w:szCs w:val="21"/>
+                    </w:rPr>
+                    <w:t xml:space="preserve">Change it</w:t>
+                  </w:r>
+                </w:p>
+              </w:tc>
+              <w:tc>
+                <w:tcPr>
+                  <w:tcW w:type="dxa" w:w="2506"/>
+                  <w:tcBorders>
+                    <w:top w:val="single" w:color="B7C2D1" w:sz="4"/>
+                    <w:left w:val="single" w:color="B7C2D1" w:sz="4"/>
+                    <w:bottom w:val="single" w:color="B7C2D1" w:sz="4"/>
+                    <w:right w:val="single" w:color="B7C2D1" w:sz="4"/>
+                  </w:tcBorders>
+                  <w:shd w:fill="FFFFFF" w:color="auto" w:val="clear"/>
+                  <w:tcMar>
+                    <w:top w:type="dxa" w:w="80"/>
+                    <w:left w:type="dxa" w:w="120"/>
+                    <w:bottom w:type="dxa" w:w="80"/>
+                    <w:right w:type="dxa" w:w="120"/>
+                  </w:tcMar>
+                  <w:vAlign w:val="center"/>
+                </w:tcPr>
+                <w:p>
+                  <w:pPr>
+                    <w:spacing w:after="0" w:before="0"/>
+                  </w:pPr>
+                  <w:r>
+                    <w:rPr>
+                      <w:rFonts w:ascii="Arial" w:cs="Arial" w:eastAsia="Arial" w:hAnsi="Arial"/>
+                      <w:b w:val="false"/>
+                      <w:bCs w:val="false"/>
+                      <w:sz w:val="21"/>
+                      <w:szCs w:val="21"/>
+                    </w:rPr>
+                    <w:t xml:space="preserve">1</w:t>
+                  </w:r>
+                </w:p>
+              </w:tc>
+              <w:tc>
+                <w:tcPr>
+                  <w:tcW w:type="dxa" w:w="2506"/>
+                  <w:tcBorders>
+                    <w:top w:val="single" w:color="B7C2D1" w:sz="4"/>
+                    <w:left w:val="single" w:color="B7C2D1" w:sz="4"/>
+                    <w:bottom w:val="single" w:color="B7C2D1" w:sz="4"/>
+                    <w:right w:val="single" w:color="B7C2D1" w:sz="4"/>
+                  </w:tcBorders>
+                  <w:shd w:fill="FFFFFF" w:color="auto" w:val="clear"/>
+                  <w:tcMar>
+                    <w:top w:type="dxa" w:w="80"/>
+                    <w:left w:type="dxa" w:w="120"/>
+                    <w:bottom w:type="dxa" w:w="80"/>
+                    <w:right w:type="dxa" w:w="120"/>
+                  </w:tcMar>
+                  <w:vAlign w:val="center"/>
+                </w:tcPr>
+                <w:p>
+                  <w:pPr>
+                    <w:spacing w:after="0" w:before="0"/>
+                  </w:pPr>
+                  <w:r>
+                    <w:rPr>
+                      <w:rFonts w:ascii="Arial" w:cs="Arial" w:eastAsia="Arial" w:hAnsi="Arial"/>
+                      <w:b w:val="false"/>
+                      <w:bCs w:val="false"/>
+                      <w:sz w:val="21"/>
+                      <w:szCs w:val="21"/>
+                    </w:rPr>
+                    <w:t xml:space="preserve"/>
+                  </w:r>
+                </w:p>
+              </w:tc>
+            </w:tr>
+            <w:tr>
+              <w:trPr>
+                <w:cantSplit/>
+                <w:trHeight w:val="360" w:hRule="atLeast"/>
+              </w:trPr>
+              <w:tc>
+                <w:tcPr>
+                  <w:tcW w:type="dxa" w:w="2506"/>
+                  <w:tcBorders>
+                    <w:top w:val="single" w:color="B7C2D1" w:sz="4"/>
+                    <w:left w:val="single" w:color="B7C2D1" w:sz="4"/>
+                    <w:bottom w:val="single" w:color="B7C2D1" w:sz="4"/>
+                    <w:right w:val="single" w:color="B7C2D1" w:sz="4"/>
+                  </w:tcBorders>
+                  <w:shd w:fill="FFFFFF" w:color="auto" w:val="clear"/>
+                  <w:tcMar>
+                    <w:top w:type="dxa" w:w="80"/>
+                    <w:left w:type="dxa" w:w="120"/>
+                    <w:bottom w:type="dxa" w:w="80"/>
+                    <w:right w:type="dxa" w:w="120"/>
+                  </w:tcMar>
+                  <w:vAlign w:val="center"/>
+                </w:tcPr>
+                <w:p>
+                  <w:pPr>
+                    <w:spacing w:after="0" w:before="0"/>
+                  </w:pPr>
+                  <w:r>
+                    <w:rPr>
+                      <w:rFonts w:ascii="Arial" w:cs="Arial" w:eastAsia="Arial" w:hAnsi="Arial"/>
+                      <w:sz w:val="21"/>
+                      <w:szCs w:val="21"/>
+                    </w:rPr>
+                    <w:t xml:space="preserve">Finish the query so it keeps only the games lasting 30 minutes or fewer.</w:t>
+                  </w:r>
+                </w:p>
+              </w:tc>
+              <w:tc>
+                <w:tcPr>
+                  <w:tcW w:type="dxa" w:w="2506"/>
+                  <w:tcBorders>
+                    <w:top w:val="single" w:color="B7C2D1" w:sz="4"/>
+                    <w:left w:val="single" w:color="B7C2D1" w:sz="4"/>
+                    <w:bottom w:val="single" w:color="B7C2D1" w:sz="4"/>
+                    <w:right w:val="single" w:color="B7C2D1" w:sz="4"/>
+                  </w:tcBorders>
+                  <w:shd w:fill="FFFFFF" w:color="auto" w:val="clear"/>
+                  <w:tcMar>
+                    <w:top w:type="dxa" w:w="80"/>
+                    <w:left w:type="dxa" w:w="120"/>
+                    <w:bottom w:type="dxa" w:w="80"/>
+                    <w:right w:type="dxa" w:w="120"/>
+                  </w:tcMar>
+                  <w:vAlign w:val="center"/>
+                </w:tcPr>
+                <w:p>
+                  <w:pPr>
+                    <w:spacing w:after="0" w:before="0"/>
+                  </w:pPr>
+                  <w:r>
+                    <w:rPr>
+                      <w:rFonts w:ascii="Arial" w:cs="Arial" w:eastAsia="Arial" w:hAnsi="Arial"/>
+                      <w:b w:val="false"/>
+                      <w:bCs w:val="false"/>
+                      <w:sz w:val="21"/>
+                      <w:szCs w:val="21"/>
+                    </w:rPr>
+                    <w:t xml:space="preserve">Complete it</w:t>
+                  </w:r>
+                </w:p>
+              </w:tc>
+              <w:tc>
+                <w:tcPr>
+                  <w:tcW w:type="dxa" w:w="2506"/>
+                  <w:tcBorders>
+                    <w:top w:val="single" w:color="B7C2D1" w:sz="4"/>
+                    <w:left w:val="single" w:color="B7C2D1" w:sz="4"/>
+                    <w:bottom w:val="single" w:color="B7C2D1" w:sz="4"/>
+                    <w:right w:val="single" w:color="B7C2D1" w:sz="4"/>
+                  </w:tcBorders>
+                  <w:shd w:fill="FFFFFF" w:color="auto" w:val="clear"/>
+                  <w:tcMar>
+                    <w:top w:type="dxa" w:w="80"/>
+                    <w:left w:type="dxa" w:w="120"/>
+                    <w:bottom w:type="dxa" w:w="80"/>
+                    <w:right w:type="dxa" w:w="120"/>
+                  </w:tcMar>
+                  <w:vAlign w:val="center"/>
+                </w:tcPr>
+                <w:p>
+                  <w:pPr>
+                    <w:spacing w:after="0" w:before="0"/>
+                  </w:pPr>
+                  <w:r>
+                    <w:rPr>
+                      <w:rFonts w:ascii="Arial" w:cs="Arial" w:eastAsia="Arial" w:hAnsi="Arial"/>
+                      <w:b w:val="false"/>
+                      <w:bCs w:val="false"/>
+                      <w:sz w:val="21"/>
+                      <w:szCs w:val="21"/>
+                    </w:rPr>
+                    <w:t xml:space="preserve">2</w:t>
+                  </w:r>
+                </w:p>
+              </w:tc>
+              <w:tc>
+                <w:tcPr>
+                  <w:tcW w:type="dxa" w:w="2506"/>
+                  <w:tcBorders>
+                    <w:top w:val="single" w:color="B7C2D1" w:sz="4"/>
+                    <w:left w:val="single" w:color="B7C2D1" w:sz="4"/>
+                    <w:bottom w:val="single" w:color="B7C2D1" w:sz="4"/>
+                    <w:right w:val="single" w:color="B7C2D1" w:sz="4"/>
+                  </w:tcBorders>
+                  <w:shd w:fill="FFFFFF" w:color="auto" w:val="clear"/>
+                  <w:tcMar>
+                    <w:top w:type="dxa" w:w="80"/>
+                    <w:left w:type="dxa" w:w="120"/>
+                    <w:bottom w:type="dxa" w:w="80"/>
+                    <w:right w:type="dxa" w:w="120"/>
+                  </w:tcMar>
+                  <w:vAlign w:val="center"/>
+                </w:tcPr>
+                <w:p>
+                  <w:pPr>
+                    <w:spacing w:after="0" w:before="0"/>
+                  </w:pPr>
+                  <w:r>
+                    <w:rPr>
+                      <w:rFonts w:ascii="Arial" w:cs="Arial" w:eastAsia="Arial" w:hAnsi="Arial"/>
+                      <w:b w:val="false"/>
+                      <w:bCs w:val="false"/>
+                      <w:sz w:val="21"/>
+                      <w:szCs w:val="21"/>
+                    </w:rPr>
+                    <w:t xml:space="preserve"/>
+                  </w:r>
+                </w:p>
+              </w:tc>
+            </w:tr>
+            <w:tr>
+              <w:trPr>
+                <w:cantSplit/>
+                <w:trHeight w:val="360" w:hRule="atLeast"/>
+              </w:trPr>
+              <w:tc>
+                <w:tcPr>
+                  <w:tcW w:type="dxa" w:w="2506"/>
+                  <w:tcBorders>
+                    <w:top w:val="single" w:color="B7C2D1" w:sz="4"/>
+                    <w:left w:val="single" w:color="B7C2D1" w:sz="4"/>
+                    <w:bottom w:val="single" w:color="B7C2D1" w:sz="4"/>
+                    <w:right w:val="single" w:color="B7C2D1" w:sz="4"/>
+                  </w:tcBorders>
+                  <w:shd w:fill="FFFFFF" w:color="auto" w:val="clear"/>
+                  <w:tcMar>
+                    <w:top w:type="dxa" w:w="80"/>
+                    <w:left w:type="dxa" w:w="120"/>
+                    <w:bottom w:type="dxa" w:w="80"/>
+                    <w:right w:type="dxa" w:w="120"/>
+                  </w:tcMar>
+                  <w:vAlign w:val="center"/>
+                </w:tcPr>
+                <w:p>
+                  <w:pPr>
+                    <w:spacing w:after="0" w:before="0"/>
+                  </w:pPr>
+                  <w:r>
+                    <w:rPr>
+                      <w:rFonts w:ascii="Arial" w:cs="Arial" w:eastAsia="Arial" w:hAnsi="Arial"/>
+                      <w:sz w:val="21"/>
+                      <w:szCs w:val="21"/>
+                    </w:rPr>
+                    <w:t xml:space="preserve">This program should display the title and minutes of every game lasting more than 35 minutes. Find the mistake and put it right.</w:t>
+                  </w:r>
+                </w:p>
+              </w:tc>
+              <w:tc>
+                <w:tcPr>
+                  <w:tcW w:type="dxa" w:w="2506"/>
+                  <w:tcBorders>
+                    <w:top w:val="single" w:color="B7C2D1" w:sz="4"/>
+                    <w:left w:val="single" w:color="B7C2D1" w:sz="4"/>
+                    <w:bottom w:val="single" w:color="B7C2D1" w:sz="4"/>
+                    <w:right w:val="single" w:color="B7C2D1" w:sz="4"/>
+                  </w:tcBorders>
+                  <w:shd w:fill="FFFFFF" w:color="auto" w:val="clear"/>
+                  <w:tcMar>
+                    <w:top w:type="dxa" w:w="80"/>
+                    <w:left w:type="dxa" w:w="120"/>
+                    <w:bottom w:type="dxa" w:w="80"/>
+                    <w:right w:type="dxa" w:w="120"/>
+                  </w:tcMar>
+                  <w:vAlign w:val="center"/>
+                </w:tcPr>
+                <w:p>
+                  <w:pPr>
+                    <w:spacing w:after="0" w:before="0"/>
+                  </w:pPr>
+                  <w:r>
+                    <w:rPr>
+                      <w:rFonts w:ascii="Arial" w:cs="Arial" w:eastAsia="Arial" w:hAnsi="Arial"/>
+                      <w:b w:val="false"/>
+                      <w:bCs w:val="false"/>
+                      <w:sz w:val="21"/>
+                      <w:szCs w:val="21"/>
+                    </w:rPr>
+                    <w:t xml:space="preserve">Fix it</w:t>
+                  </w:r>
+                </w:p>
+              </w:tc>
+              <w:tc>
+                <w:tcPr>
+                  <w:tcW w:type="dxa" w:w="2506"/>
+                  <w:tcBorders>
+                    <w:top w:val="single" w:color="B7C2D1" w:sz="4"/>
+                    <w:left w:val="single" w:color="B7C2D1" w:sz="4"/>
+                    <w:bottom w:val="single" w:color="B7C2D1" w:sz="4"/>
+                    <w:right w:val="single" w:color="B7C2D1" w:sz="4"/>
+                  </w:tcBorders>
+                  <w:shd w:fill="FFFFFF" w:color="auto" w:val="clear"/>
+                  <w:tcMar>
+                    <w:top w:type="dxa" w:w="80"/>
+                    <w:left w:type="dxa" w:w="120"/>
+                    <w:bottom w:type="dxa" w:w="80"/>
+                    <w:right w:type="dxa" w:w="120"/>
+                  </w:tcMar>
+                  <w:vAlign w:val="center"/>
+                </w:tcPr>
+                <w:p>
+                  <w:pPr>
+                    <w:spacing w:after="0" w:before="0"/>
+                  </w:pPr>
+                  <w:r>
+                    <w:rPr>
+                      <w:rFonts w:ascii="Arial" w:cs="Arial" w:eastAsia="Arial" w:hAnsi="Arial"/>
+                      <w:b w:val="false"/>
+                      <w:bCs w:val="false"/>
+                      <w:sz w:val="21"/>
+                      <w:szCs w:val="21"/>
+                    </w:rPr>
+                    <w:t xml:space="preserve">2</w:t>
+                  </w:r>
+                </w:p>
+              </w:tc>
+              <w:tc>
+                <w:tcPr>
+                  <w:tcW w:type="dxa" w:w="2506"/>
+                  <w:tcBorders>
+                    <w:top w:val="single" w:color="B7C2D1" w:sz="4"/>
+                    <w:left w:val="single" w:color="B7C2D1" w:sz="4"/>
+                    <w:bottom w:val="single" w:color="B7C2D1" w:sz="4"/>
+                    <w:right w:val="single" w:color="B7C2D1" w:sz="4"/>
+                  </w:tcBorders>
+                  <w:shd w:fill="FFFFFF" w:color="auto" w:val="clear"/>
+                  <w:tcMar>
+                    <w:top w:type="dxa" w:w="80"/>
+                    <w:left w:type="dxa" w:w="120"/>
+                    <w:bottom w:type="dxa" w:w="80"/>
+                    <w:right w:type="dxa" w:w="120"/>
+                  </w:tcMar>
+                  <w:vAlign w:val="center"/>
+                </w:tcPr>
+                <w:p>
+                  <w:pPr>
+                    <w:spacing w:after="0" w:before="0"/>
+                  </w:pPr>
+                  <w:r>
+                    <w:rPr>
+                      <w:rFonts w:ascii="Arial" w:cs="Arial" w:eastAsia="Arial" w:hAnsi="Arial"/>
+                      <w:b w:val="false"/>
+                      <w:bCs w:val="false"/>
+                      <w:sz w:val="21"/>
+                      <w:szCs w:val="21"/>
+                    </w:rPr>
+                    <w:t xml:space="preserve"/>
+                  </w:r>
+                </w:p>
+              </w:tc>
+            </w:tr>
+            <w:tr>
+              <w:trPr>
+                <w:cantSplit/>
+                <w:trHeight w:val="360" w:hRule="atLeast"/>
+              </w:trPr>
+              <w:tc>
+                <w:tcPr>
+                  <w:tcW w:type="dxa" w:w="2506"/>
+                  <w:tcBorders>
+                    <w:top w:val="single" w:color="B7C2D1" w:sz="4"/>
+                    <w:left w:val="single" w:color="B7C2D1" w:sz="4"/>
+                    <w:bottom w:val="single" w:color="B7C2D1" w:sz="4"/>
+                    <w:right w:val="single" w:color="B7C2D1" w:sz="4"/>
+                  </w:tcBorders>
+                  <w:shd w:fill="FFFFFF" w:color="auto" w:val="clear"/>
+                  <w:tcMar>
+                    <w:top w:type="dxa" w:w="80"/>
+                    <w:left w:type="dxa" w:w="120"/>
+                    <w:bottom w:type="dxa" w:w="80"/>
+                    <w:right w:type="dxa" w:w="120"/>
+                  </w:tcMar>
+                  <w:vAlign w:val="center"/>
+                </w:tcPr>
+                <w:p>
+                  <w:pPr>
+                    <w:spacing w:after="0" w:before="0"/>
+                  </w:pPr>
+                  <w:r>
+                    <w:rPr>
+                      <w:rFonts w:ascii="Arial" w:cs="Arial" w:eastAsia="Arial" w:hAnsi="Arial"/>
+                      <w:sz w:val="21"/>
+                      <w:szCs w:val="21"/>
+                    </w:rPr>
+                    <w:t xml:space="preserve">Write one query giving the column title and then the column minutes for every game in the table games. Keep only the games lasting fewer than 30 minutes. Display each row on its own line, the two values separated by one space.</w:t>
+                  </w:r>
+                </w:p>
+              </w:tc>
+              <w:tc>
+                <w:tcPr>
+                  <w:tcW w:type="dxa" w:w="2506"/>
+                  <w:tcBorders>
+                    <w:top w:val="single" w:color="B7C2D1" w:sz="4"/>
+                    <w:left w:val="single" w:color="B7C2D1" w:sz="4"/>
+                    <w:bottom w:val="single" w:color="B7C2D1" w:sz="4"/>
+                    <w:right w:val="single" w:color="B7C2D1" w:sz="4"/>
+                  </w:tcBorders>
+                  <w:shd w:fill="FFFFFF" w:color="auto" w:val="clear"/>
+                  <w:tcMar>
+                    <w:top w:type="dxa" w:w="80"/>
+                    <w:left w:type="dxa" w:w="120"/>
+                    <w:bottom w:type="dxa" w:w="80"/>
+                    <w:right w:type="dxa" w:w="120"/>
+                  </w:tcMar>
+                  <w:vAlign w:val="center"/>
+                </w:tcPr>
+                <w:p>
+                  <w:pPr>
+                    <w:spacing w:after="0" w:before="0"/>
+                  </w:pPr>
+                  <w:r>
+                    <w:rPr>
+                      <w:rFonts w:ascii="Arial" w:cs="Arial" w:eastAsia="Arial" w:hAnsi="Arial"/>
+                      <w:b w:val="false"/>
+                      <w:bCs w:val="false"/>
+                      <w:sz w:val="21"/>
+                      <w:szCs w:val="21"/>
+                    </w:rPr>
+                    <w:t xml:space="preserve">Write it</w:t>
+                  </w:r>
+                </w:p>
+              </w:tc>
+              <w:tc>
+                <w:tcPr>
+                  <w:tcW w:type="dxa" w:w="2506"/>
+                  <w:tcBorders>
+                    <w:top w:val="single" w:color="B7C2D1" w:sz="4"/>
+                    <w:left w:val="single" w:color="B7C2D1" w:sz="4"/>
+                    <w:bottom w:val="single" w:color="B7C2D1" w:sz="4"/>
+                    <w:right w:val="single" w:color="B7C2D1" w:sz="4"/>
+                  </w:tcBorders>
+                  <w:shd w:fill="FFFFFF" w:color="auto" w:val="clear"/>
+                  <w:tcMar>
+                    <w:top w:type="dxa" w:w="80"/>
+                    <w:left w:type="dxa" w:w="120"/>
+                    <w:bottom w:type="dxa" w:w="80"/>
+                    <w:right w:type="dxa" w:w="120"/>
+                  </w:tcMar>
+                  <w:vAlign w:val="center"/>
+                </w:tcPr>
+                <w:p>
+                  <w:pPr>
+                    <w:spacing w:after="0" w:before="0"/>
+                  </w:pPr>
+                  <w:r>
+                    <w:rPr>
+                      <w:rFonts w:ascii="Arial" w:cs="Arial" w:eastAsia="Arial" w:hAnsi="Arial"/>
+                      <w:b w:val="false"/>
+                      <w:bCs w:val="false"/>
+                      <w:sz w:val="21"/>
+                      <w:szCs w:val="21"/>
+                    </w:rPr>
+                    <w:t xml:space="preserve">2</w:t>
+                  </w:r>
+                </w:p>
+              </w:tc>
+              <w:tc>
+                <w:tcPr>
+                  <w:tcW w:type="dxa" w:w="2506"/>
+                  <w:tcBorders>
+                    <w:top w:val="single" w:color="B7C2D1" w:sz="4"/>
+                    <w:left w:val="single" w:color="B7C2D1" w:sz="4"/>
+                    <w:bottom w:val="single" w:color="B7C2D1" w:sz="4"/>
+                    <w:right w:val="single" w:color="B7C2D1" w:sz="4"/>
+                  </w:tcBorders>
+                  <w:shd w:fill="FFFFFF" w:color="auto" w:val="clear"/>
+                  <w:tcMar>
+                    <w:top w:type="dxa" w:w="80"/>
+                    <w:left w:type="dxa" w:w="120"/>
+                    <w:bottom w:type="dxa" w:w="80"/>
+                    <w:right w:type="dxa" w:w="120"/>
+                  </w:tcMar>
+                  <w:vAlign w:val="center"/>
+                </w:tcPr>
+                <w:p>
+                  <w:pPr>
+                    <w:spacing w:after="0" w:before="0"/>
+                  </w:pPr>
+                  <w:r>
+                    <w:rPr>
+                      <w:rFonts w:ascii="Arial" w:cs="Arial" w:eastAsia="Arial" w:hAnsi="Arial"/>
+                      <w:b w:val="false"/>
+                      <w:bCs w:val="false"/>
+                      <w:sz w:val="21"/>
+                      <w:szCs w:val="21"/>
+                    </w:rPr>
+                    <w:t xml:space="preserve"/>
+                  </w:r>
+                </w:p>
+              </w:tc>
+            </w:tr>
+            <w:tr>
+              <w:trPr>
+                <w:cantSplit/>
+                <w:trHeight w:val="360" w:hRule="atLeast"/>
+              </w:trPr>
+              <w:tc>
+                <w:tcPr>
+                  <w:tcW w:type="dxa" w:w="2506"/>
+                  <w:tcBorders>
+                    <w:top w:val="single" w:color="B7C2D1" w:sz="4"/>
+                    <w:left w:val="single" w:color="B7C2D1" w:sz="4"/>
+                    <w:bottom w:val="single" w:color="B7C2D1" w:sz="4"/>
+                    <w:right w:val="single" w:color="B7C2D1" w:sz="4"/>
+                  </w:tcBorders>
+                  <w:shd w:fill="FFFFFF" w:color="auto" w:val="clear"/>
+                  <w:tcMar>
+                    <w:top w:type="dxa" w:w="80"/>
+                    <w:left w:type="dxa" w:w="120"/>
+                    <w:bottom w:type="dxa" w:w="80"/>
+                    <w:right w:type="dxa" w:w="120"/>
+                  </w:tcMar>
+                  <w:vAlign w:val="center"/>
+                </w:tcPr>
+                <w:p>
+                  <w:pPr>
+                    <w:spacing w:after="0" w:before="0"/>
+                  </w:pPr>
+                  <w:r>
+                    <w:rPr>
+                      <w:rFonts w:ascii="Arial" w:cs="Arial" w:eastAsia="Arial" w:hAnsi="Arial"/>
+                      <w:sz w:val="21"/>
+                      <w:szCs w:val="21"/>
+                    </w:rPr>
+                    <w:t xml:space="preserve">Write one query giving the column title and then the column minutes for every game in the table games that is not a card game. Display each row on its own line, the two values separated by one space. Then display one more line giving the minutes of the longest game the query found.</w:t>
+                  </w:r>
+                </w:p>
+              </w:tc>
+              <w:tc>
+                <w:tcPr>
+                  <w:tcW w:type="dxa" w:w="2506"/>
+                  <w:tcBorders>
+                    <w:top w:val="single" w:color="B7C2D1" w:sz="4"/>
+                    <w:left w:val="single" w:color="B7C2D1" w:sz="4"/>
+                    <w:bottom w:val="single" w:color="B7C2D1" w:sz="4"/>
+                    <w:right w:val="single" w:color="B7C2D1" w:sz="4"/>
+                  </w:tcBorders>
+                  <w:shd w:fill="FFFFFF" w:color="auto" w:val="clear"/>
+                  <w:tcMar>
+                    <w:top w:type="dxa" w:w="80"/>
+                    <w:left w:type="dxa" w:w="120"/>
+                    <w:bottom w:type="dxa" w:w="80"/>
+                    <w:right w:type="dxa" w:w="120"/>
+                  </w:tcMar>
+                  <w:vAlign w:val="center"/>
+                </w:tcPr>
+                <w:p>
+                  <w:pPr>
+                    <w:spacing w:after="0" w:before="0"/>
+                  </w:pPr>
+                  <w:r>
+                    <w:rPr>
+                      <w:rFonts w:ascii="Arial" w:cs="Arial" w:eastAsia="Arial" w:hAnsi="Arial"/>
+                      <w:b w:val="false"/>
+                      <w:bCs w:val="false"/>
+                      <w:sz w:val="21"/>
+                      <w:szCs w:val="21"/>
+                    </w:rPr>
+                    <w:t xml:space="preserve">Challenge (optional)</w:t>
+                  </w:r>
+                </w:p>
+              </w:tc>
+              <w:tc>
+                <w:tcPr>
+                  <w:tcW w:type="dxa" w:w="2506"/>
+                  <w:tcBorders>
+                    <w:top w:val="single" w:color="B7C2D1" w:sz="4"/>
+                    <w:left w:val="single" w:color="B7C2D1" w:sz="4"/>
+                    <w:bottom w:val="single" w:color="B7C2D1" w:sz="4"/>
+                    <w:right w:val="single" w:color="B7C2D1" w:sz="4"/>
+                  </w:tcBorders>
+                  <w:shd w:fill="FFFFFF" w:color="auto" w:val="clear"/>
+                  <w:tcMar>
+                    <w:top w:type="dxa" w:w="80"/>
+                    <w:left w:type="dxa" w:w="120"/>
+                    <w:bottom w:type="dxa" w:w="80"/>
+                    <w:right w:type="dxa" w:w="120"/>
+                  </w:tcMar>
+                  <w:vAlign w:val="center"/>
+                </w:tcPr>
+                <w:p>
+                  <w:pPr>
+                    <w:spacing w:after="0" w:before="0"/>
+                  </w:pPr>
+                  <w:r>
+                    <w:rPr>
+                      <w:rFonts w:ascii="Arial" w:cs="Arial" w:eastAsia="Arial" w:hAnsi="Arial"/>
+                      <w:b w:val="false"/>
+                      <w:bCs w:val="false"/>
+                      <w:sz w:val="21"/>
+                      <w:szCs w:val="21"/>
+                    </w:rPr>
+                    <w:t xml:space="preserve">3</w:t>
+                  </w:r>
+                </w:p>
+              </w:tc>
+              <w:tc>
+                <w:tcPr>
+                  <w:tcW w:type="dxa" w:w="2506"/>
                   <w:tcBorders>
                     <w:top w:val="single" w:color="B7C2D1" w:sz="4"/>
                     <w:left w:val="single" w:color="B7C2D1" w:sz="4"/>
@@ -3629,7 +6012,7 @@
                 <w:sz w:val="21"/>
                 <w:szCs w:val="21"/>
               </w:rPr>
-              <w:t xml:space="preserve">Plan the one you found hardest: inputs, what happens to them, what is printed.</w:t>
+              <w:t xml:space="preserve">Plan the one you found hardest: what is typed in, what happens to it, what is displayed.</w:t>
             </w:r>
           </w:p>
           <w:tbl>
@@ -4055,12 +6438,12 @@
                 <w:sz w:val="21"/>
                 <w:szCs w:val="21"/>
               </w:rPr>
-              <w:t xml:space="preserve">Tick each one off as its tests pass in the editor</w:t>
+              <w:t xml:space="preserve">Tick each one off as you finish it in the editor</w:t>
             </w:r>
           </w:p>
           <w:tbl>
             <w:tblPr>
-              <w:tblW w:type="dxa" w:w="10026"/>
+              <w:tblW w:type="dxa" w:w="10024"/>
               <w:tblBorders>
                 <w:top w:val="single" w:color="auto" w:sz="4"/>
                 <w:left w:val="single" w:color="auto" w:sz="4"/>
@@ -4071,9 +6454,10 @@
               </w:tblBorders>
             </w:tblPr>
             <w:tblGrid>
-              <w:gridCol w:w="3342"/>
-              <w:gridCol w:w="3342"/>
-              <w:gridCol w:w="3342"/>
+              <w:gridCol w:w="2506"/>
+              <w:gridCol w:w="2506"/>
+              <w:gridCol w:w="2506"/>
+              <w:gridCol w:w="2506"/>
             </w:tblGrid>
             <w:tr>
               <w:trPr>
@@ -4082,7 +6466,7 @@
               </w:trPr>
               <w:tc>
                 <w:tcPr>
-                  <w:tcW w:type="dxa" w:w="3342"/>
+                  <w:tcW w:type="dxa" w:w="2506"/>
                   <w:tcBorders>
                     <w:top w:val="single" w:color="B7C2D1" w:sz="4"/>
                     <w:left w:val="single" w:color="B7C2D1" w:sz="4"/>
@@ -4110,13 +6494,13 @@
                       <w:sz w:val="20"/>
                       <w:szCs w:val="20"/>
                     </w:rPr>
-                    <w:t xml:space="preserve">Program</w:t>
-                  </w:r>
-                </w:p>
-              </w:tc>
-              <w:tc>
-                <w:tcPr>
-                  <w:tcW w:type="dxa" w:w="3342"/>
+                    <w:t xml:space="preserve">Activity</w:t>
+                  </w:r>
+                </w:p>
+              </w:tc>
+              <w:tc>
+                <w:tcPr>
+                  <w:tcW w:type="dxa" w:w="2506"/>
                   <w:tcBorders>
                     <w:top w:val="single" w:color="B7C2D1" w:sz="4"/>
                     <w:left w:val="single" w:color="B7C2D1" w:sz="4"/>
@@ -4144,13 +6528,47 @@
                       <w:sz w:val="20"/>
                       <w:szCs w:val="20"/>
                     </w:rPr>
+                    <w:t xml:space="preserve">What to do</w:t>
+                  </w:r>
+                </w:p>
+              </w:tc>
+              <w:tc>
+                <w:tcPr>
+                  <w:tcW w:type="dxa" w:w="2506"/>
+                  <w:tcBorders>
+                    <w:top w:val="single" w:color="B7C2D1" w:sz="4"/>
+                    <w:left w:val="single" w:color="B7C2D1" w:sz="4"/>
+                    <w:bottom w:val="single" w:color="B7C2D1" w:sz="4"/>
+                    <w:right w:val="single" w:color="B7C2D1" w:sz="4"/>
+                  </w:tcBorders>
+                  <w:shd w:fill="E6ECF5" w:color="auto" w:val="clear"/>
+                  <w:tcMar>
+                    <w:top w:type="dxa" w:w="80"/>
+                    <w:left w:type="dxa" w:w="120"/>
+                    <w:bottom w:type="dxa" w:w="80"/>
+                    <w:right w:type="dxa" w:w="120"/>
+                  </w:tcMar>
+                  <w:vAlign w:val="center"/>
+                </w:tcPr>
+                <w:p>
+                  <w:pPr>
+                    <w:spacing w:after="0" w:before="0"/>
+                  </w:pPr>
+                  <w:r>
+                    <w:rPr>
+                      <w:rFonts w:ascii="Arial" w:cs="Arial" w:eastAsia="Arial" w:hAnsi="Arial"/>
+                      <w:b/>
+                      <w:bCs/>
+                      <w:sz w:val="20"/>
+                      <w:szCs w:val="20"/>
+                    </w:rPr>
                     <w:t xml:space="preserve">Marks</w:t>
                   </w:r>
                 </w:p>
               </w:tc>
               <w:tc>
                 <w:tcPr>
-                  <w:tcW w:type="dxa" w:w="3342"/>
+                  <w:tcW w:type="dxa" w:w="2506"/>
                   <w:tcBorders>
                     <w:top w:val="single" w:color="B7C2D1" w:sz="4"/>
                     <w:left w:val="single" w:color="B7C2D1" w:sz="4"/>
@@ -4190,73 +6608,107 @@
               </w:trPr>
               <w:tc>
                 <w:tcPr>
-                  <w:tcW w:type="dxa" w:w="3342"/>
-                  <w:tcBorders>
-                    <w:top w:val="single" w:color="B7C2D1" w:sz="4"/>
-                    <w:left w:val="single" w:color="B7C2D1" w:sz="4"/>
-                    <w:bottom w:val="single" w:color="B7C2D1" w:sz="4"/>
-                    <w:right w:val="single" w:color="B7C2D1" w:sz="4"/>
-                  </w:tcBorders>
-                  <w:shd w:fill="FFFFFF" w:color="auto" w:val="clear"/>
-                  <w:tcMar>
-                    <w:top w:type="dxa" w:w="80"/>
-                    <w:left w:type="dxa" w:w="120"/>
-                    <w:bottom w:type="dxa" w:w="80"/>
-                    <w:right w:type="dxa" w:w="120"/>
-                  </w:tcMar>
-                  <w:vAlign w:val="center"/>
-                </w:tcPr>
-                <w:p>
-                  <w:pPr>
-                    <w:spacing w:after="0" w:before="0"/>
-                  </w:pPr>
-                  <w:r>
-                    <w:rPr>
-                      <w:rFonts w:ascii="Arial" w:cs="Arial" w:eastAsia="Arial" w:hAnsi="Arial"/>
-                      <w:sz w:val="21"/>
-                      <w:szCs w:val="21"/>
-                    </w:rPr>
-                    <w:t xml:space="preserve">Write one query giving the column title for every game in the table games. Keep only the games whose kind is card. Of those, keep only the games whose players is 3 or more. Display each row the query finds on its own line.</w:t>
-                  </w:r>
-                </w:p>
-              </w:tc>
-              <w:tc>
-                <w:tcPr>
-                  <w:tcW w:type="dxa" w:w="3342"/>
-                  <w:tcBorders>
-                    <w:top w:val="single" w:color="B7C2D1" w:sz="4"/>
-                    <w:left w:val="single" w:color="B7C2D1" w:sz="4"/>
-                    <w:bottom w:val="single" w:color="B7C2D1" w:sz="4"/>
-                    <w:right w:val="single" w:color="B7C2D1" w:sz="4"/>
-                  </w:tcBorders>
-                  <w:shd w:fill="FFFFFF" w:color="auto" w:val="clear"/>
-                  <w:tcMar>
-                    <w:top w:type="dxa" w:w="80"/>
-                    <w:left w:type="dxa" w:w="120"/>
-                    <w:bottom w:type="dxa" w:w="80"/>
-                    <w:right w:type="dxa" w:w="120"/>
-                  </w:tcMar>
-                  <w:vAlign w:val="center"/>
-                </w:tcPr>
-                <w:p>
-                  <w:pPr>
-                    <w:spacing w:after="0" w:before="0"/>
-                  </w:pPr>
-                  <w:r>
-                    <w:rPr>
-                      <w:rFonts w:ascii="Arial" w:cs="Arial" w:eastAsia="Arial" w:hAnsi="Arial"/>
-                      <w:b w:val="false"/>
-                      <w:bCs w:val="false"/>
-                      <w:sz w:val="21"/>
-                      <w:szCs w:val="21"/>
-                    </w:rPr>
-                    <w:t xml:space="preserve">5</w:t>
-                  </w:r>
-                </w:p>
-              </w:tc>
-              <w:tc>
-                <w:tcPr>
-                  <w:tcW w:type="dxa" w:w="3342"/>
+                  <w:tcW w:type="dxa" w:w="2506"/>
+                  <w:tcBorders>
+                    <w:top w:val="single" w:color="B7C2D1" w:sz="4"/>
+                    <w:left w:val="single" w:color="B7C2D1" w:sz="4"/>
+                    <w:bottom w:val="single" w:color="B7C2D1" w:sz="4"/>
+                    <w:right w:val="single" w:color="B7C2D1" w:sz="4"/>
+                  </w:tcBorders>
+                  <w:shd w:fill="FFFFFF" w:color="auto" w:val="clear"/>
+                  <w:tcMar>
+                    <w:top w:type="dxa" w:w="80"/>
+                    <w:left w:type="dxa" w:w="120"/>
+                    <w:bottom w:type="dxa" w:w="80"/>
+                    <w:right w:type="dxa" w:w="120"/>
+                  </w:tcMar>
+                  <w:vAlign w:val="center"/>
+                </w:tcPr>
+                <w:p>
+                  <w:pPr>
+                    <w:spacing w:after="0" w:before="0"/>
+                  </w:pPr>
+                  <w:r>
+                    <w:rPr>
+                      <w:rFonts w:ascii="Arial" w:cs="Arial" w:eastAsia="Arial" w:hAnsi="Arial"/>
+                      <w:sz w:val="21"/>
+                      <w:szCs w:val="21"/>
+                    </w:rPr>
+                    <w:t xml:space="preserve">Press Run. Two of the three games are card games, and only one of those passes both tests.</w:t>
+                  </w:r>
+                </w:p>
+              </w:tc>
+              <w:tc>
+                <w:tcPr>
+                  <w:tcW w:type="dxa" w:w="2506"/>
+                  <w:tcBorders>
+                    <w:top w:val="single" w:color="B7C2D1" w:sz="4"/>
+                    <w:left w:val="single" w:color="B7C2D1" w:sz="4"/>
+                    <w:bottom w:val="single" w:color="B7C2D1" w:sz="4"/>
+                    <w:right w:val="single" w:color="B7C2D1" w:sz="4"/>
+                  </w:tcBorders>
+                  <w:shd w:fill="FFFFFF" w:color="auto" w:val="clear"/>
+                  <w:tcMar>
+                    <w:top w:type="dxa" w:w="80"/>
+                    <w:left w:type="dxa" w:w="120"/>
+                    <w:bottom w:type="dxa" w:w="80"/>
+                    <w:right w:type="dxa" w:w="120"/>
+                  </w:tcMar>
+                  <w:vAlign w:val="center"/>
+                </w:tcPr>
+                <w:p>
+                  <w:pPr>
+                    <w:spacing w:after="0" w:before="0"/>
+                  </w:pPr>
+                  <w:r>
+                    <w:rPr>
+                      <w:rFonts w:ascii="Arial" w:cs="Arial" w:eastAsia="Arial" w:hAnsi="Arial"/>
+                      <w:b w:val="false"/>
+                      <w:bCs w:val="false"/>
+                      <w:sz w:val="21"/>
+                      <w:szCs w:val="21"/>
+                    </w:rPr>
+                    <w:t xml:space="preserve">Run it</w:t>
+                  </w:r>
+                </w:p>
+              </w:tc>
+              <w:tc>
+                <w:tcPr>
+                  <w:tcW w:type="dxa" w:w="2506"/>
+                  <w:tcBorders>
+                    <w:top w:val="single" w:color="B7C2D1" w:sz="4"/>
+                    <w:left w:val="single" w:color="B7C2D1" w:sz="4"/>
+                    <w:bottom w:val="single" w:color="B7C2D1" w:sz="4"/>
+                    <w:right w:val="single" w:color="B7C2D1" w:sz="4"/>
+                  </w:tcBorders>
+                  <w:shd w:fill="FFFFFF" w:color="auto" w:val="clear"/>
+                  <w:tcMar>
+                    <w:top w:type="dxa" w:w="80"/>
+                    <w:left w:type="dxa" w:w="120"/>
+                    <w:bottom w:type="dxa" w:w="80"/>
+                    <w:right w:type="dxa" w:w="120"/>
+                  </w:tcMar>
+                  <w:vAlign w:val="center"/>
+                </w:tcPr>
+                <w:p>
+                  <w:pPr>
+                    <w:spacing w:after="0" w:before="0"/>
+                  </w:pPr>
+                  <w:r>
+                    <w:rPr>
+                      <w:rFonts w:ascii="Arial" w:cs="Arial" w:eastAsia="Arial" w:hAnsi="Arial"/>
+                      <w:b w:val="false"/>
+                      <w:bCs w:val="false"/>
+                      <w:sz w:val="21"/>
+                      <w:szCs w:val="21"/>
+                    </w:rPr>
+                    <w:t xml:space="preserve">1</w:t>
+                  </w:r>
+                </w:p>
+              </w:tc>
+              <w:tc>
+                <w:tcPr>
+                  <w:tcW w:type="dxa" w:w="2506"/>
                   <w:tcBorders>
                     <w:top w:val="single" w:color="B7C2D1" w:sz="4"/>
                     <w:left w:val="single" w:color="B7C2D1" w:sz="4"/>
@@ -4296,73 +6748,807 @@
               </w:trPr>
               <w:tc>
                 <w:tcPr>
-                  <w:tcW w:type="dxa" w:w="3342"/>
-                  <w:tcBorders>
-                    <w:top w:val="single" w:color="B7C2D1" w:sz="4"/>
-                    <w:left w:val="single" w:color="B7C2D1" w:sz="4"/>
-                    <w:bottom w:val="single" w:color="B7C2D1" w:sz="4"/>
-                    <w:right w:val="single" w:color="B7C2D1" w:sz="4"/>
-                  </w:tcBorders>
-                  <w:shd w:fill="FFFFFF" w:color="auto" w:val="clear"/>
-                  <w:tcMar>
-                    <w:top w:type="dxa" w:w="80"/>
-                    <w:left w:type="dxa" w:w="120"/>
-                    <w:bottom w:type="dxa" w:w="80"/>
-                    <w:right w:type="dxa" w:w="120"/>
-                  </w:tcMar>
-                  <w:vAlign w:val="center"/>
-                </w:tcPr>
-                <w:p>
-                  <w:pPr>
-                    <w:spacing w:after="0" w:before="0"/>
-                  </w:pPr>
-                  <w:r>
-                    <w:rPr>
-                      <w:rFonts w:ascii="Arial" w:cs="Arial" w:eastAsia="Arial" w:hAnsi="Arial"/>
-                      <w:sz w:val="21"/>
-                      <w:szCs w:val="21"/>
-                    </w:rPr>
-                    <w:t xml:space="preserve">Write one query giving the columns title and then minutes for every game in the table games. Keep the games lasting fewer than 20 minutes. Keep the games lasting more than 60 minutes as well. Display each row on its own line, the two values separated by a single space.</w:t>
-                  </w:r>
-                </w:p>
-              </w:tc>
-              <w:tc>
-                <w:tcPr>
-                  <w:tcW w:type="dxa" w:w="3342"/>
-                  <w:tcBorders>
-                    <w:top w:val="single" w:color="B7C2D1" w:sz="4"/>
-                    <w:left w:val="single" w:color="B7C2D1" w:sz="4"/>
-                    <w:bottom w:val="single" w:color="B7C2D1" w:sz="4"/>
-                    <w:right w:val="single" w:color="B7C2D1" w:sz="4"/>
-                  </w:tcBorders>
-                  <w:shd w:fill="FFFFFF" w:color="auto" w:val="clear"/>
-                  <w:tcMar>
-                    <w:top w:type="dxa" w:w="80"/>
-                    <w:left w:type="dxa" w:w="120"/>
-                    <w:bottom w:type="dxa" w:w="80"/>
-                    <w:right w:type="dxa" w:w="120"/>
-                  </w:tcMar>
-                  <w:vAlign w:val="center"/>
-                </w:tcPr>
-                <w:p>
-                  <w:pPr>
-                    <w:spacing w:after="0" w:before="0"/>
-                  </w:pPr>
-                  <w:r>
-                    <w:rPr>
-                      <w:rFonts w:ascii="Arial" w:cs="Arial" w:eastAsia="Arial" w:hAnsi="Arial"/>
-                      <w:b w:val="false"/>
-                      <w:bCs w:val="false"/>
-                      <w:sz w:val="21"/>
-                      <w:szCs w:val="21"/>
-                    </w:rPr>
-                    <w:t xml:space="preserve">6</w:t>
-                  </w:r>
-                </w:p>
-              </w:tc>
-              <w:tc>
-                <w:tcPr>
-                  <w:tcW w:type="dxa" w:w="3342"/>
+                  <w:tcW w:type="dxa" w:w="2506"/>
+                  <w:tcBorders>
+                    <w:top w:val="single" w:color="B7C2D1" w:sz="4"/>
+                    <w:left w:val="single" w:color="B7C2D1" w:sz="4"/>
+                    <w:bottom w:val="single" w:color="B7C2D1" w:sz="4"/>
+                    <w:right w:val="single" w:color="B7C2D1" w:sz="4"/>
+                  </w:tcBorders>
+                  <w:shd w:fill="FFFFFF" w:color="auto" w:val="clear"/>
+                  <w:tcMar>
+                    <w:top w:type="dxa" w:w="80"/>
+                    <w:left w:type="dxa" w:w="120"/>
+                    <w:bottom w:type="dxa" w:w="80"/>
+                    <w:right w:type="dxa" w:w="120"/>
+                  </w:tcMar>
+                  <w:vAlign w:val="center"/>
+                </w:tcPr>
+                <w:p>
+                  <w:pPr>
+                    <w:spacing w:after="0" w:before="0"/>
+                  </w:pPr>
+                  <w:r>
+                    <w:rPr>
+                      <w:rFonts w:ascii="Arial" w:cs="Arial" w:eastAsia="Arial" w:hAnsi="Arial"/>
+                      <w:sz w:val="21"/>
+                      <w:szCs w:val="21"/>
+                    </w:rPr>
+                    <w:t xml:space="preserve">What will this program display?</w:t>
+                  </w:r>
+                </w:p>
+              </w:tc>
+              <w:tc>
+                <w:tcPr>
+                  <w:tcW w:type="dxa" w:w="2506"/>
+                  <w:tcBorders>
+                    <w:top w:val="single" w:color="B7C2D1" w:sz="4"/>
+                    <w:left w:val="single" w:color="B7C2D1" w:sz="4"/>
+                    <w:bottom w:val="single" w:color="B7C2D1" w:sz="4"/>
+                    <w:right w:val="single" w:color="B7C2D1" w:sz="4"/>
+                  </w:tcBorders>
+                  <w:shd w:fill="FFFFFF" w:color="auto" w:val="clear"/>
+                  <w:tcMar>
+                    <w:top w:type="dxa" w:w="80"/>
+                    <w:left w:type="dxa" w:w="120"/>
+                    <w:bottom w:type="dxa" w:w="80"/>
+                    <w:right w:type="dxa" w:w="120"/>
+                  </w:tcMar>
+                  <w:vAlign w:val="center"/>
+                </w:tcPr>
+                <w:p>
+                  <w:pPr>
+                    <w:spacing w:after="0" w:before="0"/>
+                  </w:pPr>
+                  <w:r>
+                    <w:rPr>
+                      <w:rFonts w:ascii="Arial" w:cs="Arial" w:eastAsia="Arial" w:hAnsi="Arial"/>
+                      <w:b w:val="false"/>
+                      <w:bCs w:val="false"/>
+                      <w:sz w:val="21"/>
+                      <w:szCs w:val="21"/>
+                    </w:rPr>
+                    <w:t xml:space="preserve">Predict</w:t>
+                  </w:r>
+                </w:p>
+              </w:tc>
+              <w:tc>
+                <w:tcPr>
+                  <w:tcW w:type="dxa" w:w="2506"/>
+                  <w:tcBorders>
+                    <w:top w:val="single" w:color="B7C2D1" w:sz="4"/>
+                    <w:left w:val="single" w:color="B7C2D1" w:sz="4"/>
+                    <w:bottom w:val="single" w:color="B7C2D1" w:sz="4"/>
+                    <w:right w:val="single" w:color="B7C2D1" w:sz="4"/>
+                  </w:tcBorders>
+                  <w:shd w:fill="FFFFFF" w:color="auto" w:val="clear"/>
+                  <w:tcMar>
+                    <w:top w:type="dxa" w:w="80"/>
+                    <w:left w:type="dxa" w:w="120"/>
+                    <w:bottom w:type="dxa" w:w="80"/>
+                    <w:right w:type="dxa" w:w="120"/>
+                  </w:tcMar>
+                  <w:vAlign w:val="center"/>
+                </w:tcPr>
+                <w:p>
+                  <w:pPr>
+                    <w:spacing w:after="0" w:before="0"/>
+                  </w:pPr>
+                  <w:r>
+                    <w:rPr>
+                      <w:rFonts w:ascii="Arial" w:cs="Arial" w:eastAsia="Arial" w:hAnsi="Arial"/>
+                      <w:b w:val="false"/>
+                      <w:bCs w:val="false"/>
+                      <w:sz w:val="21"/>
+                      <w:szCs w:val="21"/>
+                    </w:rPr>
+                    <w:t xml:space="preserve">1</w:t>
+                  </w:r>
+                </w:p>
+              </w:tc>
+              <w:tc>
+                <w:tcPr>
+                  <w:tcW w:type="dxa" w:w="2506"/>
+                  <w:tcBorders>
+                    <w:top w:val="single" w:color="B7C2D1" w:sz="4"/>
+                    <w:left w:val="single" w:color="B7C2D1" w:sz="4"/>
+                    <w:bottom w:val="single" w:color="B7C2D1" w:sz="4"/>
+                    <w:right w:val="single" w:color="B7C2D1" w:sz="4"/>
+                  </w:tcBorders>
+                  <w:shd w:fill="FFFFFF" w:color="auto" w:val="clear"/>
+                  <w:tcMar>
+                    <w:top w:type="dxa" w:w="80"/>
+                    <w:left w:type="dxa" w:w="120"/>
+                    <w:bottom w:type="dxa" w:w="80"/>
+                    <w:right w:type="dxa" w:w="120"/>
+                  </w:tcMar>
+                  <w:vAlign w:val="center"/>
+                </w:tcPr>
+                <w:p>
+                  <w:pPr>
+                    <w:spacing w:after="0" w:before="0"/>
+                  </w:pPr>
+                  <w:r>
+                    <w:rPr>
+                      <w:rFonts w:ascii="Arial" w:cs="Arial" w:eastAsia="Arial" w:hAnsi="Arial"/>
+                      <w:b w:val="false"/>
+                      <w:bCs w:val="false"/>
+                      <w:sz w:val="21"/>
+                      <w:szCs w:val="21"/>
+                    </w:rPr>
+                    <w:t xml:space="preserve"/>
+                  </w:r>
+                </w:p>
+              </w:tc>
+            </w:tr>
+            <w:tr>
+              <w:trPr>
+                <w:cantSplit/>
+                <w:trHeight w:val="360" w:hRule="atLeast"/>
+              </w:trPr>
+              <w:tc>
+                <w:tcPr>
+                  <w:tcW w:type="dxa" w:w="2506"/>
+                  <w:tcBorders>
+                    <w:top w:val="single" w:color="B7C2D1" w:sz="4"/>
+                    <w:left w:val="single" w:color="B7C2D1" w:sz="4"/>
+                    <w:bottom w:val="single" w:color="B7C2D1" w:sz="4"/>
+                    <w:right w:val="single" w:color="B7C2D1" w:sz="4"/>
+                  </w:tcBorders>
+                  <w:shd w:fill="FFFFFF" w:color="auto" w:val="clear"/>
+                  <w:tcMar>
+                    <w:top w:type="dxa" w:w="80"/>
+                    <w:left w:type="dxa" w:w="120"/>
+                    <w:bottom w:type="dxa" w:w="80"/>
+                    <w:right w:type="dxa" w:w="120"/>
+                  </w:tcMar>
+                  <w:vAlign w:val="center"/>
+                </w:tcPr>
+                <w:p>
+                  <w:pPr>
+                    <w:spacing w:after="0" w:before="0"/>
+                  </w:pPr>
+                  <w:r>
+                    <w:rPr>
+                      <w:rFonts w:ascii="Arial" w:cs="Arial" w:eastAsia="Arial" w:hAnsi="Arial"/>
+                      <w:sz w:val="21"/>
+                      <w:szCs w:val="21"/>
+                    </w:rPr>
+                    <w:t xml:space="preserve">Change the query so a game is kept when either comparison is true.</w:t>
+                  </w:r>
+                </w:p>
+              </w:tc>
+              <w:tc>
+                <w:tcPr>
+                  <w:tcW w:type="dxa" w:w="2506"/>
+                  <w:tcBorders>
+                    <w:top w:val="single" w:color="B7C2D1" w:sz="4"/>
+                    <w:left w:val="single" w:color="B7C2D1" w:sz="4"/>
+                    <w:bottom w:val="single" w:color="B7C2D1" w:sz="4"/>
+                    <w:right w:val="single" w:color="B7C2D1" w:sz="4"/>
+                  </w:tcBorders>
+                  <w:shd w:fill="FFFFFF" w:color="auto" w:val="clear"/>
+                  <w:tcMar>
+                    <w:top w:type="dxa" w:w="80"/>
+                    <w:left w:type="dxa" w:w="120"/>
+                    <w:bottom w:type="dxa" w:w="80"/>
+                    <w:right w:type="dxa" w:w="120"/>
+                  </w:tcMar>
+                  <w:vAlign w:val="center"/>
+                </w:tcPr>
+                <w:p>
+                  <w:pPr>
+                    <w:spacing w:after="0" w:before="0"/>
+                  </w:pPr>
+                  <w:r>
+                    <w:rPr>
+                      <w:rFonts w:ascii="Arial" w:cs="Arial" w:eastAsia="Arial" w:hAnsi="Arial"/>
+                      <w:b w:val="false"/>
+                      <w:bCs w:val="false"/>
+                      <w:sz w:val="21"/>
+                      <w:szCs w:val="21"/>
+                    </w:rPr>
+                    <w:t xml:space="preserve">Change it</w:t>
+                  </w:r>
+                </w:p>
+              </w:tc>
+              <w:tc>
+                <w:tcPr>
+                  <w:tcW w:type="dxa" w:w="2506"/>
+                  <w:tcBorders>
+                    <w:top w:val="single" w:color="B7C2D1" w:sz="4"/>
+                    <w:left w:val="single" w:color="B7C2D1" w:sz="4"/>
+                    <w:bottom w:val="single" w:color="B7C2D1" w:sz="4"/>
+                    <w:right w:val="single" w:color="B7C2D1" w:sz="4"/>
+                  </w:tcBorders>
+                  <w:shd w:fill="FFFFFF" w:color="auto" w:val="clear"/>
+                  <w:tcMar>
+                    <w:top w:type="dxa" w:w="80"/>
+                    <w:left w:type="dxa" w:w="120"/>
+                    <w:bottom w:type="dxa" w:w="80"/>
+                    <w:right w:type="dxa" w:w="120"/>
+                  </w:tcMar>
+                  <w:vAlign w:val="center"/>
+                </w:tcPr>
+                <w:p>
+                  <w:pPr>
+                    <w:spacing w:after="0" w:before="0"/>
+                  </w:pPr>
+                  <w:r>
+                    <w:rPr>
+                      <w:rFonts w:ascii="Arial" w:cs="Arial" w:eastAsia="Arial" w:hAnsi="Arial"/>
+                      <w:b w:val="false"/>
+                      <w:bCs w:val="false"/>
+                      <w:sz w:val="21"/>
+                      <w:szCs w:val="21"/>
+                    </w:rPr>
+                    <w:t xml:space="preserve">1</w:t>
+                  </w:r>
+                </w:p>
+              </w:tc>
+              <w:tc>
+                <w:tcPr>
+                  <w:tcW w:type="dxa" w:w="2506"/>
+                  <w:tcBorders>
+                    <w:top w:val="single" w:color="B7C2D1" w:sz="4"/>
+                    <w:left w:val="single" w:color="B7C2D1" w:sz="4"/>
+                    <w:bottom w:val="single" w:color="B7C2D1" w:sz="4"/>
+                    <w:right w:val="single" w:color="B7C2D1" w:sz="4"/>
+                  </w:tcBorders>
+                  <w:shd w:fill="FFFFFF" w:color="auto" w:val="clear"/>
+                  <w:tcMar>
+                    <w:top w:type="dxa" w:w="80"/>
+                    <w:left w:type="dxa" w:w="120"/>
+                    <w:bottom w:type="dxa" w:w="80"/>
+                    <w:right w:type="dxa" w:w="120"/>
+                  </w:tcMar>
+                  <w:vAlign w:val="center"/>
+                </w:tcPr>
+                <w:p>
+                  <w:pPr>
+                    <w:spacing w:after="0" w:before="0"/>
+                  </w:pPr>
+                  <w:r>
+                    <w:rPr>
+                      <w:rFonts w:ascii="Arial" w:cs="Arial" w:eastAsia="Arial" w:hAnsi="Arial"/>
+                      <w:b w:val="false"/>
+                      <w:bCs w:val="false"/>
+                      <w:sz w:val="21"/>
+                      <w:szCs w:val="21"/>
+                    </w:rPr>
+                    <w:t xml:space="preserve"/>
+                  </w:r>
+                </w:p>
+              </w:tc>
+            </w:tr>
+            <w:tr>
+              <w:trPr>
+                <w:cantSplit/>
+                <w:trHeight w:val="360" w:hRule="atLeast"/>
+              </w:trPr>
+              <w:tc>
+                <w:tcPr>
+                  <w:tcW w:type="dxa" w:w="2506"/>
+                  <w:tcBorders>
+                    <w:top w:val="single" w:color="B7C2D1" w:sz="4"/>
+                    <w:left w:val="single" w:color="B7C2D1" w:sz="4"/>
+                    <w:bottom w:val="single" w:color="B7C2D1" w:sz="4"/>
+                    <w:right w:val="single" w:color="B7C2D1" w:sz="4"/>
+                  </w:tcBorders>
+                  <w:shd w:fill="FFFFFF" w:color="auto" w:val="clear"/>
+                  <w:tcMar>
+                    <w:top w:type="dxa" w:w="80"/>
+                    <w:left w:type="dxa" w:w="120"/>
+                    <w:bottom w:type="dxa" w:w="80"/>
+                    <w:right w:type="dxa" w:w="120"/>
+                  </w:tcMar>
+                  <w:vAlign w:val="center"/>
+                </w:tcPr>
+                <w:p>
+                  <w:pPr>
+                    <w:spacing w:after="0" w:before="0"/>
+                  </w:pPr>
+                  <w:r>
+                    <w:rPr>
+                      <w:rFonts w:ascii="Arial" w:cs="Arial" w:eastAsia="Arial" w:hAnsi="Arial"/>
+                      <w:sz w:val="21"/>
+                      <w:szCs w:val="21"/>
+                    </w:rPr>
+                    <w:t xml:space="preserve">Finish the query so it also keeps only the games lasting fewer than 40 minutes.</w:t>
+                  </w:r>
+                </w:p>
+              </w:tc>
+              <w:tc>
+                <w:tcPr>
+                  <w:tcW w:type="dxa" w:w="2506"/>
+                  <w:tcBorders>
+                    <w:top w:val="single" w:color="B7C2D1" w:sz="4"/>
+                    <w:left w:val="single" w:color="B7C2D1" w:sz="4"/>
+                    <w:bottom w:val="single" w:color="B7C2D1" w:sz="4"/>
+                    <w:right w:val="single" w:color="B7C2D1" w:sz="4"/>
+                  </w:tcBorders>
+                  <w:shd w:fill="FFFFFF" w:color="auto" w:val="clear"/>
+                  <w:tcMar>
+                    <w:top w:type="dxa" w:w="80"/>
+                    <w:left w:type="dxa" w:w="120"/>
+                    <w:bottom w:type="dxa" w:w="80"/>
+                    <w:right w:type="dxa" w:w="120"/>
+                  </w:tcMar>
+                  <w:vAlign w:val="center"/>
+                </w:tcPr>
+                <w:p>
+                  <w:pPr>
+                    <w:spacing w:after="0" w:before="0"/>
+                  </w:pPr>
+                  <w:r>
+                    <w:rPr>
+                      <w:rFonts w:ascii="Arial" w:cs="Arial" w:eastAsia="Arial" w:hAnsi="Arial"/>
+                      <w:b w:val="false"/>
+                      <w:bCs w:val="false"/>
+                      <w:sz w:val="21"/>
+                      <w:szCs w:val="21"/>
+                    </w:rPr>
+                    <w:t xml:space="preserve">Complete it</w:t>
+                  </w:r>
+                </w:p>
+              </w:tc>
+              <w:tc>
+                <w:tcPr>
+                  <w:tcW w:type="dxa" w:w="2506"/>
+                  <w:tcBorders>
+                    <w:top w:val="single" w:color="B7C2D1" w:sz="4"/>
+                    <w:left w:val="single" w:color="B7C2D1" w:sz="4"/>
+                    <w:bottom w:val="single" w:color="B7C2D1" w:sz="4"/>
+                    <w:right w:val="single" w:color="B7C2D1" w:sz="4"/>
+                  </w:tcBorders>
+                  <w:shd w:fill="FFFFFF" w:color="auto" w:val="clear"/>
+                  <w:tcMar>
+                    <w:top w:type="dxa" w:w="80"/>
+                    <w:left w:type="dxa" w:w="120"/>
+                    <w:bottom w:type="dxa" w:w="80"/>
+                    <w:right w:type="dxa" w:w="120"/>
+                  </w:tcMar>
+                  <w:vAlign w:val="center"/>
+                </w:tcPr>
+                <w:p>
+                  <w:pPr>
+                    <w:spacing w:after="0" w:before="0"/>
+                  </w:pPr>
+                  <w:r>
+                    <w:rPr>
+                      <w:rFonts w:ascii="Arial" w:cs="Arial" w:eastAsia="Arial" w:hAnsi="Arial"/>
+                      <w:b w:val="false"/>
+                      <w:bCs w:val="false"/>
+                      <w:sz w:val="21"/>
+                      <w:szCs w:val="21"/>
+                    </w:rPr>
+                    <w:t xml:space="preserve">2</w:t>
+                  </w:r>
+                </w:p>
+              </w:tc>
+              <w:tc>
+                <w:tcPr>
+                  <w:tcW w:type="dxa" w:w="2506"/>
+                  <w:tcBorders>
+                    <w:top w:val="single" w:color="B7C2D1" w:sz="4"/>
+                    <w:left w:val="single" w:color="B7C2D1" w:sz="4"/>
+                    <w:bottom w:val="single" w:color="B7C2D1" w:sz="4"/>
+                    <w:right w:val="single" w:color="B7C2D1" w:sz="4"/>
+                  </w:tcBorders>
+                  <w:shd w:fill="FFFFFF" w:color="auto" w:val="clear"/>
+                  <w:tcMar>
+                    <w:top w:type="dxa" w:w="80"/>
+                    <w:left w:type="dxa" w:w="120"/>
+                    <w:bottom w:type="dxa" w:w="80"/>
+                    <w:right w:type="dxa" w:w="120"/>
+                  </w:tcMar>
+                  <w:vAlign w:val="center"/>
+                </w:tcPr>
+                <w:p>
+                  <w:pPr>
+                    <w:spacing w:after="0" w:before="0"/>
+                  </w:pPr>
+                  <w:r>
+                    <w:rPr>
+                      <w:rFonts w:ascii="Arial" w:cs="Arial" w:eastAsia="Arial" w:hAnsi="Arial"/>
+                      <w:b w:val="false"/>
+                      <w:bCs w:val="false"/>
+                      <w:sz w:val="21"/>
+                      <w:szCs w:val="21"/>
+                    </w:rPr>
+                    <w:t xml:space="preserve"/>
+                  </w:r>
+                </w:p>
+              </w:tc>
+            </w:tr>
+            <w:tr>
+              <w:trPr>
+                <w:cantSplit/>
+                <w:trHeight w:val="360" w:hRule="atLeast"/>
+              </w:trPr>
+              <w:tc>
+                <w:tcPr>
+                  <w:tcW w:type="dxa" w:w="2506"/>
+                  <w:tcBorders>
+                    <w:top w:val="single" w:color="B7C2D1" w:sz="4"/>
+                    <w:left w:val="single" w:color="B7C2D1" w:sz="4"/>
+                    <w:bottom w:val="single" w:color="B7C2D1" w:sz="4"/>
+                    <w:right w:val="single" w:color="B7C2D1" w:sz="4"/>
+                  </w:tcBorders>
+                  <w:shd w:fill="FFFFFF" w:color="auto" w:val="clear"/>
+                  <w:tcMar>
+                    <w:top w:type="dxa" w:w="80"/>
+                    <w:left w:type="dxa" w:w="120"/>
+                    <w:bottom w:type="dxa" w:w="80"/>
+                    <w:right w:type="dxa" w:w="120"/>
+                  </w:tcMar>
+                  <w:vAlign w:val="center"/>
+                </w:tcPr>
+                <w:p>
+                  <w:pPr>
+                    <w:spacing w:after="0" w:before="0"/>
+                  </w:pPr>
+                  <w:r>
+                    <w:rPr>
+                      <w:rFonts w:ascii="Arial" w:cs="Arial" w:eastAsia="Arial" w:hAnsi="Arial"/>
+                      <w:sz w:val="21"/>
+                      <w:szCs w:val="21"/>
+                    </w:rPr>
+                    <w:t xml:space="preserve">This program should display the title and kind of every card game and every party game. Find the mistake and put it right.</w:t>
+                  </w:r>
+                </w:p>
+              </w:tc>
+              <w:tc>
+                <w:tcPr>
+                  <w:tcW w:type="dxa" w:w="2506"/>
+                  <w:tcBorders>
+                    <w:top w:val="single" w:color="B7C2D1" w:sz="4"/>
+                    <w:left w:val="single" w:color="B7C2D1" w:sz="4"/>
+                    <w:bottom w:val="single" w:color="B7C2D1" w:sz="4"/>
+                    <w:right w:val="single" w:color="B7C2D1" w:sz="4"/>
+                  </w:tcBorders>
+                  <w:shd w:fill="FFFFFF" w:color="auto" w:val="clear"/>
+                  <w:tcMar>
+                    <w:top w:type="dxa" w:w="80"/>
+                    <w:left w:type="dxa" w:w="120"/>
+                    <w:bottom w:type="dxa" w:w="80"/>
+                    <w:right w:type="dxa" w:w="120"/>
+                  </w:tcMar>
+                  <w:vAlign w:val="center"/>
+                </w:tcPr>
+                <w:p>
+                  <w:pPr>
+                    <w:spacing w:after="0" w:before="0"/>
+                  </w:pPr>
+                  <w:r>
+                    <w:rPr>
+                      <w:rFonts w:ascii="Arial" w:cs="Arial" w:eastAsia="Arial" w:hAnsi="Arial"/>
+                      <w:b w:val="false"/>
+                      <w:bCs w:val="false"/>
+                      <w:sz w:val="21"/>
+                      <w:szCs w:val="21"/>
+                    </w:rPr>
+                    <w:t xml:space="preserve">Fix it</w:t>
+                  </w:r>
+                </w:p>
+              </w:tc>
+              <w:tc>
+                <w:tcPr>
+                  <w:tcW w:type="dxa" w:w="2506"/>
+                  <w:tcBorders>
+                    <w:top w:val="single" w:color="B7C2D1" w:sz="4"/>
+                    <w:left w:val="single" w:color="B7C2D1" w:sz="4"/>
+                    <w:bottom w:val="single" w:color="B7C2D1" w:sz="4"/>
+                    <w:right w:val="single" w:color="B7C2D1" w:sz="4"/>
+                  </w:tcBorders>
+                  <w:shd w:fill="FFFFFF" w:color="auto" w:val="clear"/>
+                  <w:tcMar>
+                    <w:top w:type="dxa" w:w="80"/>
+                    <w:left w:type="dxa" w:w="120"/>
+                    <w:bottom w:type="dxa" w:w="80"/>
+                    <w:right w:type="dxa" w:w="120"/>
+                  </w:tcMar>
+                  <w:vAlign w:val="center"/>
+                </w:tcPr>
+                <w:p>
+                  <w:pPr>
+                    <w:spacing w:after="0" w:before="0"/>
+                  </w:pPr>
+                  <w:r>
+                    <w:rPr>
+                      <w:rFonts w:ascii="Arial" w:cs="Arial" w:eastAsia="Arial" w:hAnsi="Arial"/>
+                      <w:b w:val="false"/>
+                      <w:bCs w:val="false"/>
+                      <w:sz w:val="21"/>
+                      <w:szCs w:val="21"/>
+                    </w:rPr>
+                    <w:t xml:space="preserve">2</w:t>
+                  </w:r>
+                </w:p>
+              </w:tc>
+              <w:tc>
+                <w:tcPr>
+                  <w:tcW w:type="dxa" w:w="2506"/>
+                  <w:tcBorders>
+                    <w:top w:val="single" w:color="B7C2D1" w:sz="4"/>
+                    <w:left w:val="single" w:color="B7C2D1" w:sz="4"/>
+                    <w:bottom w:val="single" w:color="B7C2D1" w:sz="4"/>
+                    <w:right w:val="single" w:color="B7C2D1" w:sz="4"/>
+                  </w:tcBorders>
+                  <w:shd w:fill="FFFFFF" w:color="auto" w:val="clear"/>
+                  <w:tcMar>
+                    <w:top w:type="dxa" w:w="80"/>
+                    <w:left w:type="dxa" w:w="120"/>
+                    <w:bottom w:type="dxa" w:w="80"/>
+                    <w:right w:type="dxa" w:w="120"/>
+                  </w:tcMar>
+                  <w:vAlign w:val="center"/>
+                </w:tcPr>
+                <w:p>
+                  <w:pPr>
+                    <w:spacing w:after="0" w:before="0"/>
+                  </w:pPr>
+                  <w:r>
+                    <w:rPr>
+                      <w:rFonts w:ascii="Arial" w:cs="Arial" w:eastAsia="Arial" w:hAnsi="Arial"/>
+                      <w:b w:val="false"/>
+                      <w:bCs w:val="false"/>
+                      <w:sz w:val="21"/>
+                      <w:szCs w:val="21"/>
+                    </w:rPr>
+                    <w:t xml:space="preserve"/>
+                  </w:r>
+                </w:p>
+              </w:tc>
+            </w:tr>
+            <w:tr>
+              <w:trPr>
+                <w:cantSplit/>
+                <w:trHeight w:val="360" w:hRule="atLeast"/>
+              </w:trPr>
+              <w:tc>
+                <w:tcPr>
+                  <w:tcW w:type="dxa" w:w="2506"/>
+                  <w:tcBorders>
+                    <w:top w:val="single" w:color="B7C2D1" w:sz="4"/>
+                    <w:left w:val="single" w:color="B7C2D1" w:sz="4"/>
+                    <w:bottom w:val="single" w:color="B7C2D1" w:sz="4"/>
+                    <w:right w:val="single" w:color="B7C2D1" w:sz="4"/>
+                  </w:tcBorders>
+                  <w:shd w:fill="FFFFFF" w:color="auto" w:val="clear"/>
+                  <w:tcMar>
+                    <w:top w:type="dxa" w:w="80"/>
+                    <w:left w:type="dxa" w:w="120"/>
+                    <w:bottom w:type="dxa" w:w="80"/>
+                    <w:right w:type="dxa" w:w="120"/>
+                  </w:tcMar>
+                  <w:vAlign w:val="center"/>
+                </w:tcPr>
+                <w:p>
+                  <w:pPr>
+                    <w:spacing w:after="0" w:before="0"/>
+                  </w:pPr>
+                  <w:r>
+                    <w:rPr>
+                      <w:rFonts w:ascii="Arial" w:cs="Arial" w:eastAsia="Arial" w:hAnsi="Arial"/>
+                      <w:sz w:val="21"/>
+                      <w:szCs w:val="21"/>
+                    </w:rPr>
+                    <w:t xml:space="preserve">Write one query giving the column title and then the column players for every game in the table games. Keep only the games for 4 or more players. Of those, keep only the games lasting 20 minutes or more. Display each row on its own line, the two values separated by one space.</w:t>
+                  </w:r>
+                </w:p>
+              </w:tc>
+              <w:tc>
+                <w:tcPr>
+                  <w:tcW w:type="dxa" w:w="2506"/>
+                  <w:tcBorders>
+                    <w:top w:val="single" w:color="B7C2D1" w:sz="4"/>
+                    <w:left w:val="single" w:color="B7C2D1" w:sz="4"/>
+                    <w:bottom w:val="single" w:color="B7C2D1" w:sz="4"/>
+                    <w:right w:val="single" w:color="B7C2D1" w:sz="4"/>
+                  </w:tcBorders>
+                  <w:shd w:fill="FFFFFF" w:color="auto" w:val="clear"/>
+                  <w:tcMar>
+                    <w:top w:type="dxa" w:w="80"/>
+                    <w:left w:type="dxa" w:w="120"/>
+                    <w:bottom w:type="dxa" w:w="80"/>
+                    <w:right w:type="dxa" w:w="120"/>
+                  </w:tcMar>
+                  <w:vAlign w:val="center"/>
+                </w:tcPr>
+                <w:p>
+                  <w:pPr>
+                    <w:spacing w:after="0" w:before="0"/>
+                  </w:pPr>
+                  <w:r>
+                    <w:rPr>
+                      <w:rFonts w:ascii="Arial" w:cs="Arial" w:eastAsia="Arial" w:hAnsi="Arial"/>
+                      <w:b w:val="false"/>
+                      <w:bCs w:val="false"/>
+                      <w:sz w:val="21"/>
+                      <w:szCs w:val="21"/>
+                    </w:rPr>
+                    <w:t xml:space="preserve">Write it</w:t>
+                  </w:r>
+                </w:p>
+              </w:tc>
+              <w:tc>
+                <w:tcPr>
+                  <w:tcW w:type="dxa" w:w="2506"/>
+                  <w:tcBorders>
+                    <w:top w:val="single" w:color="B7C2D1" w:sz="4"/>
+                    <w:left w:val="single" w:color="B7C2D1" w:sz="4"/>
+                    <w:bottom w:val="single" w:color="B7C2D1" w:sz="4"/>
+                    <w:right w:val="single" w:color="B7C2D1" w:sz="4"/>
+                  </w:tcBorders>
+                  <w:shd w:fill="FFFFFF" w:color="auto" w:val="clear"/>
+                  <w:tcMar>
+                    <w:top w:type="dxa" w:w="80"/>
+                    <w:left w:type="dxa" w:w="120"/>
+                    <w:bottom w:type="dxa" w:w="80"/>
+                    <w:right w:type="dxa" w:w="120"/>
+                  </w:tcMar>
+                  <w:vAlign w:val="center"/>
+                </w:tcPr>
+                <w:p>
+                  <w:pPr>
+                    <w:spacing w:after="0" w:before="0"/>
+                  </w:pPr>
+                  <w:r>
+                    <w:rPr>
+                      <w:rFonts w:ascii="Arial" w:cs="Arial" w:eastAsia="Arial" w:hAnsi="Arial"/>
+                      <w:b w:val="false"/>
+                      <w:bCs w:val="false"/>
+                      <w:sz w:val="21"/>
+                      <w:szCs w:val="21"/>
+                    </w:rPr>
+                    <w:t xml:space="preserve">2</w:t>
+                  </w:r>
+                </w:p>
+              </w:tc>
+              <w:tc>
+                <w:tcPr>
+                  <w:tcW w:type="dxa" w:w="2506"/>
+                  <w:tcBorders>
+                    <w:top w:val="single" w:color="B7C2D1" w:sz="4"/>
+                    <w:left w:val="single" w:color="B7C2D1" w:sz="4"/>
+                    <w:bottom w:val="single" w:color="B7C2D1" w:sz="4"/>
+                    <w:right w:val="single" w:color="B7C2D1" w:sz="4"/>
+                  </w:tcBorders>
+                  <w:shd w:fill="FFFFFF" w:color="auto" w:val="clear"/>
+                  <w:tcMar>
+                    <w:top w:type="dxa" w:w="80"/>
+                    <w:left w:type="dxa" w:w="120"/>
+                    <w:bottom w:type="dxa" w:w="80"/>
+                    <w:right w:type="dxa" w:w="120"/>
+                  </w:tcMar>
+                  <w:vAlign w:val="center"/>
+                </w:tcPr>
+                <w:p>
+                  <w:pPr>
+                    <w:spacing w:after="0" w:before="0"/>
+                  </w:pPr>
+                  <w:r>
+                    <w:rPr>
+                      <w:rFonts w:ascii="Arial" w:cs="Arial" w:eastAsia="Arial" w:hAnsi="Arial"/>
+                      <w:b w:val="false"/>
+                      <w:bCs w:val="false"/>
+                      <w:sz w:val="21"/>
+                      <w:szCs w:val="21"/>
+                    </w:rPr>
+                    <w:t xml:space="preserve"/>
+                  </w:r>
+                </w:p>
+              </w:tc>
+            </w:tr>
+            <w:tr>
+              <w:trPr>
+                <w:cantSplit/>
+                <w:trHeight w:val="360" w:hRule="atLeast"/>
+              </w:trPr>
+              <w:tc>
+                <w:tcPr>
+                  <w:tcW w:type="dxa" w:w="2506"/>
+                  <w:tcBorders>
+                    <w:top w:val="single" w:color="B7C2D1" w:sz="4"/>
+                    <w:left w:val="single" w:color="B7C2D1" w:sz="4"/>
+                    <w:bottom w:val="single" w:color="B7C2D1" w:sz="4"/>
+                    <w:right w:val="single" w:color="B7C2D1" w:sz="4"/>
+                  </w:tcBorders>
+                  <w:shd w:fill="FFFFFF" w:color="auto" w:val="clear"/>
+                  <w:tcMar>
+                    <w:top w:type="dxa" w:w="80"/>
+                    <w:left w:type="dxa" w:w="120"/>
+                    <w:bottom w:type="dxa" w:w="80"/>
+                    <w:right w:type="dxa" w:w="120"/>
+                  </w:tcMar>
+                  <w:vAlign w:val="center"/>
+                </w:tcPr>
+                <w:p>
+                  <w:pPr>
+                    <w:spacing w:after="0" w:before="0"/>
+                  </w:pPr>
+                  <w:r>
+                    <w:rPr>
+                      <w:rFonts w:ascii="Arial" w:cs="Arial" w:eastAsia="Arial" w:hAnsi="Arial"/>
+                      <w:sz w:val="21"/>
+                      <w:szCs w:val="21"/>
+                    </w:rPr>
+                    <w:t xml:space="preserve">Write one query giving the column title and then the column kind for every game in the table games. Keep only the games whose kind is card, dice or word. Display each row on its own line, the two values separated by one space.</w:t>
+                  </w:r>
+                </w:p>
+              </w:tc>
+              <w:tc>
+                <w:tcPr>
+                  <w:tcW w:type="dxa" w:w="2506"/>
+                  <w:tcBorders>
+                    <w:top w:val="single" w:color="B7C2D1" w:sz="4"/>
+                    <w:left w:val="single" w:color="B7C2D1" w:sz="4"/>
+                    <w:bottom w:val="single" w:color="B7C2D1" w:sz="4"/>
+                    <w:right w:val="single" w:color="B7C2D1" w:sz="4"/>
+                  </w:tcBorders>
+                  <w:shd w:fill="FFFFFF" w:color="auto" w:val="clear"/>
+                  <w:tcMar>
+                    <w:top w:type="dxa" w:w="80"/>
+                    <w:left w:type="dxa" w:w="120"/>
+                    <w:bottom w:type="dxa" w:w="80"/>
+                    <w:right w:type="dxa" w:w="120"/>
+                  </w:tcMar>
+                  <w:vAlign w:val="center"/>
+                </w:tcPr>
+                <w:p>
+                  <w:pPr>
+                    <w:spacing w:after="0" w:before="0"/>
+                  </w:pPr>
+                  <w:r>
+                    <w:rPr>
+                      <w:rFonts w:ascii="Arial" w:cs="Arial" w:eastAsia="Arial" w:hAnsi="Arial"/>
+                      <w:b w:val="false"/>
+                      <w:bCs w:val="false"/>
+                      <w:sz w:val="21"/>
+                      <w:szCs w:val="21"/>
+                    </w:rPr>
+                    <w:t xml:space="preserve">Challenge (optional)</w:t>
+                  </w:r>
+                </w:p>
+              </w:tc>
+              <w:tc>
+                <w:tcPr>
+                  <w:tcW w:type="dxa" w:w="2506"/>
+                  <w:tcBorders>
+                    <w:top w:val="single" w:color="B7C2D1" w:sz="4"/>
+                    <w:left w:val="single" w:color="B7C2D1" w:sz="4"/>
+                    <w:bottom w:val="single" w:color="B7C2D1" w:sz="4"/>
+                    <w:right w:val="single" w:color="B7C2D1" w:sz="4"/>
+                  </w:tcBorders>
+                  <w:shd w:fill="FFFFFF" w:color="auto" w:val="clear"/>
+                  <w:tcMar>
+                    <w:top w:type="dxa" w:w="80"/>
+                    <w:left w:type="dxa" w:w="120"/>
+                    <w:bottom w:type="dxa" w:w="80"/>
+                    <w:right w:type="dxa" w:w="120"/>
+                  </w:tcMar>
+                  <w:vAlign w:val="center"/>
+                </w:tcPr>
+                <w:p>
+                  <w:pPr>
+                    <w:spacing w:after="0" w:before="0"/>
+                  </w:pPr>
+                  <w:r>
+                    <w:rPr>
+                      <w:rFonts w:ascii="Arial" w:cs="Arial" w:eastAsia="Arial" w:hAnsi="Arial"/>
+                      <w:b w:val="false"/>
+                      <w:bCs w:val="false"/>
+                      <w:sz w:val="21"/>
+                      <w:szCs w:val="21"/>
+                    </w:rPr>
+                    <w:t xml:space="preserve">3</w:t>
+                  </w:r>
+                </w:p>
+              </w:tc>
+              <w:tc>
+                <w:tcPr>
+                  <w:tcW w:type="dxa" w:w="2506"/>
                   <w:tcBorders>
                     <w:top w:val="single" w:color="B7C2D1" w:sz="4"/>
                     <w:left w:val="single" w:color="B7C2D1" w:sz="4"/>
@@ -4409,7 +7595,7 @@
                 <w:sz w:val="21"/>
                 <w:szCs w:val="21"/>
               </w:rPr>
-              <w:t xml:space="preserve">Plan the one you found hardest: inputs, what happens to them, what is printed.</w:t>
+              <w:t xml:space="preserve">Plan the one you found hardest: what is typed in, what happens to it, what is displayed.</w:t>
             </w:r>
           </w:p>
           <w:tbl>
@@ -4835,12 +8021,12 @@
                 <w:sz w:val="21"/>
                 <w:szCs w:val="21"/>
               </w:rPr>
-              <w:t xml:space="preserve">Tick each one off as its tests pass in the editor</w:t>
+              <w:t xml:space="preserve">Tick each one off as you finish it in the editor</w:t>
             </w:r>
           </w:p>
           <w:tbl>
             <w:tblPr>
-              <w:tblW w:type="dxa" w:w="10026"/>
+              <w:tblW w:type="dxa" w:w="10024"/>
               <w:tblBorders>
                 <w:top w:val="single" w:color="auto" w:sz="4"/>
                 <w:left w:val="single" w:color="auto" w:sz="4"/>
@@ -4851,9 +8037,10 @@
               </w:tblBorders>
             </w:tblPr>
             <w:tblGrid>
-              <w:gridCol w:w="3342"/>
-              <w:gridCol w:w="3342"/>
-              <w:gridCol w:w="3342"/>
+              <w:gridCol w:w="2506"/>
+              <w:gridCol w:w="2506"/>
+              <w:gridCol w:w="2506"/>
+              <w:gridCol w:w="2506"/>
             </w:tblGrid>
             <w:tr>
               <w:trPr>
@@ -4862,7 +8049,7 @@
               </w:trPr>
               <w:tc>
                 <w:tcPr>
-                  <w:tcW w:type="dxa" w:w="3342"/>
+                  <w:tcW w:type="dxa" w:w="2506"/>
                   <w:tcBorders>
                     <w:top w:val="single" w:color="B7C2D1" w:sz="4"/>
                     <w:left w:val="single" w:color="B7C2D1" w:sz="4"/>
@@ -4890,13 +8077,13 @@
                       <w:sz w:val="20"/>
                       <w:szCs w:val="20"/>
                     </w:rPr>
-                    <w:t xml:space="preserve">Program</w:t>
-                  </w:r>
-                </w:p>
-              </w:tc>
-              <w:tc>
-                <w:tcPr>
-                  <w:tcW w:type="dxa" w:w="3342"/>
+                    <w:t xml:space="preserve">Activity</w:t>
+                  </w:r>
+                </w:p>
+              </w:tc>
+              <w:tc>
+                <w:tcPr>
+                  <w:tcW w:type="dxa" w:w="2506"/>
                   <w:tcBorders>
                     <w:top w:val="single" w:color="B7C2D1" w:sz="4"/>
                     <w:left w:val="single" w:color="B7C2D1" w:sz="4"/>
@@ -4924,13 +8111,47 @@
                       <w:sz w:val="20"/>
                       <w:szCs w:val="20"/>
                     </w:rPr>
+                    <w:t xml:space="preserve">What to do</w:t>
+                  </w:r>
+                </w:p>
+              </w:tc>
+              <w:tc>
+                <w:tcPr>
+                  <w:tcW w:type="dxa" w:w="2506"/>
+                  <w:tcBorders>
+                    <w:top w:val="single" w:color="B7C2D1" w:sz="4"/>
+                    <w:left w:val="single" w:color="B7C2D1" w:sz="4"/>
+                    <w:bottom w:val="single" w:color="B7C2D1" w:sz="4"/>
+                    <w:right w:val="single" w:color="B7C2D1" w:sz="4"/>
+                  </w:tcBorders>
+                  <w:shd w:fill="E6ECF5" w:color="auto" w:val="clear"/>
+                  <w:tcMar>
+                    <w:top w:type="dxa" w:w="80"/>
+                    <w:left w:type="dxa" w:w="120"/>
+                    <w:bottom w:type="dxa" w:w="80"/>
+                    <w:right w:type="dxa" w:w="120"/>
+                  </w:tcMar>
+                  <w:vAlign w:val="center"/>
+                </w:tcPr>
+                <w:p>
+                  <w:pPr>
+                    <w:spacing w:after="0" w:before="0"/>
+                  </w:pPr>
+                  <w:r>
+                    <w:rPr>
+                      <w:rFonts w:ascii="Arial" w:cs="Arial" w:eastAsia="Arial" w:hAnsi="Arial"/>
+                      <w:b/>
+                      <w:bCs/>
+                      <w:sz w:val="20"/>
+                      <w:szCs w:val="20"/>
+                    </w:rPr>
                     <w:t xml:space="preserve">Marks</w:t>
                   </w:r>
                 </w:p>
               </w:tc>
               <w:tc>
                 <w:tcPr>
-                  <w:tcW w:type="dxa" w:w="3342"/>
+                  <w:tcW w:type="dxa" w:w="2506"/>
                   <w:tcBorders>
                     <w:top w:val="single" w:color="B7C2D1" w:sz="4"/>
                     <w:left w:val="single" w:color="B7C2D1" w:sz="4"/>
@@ -4970,73 +8191,107 @@
               </w:trPr>
               <w:tc>
                 <w:tcPr>
-                  <w:tcW w:type="dxa" w:w="3342"/>
-                  <w:tcBorders>
-                    <w:top w:val="single" w:color="B7C2D1" w:sz="4"/>
-                    <w:left w:val="single" w:color="B7C2D1" w:sz="4"/>
-                    <w:bottom w:val="single" w:color="B7C2D1" w:sz="4"/>
-                    <w:right w:val="single" w:color="B7C2D1" w:sz="4"/>
-                  </w:tcBorders>
-                  <w:shd w:fill="FFFFFF" w:color="auto" w:val="clear"/>
-                  <w:tcMar>
-                    <w:top w:type="dxa" w:w="80"/>
-                    <w:left w:type="dxa" w:w="120"/>
-                    <w:bottom w:type="dxa" w:w="80"/>
-                    <w:right w:type="dxa" w:w="120"/>
-                  </w:tcMar>
-                  <w:vAlign w:val="center"/>
-                </w:tcPr>
-                <w:p>
-                  <w:pPr>
-                    <w:spacing w:after="0" w:before="0"/>
-                  </w:pPr>
-                  <w:r>
-                    <w:rPr>
-                      <w:rFonts w:ascii="Arial" w:cs="Arial" w:eastAsia="Arial" w:hAnsi="Arial"/>
-                      <w:sz w:val="21"/>
-                      <w:szCs w:val="21"/>
-                    </w:rPr>
-                    <w:t xml:space="preserve">Write one query giving the columns title and then minutes for every game in the table games. Put the rows in order of minutes, shortest first. Display each row on its own line, the two values separated by a single space.</w:t>
-                  </w:r>
-                </w:p>
-              </w:tc>
-              <w:tc>
-                <w:tcPr>
-                  <w:tcW w:type="dxa" w:w="3342"/>
-                  <w:tcBorders>
-                    <w:top w:val="single" w:color="B7C2D1" w:sz="4"/>
-                    <w:left w:val="single" w:color="B7C2D1" w:sz="4"/>
-                    <w:bottom w:val="single" w:color="B7C2D1" w:sz="4"/>
-                    <w:right w:val="single" w:color="B7C2D1" w:sz="4"/>
-                  </w:tcBorders>
-                  <w:shd w:fill="FFFFFF" w:color="auto" w:val="clear"/>
-                  <w:tcMar>
-                    <w:top w:type="dxa" w:w="80"/>
-                    <w:left w:type="dxa" w:w="120"/>
-                    <w:bottom w:type="dxa" w:w="80"/>
-                    <w:right w:type="dxa" w:w="120"/>
-                  </w:tcMar>
-                  <w:vAlign w:val="center"/>
-                </w:tcPr>
-                <w:p>
-                  <w:pPr>
-                    <w:spacing w:after="0" w:before="0"/>
-                  </w:pPr>
-                  <w:r>
-                    <w:rPr>
-                      <w:rFonts w:ascii="Arial" w:cs="Arial" w:eastAsia="Arial" w:hAnsi="Arial"/>
-                      <w:b w:val="false"/>
-                      <w:bCs w:val="false"/>
-                      <w:sz w:val="21"/>
-                      <w:szCs w:val="21"/>
-                    </w:rPr>
-                    <w:t xml:space="preserve">6</w:t>
-                  </w:r>
-                </w:p>
-              </w:tc>
-              <w:tc>
-                <w:tcPr>
-                  <w:tcW w:type="dxa" w:w="3342"/>
+                  <w:tcW w:type="dxa" w:w="2506"/>
+                  <w:tcBorders>
+                    <w:top w:val="single" w:color="B7C2D1" w:sz="4"/>
+                    <w:left w:val="single" w:color="B7C2D1" w:sz="4"/>
+                    <w:bottom w:val="single" w:color="B7C2D1" w:sz="4"/>
+                    <w:right w:val="single" w:color="B7C2D1" w:sz="4"/>
+                  </w:tcBorders>
+                  <w:shd w:fill="FFFFFF" w:color="auto" w:val="clear"/>
+                  <w:tcMar>
+                    <w:top w:type="dxa" w:w="80"/>
+                    <w:left w:type="dxa" w:w="120"/>
+                    <w:bottom w:type="dxa" w:w="80"/>
+                    <w:right w:type="dxa" w:w="120"/>
+                  </w:tcMar>
+                  <w:vAlign w:val="center"/>
+                </w:tcPr>
+                <w:p>
+                  <w:pPr>
+                    <w:spacing w:after="0" w:before="0"/>
+                  </w:pPr>
+                  <w:r>
+                    <w:rPr>
+                      <w:rFonts w:ascii="Arial" w:cs="Arial" w:eastAsia="Arial" w:hAnsi="Arial"/>
+                      <w:sz w:val="21"/>
+                      <w:szCs w:val="21"/>
+                    </w:rPr>
+                    <w:t xml:space="preserve">Press Run. The rows come out in a different order from the one they went in.</w:t>
+                  </w:r>
+                </w:p>
+              </w:tc>
+              <w:tc>
+                <w:tcPr>
+                  <w:tcW w:type="dxa" w:w="2506"/>
+                  <w:tcBorders>
+                    <w:top w:val="single" w:color="B7C2D1" w:sz="4"/>
+                    <w:left w:val="single" w:color="B7C2D1" w:sz="4"/>
+                    <w:bottom w:val="single" w:color="B7C2D1" w:sz="4"/>
+                    <w:right w:val="single" w:color="B7C2D1" w:sz="4"/>
+                  </w:tcBorders>
+                  <w:shd w:fill="FFFFFF" w:color="auto" w:val="clear"/>
+                  <w:tcMar>
+                    <w:top w:type="dxa" w:w="80"/>
+                    <w:left w:type="dxa" w:w="120"/>
+                    <w:bottom w:type="dxa" w:w="80"/>
+                    <w:right w:type="dxa" w:w="120"/>
+                  </w:tcMar>
+                  <w:vAlign w:val="center"/>
+                </w:tcPr>
+                <w:p>
+                  <w:pPr>
+                    <w:spacing w:after="0" w:before="0"/>
+                  </w:pPr>
+                  <w:r>
+                    <w:rPr>
+                      <w:rFonts w:ascii="Arial" w:cs="Arial" w:eastAsia="Arial" w:hAnsi="Arial"/>
+                      <w:b w:val="false"/>
+                      <w:bCs w:val="false"/>
+                      <w:sz w:val="21"/>
+                      <w:szCs w:val="21"/>
+                    </w:rPr>
+                    <w:t xml:space="preserve">Run it</w:t>
+                  </w:r>
+                </w:p>
+              </w:tc>
+              <w:tc>
+                <w:tcPr>
+                  <w:tcW w:type="dxa" w:w="2506"/>
+                  <w:tcBorders>
+                    <w:top w:val="single" w:color="B7C2D1" w:sz="4"/>
+                    <w:left w:val="single" w:color="B7C2D1" w:sz="4"/>
+                    <w:bottom w:val="single" w:color="B7C2D1" w:sz="4"/>
+                    <w:right w:val="single" w:color="B7C2D1" w:sz="4"/>
+                  </w:tcBorders>
+                  <w:shd w:fill="FFFFFF" w:color="auto" w:val="clear"/>
+                  <w:tcMar>
+                    <w:top w:type="dxa" w:w="80"/>
+                    <w:left w:type="dxa" w:w="120"/>
+                    <w:bottom w:type="dxa" w:w="80"/>
+                    <w:right w:type="dxa" w:w="120"/>
+                  </w:tcMar>
+                  <w:vAlign w:val="center"/>
+                </w:tcPr>
+                <w:p>
+                  <w:pPr>
+                    <w:spacing w:after="0" w:before="0"/>
+                  </w:pPr>
+                  <w:r>
+                    <w:rPr>
+                      <w:rFonts w:ascii="Arial" w:cs="Arial" w:eastAsia="Arial" w:hAnsi="Arial"/>
+                      <w:b w:val="false"/>
+                      <w:bCs w:val="false"/>
+                      <w:sz w:val="21"/>
+                      <w:szCs w:val="21"/>
+                    </w:rPr>
+                    <w:t xml:space="preserve">1</w:t>
+                  </w:r>
+                </w:p>
+              </w:tc>
+              <w:tc>
+                <w:tcPr>
+                  <w:tcW w:type="dxa" w:w="2506"/>
                   <w:tcBorders>
                     <w:top w:val="single" w:color="B7C2D1" w:sz="4"/>
                     <w:left w:val="single" w:color="B7C2D1" w:sz="4"/>
@@ -5076,73 +8331,807 @@
               </w:trPr>
               <w:tc>
                 <w:tcPr>
-                  <w:tcW w:type="dxa" w:w="3342"/>
-                  <w:tcBorders>
-                    <w:top w:val="single" w:color="B7C2D1" w:sz="4"/>
-                    <w:left w:val="single" w:color="B7C2D1" w:sz="4"/>
-                    <w:bottom w:val="single" w:color="B7C2D1" w:sz="4"/>
-                    <w:right w:val="single" w:color="B7C2D1" w:sz="4"/>
-                  </w:tcBorders>
-                  <w:shd w:fill="FFFFFF" w:color="auto" w:val="clear"/>
-                  <w:tcMar>
-                    <w:top w:type="dxa" w:w="80"/>
-                    <w:left w:type="dxa" w:w="120"/>
-                    <w:bottom w:type="dxa" w:w="80"/>
-                    <w:right w:type="dxa" w:w="120"/>
-                  </w:tcMar>
-                  <w:vAlign w:val="center"/>
-                </w:tcPr>
-                <w:p>
-                  <w:pPr>
-                    <w:spacing w:after="0" w:before="0"/>
-                  </w:pPr>
-                  <w:r>
-                    <w:rPr>
-                      <w:rFonts w:ascii="Arial" w:cs="Arial" w:eastAsia="Arial" w:hAnsi="Arial"/>
-                      <w:sz w:val="21"/>
-                      <w:szCs w:val="21"/>
-                    </w:rPr>
-                    <w:t xml:space="preserve">Write one query giving the columns title and then minutes for every game in the table games. Put the rows in order of title, from Z to A. Display each row on its own line, the two values separated by a single space.</w:t>
-                  </w:r>
-                </w:p>
-              </w:tc>
-              <w:tc>
-                <w:tcPr>
-                  <w:tcW w:type="dxa" w:w="3342"/>
-                  <w:tcBorders>
-                    <w:top w:val="single" w:color="B7C2D1" w:sz="4"/>
-                    <w:left w:val="single" w:color="B7C2D1" w:sz="4"/>
-                    <w:bottom w:val="single" w:color="B7C2D1" w:sz="4"/>
-                    <w:right w:val="single" w:color="B7C2D1" w:sz="4"/>
-                  </w:tcBorders>
-                  <w:shd w:fill="FFFFFF" w:color="auto" w:val="clear"/>
-                  <w:tcMar>
-                    <w:top w:type="dxa" w:w="80"/>
-                    <w:left w:type="dxa" w:w="120"/>
-                    <w:bottom w:type="dxa" w:w="80"/>
-                    <w:right w:type="dxa" w:w="120"/>
-                  </w:tcMar>
-                  <w:vAlign w:val="center"/>
-                </w:tcPr>
-                <w:p>
-                  <w:pPr>
-                    <w:spacing w:after="0" w:before="0"/>
-                  </w:pPr>
-                  <w:r>
-                    <w:rPr>
-                      <w:rFonts w:ascii="Arial" w:cs="Arial" w:eastAsia="Arial" w:hAnsi="Arial"/>
-                      <w:b w:val="false"/>
-                      <w:bCs w:val="false"/>
-                      <w:sz w:val="21"/>
-                      <w:szCs w:val="21"/>
-                    </w:rPr>
-                    <w:t xml:space="preserve">6</w:t>
-                  </w:r>
-                </w:p>
-              </w:tc>
-              <w:tc>
-                <w:tcPr>
-                  <w:tcW w:type="dxa" w:w="3342"/>
+                  <w:tcW w:type="dxa" w:w="2506"/>
+                  <w:tcBorders>
+                    <w:top w:val="single" w:color="B7C2D1" w:sz="4"/>
+                    <w:left w:val="single" w:color="B7C2D1" w:sz="4"/>
+                    <w:bottom w:val="single" w:color="B7C2D1" w:sz="4"/>
+                    <w:right w:val="single" w:color="B7C2D1" w:sz="4"/>
+                  </w:tcBorders>
+                  <w:shd w:fill="FFFFFF" w:color="auto" w:val="clear"/>
+                  <w:tcMar>
+                    <w:top w:type="dxa" w:w="80"/>
+                    <w:left w:type="dxa" w:w="120"/>
+                    <w:bottom w:type="dxa" w:w="80"/>
+                    <w:right w:type="dxa" w:w="120"/>
+                  </w:tcMar>
+                  <w:vAlign w:val="center"/>
+                </w:tcPr>
+                <w:p>
+                  <w:pPr>
+                    <w:spacing w:after="0" w:before="0"/>
+                  </w:pPr>
+                  <w:r>
+                    <w:rPr>
+                      <w:rFonts w:ascii="Arial" w:cs="Arial" w:eastAsia="Arial" w:hAnsi="Arial"/>
+                      <w:sz w:val="21"/>
+                      <w:szCs w:val="21"/>
+                    </w:rPr>
+                    <w:t xml:space="preserve">What will this program display?</w:t>
+                  </w:r>
+                </w:p>
+              </w:tc>
+              <w:tc>
+                <w:tcPr>
+                  <w:tcW w:type="dxa" w:w="2506"/>
+                  <w:tcBorders>
+                    <w:top w:val="single" w:color="B7C2D1" w:sz="4"/>
+                    <w:left w:val="single" w:color="B7C2D1" w:sz="4"/>
+                    <w:bottom w:val="single" w:color="B7C2D1" w:sz="4"/>
+                    <w:right w:val="single" w:color="B7C2D1" w:sz="4"/>
+                  </w:tcBorders>
+                  <w:shd w:fill="FFFFFF" w:color="auto" w:val="clear"/>
+                  <w:tcMar>
+                    <w:top w:type="dxa" w:w="80"/>
+                    <w:left w:type="dxa" w:w="120"/>
+                    <w:bottom w:type="dxa" w:w="80"/>
+                    <w:right w:type="dxa" w:w="120"/>
+                  </w:tcMar>
+                  <w:vAlign w:val="center"/>
+                </w:tcPr>
+                <w:p>
+                  <w:pPr>
+                    <w:spacing w:after="0" w:before="0"/>
+                  </w:pPr>
+                  <w:r>
+                    <w:rPr>
+                      <w:rFonts w:ascii="Arial" w:cs="Arial" w:eastAsia="Arial" w:hAnsi="Arial"/>
+                      <w:b w:val="false"/>
+                      <w:bCs w:val="false"/>
+                      <w:sz w:val="21"/>
+                      <w:szCs w:val="21"/>
+                    </w:rPr>
+                    <w:t xml:space="preserve">Predict</w:t>
+                  </w:r>
+                </w:p>
+              </w:tc>
+              <w:tc>
+                <w:tcPr>
+                  <w:tcW w:type="dxa" w:w="2506"/>
+                  <w:tcBorders>
+                    <w:top w:val="single" w:color="B7C2D1" w:sz="4"/>
+                    <w:left w:val="single" w:color="B7C2D1" w:sz="4"/>
+                    <w:bottom w:val="single" w:color="B7C2D1" w:sz="4"/>
+                    <w:right w:val="single" w:color="B7C2D1" w:sz="4"/>
+                  </w:tcBorders>
+                  <w:shd w:fill="FFFFFF" w:color="auto" w:val="clear"/>
+                  <w:tcMar>
+                    <w:top w:type="dxa" w:w="80"/>
+                    <w:left w:type="dxa" w:w="120"/>
+                    <w:bottom w:type="dxa" w:w="80"/>
+                    <w:right w:type="dxa" w:w="120"/>
+                  </w:tcMar>
+                  <w:vAlign w:val="center"/>
+                </w:tcPr>
+                <w:p>
+                  <w:pPr>
+                    <w:spacing w:after="0" w:before="0"/>
+                  </w:pPr>
+                  <w:r>
+                    <w:rPr>
+                      <w:rFonts w:ascii="Arial" w:cs="Arial" w:eastAsia="Arial" w:hAnsi="Arial"/>
+                      <w:b w:val="false"/>
+                      <w:bCs w:val="false"/>
+                      <w:sz w:val="21"/>
+                      <w:szCs w:val="21"/>
+                    </w:rPr>
+                    <w:t xml:space="preserve">1</w:t>
+                  </w:r>
+                </w:p>
+              </w:tc>
+              <w:tc>
+                <w:tcPr>
+                  <w:tcW w:type="dxa" w:w="2506"/>
+                  <w:tcBorders>
+                    <w:top w:val="single" w:color="B7C2D1" w:sz="4"/>
+                    <w:left w:val="single" w:color="B7C2D1" w:sz="4"/>
+                    <w:bottom w:val="single" w:color="B7C2D1" w:sz="4"/>
+                    <w:right w:val="single" w:color="B7C2D1" w:sz="4"/>
+                  </w:tcBorders>
+                  <w:shd w:fill="FFFFFF" w:color="auto" w:val="clear"/>
+                  <w:tcMar>
+                    <w:top w:type="dxa" w:w="80"/>
+                    <w:left w:type="dxa" w:w="120"/>
+                    <w:bottom w:type="dxa" w:w="80"/>
+                    <w:right w:type="dxa" w:w="120"/>
+                  </w:tcMar>
+                  <w:vAlign w:val="center"/>
+                </w:tcPr>
+                <w:p>
+                  <w:pPr>
+                    <w:spacing w:after="0" w:before="0"/>
+                  </w:pPr>
+                  <w:r>
+                    <w:rPr>
+                      <w:rFonts w:ascii="Arial" w:cs="Arial" w:eastAsia="Arial" w:hAnsi="Arial"/>
+                      <w:b w:val="false"/>
+                      <w:bCs w:val="false"/>
+                      <w:sz w:val="21"/>
+                      <w:szCs w:val="21"/>
+                    </w:rPr>
+                    <w:t xml:space="preserve"/>
+                  </w:r>
+                </w:p>
+              </w:tc>
+            </w:tr>
+            <w:tr>
+              <w:trPr>
+                <w:cantSplit/>
+                <w:trHeight w:val="360" w:hRule="atLeast"/>
+              </w:trPr>
+              <w:tc>
+                <w:tcPr>
+                  <w:tcW w:type="dxa" w:w="2506"/>
+                  <w:tcBorders>
+                    <w:top w:val="single" w:color="B7C2D1" w:sz="4"/>
+                    <w:left w:val="single" w:color="B7C2D1" w:sz="4"/>
+                    <w:bottom w:val="single" w:color="B7C2D1" w:sz="4"/>
+                    <w:right w:val="single" w:color="B7C2D1" w:sz="4"/>
+                  </w:tcBorders>
+                  <w:shd w:fill="FFFFFF" w:color="auto" w:val="clear"/>
+                  <w:tcMar>
+                    <w:top w:type="dxa" w:w="80"/>
+                    <w:left w:type="dxa" w:w="120"/>
+                    <w:bottom w:type="dxa" w:w="80"/>
+                    <w:right w:type="dxa" w:w="120"/>
+                  </w:tcMar>
+                  <w:vAlign w:val="center"/>
+                </w:tcPr>
+                <w:p>
+                  <w:pPr>
+                    <w:spacing w:after="0" w:before="0"/>
+                  </w:pPr>
+                  <w:r>
+                    <w:rPr>
+                      <w:rFonts w:ascii="Arial" w:cs="Arial" w:eastAsia="Arial" w:hAnsi="Arial"/>
+                      <w:sz w:val="21"/>
+                      <w:szCs w:val="21"/>
+                    </w:rPr>
+                    <w:t xml:space="preserve">Change the query so the longest game comes first.</w:t>
+                  </w:r>
+                </w:p>
+              </w:tc>
+              <w:tc>
+                <w:tcPr>
+                  <w:tcW w:type="dxa" w:w="2506"/>
+                  <w:tcBorders>
+                    <w:top w:val="single" w:color="B7C2D1" w:sz="4"/>
+                    <w:left w:val="single" w:color="B7C2D1" w:sz="4"/>
+                    <w:bottom w:val="single" w:color="B7C2D1" w:sz="4"/>
+                    <w:right w:val="single" w:color="B7C2D1" w:sz="4"/>
+                  </w:tcBorders>
+                  <w:shd w:fill="FFFFFF" w:color="auto" w:val="clear"/>
+                  <w:tcMar>
+                    <w:top w:type="dxa" w:w="80"/>
+                    <w:left w:type="dxa" w:w="120"/>
+                    <w:bottom w:type="dxa" w:w="80"/>
+                    <w:right w:type="dxa" w:w="120"/>
+                  </w:tcMar>
+                  <w:vAlign w:val="center"/>
+                </w:tcPr>
+                <w:p>
+                  <w:pPr>
+                    <w:spacing w:after="0" w:before="0"/>
+                  </w:pPr>
+                  <w:r>
+                    <w:rPr>
+                      <w:rFonts w:ascii="Arial" w:cs="Arial" w:eastAsia="Arial" w:hAnsi="Arial"/>
+                      <w:b w:val="false"/>
+                      <w:bCs w:val="false"/>
+                      <w:sz w:val="21"/>
+                      <w:szCs w:val="21"/>
+                    </w:rPr>
+                    <w:t xml:space="preserve">Change it</w:t>
+                  </w:r>
+                </w:p>
+              </w:tc>
+              <w:tc>
+                <w:tcPr>
+                  <w:tcW w:type="dxa" w:w="2506"/>
+                  <w:tcBorders>
+                    <w:top w:val="single" w:color="B7C2D1" w:sz="4"/>
+                    <w:left w:val="single" w:color="B7C2D1" w:sz="4"/>
+                    <w:bottom w:val="single" w:color="B7C2D1" w:sz="4"/>
+                    <w:right w:val="single" w:color="B7C2D1" w:sz="4"/>
+                  </w:tcBorders>
+                  <w:shd w:fill="FFFFFF" w:color="auto" w:val="clear"/>
+                  <w:tcMar>
+                    <w:top w:type="dxa" w:w="80"/>
+                    <w:left w:type="dxa" w:w="120"/>
+                    <w:bottom w:type="dxa" w:w="80"/>
+                    <w:right w:type="dxa" w:w="120"/>
+                  </w:tcMar>
+                  <w:vAlign w:val="center"/>
+                </w:tcPr>
+                <w:p>
+                  <w:pPr>
+                    <w:spacing w:after="0" w:before="0"/>
+                  </w:pPr>
+                  <w:r>
+                    <w:rPr>
+                      <w:rFonts w:ascii="Arial" w:cs="Arial" w:eastAsia="Arial" w:hAnsi="Arial"/>
+                      <w:b w:val="false"/>
+                      <w:bCs w:val="false"/>
+                      <w:sz w:val="21"/>
+                      <w:szCs w:val="21"/>
+                    </w:rPr>
+                    <w:t xml:space="preserve">1</w:t>
+                  </w:r>
+                </w:p>
+              </w:tc>
+              <w:tc>
+                <w:tcPr>
+                  <w:tcW w:type="dxa" w:w="2506"/>
+                  <w:tcBorders>
+                    <w:top w:val="single" w:color="B7C2D1" w:sz="4"/>
+                    <w:left w:val="single" w:color="B7C2D1" w:sz="4"/>
+                    <w:bottom w:val="single" w:color="B7C2D1" w:sz="4"/>
+                    <w:right w:val="single" w:color="B7C2D1" w:sz="4"/>
+                  </w:tcBorders>
+                  <w:shd w:fill="FFFFFF" w:color="auto" w:val="clear"/>
+                  <w:tcMar>
+                    <w:top w:type="dxa" w:w="80"/>
+                    <w:left w:type="dxa" w:w="120"/>
+                    <w:bottom w:type="dxa" w:w="80"/>
+                    <w:right w:type="dxa" w:w="120"/>
+                  </w:tcMar>
+                  <w:vAlign w:val="center"/>
+                </w:tcPr>
+                <w:p>
+                  <w:pPr>
+                    <w:spacing w:after="0" w:before="0"/>
+                  </w:pPr>
+                  <w:r>
+                    <w:rPr>
+                      <w:rFonts w:ascii="Arial" w:cs="Arial" w:eastAsia="Arial" w:hAnsi="Arial"/>
+                      <w:b w:val="false"/>
+                      <w:bCs w:val="false"/>
+                      <w:sz w:val="21"/>
+                      <w:szCs w:val="21"/>
+                    </w:rPr>
+                    <w:t xml:space="preserve"/>
+                  </w:r>
+                </w:p>
+              </w:tc>
+            </w:tr>
+            <w:tr>
+              <w:trPr>
+                <w:cantSplit/>
+                <w:trHeight w:val="360" w:hRule="atLeast"/>
+              </w:trPr>
+              <w:tc>
+                <w:tcPr>
+                  <w:tcW w:type="dxa" w:w="2506"/>
+                  <w:tcBorders>
+                    <w:top w:val="single" w:color="B7C2D1" w:sz="4"/>
+                    <w:left w:val="single" w:color="B7C2D1" w:sz="4"/>
+                    <w:bottom w:val="single" w:color="B7C2D1" w:sz="4"/>
+                    <w:right w:val="single" w:color="B7C2D1" w:sz="4"/>
+                  </w:tcBorders>
+                  <w:shd w:fill="FFFFFF" w:color="auto" w:val="clear"/>
+                  <w:tcMar>
+                    <w:top w:type="dxa" w:w="80"/>
+                    <w:left w:type="dxa" w:w="120"/>
+                    <w:bottom w:type="dxa" w:w="80"/>
+                    <w:right w:type="dxa" w:w="120"/>
+                  </w:tcMar>
+                  <w:vAlign w:val="center"/>
+                </w:tcPr>
+                <w:p>
+                  <w:pPr>
+                    <w:spacing w:after="0" w:before="0"/>
+                  </w:pPr>
+                  <w:r>
+                    <w:rPr>
+                      <w:rFonts w:ascii="Arial" w:cs="Arial" w:eastAsia="Arial" w:hAnsi="Arial"/>
+                      <w:sz w:val="21"/>
+                      <w:szCs w:val="21"/>
+                    </w:rPr>
+                    <w:t xml:space="preserve">Finish the query so the rows come out in alphabetical order of title.</w:t>
+                  </w:r>
+                </w:p>
+              </w:tc>
+              <w:tc>
+                <w:tcPr>
+                  <w:tcW w:type="dxa" w:w="2506"/>
+                  <w:tcBorders>
+                    <w:top w:val="single" w:color="B7C2D1" w:sz="4"/>
+                    <w:left w:val="single" w:color="B7C2D1" w:sz="4"/>
+                    <w:bottom w:val="single" w:color="B7C2D1" w:sz="4"/>
+                    <w:right w:val="single" w:color="B7C2D1" w:sz="4"/>
+                  </w:tcBorders>
+                  <w:shd w:fill="FFFFFF" w:color="auto" w:val="clear"/>
+                  <w:tcMar>
+                    <w:top w:type="dxa" w:w="80"/>
+                    <w:left w:type="dxa" w:w="120"/>
+                    <w:bottom w:type="dxa" w:w="80"/>
+                    <w:right w:type="dxa" w:w="120"/>
+                  </w:tcMar>
+                  <w:vAlign w:val="center"/>
+                </w:tcPr>
+                <w:p>
+                  <w:pPr>
+                    <w:spacing w:after="0" w:before="0"/>
+                  </w:pPr>
+                  <w:r>
+                    <w:rPr>
+                      <w:rFonts w:ascii="Arial" w:cs="Arial" w:eastAsia="Arial" w:hAnsi="Arial"/>
+                      <w:b w:val="false"/>
+                      <w:bCs w:val="false"/>
+                      <w:sz w:val="21"/>
+                      <w:szCs w:val="21"/>
+                    </w:rPr>
+                    <w:t xml:space="preserve">Complete it</w:t>
+                  </w:r>
+                </w:p>
+              </w:tc>
+              <w:tc>
+                <w:tcPr>
+                  <w:tcW w:type="dxa" w:w="2506"/>
+                  <w:tcBorders>
+                    <w:top w:val="single" w:color="B7C2D1" w:sz="4"/>
+                    <w:left w:val="single" w:color="B7C2D1" w:sz="4"/>
+                    <w:bottom w:val="single" w:color="B7C2D1" w:sz="4"/>
+                    <w:right w:val="single" w:color="B7C2D1" w:sz="4"/>
+                  </w:tcBorders>
+                  <w:shd w:fill="FFFFFF" w:color="auto" w:val="clear"/>
+                  <w:tcMar>
+                    <w:top w:type="dxa" w:w="80"/>
+                    <w:left w:type="dxa" w:w="120"/>
+                    <w:bottom w:type="dxa" w:w="80"/>
+                    <w:right w:type="dxa" w:w="120"/>
+                  </w:tcMar>
+                  <w:vAlign w:val="center"/>
+                </w:tcPr>
+                <w:p>
+                  <w:pPr>
+                    <w:spacing w:after="0" w:before="0"/>
+                  </w:pPr>
+                  <w:r>
+                    <w:rPr>
+                      <w:rFonts w:ascii="Arial" w:cs="Arial" w:eastAsia="Arial" w:hAnsi="Arial"/>
+                      <w:b w:val="false"/>
+                      <w:bCs w:val="false"/>
+                      <w:sz w:val="21"/>
+                      <w:szCs w:val="21"/>
+                    </w:rPr>
+                    <w:t xml:space="preserve">2</w:t>
+                  </w:r>
+                </w:p>
+              </w:tc>
+              <w:tc>
+                <w:tcPr>
+                  <w:tcW w:type="dxa" w:w="2506"/>
+                  <w:tcBorders>
+                    <w:top w:val="single" w:color="B7C2D1" w:sz="4"/>
+                    <w:left w:val="single" w:color="B7C2D1" w:sz="4"/>
+                    <w:bottom w:val="single" w:color="B7C2D1" w:sz="4"/>
+                    <w:right w:val="single" w:color="B7C2D1" w:sz="4"/>
+                  </w:tcBorders>
+                  <w:shd w:fill="FFFFFF" w:color="auto" w:val="clear"/>
+                  <w:tcMar>
+                    <w:top w:type="dxa" w:w="80"/>
+                    <w:left w:type="dxa" w:w="120"/>
+                    <w:bottom w:type="dxa" w:w="80"/>
+                    <w:right w:type="dxa" w:w="120"/>
+                  </w:tcMar>
+                  <w:vAlign w:val="center"/>
+                </w:tcPr>
+                <w:p>
+                  <w:pPr>
+                    <w:spacing w:after="0" w:before="0"/>
+                  </w:pPr>
+                  <w:r>
+                    <w:rPr>
+                      <w:rFonts w:ascii="Arial" w:cs="Arial" w:eastAsia="Arial" w:hAnsi="Arial"/>
+                      <w:b w:val="false"/>
+                      <w:bCs w:val="false"/>
+                      <w:sz w:val="21"/>
+                      <w:szCs w:val="21"/>
+                    </w:rPr>
+                    <w:t xml:space="preserve"/>
+                  </w:r>
+                </w:p>
+              </w:tc>
+            </w:tr>
+            <w:tr>
+              <w:trPr>
+                <w:cantSplit/>
+                <w:trHeight w:val="360" w:hRule="atLeast"/>
+              </w:trPr>
+              <w:tc>
+                <w:tcPr>
+                  <w:tcW w:type="dxa" w:w="2506"/>
+                  <w:tcBorders>
+                    <w:top w:val="single" w:color="B7C2D1" w:sz="4"/>
+                    <w:left w:val="single" w:color="B7C2D1" w:sz="4"/>
+                    <w:bottom w:val="single" w:color="B7C2D1" w:sz="4"/>
+                    <w:right w:val="single" w:color="B7C2D1" w:sz="4"/>
+                  </w:tcBorders>
+                  <w:shd w:fill="FFFFFF" w:color="auto" w:val="clear"/>
+                  <w:tcMar>
+                    <w:top w:type="dxa" w:w="80"/>
+                    <w:left w:type="dxa" w:w="120"/>
+                    <w:bottom w:type="dxa" w:w="80"/>
+                    <w:right w:type="dxa" w:w="120"/>
+                  </w:tcMar>
+                  <w:vAlign w:val="center"/>
+                </w:tcPr>
+                <w:p>
+                  <w:pPr>
+                    <w:spacing w:after="0" w:before="0"/>
+                  </w:pPr>
+                  <w:r>
+                    <w:rPr>
+                      <w:rFonts w:ascii="Arial" w:cs="Arial" w:eastAsia="Arial" w:hAnsi="Arial"/>
+                      <w:sz w:val="21"/>
+                      <w:szCs w:val="21"/>
+                    </w:rPr>
+                    <w:t xml:space="preserve">Write one query giving the column title and then the column minutes for every game in the table games. Put the rows in order of minutes, shortest first. Display each row on its own line, the two values separated by one space.</w:t>
+                  </w:r>
+                </w:p>
+              </w:tc>
+              <w:tc>
+                <w:tcPr>
+                  <w:tcW w:type="dxa" w:w="2506"/>
+                  <w:tcBorders>
+                    <w:top w:val="single" w:color="B7C2D1" w:sz="4"/>
+                    <w:left w:val="single" w:color="B7C2D1" w:sz="4"/>
+                    <w:bottom w:val="single" w:color="B7C2D1" w:sz="4"/>
+                    <w:right w:val="single" w:color="B7C2D1" w:sz="4"/>
+                  </w:tcBorders>
+                  <w:shd w:fill="FFFFFF" w:color="auto" w:val="clear"/>
+                  <w:tcMar>
+                    <w:top w:type="dxa" w:w="80"/>
+                    <w:left w:type="dxa" w:w="120"/>
+                    <w:bottom w:type="dxa" w:w="80"/>
+                    <w:right w:type="dxa" w:w="120"/>
+                  </w:tcMar>
+                  <w:vAlign w:val="center"/>
+                </w:tcPr>
+                <w:p>
+                  <w:pPr>
+                    <w:spacing w:after="0" w:before="0"/>
+                  </w:pPr>
+                  <w:r>
+                    <w:rPr>
+                      <w:rFonts w:ascii="Arial" w:cs="Arial" w:eastAsia="Arial" w:hAnsi="Arial"/>
+                      <w:b w:val="false"/>
+                      <w:bCs w:val="false"/>
+                      <w:sz w:val="21"/>
+                      <w:szCs w:val="21"/>
+                    </w:rPr>
+                    <w:t xml:space="preserve">Write it</w:t>
+                  </w:r>
+                </w:p>
+              </w:tc>
+              <w:tc>
+                <w:tcPr>
+                  <w:tcW w:type="dxa" w:w="2506"/>
+                  <w:tcBorders>
+                    <w:top w:val="single" w:color="B7C2D1" w:sz="4"/>
+                    <w:left w:val="single" w:color="B7C2D1" w:sz="4"/>
+                    <w:bottom w:val="single" w:color="B7C2D1" w:sz="4"/>
+                    <w:right w:val="single" w:color="B7C2D1" w:sz="4"/>
+                  </w:tcBorders>
+                  <w:shd w:fill="FFFFFF" w:color="auto" w:val="clear"/>
+                  <w:tcMar>
+                    <w:top w:type="dxa" w:w="80"/>
+                    <w:left w:type="dxa" w:w="120"/>
+                    <w:bottom w:type="dxa" w:w="80"/>
+                    <w:right w:type="dxa" w:w="120"/>
+                  </w:tcMar>
+                  <w:vAlign w:val="center"/>
+                </w:tcPr>
+                <w:p>
+                  <w:pPr>
+                    <w:spacing w:after="0" w:before="0"/>
+                  </w:pPr>
+                  <w:r>
+                    <w:rPr>
+                      <w:rFonts w:ascii="Arial" w:cs="Arial" w:eastAsia="Arial" w:hAnsi="Arial"/>
+                      <w:b w:val="false"/>
+                      <w:bCs w:val="false"/>
+                      <w:sz w:val="21"/>
+                      <w:szCs w:val="21"/>
+                    </w:rPr>
+                    <w:t xml:space="preserve">2</w:t>
+                  </w:r>
+                </w:p>
+              </w:tc>
+              <w:tc>
+                <w:tcPr>
+                  <w:tcW w:type="dxa" w:w="2506"/>
+                  <w:tcBorders>
+                    <w:top w:val="single" w:color="B7C2D1" w:sz="4"/>
+                    <w:left w:val="single" w:color="B7C2D1" w:sz="4"/>
+                    <w:bottom w:val="single" w:color="B7C2D1" w:sz="4"/>
+                    <w:right w:val="single" w:color="B7C2D1" w:sz="4"/>
+                  </w:tcBorders>
+                  <w:shd w:fill="FFFFFF" w:color="auto" w:val="clear"/>
+                  <w:tcMar>
+                    <w:top w:type="dxa" w:w="80"/>
+                    <w:left w:type="dxa" w:w="120"/>
+                    <w:bottom w:type="dxa" w:w="80"/>
+                    <w:right w:type="dxa" w:w="120"/>
+                  </w:tcMar>
+                  <w:vAlign w:val="center"/>
+                </w:tcPr>
+                <w:p>
+                  <w:pPr>
+                    <w:spacing w:after="0" w:before="0"/>
+                  </w:pPr>
+                  <w:r>
+                    <w:rPr>
+                      <w:rFonts w:ascii="Arial" w:cs="Arial" w:eastAsia="Arial" w:hAnsi="Arial"/>
+                      <w:b w:val="false"/>
+                      <w:bCs w:val="false"/>
+                      <w:sz w:val="21"/>
+                      <w:szCs w:val="21"/>
+                    </w:rPr>
+                    <w:t xml:space="preserve"/>
+                  </w:r>
+                </w:p>
+              </w:tc>
+            </w:tr>
+            <w:tr>
+              <w:trPr>
+                <w:cantSplit/>
+                <w:trHeight w:val="360" w:hRule="atLeast"/>
+              </w:trPr>
+              <w:tc>
+                <w:tcPr>
+                  <w:tcW w:type="dxa" w:w="2506"/>
+                  <w:tcBorders>
+                    <w:top w:val="single" w:color="B7C2D1" w:sz="4"/>
+                    <w:left w:val="single" w:color="B7C2D1" w:sz="4"/>
+                    <w:bottom w:val="single" w:color="B7C2D1" w:sz="4"/>
+                    <w:right w:val="single" w:color="B7C2D1" w:sz="4"/>
+                  </w:tcBorders>
+                  <w:shd w:fill="FFFFFF" w:color="auto" w:val="clear"/>
+                  <w:tcMar>
+                    <w:top w:type="dxa" w:w="80"/>
+                    <w:left w:type="dxa" w:w="120"/>
+                    <w:bottom w:type="dxa" w:w="80"/>
+                    <w:right w:type="dxa" w:w="120"/>
+                  </w:tcMar>
+                  <w:vAlign w:val="center"/>
+                </w:tcPr>
+                <w:p>
+                  <w:pPr>
+                    <w:spacing w:after="0" w:before="0"/>
+                  </w:pPr>
+                  <w:r>
+                    <w:rPr>
+                      <w:rFonts w:ascii="Arial" w:cs="Arial" w:eastAsia="Arial" w:hAnsi="Arial"/>
+                      <w:sz w:val="21"/>
+                      <w:szCs w:val="21"/>
+                    </w:rPr>
+                    <w:t xml:space="preserve">Write one query giving the column title and then the column players for every game in the table games. Put the rows in order of title, from Z to A. Display each row on its own line, the two values separated by one space.</w:t>
+                  </w:r>
+                </w:p>
+              </w:tc>
+              <w:tc>
+                <w:tcPr>
+                  <w:tcW w:type="dxa" w:w="2506"/>
+                  <w:tcBorders>
+                    <w:top w:val="single" w:color="B7C2D1" w:sz="4"/>
+                    <w:left w:val="single" w:color="B7C2D1" w:sz="4"/>
+                    <w:bottom w:val="single" w:color="B7C2D1" w:sz="4"/>
+                    <w:right w:val="single" w:color="B7C2D1" w:sz="4"/>
+                  </w:tcBorders>
+                  <w:shd w:fill="FFFFFF" w:color="auto" w:val="clear"/>
+                  <w:tcMar>
+                    <w:top w:type="dxa" w:w="80"/>
+                    <w:left w:type="dxa" w:w="120"/>
+                    <w:bottom w:type="dxa" w:w="80"/>
+                    <w:right w:type="dxa" w:w="120"/>
+                  </w:tcMar>
+                  <w:vAlign w:val="center"/>
+                </w:tcPr>
+                <w:p>
+                  <w:pPr>
+                    <w:spacing w:after="0" w:before="0"/>
+                  </w:pPr>
+                  <w:r>
+                    <w:rPr>
+                      <w:rFonts w:ascii="Arial" w:cs="Arial" w:eastAsia="Arial" w:hAnsi="Arial"/>
+                      <w:b w:val="false"/>
+                      <w:bCs w:val="false"/>
+                      <w:sz w:val="21"/>
+                      <w:szCs w:val="21"/>
+                    </w:rPr>
+                    <w:t xml:space="preserve">Write it</w:t>
+                  </w:r>
+                </w:p>
+              </w:tc>
+              <w:tc>
+                <w:tcPr>
+                  <w:tcW w:type="dxa" w:w="2506"/>
+                  <w:tcBorders>
+                    <w:top w:val="single" w:color="B7C2D1" w:sz="4"/>
+                    <w:left w:val="single" w:color="B7C2D1" w:sz="4"/>
+                    <w:bottom w:val="single" w:color="B7C2D1" w:sz="4"/>
+                    <w:right w:val="single" w:color="B7C2D1" w:sz="4"/>
+                  </w:tcBorders>
+                  <w:shd w:fill="FFFFFF" w:color="auto" w:val="clear"/>
+                  <w:tcMar>
+                    <w:top w:type="dxa" w:w="80"/>
+                    <w:left w:type="dxa" w:w="120"/>
+                    <w:bottom w:type="dxa" w:w="80"/>
+                    <w:right w:type="dxa" w:w="120"/>
+                  </w:tcMar>
+                  <w:vAlign w:val="center"/>
+                </w:tcPr>
+                <w:p>
+                  <w:pPr>
+                    <w:spacing w:after="0" w:before="0"/>
+                  </w:pPr>
+                  <w:r>
+                    <w:rPr>
+                      <w:rFonts w:ascii="Arial" w:cs="Arial" w:eastAsia="Arial" w:hAnsi="Arial"/>
+                      <w:b w:val="false"/>
+                      <w:bCs w:val="false"/>
+                      <w:sz w:val="21"/>
+                      <w:szCs w:val="21"/>
+                    </w:rPr>
+                    <w:t xml:space="preserve">2</w:t>
+                  </w:r>
+                </w:p>
+              </w:tc>
+              <w:tc>
+                <w:tcPr>
+                  <w:tcW w:type="dxa" w:w="2506"/>
+                  <w:tcBorders>
+                    <w:top w:val="single" w:color="B7C2D1" w:sz="4"/>
+                    <w:left w:val="single" w:color="B7C2D1" w:sz="4"/>
+                    <w:bottom w:val="single" w:color="B7C2D1" w:sz="4"/>
+                    <w:right w:val="single" w:color="B7C2D1" w:sz="4"/>
+                  </w:tcBorders>
+                  <w:shd w:fill="FFFFFF" w:color="auto" w:val="clear"/>
+                  <w:tcMar>
+                    <w:top w:type="dxa" w:w="80"/>
+                    <w:left w:type="dxa" w:w="120"/>
+                    <w:bottom w:type="dxa" w:w="80"/>
+                    <w:right w:type="dxa" w:w="120"/>
+                  </w:tcMar>
+                  <w:vAlign w:val="center"/>
+                </w:tcPr>
+                <w:p>
+                  <w:pPr>
+                    <w:spacing w:after="0" w:before="0"/>
+                  </w:pPr>
+                  <w:r>
+                    <w:rPr>
+                      <w:rFonts w:ascii="Arial" w:cs="Arial" w:eastAsia="Arial" w:hAnsi="Arial"/>
+                      <w:b w:val="false"/>
+                      <w:bCs w:val="false"/>
+                      <w:sz w:val="21"/>
+                      <w:szCs w:val="21"/>
+                    </w:rPr>
+                    <w:t xml:space="preserve"/>
+                  </w:r>
+                </w:p>
+              </w:tc>
+            </w:tr>
+            <w:tr>
+              <w:trPr>
+                <w:cantSplit/>
+                <w:trHeight w:val="360" w:hRule="atLeast"/>
+              </w:trPr>
+              <w:tc>
+                <w:tcPr>
+                  <w:tcW w:type="dxa" w:w="2506"/>
+                  <w:tcBorders>
+                    <w:top w:val="single" w:color="B7C2D1" w:sz="4"/>
+                    <w:left w:val="single" w:color="B7C2D1" w:sz="4"/>
+                    <w:bottom w:val="single" w:color="B7C2D1" w:sz="4"/>
+                    <w:right w:val="single" w:color="B7C2D1" w:sz="4"/>
+                  </w:tcBorders>
+                  <w:shd w:fill="FFFFFF" w:color="auto" w:val="clear"/>
+                  <w:tcMar>
+                    <w:top w:type="dxa" w:w="80"/>
+                    <w:left w:type="dxa" w:w="120"/>
+                    <w:bottom w:type="dxa" w:w="80"/>
+                    <w:right w:type="dxa" w:w="120"/>
+                  </w:tcMar>
+                  <w:vAlign w:val="center"/>
+                </w:tcPr>
+                <w:p>
+                  <w:pPr>
+                    <w:spacing w:after="0" w:before="0"/>
+                  </w:pPr>
+                  <w:r>
+                    <w:rPr>
+                      <w:rFonts w:ascii="Arial" w:cs="Arial" w:eastAsia="Arial" w:hAnsi="Arial"/>
+                      <w:sz w:val="21"/>
+                      <w:szCs w:val="21"/>
+                    </w:rPr>
+                    <w:t xml:space="preserve">Write one query giving the column title for every game in the table games. Put the rows in order of minutes, longest first. Display each row the query finds on its own line.</w:t>
+                  </w:r>
+                </w:p>
+              </w:tc>
+              <w:tc>
+                <w:tcPr>
+                  <w:tcW w:type="dxa" w:w="2506"/>
+                  <w:tcBorders>
+                    <w:top w:val="single" w:color="B7C2D1" w:sz="4"/>
+                    <w:left w:val="single" w:color="B7C2D1" w:sz="4"/>
+                    <w:bottom w:val="single" w:color="B7C2D1" w:sz="4"/>
+                    <w:right w:val="single" w:color="B7C2D1" w:sz="4"/>
+                  </w:tcBorders>
+                  <w:shd w:fill="FFFFFF" w:color="auto" w:val="clear"/>
+                  <w:tcMar>
+                    <w:top w:type="dxa" w:w="80"/>
+                    <w:left w:type="dxa" w:w="120"/>
+                    <w:bottom w:type="dxa" w:w="80"/>
+                    <w:right w:type="dxa" w:w="120"/>
+                  </w:tcMar>
+                  <w:vAlign w:val="center"/>
+                </w:tcPr>
+                <w:p>
+                  <w:pPr>
+                    <w:spacing w:after="0" w:before="0"/>
+                  </w:pPr>
+                  <w:r>
+                    <w:rPr>
+                      <w:rFonts w:ascii="Arial" w:cs="Arial" w:eastAsia="Arial" w:hAnsi="Arial"/>
+                      <w:b w:val="false"/>
+                      <w:bCs w:val="false"/>
+                      <w:sz w:val="21"/>
+                      <w:szCs w:val="21"/>
+                    </w:rPr>
+                    <w:t xml:space="preserve">Challenge (optional)</w:t>
+                  </w:r>
+                </w:p>
+              </w:tc>
+              <w:tc>
+                <w:tcPr>
+                  <w:tcW w:type="dxa" w:w="2506"/>
+                  <w:tcBorders>
+                    <w:top w:val="single" w:color="B7C2D1" w:sz="4"/>
+                    <w:left w:val="single" w:color="B7C2D1" w:sz="4"/>
+                    <w:bottom w:val="single" w:color="B7C2D1" w:sz="4"/>
+                    <w:right w:val="single" w:color="B7C2D1" w:sz="4"/>
+                  </w:tcBorders>
+                  <w:shd w:fill="FFFFFF" w:color="auto" w:val="clear"/>
+                  <w:tcMar>
+                    <w:top w:type="dxa" w:w="80"/>
+                    <w:left w:type="dxa" w:w="120"/>
+                    <w:bottom w:type="dxa" w:w="80"/>
+                    <w:right w:type="dxa" w:w="120"/>
+                  </w:tcMar>
+                  <w:vAlign w:val="center"/>
+                </w:tcPr>
+                <w:p>
+                  <w:pPr>
+                    <w:spacing w:after="0" w:before="0"/>
+                  </w:pPr>
+                  <w:r>
+                    <w:rPr>
+                      <w:rFonts w:ascii="Arial" w:cs="Arial" w:eastAsia="Arial" w:hAnsi="Arial"/>
+                      <w:b w:val="false"/>
+                      <w:bCs w:val="false"/>
+                      <w:sz w:val="21"/>
+                      <w:szCs w:val="21"/>
+                    </w:rPr>
+                    <w:t xml:space="preserve">3</w:t>
+                  </w:r>
+                </w:p>
+              </w:tc>
+              <w:tc>
+                <w:tcPr>
+                  <w:tcW w:type="dxa" w:w="2506"/>
                   <w:tcBorders>
                     <w:top w:val="single" w:color="B7C2D1" w:sz="4"/>
                     <w:left w:val="single" w:color="B7C2D1" w:sz="4"/>
@@ -5189,7 +9178,7 @@
                 <w:sz w:val="21"/>
                 <w:szCs w:val="21"/>
               </w:rPr>
-              <w:t xml:space="preserve">Plan the one you found hardest: inputs, what happens to them, what is printed.</w:t>
+              <w:t xml:space="preserve">Plan the one you found hardest: what is typed in, what happens to it, what is displayed.</w:t>
             </w:r>
           </w:p>
           <w:tbl>
@@ -5615,12 +9604,12 @@
                 <w:sz w:val="21"/>
                 <w:szCs w:val="21"/>
               </w:rPr>
-              <w:t xml:space="preserve">Tick each one off as its tests pass in the editor</w:t>
+              <w:t xml:space="preserve">Tick each one off as you finish it in the editor</w:t>
             </w:r>
           </w:p>
           <w:tbl>
             <w:tblPr>
-              <w:tblW w:type="dxa" w:w="10026"/>
+              <w:tblW w:type="dxa" w:w="10024"/>
               <w:tblBorders>
                 <w:top w:val="single" w:color="auto" w:sz="4"/>
                 <w:left w:val="single" w:color="auto" w:sz="4"/>
@@ -5631,9 +9620,10 @@
               </w:tblBorders>
             </w:tblPr>
             <w:tblGrid>
-              <w:gridCol w:w="3342"/>
-              <w:gridCol w:w="3342"/>
-              <w:gridCol w:w="3342"/>
+              <w:gridCol w:w="2506"/>
+              <w:gridCol w:w="2506"/>
+              <w:gridCol w:w="2506"/>
+              <w:gridCol w:w="2506"/>
             </w:tblGrid>
             <w:tr>
               <w:trPr>
@@ -5642,7 +9632,7 @@
               </w:trPr>
               <w:tc>
                 <w:tcPr>
-                  <w:tcW w:type="dxa" w:w="3342"/>
+                  <w:tcW w:type="dxa" w:w="2506"/>
                   <w:tcBorders>
                     <w:top w:val="single" w:color="B7C2D1" w:sz="4"/>
                     <w:left w:val="single" w:color="B7C2D1" w:sz="4"/>
@@ -5670,13 +9660,13 @@
                       <w:sz w:val="20"/>
                       <w:szCs w:val="20"/>
                     </w:rPr>
-                    <w:t xml:space="preserve">Program</w:t>
-                  </w:r>
-                </w:p>
-              </w:tc>
-              <w:tc>
-                <w:tcPr>
-                  <w:tcW w:type="dxa" w:w="3342"/>
+                    <w:t xml:space="preserve">Activity</w:t>
+                  </w:r>
+                </w:p>
+              </w:tc>
+              <w:tc>
+                <w:tcPr>
+                  <w:tcW w:type="dxa" w:w="2506"/>
                   <w:tcBorders>
                     <w:top w:val="single" w:color="B7C2D1" w:sz="4"/>
                     <w:left w:val="single" w:color="B7C2D1" w:sz="4"/>
@@ -5704,13 +9694,47 @@
                       <w:sz w:val="20"/>
                       <w:szCs w:val="20"/>
                     </w:rPr>
+                    <w:t xml:space="preserve">What to do</w:t>
+                  </w:r>
+                </w:p>
+              </w:tc>
+              <w:tc>
+                <w:tcPr>
+                  <w:tcW w:type="dxa" w:w="2506"/>
+                  <w:tcBorders>
+                    <w:top w:val="single" w:color="B7C2D1" w:sz="4"/>
+                    <w:left w:val="single" w:color="B7C2D1" w:sz="4"/>
+                    <w:bottom w:val="single" w:color="B7C2D1" w:sz="4"/>
+                    <w:right w:val="single" w:color="B7C2D1" w:sz="4"/>
+                  </w:tcBorders>
+                  <w:shd w:fill="E6ECF5" w:color="auto" w:val="clear"/>
+                  <w:tcMar>
+                    <w:top w:type="dxa" w:w="80"/>
+                    <w:left w:type="dxa" w:w="120"/>
+                    <w:bottom w:type="dxa" w:w="80"/>
+                    <w:right w:type="dxa" w:w="120"/>
+                  </w:tcMar>
+                  <w:vAlign w:val="center"/>
+                </w:tcPr>
+                <w:p>
+                  <w:pPr>
+                    <w:spacing w:after="0" w:before="0"/>
+                  </w:pPr>
+                  <w:r>
+                    <w:rPr>
+                      <w:rFonts w:ascii="Arial" w:cs="Arial" w:eastAsia="Arial" w:hAnsi="Arial"/>
+                      <w:b/>
+                      <w:bCs/>
+                      <w:sz w:val="20"/>
+                      <w:szCs w:val="20"/>
+                    </w:rPr>
                     <w:t xml:space="preserve">Marks</w:t>
                   </w:r>
                 </w:p>
               </w:tc>
               <w:tc>
                 <w:tcPr>
-                  <w:tcW w:type="dxa" w:w="3342"/>
+                  <w:tcW w:type="dxa" w:w="2506"/>
                   <w:tcBorders>
                     <w:top w:val="single" w:color="B7C2D1" w:sz="4"/>
                     <w:left w:val="single" w:color="B7C2D1" w:sz="4"/>
@@ -5750,73 +9774,107 @@
               </w:trPr>
               <w:tc>
                 <w:tcPr>
-                  <w:tcW w:type="dxa" w:w="3342"/>
-                  <w:tcBorders>
-                    <w:top w:val="single" w:color="B7C2D1" w:sz="4"/>
-                    <w:left w:val="single" w:color="B7C2D1" w:sz="4"/>
-                    <w:bottom w:val="single" w:color="B7C2D1" w:sz="4"/>
-                    <w:right w:val="single" w:color="B7C2D1" w:sz="4"/>
-                  </w:tcBorders>
-                  <w:shd w:fill="FFFFFF" w:color="auto" w:val="clear"/>
-                  <w:tcMar>
-                    <w:top w:type="dxa" w:w="80"/>
-                    <w:left w:type="dxa" w:w="120"/>
-                    <w:bottom w:type="dxa" w:w="80"/>
-                    <w:right w:type="dxa" w:w="120"/>
-                  </w:tcMar>
-                  <w:vAlign w:val="center"/>
-                </w:tcPr>
-                <w:p>
-                  <w:pPr>
-                    <w:spacing w:after="0" w:before="0"/>
-                  </w:pPr>
-                  <w:r>
-                    <w:rPr>
-                      <w:rFonts w:ascii="Arial" w:cs="Arial" w:eastAsia="Arial" w:hAnsi="Arial"/>
-                      <w:sz w:val="21"/>
-                      <w:szCs w:val="21"/>
-                    </w:rPr>
-                    <w:t xml:space="preserve">Write one query giving the columns title and then minutes for every game in the table games. Keep only the games whose kind is not card. Of those, keep only the games lasting 60 minutes or fewer. Put the rows in order of minutes, longest first. Display each row on its own line, the two values separated by a single space.</w:t>
-                  </w:r>
-                </w:p>
-              </w:tc>
-              <w:tc>
-                <w:tcPr>
-                  <w:tcW w:type="dxa" w:w="3342"/>
-                  <w:tcBorders>
-                    <w:top w:val="single" w:color="B7C2D1" w:sz="4"/>
-                    <w:left w:val="single" w:color="B7C2D1" w:sz="4"/>
-                    <w:bottom w:val="single" w:color="B7C2D1" w:sz="4"/>
-                    <w:right w:val="single" w:color="B7C2D1" w:sz="4"/>
-                  </w:tcBorders>
-                  <w:shd w:fill="FFFFFF" w:color="auto" w:val="clear"/>
-                  <w:tcMar>
-                    <w:top w:type="dxa" w:w="80"/>
-                    <w:left w:type="dxa" w:w="120"/>
-                    <w:bottom w:type="dxa" w:w="80"/>
-                    <w:right w:type="dxa" w:w="120"/>
-                  </w:tcMar>
-                  <w:vAlign w:val="center"/>
-                </w:tcPr>
-                <w:p>
-                  <w:pPr>
-                    <w:spacing w:after="0" w:before="0"/>
-                  </w:pPr>
-                  <w:r>
-                    <w:rPr>
-                      <w:rFonts w:ascii="Arial" w:cs="Arial" w:eastAsia="Arial" w:hAnsi="Arial"/>
-                      <w:b w:val="false"/>
-                      <w:bCs w:val="false"/>
-                      <w:sz w:val="21"/>
-                      <w:szCs w:val="21"/>
-                    </w:rPr>
-                    <w:t xml:space="preserve">8</w:t>
-                  </w:r>
-                </w:p>
-              </w:tc>
-              <w:tc>
-                <w:tcPr>
-                  <w:tcW w:type="dxa" w:w="3342"/>
+                  <w:tcW w:type="dxa" w:w="2506"/>
+                  <w:tcBorders>
+                    <w:top w:val="single" w:color="B7C2D1" w:sz="4"/>
+                    <w:left w:val="single" w:color="B7C2D1" w:sz="4"/>
+                    <w:bottom w:val="single" w:color="B7C2D1" w:sz="4"/>
+                    <w:right w:val="single" w:color="B7C2D1" w:sz="4"/>
+                  </w:tcBorders>
+                  <w:shd w:fill="FFFFFF" w:color="auto" w:val="clear"/>
+                  <w:tcMar>
+                    <w:top w:type="dxa" w:w="80"/>
+                    <w:left w:type="dxa" w:w="120"/>
+                    <w:bottom w:type="dxa" w:w="80"/>
+                    <w:right w:type="dxa" w:w="120"/>
+                  </w:tcMar>
+                  <w:vAlign w:val="center"/>
+                </w:tcPr>
+                <w:p>
+                  <w:pPr>
+                    <w:spacing w:after="0" w:before="0"/>
+                  </w:pPr>
+                  <w:r>
+                    <w:rPr>
+                      <w:rFonts w:ascii="Arial" w:cs="Arial" w:eastAsia="Arial" w:hAnsi="Arial"/>
+                      <w:sz w:val="21"/>
+                      <w:szCs w:val="21"/>
+                    </w:rPr>
+                    <w:t xml:space="preserve">Press Run. One query chooses the columns, chooses the rows and sets the order.</w:t>
+                  </w:r>
+                </w:p>
+              </w:tc>
+              <w:tc>
+                <w:tcPr>
+                  <w:tcW w:type="dxa" w:w="2506"/>
+                  <w:tcBorders>
+                    <w:top w:val="single" w:color="B7C2D1" w:sz="4"/>
+                    <w:left w:val="single" w:color="B7C2D1" w:sz="4"/>
+                    <w:bottom w:val="single" w:color="B7C2D1" w:sz="4"/>
+                    <w:right w:val="single" w:color="B7C2D1" w:sz="4"/>
+                  </w:tcBorders>
+                  <w:shd w:fill="FFFFFF" w:color="auto" w:val="clear"/>
+                  <w:tcMar>
+                    <w:top w:type="dxa" w:w="80"/>
+                    <w:left w:type="dxa" w:w="120"/>
+                    <w:bottom w:type="dxa" w:w="80"/>
+                    <w:right w:type="dxa" w:w="120"/>
+                  </w:tcMar>
+                  <w:vAlign w:val="center"/>
+                </w:tcPr>
+                <w:p>
+                  <w:pPr>
+                    <w:spacing w:after="0" w:before="0"/>
+                  </w:pPr>
+                  <w:r>
+                    <w:rPr>
+                      <w:rFonts w:ascii="Arial" w:cs="Arial" w:eastAsia="Arial" w:hAnsi="Arial"/>
+                      <w:b w:val="false"/>
+                      <w:bCs w:val="false"/>
+                      <w:sz w:val="21"/>
+                      <w:szCs w:val="21"/>
+                    </w:rPr>
+                    <w:t xml:space="preserve">Run it</w:t>
+                  </w:r>
+                </w:p>
+              </w:tc>
+              <w:tc>
+                <w:tcPr>
+                  <w:tcW w:type="dxa" w:w="2506"/>
+                  <w:tcBorders>
+                    <w:top w:val="single" w:color="B7C2D1" w:sz="4"/>
+                    <w:left w:val="single" w:color="B7C2D1" w:sz="4"/>
+                    <w:bottom w:val="single" w:color="B7C2D1" w:sz="4"/>
+                    <w:right w:val="single" w:color="B7C2D1" w:sz="4"/>
+                  </w:tcBorders>
+                  <w:shd w:fill="FFFFFF" w:color="auto" w:val="clear"/>
+                  <w:tcMar>
+                    <w:top w:type="dxa" w:w="80"/>
+                    <w:left w:type="dxa" w:w="120"/>
+                    <w:bottom w:type="dxa" w:w="80"/>
+                    <w:right w:type="dxa" w:w="120"/>
+                  </w:tcMar>
+                  <w:vAlign w:val="center"/>
+                </w:tcPr>
+                <w:p>
+                  <w:pPr>
+                    <w:spacing w:after="0" w:before="0"/>
+                  </w:pPr>
+                  <w:r>
+                    <w:rPr>
+                      <w:rFonts w:ascii="Arial" w:cs="Arial" w:eastAsia="Arial" w:hAnsi="Arial"/>
+                      <w:b w:val="false"/>
+                      <w:bCs w:val="false"/>
+                      <w:sz w:val="21"/>
+                      <w:szCs w:val="21"/>
+                    </w:rPr>
+                    <w:t xml:space="preserve">1</w:t>
+                  </w:r>
+                </w:p>
+              </w:tc>
+              <w:tc>
+                <w:tcPr>
+                  <w:tcW w:type="dxa" w:w="2506"/>
                   <w:tcBorders>
                     <w:top w:val="single" w:color="B7C2D1" w:sz="4"/>
                     <w:left w:val="single" w:color="B7C2D1" w:sz="4"/>
@@ -5856,73 +9914,807 @@
               </w:trPr>
               <w:tc>
                 <w:tcPr>
-                  <w:tcW w:type="dxa" w:w="3342"/>
-                  <w:tcBorders>
-                    <w:top w:val="single" w:color="B7C2D1" w:sz="4"/>
-                    <w:left w:val="single" w:color="B7C2D1" w:sz="4"/>
-                    <w:bottom w:val="single" w:color="B7C2D1" w:sz="4"/>
-                    <w:right w:val="single" w:color="B7C2D1" w:sz="4"/>
-                  </w:tcBorders>
-                  <w:shd w:fill="FFFFFF" w:color="auto" w:val="clear"/>
-                  <w:tcMar>
-                    <w:top w:type="dxa" w:w="80"/>
-                    <w:left w:type="dxa" w:w="120"/>
-                    <w:bottom w:type="dxa" w:w="80"/>
-                    <w:right w:type="dxa" w:w="120"/>
-                  </w:tcMar>
-                  <w:vAlign w:val="center"/>
-                </w:tcPr>
-                <w:p>
-                  <w:pPr>
-                    <w:spacing w:after="0" w:before="0"/>
-                  </w:pPr>
-                  <w:r>
-                    <w:rPr>
-                      <w:rFonts w:ascii="Arial" w:cs="Arial" w:eastAsia="Arial" w:hAnsi="Arial"/>
-                      <w:sz w:val="21"/>
-                      <w:szCs w:val="21"/>
-                    </w:rPr>
-                    <w:t xml:space="preserve">Write one query giving the columns title, then players and then minutes for every game in the table games. Keep only the games with 4 or more players. Of those, keep only the games lasting fewer than 60 minutes. Put the rows in order of minutes, shortest first. Display each row on its own line, the three values separated by single spaces.</w:t>
-                  </w:r>
-                </w:p>
-              </w:tc>
-              <w:tc>
-                <w:tcPr>
-                  <w:tcW w:type="dxa" w:w="3342"/>
-                  <w:tcBorders>
-                    <w:top w:val="single" w:color="B7C2D1" w:sz="4"/>
-                    <w:left w:val="single" w:color="B7C2D1" w:sz="4"/>
-                    <w:bottom w:val="single" w:color="B7C2D1" w:sz="4"/>
-                    <w:right w:val="single" w:color="B7C2D1" w:sz="4"/>
-                  </w:tcBorders>
-                  <w:shd w:fill="FFFFFF" w:color="auto" w:val="clear"/>
-                  <w:tcMar>
-                    <w:top w:type="dxa" w:w="80"/>
-                    <w:left w:type="dxa" w:w="120"/>
-                    <w:bottom w:type="dxa" w:w="80"/>
-                    <w:right w:type="dxa" w:w="120"/>
-                  </w:tcMar>
-                  <w:vAlign w:val="center"/>
-                </w:tcPr>
-                <w:p>
-                  <w:pPr>
-                    <w:spacing w:after="0" w:before="0"/>
-                  </w:pPr>
-                  <w:r>
-                    <w:rPr>
-                      <w:rFonts w:ascii="Arial" w:cs="Arial" w:eastAsia="Arial" w:hAnsi="Arial"/>
-                      <w:b w:val="false"/>
-                      <w:bCs w:val="false"/>
-                      <w:sz w:val="21"/>
-                      <w:szCs w:val="21"/>
-                    </w:rPr>
-                    <w:t xml:space="preserve">8</w:t>
-                  </w:r>
-                </w:p>
-              </w:tc>
-              <w:tc>
-                <w:tcPr>
-                  <w:tcW w:type="dxa" w:w="3342"/>
+                  <w:tcW w:type="dxa" w:w="2506"/>
+                  <w:tcBorders>
+                    <w:top w:val="single" w:color="B7C2D1" w:sz="4"/>
+                    <w:left w:val="single" w:color="B7C2D1" w:sz="4"/>
+                    <w:bottom w:val="single" w:color="B7C2D1" w:sz="4"/>
+                    <w:right w:val="single" w:color="B7C2D1" w:sz="4"/>
+                  </w:tcBorders>
+                  <w:shd w:fill="FFFFFF" w:color="auto" w:val="clear"/>
+                  <w:tcMar>
+                    <w:top w:type="dxa" w:w="80"/>
+                    <w:left w:type="dxa" w:w="120"/>
+                    <w:bottom w:type="dxa" w:w="80"/>
+                    <w:right w:type="dxa" w:w="120"/>
+                  </w:tcMar>
+                  <w:vAlign w:val="center"/>
+                </w:tcPr>
+                <w:p>
+                  <w:pPr>
+                    <w:spacing w:after="0" w:before="0"/>
+                  </w:pPr>
+                  <w:r>
+                    <w:rPr>
+                      <w:rFonts w:ascii="Arial" w:cs="Arial" w:eastAsia="Arial" w:hAnsi="Arial"/>
+                      <w:sz w:val="21"/>
+                      <w:szCs w:val="21"/>
+                    </w:rPr>
+                    <w:t xml:space="preserve">What will this program display?</w:t>
+                  </w:r>
+                </w:p>
+              </w:tc>
+              <w:tc>
+                <w:tcPr>
+                  <w:tcW w:type="dxa" w:w="2506"/>
+                  <w:tcBorders>
+                    <w:top w:val="single" w:color="B7C2D1" w:sz="4"/>
+                    <w:left w:val="single" w:color="B7C2D1" w:sz="4"/>
+                    <w:bottom w:val="single" w:color="B7C2D1" w:sz="4"/>
+                    <w:right w:val="single" w:color="B7C2D1" w:sz="4"/>
+                  </w:tcBorders>
+                  <w:shd w:fill="FFFFFF" w:color="auto" w:val="clear"/>
+                  <w:tcMar>
+                    <w:top w:type="dxa" w:w="80"/>
+                    <w:left w:type="dxa" w:w="120"/>
+                    <w:bottom w:type="dxa" w:w="80"/>
+                    <w:right w:type="dxa" w:w="120"/>
+                  </w:tcMar>
+                  <w:vAlign w:val="center"/>
+                </w:tcPr>
+                <w:p>
+                  <w:pPr>
+                    <w:spacing w:after="0" w:before="0"/>
+                  </w:pPr>
+                  <w:r>
+                    <w:rPr>
+                      <w:rFonts w:ascii="Arial" w:cs="Arial" w:eastAsia="Arial" w:hAnsi="Arial"/>
+                      <w:b w:val="false"/>
+                      <w:bCs w:val="false"/>
+                      <w:sz w:val="21"/>
+                      <w:szCs w:val="21"/>
+                    </w:rPr>
+                    <w:t xml:space="preserve">Predict</w:t>
+                  </w:r>
+                </w:p>
+              </w:tc>
+              <w:tc>
+                <w:tcPr>
+                  <w:tcW w:type="dxa" w:w="2506"/>
+                  <w:tcBorders>
+                    <w:top w:val="single" w:color="B7C2D1" w:sz="4"/>
+                    <w:left w:val="single" w:color="B7C2D1" w:sz="4"/>
+                    <w:bottom w:val="single" w:color="B7C2D1" w:sz="4"/>
+                    <w:right w:val="single" w:color="B7C2D1" w:sz="4"/>
+                  </w:tcBorders>
+                  <w:shd w:fill="FFFFFF" w:color="auto" w:val="clear"/>
+                  <w:tcMar>
+                    <w:top w:type="dxa" w:w="80"/>
+                    <w:left w:type="dxa" w:w="120"/>
+                    <w:bottom w:type="dxa" w:w="80"/>
+                    <w:right w:type="dxa" w:w="120"/>
+                  </w:tcMar>
+                  <w:vAlign w:val="center"/>
+                </w:tcPr>
+                <w:p>
+                  <w:pPr>
+                    <w:spacing w:after="0" w:before="0"/>
+                  </w:pPr>
+                  <w:r>
+                    <w:rPr>
+                      <w:rFonts w:ascii="Arial" w:cs="Arial" w:eastAsia="Arial" w:hAnsi="Arial"/>
+                      <w:b w:val="false"/>
+                      <w:bCs w:val="false"/>
+                      <w:sz w:val="21"/>
+                      <w:szCs w:val="21"/>
+                    </w:rPr>
+                    <w:t xml:space="preserve">1</w:t>
+                  </w:r>
+                </w:p>
+              </w:tc>
+              <w:tc>
+                <w:tcPr>
+                  <w:tcW w:type="dxa" w:w="2506"/>
+                  <w:tcBorders>
+                    <w:top w:val="single" w:color="B7C2D1" w:sz="4"/>
+                    <w:left w:val="single" w:color="B7C2D1" w:sz="4"/>
+                    <w:bottom w:val="single" w:color="B7C2D1" w:sz="4"/>
+                    <w:right w:val="single" w:color="B7C2D1" w:sz="4"/>
+                  </w:tcBorders>
+                  <w:shd w:fill="FFFFFF" w:color="auto" w:val="clear"/>
+                  <w:tcMar>
+                    <w:top w:type="dxa" w:w="80"/>
+                    <w:left w:type="dxa" w:w="120"/>
+                    <w:bottom w:type="dxa" w:w="80"/>
+                    <w:right w:type="dxa" w:w="120"/>
+                  </w:tcMar>
+                  <w:vAlign w:val="center"/>
+                </w:tcPr>
+                <w:p>
+                  <w:pPr>
+                    <w:spacing w:after="0" w:before="0"/>
+                  </w:pPr>
+                  <w:r>
+                    <w:rPr>
+                      <w:rFonts w:ascii="Arial" w:cs="Arial" w:eastAsia="Arial" w:hAnsi="Arial"/>
+                      <w:b w:val="false"/>
+                      <w:bCs w:val="false"/>
+                      <w:sz w:val="21"/>
+                      <w:szCs w:val="21"/>
+                    </w:rPr>
+                    <w:t xml:space="preserve"/>
+                  </w:r>
+                </w:p>
+              </w:tc>
+            </w:tr>
+            <w:tr>
+              <w:trPr>
+                <w:cantSplit/>
+                <w:trHeight w:val="360" w:hRule="atLeast"/>
+              </w:trPr>
+              <w:tc>
+                <w:tcPr>
+                  <w:tcW w:type="dxa" w:w="2506"/>
+                  <w:tcBorders>
+                    <w:top w:val="single" w:color="B7C2D1" w:sz="4"/>
+                    <w:left w:val="single" w:color="B7C2D1" w:sz="4"/>
+                    <w:bottom w:val="single" w:color="B7C2D1" w:sz="4"/>
+                    <w:right w:val="single" w:color="B7C2D1" w:sz="4"/>
+                  </w:tcBorders>
+                  <w:shd w:fill="FFFFFF" w:color="auto" w:val="clear"/>
+                  <w:tcMar>
+                    <w:top w:type="dxa" w:w="80"/>
+                    <w:left w:type="dxa" w:w="120"/>
+                    <w:bottom w:type="dxa" w:w="80"/>
+                    <w:right w:type="dxa" w:w="120"/>
+                  </w:tcMar>
+                  <w:vAlign w:val="center"/>
+                </w:tcPr>
+                <w:p>
+                  <w:pPr>
+                    <w:spacing w:after="0" w:before="0"/>
+                  </w:pPr>
+                  <w:r>
+                    <w:rPr>
+                      <w:rFonts w:ascii="Arial" w:cs="Arial" w:eastAsia="Arial" w:hAnsi="Arial"/>
+                      <w:sz w:val="21"/>
+                      <w:szCs w:val="21"/>
+                    </w:rPr>
+                    <w:t xml:space="preserve">Finish the query so the rows come out in order of minutes, longest first.</w:t>
+                  </w:r>
+                </w:p>
+              </w:tc>
+              <w:tc>
+                <w:tcPr>
+                  <w:tcW w:type="dxa" w:w="2506"/>
+                  <w:tcBorders>
+                    <w:top w:val="single" w:color="B7C2D1" w:sz="4"/>
+                    <w:left w:val="single" w:color="B7C2D1" w:sz="4"/>
+                    <w:bottom w:val="single" w:color="B7C2D1" w:sz="4"/>
+                    <w:right w:val="single" w:color="B7C2D1" w:sz="4"/>
+                  </w:tcBorders>
+                  <w:shd w:fill="FFFFFF" w:color="auto" w:val="clear"/>
+                  <w:tcMar>
+                    <w:top w:type="dxa" w:w="80"/>
+                    <w:left w:type="dxa" w:w="120"/>
+                    <w:bottom w:type="dxa" w:w="80"/>
+                    <w:right w:type="dxa" w:w="120"/>
+                  </w:tcMar>
+                  <w:vAlign w:val="center"/>
+                </w:tcPr>
+                <w:p>
+                  <w:pPr>
+                    <w:spacing w:after="0" w:before="0"/>
+                  </w:pPr>
+                  <w:r>
+                    <w:rPr>
+                      <w:rFonts w:ascii="Arial" w:cs="Arial" w:eastAsia="Arial" w:hAnsi="Arial"/>
+                      <w:b w:val="false"/>
+                      <w:bCs w:val="false"/>
+                      <w:sz w:val="21"/>
+                      <w:szCs w:val="21"/>
+                    </w:rPr>
+                    <w:t xml:space="preserve">Complete it</w:t>
+                  </w:r>
+                </w:p>
+              </w:tc>
+              <w:tc>
+                <w:tcPr>
+                  <w:tcW w:type="dxa" w:w="2506"/>
+                  <w:tcBorders>
+                    <w:top w:val="single" w:color="B7C2D1" w:sz="4"/>
+                    <w:left w:val="single" w:color="B7C2D1" w:sz="4"/>
+                    <w:bottom w:val="single" w:color="B7C2D1" w:sz="4"/>
+                    <w:right w:val="single" w:color="B7C2D1" w:sz="4"/>
+                  </w:tcBorders>
+                  <w:shd w:fill="FFFFFF" w:color="auto" w:val="clear"/>
+                  <w:tcMar>
+                    <w:top w:type="dxa" w:w="80"/>
+                    <w:left w:type="dxa" w:w="120"/>
+                    <w:bottom w:type="dxa" w:w="80"/>
+                    <w:right w:type="dxa" w:w="120"/>
+                  </w:tcMar>
+                  <w:vAlign w:val="center"/>
+                </w:tcPr>
+                <w:p>
+                  <w:pPr>
+                    <w:spacing w:after="0" w:before="0"/>
+                  </w:pPr>
+                  <w:r>
+                    <w:rPr>
+                      <w:rFonts w:ascii="Arial" w:cs="Arial" w:eastAsia="Arial" w:hAnsi="Arial"/>
+                      <w:b w:val="false"/>
+                      <w:bCs w:val="false"/>
+                      <w:sz w:val="21"/>
+                      <w:szCs w:val="21"/>
+                    </w:rPr>
+                    <w:t xml:space="preserve">2</w:t>
+                  </w:r>
+                </w:p>
+              </w:tc>
+              <w:tc>
+                <w:tcPr>
+                  <w:tcW w:type="dxa" w:w="2506"/>
+                  <w:tcBorders>
+                    <w:top w:val="single" w:color="B7C2D1" w:sz="4"/>
+                    <w:left w:val="single" w:color="B7C2D1" w:sz="4"/>
+                    <w:bottom w:val="single" w:color="B7C2D1" w:sz="4"/>
+                    <w:right w:val="single" w:color="B7C2D1" w:sz="4"/>
+                  </w:tcBorders>
+                  <w:shd w:fill="FFFFFF" w:color="auto" w:val="clear"/>
+                  <w:tcMar>
+                    <w:top w:type="dxa" w:w="80"/>
+                    <w:left w:type="dxa" w:w="120"/>
+                    <w:bottom w:type="dxa" w:w="80"/>
+                    <w:right w:type="dxa" w:w="120"/>
+                  </w:tcMar>
+                  <w:vAlign w:val="center"/>
+                </w:tcPr>
+                <w:p>
+                  <w:pPr>
+                    <w:spacing w:after="0" w:before="0"/>
+                  </w:pPr>
+                  <w:r>
+                    <w:rPr>
+                      <w:rFonts w:ascii="Arial" w:cs="Arial" w:eastAsia="Arial" w:hAnsi="Arial"/>
+                      <w:b w:val="false"/>
+                      <w:bCs w:val="false"/>
+                      <w:sz w:val="21"/>
+                      <w:szCs w:val="21"/>
+                    </w:rPr>
+                    <w:t xml:space="preserve"/>
+                  </w:r>
+                </w:p>
+              </w:tc>
+            </w:tr>
+            <w:tr>
+              <w:trPr>
+                <w:cantSplit/>
+                <w:trHeight w:val="360" w:hRule="atLeast"/>
+              </w:trPr>
+              <w:tc>
+                <w:tcPr>
+                  <w:tcW w:type="dxa" w:w="2506"/>
+                  <w:tcBorders>
+                    <w:top w:val="single" w:color="B7C2D1" w:sz="4"/>
+                    <w:left w:val="single" w:color="B7C2D1" w:sz="4"/>
+                    <w:bottom w:val="single" w:color="B7C2D1" w:sz="4"/>
+                    <w:right w:val="single" w:color="B7C2D1" w:sz="4"/>
+                  </w:tcBorders>
+                  <w:shd w:fill="FFFFFF" w:color="auto" w:val="clear"/>
+                  <w:tcMar>
+                    <w:top w:type="dxa" w:w="80"/>
+                    <w:left w:type="dxa" w:w="120"/>
+                    <w:bottom w:type="dxa" w:w="80"/>
+                    <w:right w:type="dxa" w:w="120"/>
+                  </w:tcMar>
+                  <w:vAlign w:val="center"/>
+                </w:tcPr>
+                <w:p>
+                  <w:pPr>
+                    <w:spacing w:after="0" w:before="0"/>
+                  </w:pPr>
+                  <w:r>
+                    <w:rPr>
+                      <w:rFonts w:ascii="Arial" w:cs="Arial" w:eastAsia="Arial" w:hAnsi="Arial"/>
+                      <w:sz w:val="21"/>
+                      <w:szCs w:val="21"/>
+                    </w:rPr>
+                    <w:t xml:space="preserve">This program should display the title and minutes of every game lasting more than 30 minutes, shortest first. Find the mistake and put it right.</w:t>
+                  </w:r>
+                </w:p>
+              </w:tc>
+              <w:tc>
+                <w:tcPr>
+                  <w:tcW w:type="dxa" w:w="2506"/>
+                  <w:tcBorders>
+                    <w:top w:val="single" w:color="B7C2D1" w:sz="4"/>
+                    <w:left w:val="single" w:color="B7C2D1" w:sz="4"/>
+                    <w:bottom w:val="single" w:color="B7C2D1" w:sz="4"/>
+                    <w:right w:val="single" w:color="B7C2D1" w:sz="4"/>
+                  </w:tcBorders>
+                  <w:shd w:fill="FFFFFF" w:color="auto" w:val="clear"/>
+                  <w:tcMar>
+                    <w:top w:type="dxa" w:w="80"/>
+                    <w:left w:type="dxa" w:w="120"/>
+                    <w:bottom w:type="dxa" w:w="80"/>
+                    <w:right w:type="dxa" w:w="120"/>
+                  </w:tcMar>
+                  <w:vAlign w:val="center"/>
+                </w:tcPr>
+                <w:p>
+                  <w:pPr>
+                    <w:spacing w:after="0" w:before="0"/>
+                  </w:pPr>
+                  <w:r>
+                    <w:rPr>
+                      <w:rFonts w:ascii="Arial" w:cs="Arial" w:eastAsia="Arial" w:hAnsi="Arial"/>
+                      <w:b w:val="false"/>
+                      <w:bCs w:val="false"/>
+                      <w:sz w:val="21"/>
+                      <w:szCs w:val="21"/>
+                    </w:rPr>
+                    <w:t xml:space="preserve">Fix it</w:t>
+                  </w:r>
+                </w:p>
+              </w:tc>
+              <w:tc>
+                <w:tcPr>
+                  <w:tcW w:type="dxa" w:w="2506"/>
+                  <w:tcBorders>
+                    <w:top w:val="single" w:color="B7C2D1" w:sz="4"/>
+                    <w:left w:val="single" w:color="B7C2D1" w:sz="4"/>
+                    <w:bottom w:val="single" w:color="B7C2D1" w:sz="4"/>
+                    <w:right w:val="single" w:color="B7C2D1" w:sz="4"/>
+                  </w:tcBorders>
+                  <w:shd w:fill="FFFFFF" w:color="auto" w:val="clear"/>
+                  <w:tcMar>
+                    <w:top w:type="dxa" w:w="80"/>
+                    <w:left w:type="dxa" w:w="120"/>
+                    <w:bottom w:type="dxa" w:w="80"/>
+                    <w:right w:type="dxa" w:w="120"/>
+                  </w:tcMar>
+                  <w:vAlign w:val="center"/>
+                </w:tcPr>
+                <w:p>
+                  <w:pPr>
+                    <w:spacing w:after="0" w:before="0"/>
+                  </w:pPr>
+                  <w:r>
+                    <w:rPr>
+                      <w:rFonts w:ascii="Arial" w:cs="Arial" w:eastAsia="Arial" w:hAnsi="Arial"/>
+                      <w:b w:val="false"/>
+                      <w:bCs w:val="false"/>
+                      <w:sz w:val="21"/>
+                      <w:szCs w:val="21"/>
+                    </w:rPr>
+                    <w:t xml:space="preserve">2</w:t>
+                  </w:r>
+                </w:p>
+              </w:tc>
+              <w:tc>
+                <w:tcPr>
+                  <w:tcW w:type="dxa" w:w="2506"/>
+                  <w:tcBorders>
+                    <w:top w:val="single" w:color="B7C2D1" w:sz="4"/>
+                    <w:left w:val="single" w:color="B7C2D1" w:sz="4"/>
+                    <w:bottom w:val="single" w:color="B7C2D1" w:sz="4"/>
+                    <w:right w:val="single" w:color="B7C2D1" w:sz="4"/>
+                  </w:tcBorders>
+                  <w:shd w:fill="FFFFFF" w:color="auto" w:val="clear"/>
+                  <w:tcMar>
+                    <w:top w:type="dxa" w:w="80"/>
+                    <w:left w:type="dxa" w:w="120"/>
+                    <w:bottom w:type="dxa" w:w="80"/>
+                    <w:right w:type="dxa" w:w="120"/>
+                  </w:tcMar>
+                  <w:vAlign w:val="center"/>
+                </w:tcPr>
+                <w:p>
+                  <w:pPr>
+                    <w:spacing w:after="0" w:before="0"/>
+                  </w:pPr>
+                  <w:r>
+                    <w:rPr>
+                      <w:rFonts w:ascii="Arial" w:cs="Arial" w:eastAsia="Arial" w:hAnsi="Arial"/>
+                      <w:b w:val="false"/>
+                      <w:bCs w:val="false"/>
+                      <w:sz w:val="21"/>
+                      <w:szCs w:val="21"/>
+                    </w:rPr>
+                    <w:t xml:space="preserve"/>
+                  </w:r>
+                </w:p>
+              </w:tc>
+            </w:tr>
+            <w:tr>
+              <w:trPr>
+                <w:cantSplit/>
+                <w:trHeight w:val="360" w:hRule="atLeast"/>
+              </w:trPr>
+              <w:tc>
+                <w:tcPr>
+                  <w:tcW w:type="dxa" w:w="2506"/>
+                  <w:tcBorders>
+                    <w:top w:val="single" w:color="B7C2D1" w:sz="4"/>
+                    <w:left w:val="single" w:color="B7C2D1" w:sz="4"/>
+                    <w:bottom w:val="single" w:color="B7C2D1" w:sz="4"/>
+                    <w:right w:val="single" w:color="B7C2D1" w:sz="4"/>
+                  </w:tcBorders>
+                  <w:shd w:fill="FFFFFF" w:color="auto" w:val="clear"/>
+                  <w:tcMar>
+                    <w:top w:type="dxa" w:w="80"/>
+                    <w:left w:type="dxa" w:w="120"/>
+                    <w:bottom w:type="dxa" w:w="80"/>
+                    <w:right w:type="dxa" w:w="120"/>
+                  </w:tcMar>
+                  <w:vAlign w:val="center"/>
+                </w:tcPr>
+                <w:p>
+                  <w:pPr>
+                    <w:spacing w:after="0" w:before="0"/>
+                  </w:pPr>
+                  <w:r>
+                    <w:rPr>
+                      <w:rFonts w:ascii="Arial" w:cs="Arial" w:eastAsia="Arial" w:hAnsi="Arial"/>
+                      <w:sz w:val="21"/>
+                      <w:szCs w:val="21"/>
+                    </w:rPr>
+                    <w:t xml:space="preserve">Write one query giving the column title and then the column minutes for every game in the table games. Keep only the games for 4 or more players. Put the rows in order of minutes, shortest first. Display each row on its own line, the two values separated by one space.</w:t>
+                  </w:r>
+                </w:p>
+              </w:tc>
+              <w:tc>
+                <w:tcPr>
+                  <w:tcW w:type="dxa" w:w="2506"/>
+                  <w:tcBorders>
+                    <w:top w:val="single" w:color="B7C2D1" w:sz="4"/>
+                    <w:left w:val="single" w:color="B7C2D1" w:sz="4"/>
+                    <w:bottom w:val="single" w:color="B7C2D1" w:sz="4"/>
+                    <w:right w:val="single" w:color="B7C2D1" w:sz="4"/>
+                  </w:tcBorders>
+                  <w:shd w:fill="FFFFFF" w:color="auto" w:val="clear"/>
+                  <w:tcMar>
+                    <w:top w:type="dxa" w:w="80"/>
+                    <w:left w:type="dxa" w:w="120"/>
+                    <w:bottom w:type="dxa" w:w="80"/>
+                    <w:right w:type="dxa" w:w="120"/>
+                  </w:tcMar>
+                  <w:vAlign w:val="center"/>
+                </w:tcPr>
+                <w:p>
+                  <w:pPr>
+                    <w:spacing w:after="0" w:before="0"/>
+                  </w:pPr>
+                  <w:r>
+                    <w:rPr>
+                      <w:rFonts w:ascii="Arial" w:cs="Arial" w:eastAsia="Arial" w:hAnsi="Arial"/>
+                      <w:b w:val="false"/>
+                      <w:bCs w:val="false"/>
+                      <w:sz w:val="21"/>
+                      <w:szCs w:val="21"/>
+                    </w:rPr>
+                    <w:t xml:space="preserve">Write it</w:t>
+                  </w:r>
+                </w:p>
+              </w:tc>
+              <w:tc>
+                <w:tcPr>
+                  <w:tcW w:type="dxa" w:w="2506"/>
+                  <w:tcBorders>
+                    <w:top w:val="single" w:color="B7C2D1" w:sz="4"/>
+                    <w:left w:val="single" w:color="B7C2D1" w:sz="4"/>
+                    <w:bottom w:val="single" w:color="B7C2D1" w:sz="4"/>
+                    <w:right w:val="single" w:color="B7C2D1" w:sz="4"/>
+                  </w:tcBorders>
+                  <w:shd w:fill="FFFFFF" w:color="auto" w:val="clear"/>
+                  <w:tcMar>
+                    <w:top w:type="dxa" w:w="80"/>
+                    <w:left w:type="dxa" w:w="120"/>
+                    <w:bottom w:type="dxa" w:w="80"/>
+                    <w:right w:type="dxa" w:w="120"/>
+                  </w:tcMar>
+                  <w:vAlign w:val="center"/>
+                </w:tcPr>
+                <w:p>
+                  <w:pPr>
+                    <w:spacing w:after="0" w:before="0"/>
+                  </w:pPr>
+                  <w:r>
+                    <w:rPr>
+                      <w:rFonts w:ascii="Arial" w:cs="Arial" w:eastAsia="Arial" w:hAnsi="Arial"/>
+                      <w:b w:val="false"/>
+                      <w:bCs w:val="false"/>
+                      <w:sz w:val="21"/>
+                      <w:szCs w:val="21"/>
+                    </w:rPr>
+                    <w:t xml:space="preserve">3</w:t>
+                  </w:r>
+                </w:p>
+              </w:tc>
+              <w:tc>
+                <w:tcPr>
+                  <w:tcW w:type="dxa" w:w="2506"/>
+                  <w:tcBorders>
+                    <w:top w:val="single" w:color="B7C2D1" w:sz="4"/>
+                    <w:left w:val="single" w:color="B7C2D1" w:sz="4"/>
+                    <w:bottom w:val="single" w:color="B7C2D1" w:sz="4"/>
+                    <w:right w:val="single" w:color="B7C2D1" w:sz="4"/>
+                  </w:tcBorders>
+                  <w:shd w:fill="FFFFFF" w:color="auto" w:val="clear"/>
+                  <w:tcMar>
+                    <w:top w:type="dxa" w:w="80"/>
+                    <w:left w:type="dxa" w:w="120"/>
+                    <w:bottom w:type="dxa" w:w="80"/>
+                    <w:right w:type="dxa" w:w="120"/>
+                  </w:tcMar>
+                  <w:vAlign w:val="center"/>
+                </w:tcPr>
+                <w:p>
+                  <w:pPr>
+                    <w:spacing w:after="0" w:before="0"/>
+                  </w:pPr>
+                  <w:r>
+                    <w:rPr>
+                      <w:rFonts w:ascii="Arial" w:cs="Arial" w:eastAsia="Arial" w:hAnsi="Arial"/>
+                      <w:b w:val="false"/>
+                      <w:bCs w:val="false"/>
+                      <w:sz w:val="21"/>
+                      <w:szCs w:val="21"/>
+                    </w:rPr>
+                    <w:t xml:space="preserve"/>
+                  </w:r>
+                </w:p>
+              </w:tc>
+            </w:tr>
+            <w:tr>
+              <w:trPr>
+                <w:cantSplit/>
+                <w:trHeight w:val="360" w:hRule="atLeast"/>
+              </w:trPr>
+              <w:tc>
+                <w:tcPr>
+                  <w:tcW w:type="dxa" w:w="2506"/>
+                  <w:tcBorders>
+                    <w:top w:val="single" w:color="B7C2D1" w:sz="4"/>
+                    <w:left w:val="single" w:color="B7C2D1" w:sz="4"/>
+                    <w:bottom w:val="single" w:color="B7C2D1" w:sz="4"/>
+                    <w:right w:val="single" w:color="B7C2D1" w:sz="4"/>
+                  </w:tcBorders>
+                  <w:shd w:fill="FFFFFF" w:color="auto" w:val="clear"/>
+                  <w:tcMar>
+                    <w:top w:type="dxa" w:w="80"/>
+                    <w:left w:type="dxa" w:w="120"/>
+                    <w:bottom w:type="dxa" w:w="80"/>
+                    <w:right w:type="dxa" w:w="120"/>
+                  </w:tcMar>
+                  <w:vAlign w:val="center"/>
+                </w:tcPr>
+                <w:p>
+                  <w:pPr>
+                    <w:spacing w:after="0" w:before="0"/>
+                  </w:pPr>
+                  <w:r>
+                    <w:rPr>
+                      <w:rFonts w:ascii="Arial" w:cs="Arial" w:eastAsia="Arial" w:hAnsi="Arial"/>
+                      <w:sz w:val="21"/>
+                      <w:szCs w:val="21"/>
+                    </w:rPr>
+                    <w:t xml:space="preserve">Write one query giving the column title, then the column players and then the column minutes for every game in the table games. Keep only the games whose kind is not card. Of those, keep only the games lasting 60 minutes or fewer. Put the rows in order of minutes, longest first. Display each row on its own line, the three values separated by single spaces.</w:t>
+                  </w:r>
+                </w:p>
+              </w:tc>
+              <w:tc>
+                <w:tcPr>
+                  <w:tcW w:type="dxa" w:w="2506"/>
+                  <w:tcBorders>
+                    <w:top w:val="single" w:color="B7C2D1" w:sz="4"/>
+                    <w:left w:val="single" w:color="B7C2D1" w:sz="4"/>
+                    <w:bottom w:val="single" w:color="B7C2D1" w:sz="4"/>
+                    <w:right w:val="single" w:color="B7C2D1" w:sz="4"/>
+                  </w:tcBorders>
+                  <w:shd w:fill="FFFFFF" w:color="auto" w:val="clear"/>
+                  <w:tcMar>
+                    <w:top w:type="dxa" w:w="80"/>
+                    <w:left w:type="dxa" w:w="120"/>
+                    <w:bottom w:type="dxa" w:w="80"/>
+                    <w:right w:type="dxa" w:w="120"/>
+                  </w:tcMar>
+                  <w:vAlign w:val="center"/>
+                </w:tcPr>
+                <w:p>
+                  <w:pPr>
+                    <w:spacing w:after="0" w:before="0"/>
+                  </w:pPr>
+                  <w:r>
+                    <w:rPr>
+                      <w:rFonts w:ascii="Arial" w:cs="Arial" w:eastAsia="Arial" w:hAnsi="Arial"/>
+                      <w:b w:val="false"/>
+                      <w:bCs w:val="false"/>
+                      <w:sz w:val="21"/>
+                      <w:szCs w:val="21"/>
+                    </w:rPr>
+                    <w:t xml:space="preserve">Write it</w:t>
+                  </w:r>
+                </w:p>
+              </w:tc>
+              <w:tc>
+                <w:tcPr>
+                  <w:tcW w:type="dxa" w:w="2506"/>
+                  <w:tcBorders>
+                    <w:top w:val="single" w:color="B7C2D1" w:sz="4"/>
+                    <w:left w:val="single" w:color="B7C2D1" w:sz="4"/>
+                    <w:bottom w:val="single" w:color="B7C2D1" w:sz="4"/>
+                    <w:right w:val="single" w:color="B7C2D1" w:sz="4"/>
+                  </w:tcBorders>
+                  <w:shd w:fill="FFFFFF" w:color="auto" w:val="clear"/>
+                  <w:tcMar>
+                    <w:top w:type="dxa" w:w="80"/>
+                    <w:left w:type="dxa" w:w="120"/>
+                    <w:bottom w:type="dxa" w:w="80"/>
+                    <w:right w:type="dxa" w:w="120"/>
+                  </w:tcMar>
+                  <w:vAlign w:val="center"/>
+                </w:tcPr>
+                <w:p>
+                  <w:pPr>
+                    <w:spacing w:after="0" w:before="0"/>
+                  </w:pPr>
+                  <w:r>
+                    <w:rPr>
+                      <w:rFonts w:ascii="Arial" w:cs="Arial" w:eastAsia="Arial" w:hAnsi="Arial"/>
+                      <w:b w:val="false"/>
+                      <w:bCs w:val="false"/>
+                      <w:sz w:val="21"/>
+                      <w:szCs w:val="21"/>
+                    </w:rPr>
+                    <w:t xml:space="preserve">3</w:t>
+                  </w:r>
+                </w:p>
+              </w:tc>
+              <w:tc>
+                <w:tcPr>
+                  <w:tcW w:type="dxa" w:w="2506"/>
+                  <w:tcBorders>
+                    <w:top w:val="single" w:color="B7C2D1" w:sz="4"/>
+                    <w:left w:val="single" w:color="B7C2D1" w:sz="4"/>
+                    <w:bottom w:val="single" w:color="B7C2D1" w:sz="4"/>
+                    <w:right w:val="single" w:color="B7C2D1" w:sz="4"/>
+                  </w:tcBorders>
+                  <w:shd w:fill="FFFFFF" w:color="auto" w:val="clear"/>
+                  <w:tcMar>
+                    <w:top w:type="dxa" w:w="80"/>
+                    <w:left w:type="dxa" w:w="120"/>
+                    <w:bottom w:type="dxa" w:w="80"/>
+                    <w:right w:type="dxa" w:w="120"/>
+                  </w:tcMar>
+                  <w:vAlign w:val="center"/>
+                </w:tcPr>
+                <w:p>
+                  <w:pPr>
+                    <w:spacing w:after="0" w:before="0"/>
+                  </w:pPr>
+                  <w:r>
+                    <w:rPr>
+                      <w:rFonts w:ascii="Arial" w:cs="Arial" w:eastAsia="Arial" w:hAnsi="Arial"/>
+                      <w:b w:val="false"/>
+                      <w:bCs w:val="false"/>
+                      <w:sz w:val="21"/>
+                      <w:szCs w:val="21"/>
+                    </w:rPr>
+                    <w:t xml:space="preserve"/>
+                  </w:r>
+                </w:p>
+              </w:tc>
+            </w:tr>
+            <w:tr>
+              <w:trPr>
+                <w:cantSplit/>
+                <w:trHeight w:val="360" w:hRule="atLeast"/>
+              </w:trPr>
+              <w:tc>
+                <w:tcPr>
+                  <w:tcW w:type="dxa" w:w="2506"/>
+                  <w:tcBorders>
+                    <w:top w:val="single" w:color="B7C2D1" w:sz="4"/>
+                    <w:left w:val="single" w:color="B7C2D1" w:sz="4"/>
+                    <w:bottom w:val="single" w:color="B7C2D1" w:sz="4"/>
+                    <w:right w:val="single" w:color="B7C2D1" w:sz="4"/>
+                  </w:tcBorders>
+                  <w:shd w:fill="FFFFFF" w:color="auto" w:val="clear"/>
+                  <w:tcMar>
+                    <w:top w:type="dxa" w:w="80"/>
+                    <w:left w:type="dxa" w:w="120"/>
+                    <w:bottom w:type="dxa" w:w="80"/>
+                    <w:right w:type="dxa" w:w="120"/>
+                  </w:tcMar>
+                  <w:vAlign w:val="center"/>
+                </w:tcPr>
+                <w:p>
+                  <w:pPr>
+                    <w:spacing w:after="0" w:before="0"/>
+                  </w:pPr>
+                  <w:r>
+                    <w:rPr>
+                      <w:rFonts w:ascii="Arial" w:cs="Arial" w:eastAsia="Arial" w:hAnsi="Arial"/>
+                      <w:sz w:val="21"/>
+                      <w:szCs w:val="21"/>
+                    </w:rPr>
+                    <w:t xml:space="preserve">Write one query giving the column title for every game in the table games, in order of minutes, shortest first. Display the title of the first row the query finds and nothing else.</w:t>
+                  </w:r>
+                </w:p>
+              </w:tc>
+              <w:tc>
+                <w:tcPr>
+                  <w:tcW w:type="dxa" w:w="2506"/>
+                  <w:tcBorders>
+                    <w:top w:val="single" w:color="B7C2D1" w:sz="4"/>
+                    <w:left w:val="single" w:color="B7C2D1" w:sz="4"/>
+                    <w:bottom w:val="single" w:color="B7C2D1" w:sz="4"/>
+                    <w:right w:val="single" w:color="B7C2D1" w:sz="4"/>
+                  </w:tcBorders>
+                  <w:shd w:fill="FFFFFF" w:color="auto" w:val="clear"/>
+                  <w:tcMar>
+                    <w:top w:type="dxa" w:w="80"/>
+                    <w:left w:type="dxa" w:w="120"/>
+                    <w:bottom w:type="dxa" w:w="80"/>
+                    <w:right w:type="dxa" w:w="120"/>
+                  </w:tcMar>
+                  <w:vAlign w:val="center"/>
+                </w:tcPr>
+                <w:p>
+                  <w:pPr>
+                    <w:spacing w:after="0" w:before="0"/>
+                  </w:pPr>
+                  <w:r>
+                    <w:rPr>
+                      <w:rFonts w:ascii="Arial" w:cs="Arial" w:eastAsia="Arial" w:hAnsi="Arial"/>
+                      <w:b w:val="false"/>
+                      <w:bCs w:val="false"/>
+                      <w:sz w:val="21"/>
+                      <w:szCs w:val="21"/>
+                    </w:rPr>
+                    <w:t xml:space="preserve">Challenge (optional)</w:t>
+                  </w:r>
+                </w:p>
+              </w:tc>
+              <w:tc>
+                <w:tcPr>
+                  <w:tcW w:type="dxa" w:w="2506"/>
+                  <w:tcBorders>
+                    <w:top w:val="single" w:color="B7C2D1" w:sz="4"/>
+                    <w:left w:val="single" w:color="B7C2D1" w:sz="4"/>
+                    <w:bottom w:val="single" w:color="B7C2D1" w:sz="4"/>
+                    <w:right w:val="single" w:color="B7C2D1" w:sz="4"/>
+                  </w:tcBorders>
+                  <w:shd w:fill="FFFFFF" w:color="auto" w:val="clear"/>
+                  <w:tcMar>
+                    <w:top w:type="dxa" w:w="80"/>
+                    <w:left w:type="dxa" w:w="120"/>
+                    <w:bottom w:type="dxa" w:w="80"/>
+                    <w:right w:type="dxa" w:w="120"/>
+                  </w:tcMar>
+                  <w:vAlign w:val="center"/>
+                </w:tcPr>
+                <w:p>
+                  <w:pPr>
+                    <w:spacing w:after="0" w:before="0"/>
+                  </w:pPr>
+                  <w:r>
+                    <w:rPr>
+                      <w:rFonts w:ascii="Arial" w:cs="Arial" w:eastAsia="Arial" w:hAnsi="Arial"/>
+                      <w:b w:val="false"/>
+                      <w:bCs w:val="false"/>
+                      <w:sz w:val="21"/>
+                      <w:szCs w:val="21"/>
+                    </w:rPr>
+                    <w:t xml:space="preserve">3</w:t>
+                  </w:r>
+                </w:p>
+              </w:tc>
+              <w:tc>
+                <w:tcPr>
+                  <w:tcW w:type="dxa" w:w="2506"/>
                   <w:tcBorders>
                     <w:top w:val="single" w:color="B7C2D1" w:sz="4"/>
                     <w:left w:val="single" w:color="B7C2D1" w:sz="4"/>
@@ -5969,7 +10761,7 @@
                 <w:sz w:val="21"/>
                 <w:szCs w:val="21"/>
               </w:rPr>
-              <w:t xml:space="preserve">Plan the one you found hardest: inputs, what happens to them, what is printed.</w:t>
+              <w:t xml:space="preserve">Plan the one you found hardest: what is typed in, what happens to it, what is displayed.</w:t>
             </w:r>
           </w:p>
           <w:tbl>
@@ -6745,7 +11537,7 @@
                 <w:sz w:val="32"/>
                 <w:szCs w:val="32"/>
               </w:rPr>
-              <w:t xml:space="preserve">______ / 72</w:t>
+              <w:t xml:space="preserve">______ / 79</w:t>
             </w:r>
           </w:p>
         </w:tc>

--- a/worksheets/PR_L13_SQLQueries_Worksheet.docx
+++ b/worksheets/PR_L13_SQLQueries_Worksheet.docx
@@ -455,7 +455,30 @@
                 <w:sz w:val="21"/>
                 <w:szCs w:val="21"/>
               </w:rPr>
-              <w:t xml:space="preserve">The activities marked Challenge are optional. Finish the rest of a station first, and come back to them if you have time.</w:t>
+              <w:t xml:space="preserve">Work through the activities in order and complete every one. The next activity opens when the one you are on is finished.</w:t>
+            </w:r>
+          </w:p>
+          <w:p>
+            <w:pPr>
+              <w:spacing w:after="60" w:before="60"/>
+            </w:pPr>
+            <w:r>
+              <w:rPr>
+                <w:rFonts w:ascii="Arial" w:cs="Arial" w:eastAsia="Arial" w:hAnsi="Arial"/>
+                <w:b/>
+                <w:bCs/>
+                <w:sz w:val="21"/>
+                <w:szCs w:val="21"/>
+              </w:rPr>
+              <w:t xml:space="preserve">8.  </w:t>
+            </w:r>
+            <w:r>
+              <w:rPr>
+                <w:rFonts w:ascii="Arial" w:cs="Arial" w:eastAsia="Arial" w:hAnsi="Arial"/>
+                <w:sz w:val="21"/>
+                <w:szCs w:val="21"/>
+              </w:rPr>
+              <w:t xml:space="preserve">If you get stuck, press I need help. Use a hint, or ask your teacher and show them the question and your code. Complete the question before moving on.</w:t>
             </w:r>
           </w:p>
         </w:tc>

--- a/worksheets/PR_L13_SQLQueries_Worksheet.docx
+++ b/worksheets/PR_L13_SQLQueries_Worksheet.docx
@@ -2328,7 +2328,43 @@
                       <w:sz w:val="21"/>
                       <w:szCs w:val="21"/>
                     </w:rPr>
-                    <w:t xml:space="preserve">Change the query so it gives the column kind instead of the column title.</w:t>
+                    <w:t xml:space="preserve">Change the query so it gives the column </w:t>
+                  </w:r>
+                  <w:r>
+                    <w:rPr>
+                      <w:rFonts w:ascii="Consolas" w:cs="Consolas" w:eastAsia="Consolas" w:hAnsi="Consolas"/>
+                      <w:color w:val="18181B"/>
+                      <w:sz w:val="21"/>
+                      <w:szCs w:val="21"/>
+                      <w:shd w:fill="F4F4F5"/>
+                    </w:rPr>
+                    <w:t xml:space="preserve">kind</w:t>
+                  </w:r>
+                  <w:r>
+                    <w:rPr>
+                      <w:rFonts w:ascii="Arial" w:cs="Arial" w:eastAsia="Arial" w:hAnsi="Arial"/>
+                      <w:sz w:val="21"/>
+                      <w:szCs w:val="21"/>
+                    </w:rPr>
+                    <w:t xml:space="preserve"> instead of the column </w:t>
+                  </w:r>
+                  <w:r>
+                    <w:rPr>
+                      <w:rFonts w:ascii="Consolas" w:cs="Consolas" w:eastAsia="Consolas" w:hAnsi="Consolas"/>
+                      <w:color w:val="18181B"/>
+                      <w:sz w:val="21"/>
+                      <w:szCs w:val="21"/>
+                      <w:shd w:fill="F4F4F5"/>
+                    </w:rPr>
+                    <w:t xml:space="preserve">title</w:t>
+                  </w:r>
+                  <w:r>
+                    <w:rPr>
+                      <w:rFonts w:ascii="Arial" w:cs="Arial" w:eastAsia="Arial" w:hAnsi="Arial"/>
+                      <w:sz w:val="21"/>
+                      <w:szCs w:val="21"/>
+                    </w:rPr>
+                    <w:t xml:space="preserve">.</w:t>
                   </w:r>
                 </w:p>
               </w:tc>
@@ -2468,7 +2504,43 @@
                       <w:sz w:val="21"/>
                       <w:szCs w:val="21"/>
                     </w:rPr>
-                    <w:t xml:space="preserve">Finish the query so it gives the column title and then the column players.</w:t>
+                    <w:t xml:space="preserve">Finish the query so it gives the column </w:t>
+                  </w:r>
+                  <w:r>
+                    <w:rPr>
+                      <w:rFonts w:ascii="Consolas" w:cs="Consolas" w:eastAsia="Consolas" w:hAnsi="Consolas"/>
+                      <w:color w:val="18181B"/>
+                      <w:sz w:val="21"/>
+                      <w:szCs w:val="21"/>
+                      <w:shd w:fill="F4F4F5"/>
+                    </w:rPr>
+                    <w:t xml:space="preserve">title</w:t>
+                  </w:r>
+                  <w:r>
+                    <w:rPr>
+                      <w:rFonts w:ascii="Arial" w:cs="Arial" w:eastAsia="Arial" w:hAnsi="Arial"/>
+                      <w:sz w:val="21"/>
+                      <w:szCs w:val="21"/>
+                    </w:rPr>
+                    <w:t xml:space="preserve"> and then the column </w:t>
+                  </w:r>
+                  <w:r>
+                    <w:rPr>
+                      <w:rFonts w:ascii="Consolas" w:cs="Consolas" w:eastAsia="Consolas" w:hAnsi="Consolas"/>
+                      <w:color w:val="18181B"/>
+                      <w:sz w:val="21"/>
+                      <w:szCs w:val="21"/>
+                      <w:shd w:fill="F4F4F5"/>
+                    </w:rPr>
+                    <w:t xml:space="preserve">players</w:t>
+                  </w:r>
+                  <w:r>
+                    <w:rPr>
+                      <w:rFonts w:ascii="Arial" w:cs="Arial" w:eastAsia="Arial" w:hAnsi="Arial"/>
+                      <w:sz w:val="21"/>
+                      <w:szCs w:val="21"/>
+                    </w:rPr>
+                    <w:t xml:space="preserve">.</w:t>
                   </w:r>
                 </w:p>
               </w:tc>
@@ -2608,7 +2680,61 @@
                       <w:sz w:val="21"/>
                       <w:szCs w:val="21"/>
                     </w:rPr>
-                    <w:t xml:space="preserve">Write one query giving the column title and then the column minutes for every game in the table games. Display each row on its own line, the two values separated by one space.</w:t>
+                    <w:t xml:space="preserve">Write one query giving the column </w:t>
+                  </w:r>
+                  <w:r>
+                    <w:rPr>
+                      <w:rFonts w:ascii="Consolas" w:cs="Consolas" w:eastAsia="Consolas" w:hAnsi="Consolas"/>
+                      <w:color w:val="18181B"/>
+                      <w:sz w:val="21"/>
+                      <w:szCs w:val="21"/>
+                      <w:shd w:fill="F4F4F5"/>
+                    </w:rPr>
+                    <w:t xml:space="preserve">title</w:t>
+                  </w:r>
+                  <w:r>
+                    <w:rPr>
+                      <w:rFonts w:ascii="Arial" w:cs="Arial" w:eastAsia="Arial" w:hAnsi="Arial"/>
+                      <w:sz w:val="21"/>
+                      <w:szCs w:val="21"/>
+                    </w:rPr>
+                    <w:t xml:space="preserve"> and then the column </w:t>
+                  </w:r>
+                  <w:r>
+                    <w:rPr>
+                      <w:rFonts w:ascii="Consolas" w:cs="Consolas" w:eastAsia="Consolas" w:hAnsi="Consolas"/>
+                      <w:color w:val="18181B"/>
+                      <w:sz w:val="21"/>
+                      <w:szCs w:val="21"/>
+                      <w:shd w:fill="F4F4F5"/>
+                    </w:rPr>
+                    <w:t xml:space="preserve">minutes</w:t>
+                  </w:r>
+                  <w:r>
+                    <w:rPr>
+                      <w:rFonts w:ascii="Arial" w:cs="Arial" w:eastAsia="Arial" w:hAnsi="Arial"/>
+                      <w:sz w:val="21"/>
+                      <w:szCs w:val="21"/>
+                    </w:rPr>
+                    <w:t xml:space="preserve"> for every game in the table </w:t>
+                  </w:r>
+                  <w:r>
+                    <w:rPr>
+                      <w:rFonts w:ascii="Consolas" w:cs="Consolas" w:eastAsia="Consolas" w:hAnsi="Consolas"/>
+                      <w:color w:val="18181B"/>
+                      <w:sz w:val="21"/>
+                      <w:szCs w:val="21"/>
+                      <w:shd w:fill="F4F4F5"/>
+                    </w:rPr>
+                    <w:t xml:space="preserve">games</w:t>
+                  </w:r>
+                  <w:r>
+                    <w:rPr>
+                      <w:rFonts w:ascii="Arial" w:cs="Arial" w:eastAsia="Arial" w:hAnsi="Arial"/>
+                      <w:sz w:val="21"/>
+                      <w:szCs w:val="21"/>
+                    </w:rPr>
+                    <w:t xml:space="preserve">. Display each row on its own line, the two values separated by one space.</w:t>
                   </w:r>
                 </w:p>
               </w:tc>
@@ -2748,7 +2874,43 @@
                       <w:sz w:val="21"/>
                       <w:szCs w:val="21"/>
                     </w:rPr>
-                    <w:t xml:space="preserve">Write one query giving the column title for every game in the table games. Display each row the query finds on its own line. Then display one more line giving how many rows the query found.</w:t>
+                    <w:t xml:space="preserve">Write one query giving the column </w:t>
+                  </w:r>
+                  <w:r>
+                    <w:rPr>
+                      <w:rFonts w:ascii="Consolas" w:cs="Consolas" w:eastAsia="Consolas" w:hAnsi="Consolas"/>
+                      <w:color w:val="18181B"/>
+                      <w:sz w:val="21"/>
+                      <w:szCs w:val="21"/>
+                      <w:shd w:fill="F4F4F5"/>
+                    </w:rPr>
+                    <w:t xml:space="preserve">title</w:t>
+                  </w:r>
+                  <w:r>
+                    <w:rPr>
+                      <w:rFonts w:ascii="Arial" w:cs="Arial" w:eastAsia="Arial" w:hAnsi="Arial"/>
+                      <w:sz w:val="21"/>
+                      <w:szCs w:val="21"/>
+                    </w:rPr>
+                    <w:t xml:space="preserve"> for every game in the table </w:t>
+                  </w:r>
+                  <w:r>
+                    <w:rPr>
+                      <w:rFonts w:ascii="Consolas" w:cs="Consolas" w:eastAsia="Consolas" w:hAnsi="Consolas"/>
+                      <w:color w:val="18181B"/>
+                      <w:sz w:val="21"/>
+                      <w:szCs w:val="21"/>
+                      <w:shd w:fill="F4F4F5"/>
+                    </w:rPr>
+                    <w:t xml:space="preserve">games</w:t>
+                  </w:r>
+                  <w:r>
+                    <w:rPr>
+                      <w:rFonts w:ascii="Arial" w:cs="Arial" w:eastAsia="Arial" w:hAnsi="Arial"/>
+                      <w:sz w:val="21"/>
+                      <w:szCs w:val="21"/>
+                    </w:rPr>
+                    <w:t xml:space="preserve">. Display each row the query finds on its own line. Then display one more line giving how many rows the query found.</w:t>
                   </w:r>
                 </w:p>
               </w:tc>
@@ -4051,7 +4213,25 @@
                       <w:sz w:val="21"/>
                       <w:szCs w:val="21"/>
                     </w:rPr>
-                    <w:t xml:space="preserve">This program should display the title and minutes of every word game. Find the mistake and put it right.</w:t>
+                    <w:t xml:space="preserve">This program should display the title and </w:t>
+                  </w:r>
+                  <w:r>
+                    <w:rPr>
+                      <w:rFonts w:ascii="Consolas" w:cs="Consolas" w:eastAsia="Consolas" w:hAnsi="Consolas"/>
+                      <w:color w:val="18181B"/>
+                      <w:sz w:val="21"/>
+                      <w:szCs w:val="21"/>
+                      <w:shd w:fill="F4F4F5"/>
+                    </w:rPr>
+                    <w:t xml:space="preserve">minutes</w:t>
+                  </w:r>
+                  <w:r>
+                    <w:rPr>
+                      <w:rFonts w:ascii="Arial" w:cs="Arial" w:eastAsia="Arial" w:hAnsi="Arial"/>
+                      <w:sz w:val="21"/>
+                      <w:szCs w:val="21"/>
+                    </w:rPr>
+                    <w:t xml:space="preserve"> of every word game. Find the mistake and put it right.</w:t>
                   </w:r>
                 </w:p>
               </w:tc>
@@ -4191,7 +4371,61 @@
                       <w:sz w:val="21"/>
                       <w:szCs w:val="21"/>
                     </w:rPr>
-                    <w:t xml:space="preserve">Write one query giving the column title and then the column kind for every game in the table games. Keep only the games for exactly 4 players. Display each row on its own line, the two values separated by one space.</w:t>
+                    <w:t xml:space="preserve">Write one query giving the column </w:t>
+                  </w:r>
+                  <w:r>
+                    <w:rPr>
+                      <w:rFonts w:ascii="Consolas" w:cs="Consolas" w:eastAsia="Consolas" w:hAnsi="Consolas"/>
+                      <w:color w:val="18181B"/>
+                      <w:sz w:val="21"/>
+                      <w:szCs w:val="21"/>
+                      <w:shd w:fill="F4F4F5"/>
+                    </w:rPr>
+                    <w:t xml:space="preserve">title</w:t>
+                  </w:r>
+                  <w:r>
+                    <w:rPr>
+                      <w:rFonts w:ascii="Arial" w:cs="Arial" w:eastAsia="Arial" w:hAnsi="Arial"/>
+                      <w:sz w:val="21"/>
+                      <w:szCs w:val="21"/>
+                    </w:rPr>
+                    <w:t xml:space="preserve"> and then the column </w:t>
+                  </w:r>
+                  <w:r>
+                    <w:rPr>
+                      <w:rFonts w:ascii="Consolas" w:cs="Consolas" w:eastAsia="Consolas" w:hAnsi="Consolas"/>
+                      <w:color w:val="18181B"/>
+                      <w:sz w:val="21"/>
+                      <w:szCs w:val="21"/>
+                      <w:shd w:fill="F4F4F5"/>
+                    </w:rPr>
+                    <w:t xml:space="preserve">kind</w:t>
+                  </w:r>
+                  <w:r>
+                    <w:rPr>
+                      <w:rFonts w:ascii="Arial" w:cs="Arial" w:eastAsia="Arial" w:hAnsi="Arial"/>
+                      <w:sz w:val="21"/>
+                      <w:szCs w:val="21"/>
+                    </w:rPr>
+                    <w:t xml:space="preserve"> for every game in the table </w:t>
+                  </w:r>
+                  <w:r>
+                    <w:rPr>
+                      <w:rFonts w:ascii="Consolas" w:cs="Consolas" w:eastAsia="Consolas" w:hAnsi="Consolas"/>
+                      <w:color w:val="18181B"/>
+                      <w:sz w:val="21"/>
+                      <w:szCs w:val="21"/>
+                      <w:shd w:fill="F4F4F5"/>
+                    </w:rPr>
+                    <w:t xml:space="preserve">games</w:t>
+                  </w:r>
+                  <w:r>
+                    <w:rPr>
+                      <w:rFonts w:ascii="Arial" w:cs="Arial" w:eastAsia="Arial" w:hAnsi="Arial"/>
+                      <w:sz w:val="21"/>
+                      <w:szCs w:val="21"/>
+                    </w:rPr>
+                    <w:t xml:space="preserve">. Keep only the games for exactly 4 players. Display each row on its own line, the two values separated by one space.</w:t>
                   </w:r>
                 </w:p>
               </w:tc>
@@ -4331,7 +4565,61 @@
                       <w:sz w:val="21"/>
                       <w:szCs w:val="21"/>
                     </w:rPr>
-                    <w:t xml:space="preserve">Write one query giving the column title and then the column minutes for every card game in the table games. Display each row on its own line, the two values separated by one space. Then display one more line giving the total number of minutes of those games.</w:t>
+                    <w:t xml:space="preserve">Write one query giving the column </w:t>
+                  </w:r>
+                  <w:r>
+                    <w:rPr>
+                      <w:rFonts w:ascii="Consolas" w:cs="Consolas" w:eastAsia="Consolas" w:hAnsi="Consolas"/>
+                      <w:color w:val="18181B"/>
+                      <w:sz w:val="21"/>
+                      <w:szCs w:val="21"/>
+                      <w:shd w:fill="F4F4F5"/>
+                    </w:rPr>
+                    <w:t xml:space="preserve">title</w:t>
+                  </w:r>
+                  <w:r>
+                    <w:rPr>
+                      <w:rFonts w:ascii="Arial" w:cs="Arial" w:eastAsia="Arial" w:hAnsi="Arial"/>
+                      <w:sz w:val="21"/>
+                      <w:szCs w:val="21"/>
+                    </w:rPr>
+                    <w:t xml:space="preserve"> and then the column </w:t>
+                  </w:r>
+                  <w:r>
+                    <w:rPr>
+                      <w:rFonts w:ascii="Consolas" w:cs="Consolas" w:eastAsia="Consolas" w:hAnsi="Consolas"/>
+                      <w:color w:val="18181B"/>
+                      <w:sz w:val="21"/>
+                      <w:szCs w:val="21"/>
+                      <w:shd w:fill="F4F4F5"/>
+                    </w:rPr>
+                    <w:t xml:space="preserve">minutes</w:t>
+                  </w:r>
+                  <w:r>
+                    <w:rPr>
+                      <w:rFonts w:ascii="Arial" w:cs="Arial" w:eastAsia="Arial" w:hAnsi="Arial"/>
+                      <w:sz w:val="21"/>
+                      <w:szCs w:val="21"/>
+                    </w:rPr>
+                    <w:t xml:space="preserve"> for every card game in the table </w:t>
+                  </w:r>
+                  <w:r>
+                    <w:rPr>
+                      <w:rFonts w:ascii="Consolas" w:cs="Consolas" w:eastAsia="Consolas" w:hAnsi="Consolas"/>
+                      <w:color w:val="18181B"/>
+                      <w:sz w:val="21"/>
+                      <w:szCs w:val="21"/>
+                      <w:shd w:fill="F4F4F5"/>
+                    </w:rPr>
+                    <w:t xml:space="preserve">games</w:t>
+                  </w:r>
+                  <w:r>
+                    <w:rPr>
+                      <w:rFonts w:ascii="Arial" w:cs="Arial" w:eastAsia="Arial" w:hAnsi="Arial"/>
+                      <w:sz w:val="21"/>
+                      <w:szCs w:val="21"/>
+                    </w:rPr>
+                    <w:t xml:space="preserve">. Display each row on its own line, the two values separated by one space. Then display one more line giving the total number of minutes of those games.</w:t>
                   </w:r>
                 </w:p>
               </w:tc>
@@ -5634,7 +5922,25 @@
                       <w:sz w:val="21"/>
                       <w:szCs w:val="21"/>
                     </w:rPr>
-                    <w:t xml:space="preserve">This program should display the title and minutes of every game lasting more than 35 minutes. Find the mistake and put it right.</w:t>
+                    <w:t xml:space="preserve">This program should display the title and </w:t>
+                  </w:r>
+                  <w:r>
+                    <w:rPr>
+                      <w:rFonts w:ascii="Consolas" w:cs="Consolas" w:eastAsia="Consolas" w:hAnsi="Consolas"/>
+                      <w:color w:val="18181B"/>
+                      <w:sz w:val="21"/>
+                      <w:szCs w:val="21"/>
+                      <w:shd w:fill="F4F4F5"/>
+                    </w:rPr>
+                    <w:t xml:space="preserve">minutes</w:t>
+                  </w:r>
+                  <w:r>
+                    <w:rPr>
+                      <w:rFonts w:ascii="Arial" w:cs="Arial" w:eastAsia="Arial" w:hAnsi="Arial"/>
+                      <w:sz w:val="21"/>
+                      <w:szCs w:val="21"/>
+                    </w:rPr>
+                    <w:t xml:space="preserve"> of every game lasting more than 35 minutes. Find the mistake and put it right.</w:t>
                   </w:r>
                 </w:p>
               </w:tc>
@@ -5774,7 +6080,61 @@
                       <w:sz w:val="21"/>
                       <w:szCs w:val="21"/>
                     </w:rPr>
-                    <w:t xml:space="preserve">Write one query giving the column title and then the column minutes for every game in the table games. Keep only the games lasting fewer than 30 minutes. Display each row on its own line, the two values separated by one space.</w:t>
+                    <w:t xml:space="preserve">Write one query giving the column </w:t>
+                  </w:r>
+                  <w:r>
+                    <w:rPr>
+                      <w:rFonts w:ascii="Consolas" w:cs="Consolas" w:eastAsia="Consolas" w:hAnsi="Consolas"/>
+                      <w:color w:val="18181B"/>
+                      <w:sz w:val="21"/>
+                      <w:szCs w:val="21"/>
+                      <w:shd w:fill="F4F4F5"/>
+                    </w:rPr>
+                    <w:t xml:space="preserve">title</w:t>
+                  </w:r>
+                  <w:r>
+                    <w:rPr>
+                      <w:rFonts w:ascii="Arial" w:cs="Arial" w:eastAsia="Arial" w:hAnsi="Arial"/>
+                      <w:sz w:val="21"/>
+                      <w:szCs w:val="21"/>
+                    </w:rPr>
+                    <w:t xml:space="preserve"> and then the column </w:t>
+                  </w:r>
+                  <w:r>
+                    <w:rPr>
+                      <w:rFonts w:ascii="Consolas" w:cs="Consolas" w:eastAsia="Consolas" w:hAnsi="Consolas"/>
+                      <w:color w:val="18181B"/>
+                      <w:sz w:val="21"/>
+                      <w:szCs w:val="21"/>
+                      <w:shd w:fill="F4F4F5"/>
+                    </w:rPr>
+                    <w:t xml:space="preserve">minutes</w:t>
+                  </w:r>
+                  <w:r>
+                    <w:rPr>
+                      <w:rFonts w:ascii="Arial" w:cs="Arial" w:eastAsia="Arial" w:hAnsi="Arial"/>
+                      <w:sz w:val="21"/>
+                      <w:szCs w:val="21"/>
+                    </w:rPr>
+                    <w:t xml:space="preserve"> for every game in the table </w:t>
+                  </w:r>
+                  <w:r>
+                    <w:rPr>
+                      <w:rFonts w:ascii="Consolas" w:cs="Consolas" w:eastAsia="Consolas" w:hAnsi="Consolas"/>
+                      <w:color w:val="18181B"/>
+                      <w:sz w:val="21"/>
+                      <w:szCs w:val="21"/>
+                      <w:shd w:fill="F4F4F5"/>
+                    </w:rPr>
+                    <w:t xml:space="preserve">games</w:t>
+                  </w:r>
+                  <w:r>
+                    <w:rPr>
+                      <w:rFonts w:ascii="Arial" w:cs="Arial" w:eastAsia="Arial" w:hAnsi="Arial"/>
+                      <w:sz w:val="21"/>
+                      <w:szCs w:val="21"/>
+                    </w:rPr>
+                    <w:t xml:space="preserve">. Keep only the games lasting fewer than 30 minutes. Display each row on its own line, the two values separated by one space.</w:t>
                   </w:r>
                 </w:p>
               </w:tc>
@@ -5914,7 +6274,61 @@
                       <w:sz w:val="21"/>
                       <w:szCs w:val="21"/>
                     </w:rPr>
-                    <w:t xml:space="preserve">Write one query giving the column title and then the column minutes for every game in the table games that is not a card game. Display each row on its own line, the two values separated by one space. Then display one more line giving the minutes of the longest game the query found.</w:t>
+                    <w:t xml:space="preserve">Write one query giving the column </w:t>
+                  </w:r>
+                  <w:r>
+                    <w:rPr>
+                      <w:rFonts w:ascii="Consolas" w:cs="Consolas" w:eastAsia="Consolas" w:hAnsi="Consolas"/>
+                      <w:color w:val="18181B"/>
+                      <w:sz w:val="21"/>
+                      <w:szCs w:val="21"/>
+                      <w:shd w:fill="F4F4F5"/>
+                    </w:rPr>
+                    <w:t xml:space="preserve">title</w:t>
+                  </w:r>
+                  <w:r>
+                    <w:rPr>
+                      <w:rFonts w:ascii="Arial" w:cs="Arial" w:eastAsia="Arial" w:hAnsi="Arial"/>
+                      <w:sz w:val="21"/>
+                      <w:szCs w:val="21"/>
+                    </w:rPr>
+                    <w:t xml:space="preserve"> and then the column </w:t>
+                  </w:r>
+                  <w:r>
+                    <w:rPr>
+                      <w:rFonts w:ascii="Consolas" w:cs="Consolas" w:eastAsia="Consolas" w:hAnsi="Consolas"/>
+                      <w:color w:val="18181B"/>
+                      <w:sz w:val="21"/>
+                      <w:szCs w:val="21"/>
+                      <w:shd w:fill="F4F4F5"/>
+                    </w:rPr>
+                    <w:t xml:space="preserve">minutes</w:t>
+                  </w:r>
+                  <w:r>
+                    <w:rPr>
+                      <w:rFonts w:ascii="Arial" w:cs="Arial" w:eastAsia="Arial" w:hAnsi="Arial"/>
+                      <w:sz w:val="21"/>
+                      <w:szCs w:val="21"/>
+                    </w:rPr>
+                    <w:t xml:space="preserve"> for every game in the table </w:t>
+                  </w:r>
+                  <w:r>
+                    <w:rPr>
+                      <w:rFonts w:ascii="Consolas" w:cs="Consolas" w:eastAsia="Consolas" w:hAnsi="Consolas"/>
+                      <w:color w:val="18181B"/>
+                      <w:sz w:val="21"/>
+                      <w:szCs w:val="21"/>
+                      <w:shd w:fill="F4F4F5"/>
+                    </w:rPr>
+                    <w:t xml:space="preserve">games</w:t>
+                  </w:r>
+                  <w:r>
+                    <w:rPr>
+                      <w:rFonts w:ascii="Arial" w:cs="Arial" w:eastAsia="Arial" w:hAnsi="Arial"/>
+                      <w:sz w:val="21"/>
+                      <w:szCs w:val="21"/>
+                    </w:rPr>
+                    <w:t xml:space="preserve"> that is not a card game. Display each row on its own line, the two values separated by one space. Then display one more line giving the minutes of the longest game the query found.</w:t>
                   </w:r>
                 </w:p>
               </w:tc>
@@ -7217,7 +7631,25 @@
                       <w:sz w:val="21"/>
                       <w:szCs w:val="21"/>
                     </w:rPr>
-                    <w:t xml:space="preserve">This program should display the title and kind of every card game and every party game. Find the mistake and put it right.</w:t>
+                    <w:t xml:space="preserve">This program should display the title and </w:t>
+                  </w:r>
+                  <w:r>
+                    <w:rPr>
+                      <w:rFonts w:ascii="Consolas" w:cs="Consolas" w:eastAsia="Consolas" w:hAnsi="Consolas"/>
+                      <w:color w:val="18181B"/>
+                      <w:sz w:val="21"/>
+                      <w:szCs w:val="21"/>
+                      <w:shd w:fill="F4F4F5"/>
+                    </w:rPr>
+                    <w:t xml:space="preserve">kind</w:t>
+                  </w:r>
+                  <w:r>
+                    <w:rPr>
+                      <w:rFonts w:ascii="Arial" w:cs="Arial" w:eastAsia="Arial" w:hAnsi="Arial"/>
+                      <w:sz w:val="21"/>
+                      <w:szCs w:val="21"/>
+                    </w:rPr>
+                    <w:t xml:space="preserve"> of every card game and every party game. Find the mistake and put it right.</w:t>
                   </w:r>
                 </w:p>
               </w:tc>
@@ -7357,7 +7789,61 @@
                       <w:sz w:val="21"/>
                       <w:szCs w:val="21"/>
                     </w:rPr>
-                    <w:t xml:space="preserve">Write one query giving the column title and then the column players for every game in the table games. Keep only the games for 4 or more players. Of those, keep only the games lasting 20 minutes or more. Display each row on its own line, the two values separated by one space.</w:t>
+                    <w:t xml:space="preserve">Write one query giving the column </w:t>
+                  </w:r>
+                  <w:r>
+                    <w:rPr>
+                      <w:rFonts w:ascii="Consolas" w:cs="Consolas" w:eastAsia="Consolas" w:hAnsi="Consolas"/>
+                      <w:color w:val="18181B"/>
+                      <w:sz w:val="21"/>
+                      <w:szCs w:val="21"/>
+                      <w:shd w:fill="F4F4F5"/>
+                    </w:rPr>
+                    <w:t xml:space="preserve">title</w:t>
+                  </w:r>
+                  <w:r>
+                    <w:rPr>
+                      <w:rFonts w:ascii="Arial" w:cs="Arial" w:eastAsia="Arial" w:hAnsi="Arial"/>
+                      <w:sz w:val="21"/>
+                      <w:szCs w:val="21"/>
+                    </w:rPr>
+                    <w:t xml:space="preserve"> and then the column </w:t>
+                  </w:r>
+                  <w:r>
+                    <w:rPr>
+                      <w:rFonts w:ascii="Consolas" w:cs="Consolas" w:eastAsia="Consolas" w:hAnsi="Consolas"/>
+                      <w:color w:val="18181B"/>
+                      <w:sz w:val="21"/>
+                      <w:szCs w:val="21"/>
+                      <w:shd w:fill="F4F4F5"/>
+                    </w:rPr>
+                    <w:t xml:space="preserve">players</w:t>
+                  </w:r>
+                  <w:r>
+                    <w:rPr>
+                      <w:rFonts w:ascii="Arial" w:cs="Arial" w:eastAsia="Arial" w:hAnsi="Arial"/>
+                      <w:sz w:val="21"/>
+                      <w:szCs w:val="21"/>
+                    </w:rPr>
+                    <w:t xml:space="preserve"> for every game in the table </w:t>
+                  </w:r>
+                  <w:r>
+                    <w:rPr>
+                      <w:rFonts w:ascii="Consolas" w:cs="Consolas" w:eastAsia="Consolas" w:hAnsi="Consolas"/>
+                      <w:color w:val="18181B"/>
+                      <w:sz w:val="21"/>
+                      <w:szCs w:val="21"/>
+                      <w:shd w:fill="F4F4F5"/>
+                    </w:rPr>
+                    <w:t xml:space="preserve">games</w:t>
+                  </w:r>
+                  <w:r>
+                    <w:rPr>
+                      <w:rFonts w:ascii="Arial" w:cs="Arial" w:eastAsia="Arial" w:hAnsi="Arial"/>
+                      <w:sz w:val="21"/>
+                      <w:szCs w:val="21"/>
+                    </w:rPr>
+                    <w:t xml:space="preserve">. Keep only the games for 4 or more players. Of those, keep only the games lasting 20 minutes or more. Display each row on its own line, the two values separated by one space.</w:t>
                   </w:r>
                 </w:p>
               </w:tc>
@@ -7497,7 +7983,61 @@
                       <w:sz w:val="21"/>
                       <w:szCs w:val="21"/>
                     </w:rPr>
-                    <w:t xml:space="preserve">Write one query giving the column title and then the column kind for every game in the table games. Keep only the games whose kind is card, dice or word. Display each row on its own line, the two values separated by one space.</w:t>
+                    <w:t xml:space="preserve">Write one query giving the column </w:t>
+                  </w:r>
+                  <w:r>
+                    <w:rPr>
+                      <w:rFonts w:ascii="Consolas" w:cs="Consolas" w:eastAsia="Consolas" w:hAnsi="Consolas"/>
+                      <w:color w:val="18181B"/>
+                      <w:sz w:val="21"/>
+                      <w:szCs w:val="21"/>
+                      <w:shd w:fill="F4F4F5"/>
+                    </w:rPr>
+                    <w:t xml:space="preserve">title</w:t>
+                  </w:r>
+                  <w:r>
+                    <w:rPr>
+                      <w:rFonts w:ascii="Arial" w:cs="Arial" w:eastAsia="Arial" w:hAnsi="Arial"/>
+                      <w:sz w:val="21"/>
+                      <w:szCs w:val="21"/>
+                    </w:rPr>
+                    <w:t xml:space="preserve"> and then the column </w:t>
+                  </w:r>
+                  <w:r>
+                    <w:rPr>
+                      <w:rFonts w:ascii="Consolas" w:cs="Consolas" w:eastAsia="Consolas" w:hAnsi="Consolas"/>
+                      <w:color w:val="18181B"/>
+                      <w:sz w:val="21"/>
+                      <w:szCs w:val="21"/>
+                      <w:shd w:fill="F4F4F5"/>
+                    </w:rPr>
+                    <w:t xml:space="preserve">kind</w:t>
+                  </w:r>
+                  <w:r>
+                    <w:rPr>
+                      <w:rFonts w:ascii="Arial" w:cs="Arial" w:eastAsia="Arial" w:hAnsi="Arial"/>
+                      <w:sz w:val="21"/>
+                      <w:szCs w:val="21"/>
+                    </w:rPr>
+                    <w:t xml:space="preserve"> for every game in the table </w:t>
+                  </w:r>
+                  <w:r>
+                    <w:rPr>
+                      <w:rFonts w:ascii="Consolas" w:cs="Consolas" w:eastAsia="Consolas" w:hAnsi="Consolas"/>
+                      <w:color w:val="18181B"/>
+                      <w:sz w:val="21"/>
+                      <w:szCs w:val="21"/>
+                      <w:shd w:fill="F4F4F5"/>
+                    </w:rPr>
+                    <w:t xml:space="preserve">games</w:t>
+                  </w:r>
+                  <w:r>
+                    <w:rPr>
+                      <w:rFonts w:ascii="Arial" w:cs="Arial" w:eastAsia="Arial" w:hAnsi="Arial"/>
+                      <w:sz w:val="21"/>
+                      <w:szCs w:val="21"/>
+                    </w:rPr>
+                    <w:t xml:space="preserve">. Keep only the games whose kind is card, dice or word. Display each row on its own line, the two values separated by one space.</w:t>
                   </w:r>
                 </w:p>
               </w:tc>
@@ -8800,7 +9340,61 @@
                       <w:sz w:val="21"/>
                       <w:szCs w:val="21"/>
                     </w:rPr>
-                    <w:t xml:space="preserve">Write one query giving the column title and then the column minutes for every game in the table games. Put the rows in order of minutes, shortest first. Display each row on its own line, the two values separated by one space.</w:t>
+                    <w:t xml:space="preserve">Write one query giving the column </w:t>
+                  </w:r>
+                  <w:r>
+                    <w:rPr>
+                      <w:rFonts w:ascii="Consolas" w:cs="Consolas" w:eastAsia="Consolas" w:hAnsi="Consolas"/>
+                      <w:color w:val="18181B"/>
+                      <w:sz w:val="21"/>
+                      <w:szCs w:val="21"/>
+                      <w:shd w:fill="F4F4F5"/>
+                    </w:rPr>
+                    <w:t xml:space="preserve">title</w:t>
+                  </w:r>
+                  <w:r>
+                    <w:rPr>
+                      <w:rFonts w:ascii="Arial" w:cs="Arial" w:eastAsia="Arial" w:hAnsi="Arial"/>
+                      <w:sz w:val="21"/>
+                      <w:szCs w:val="21"/>
+                    </w:rPr>
+                    <w:t xml:space="preserve"> and then the column </w:t>
+                  </w:r>
+                  <w:r>
+                    <w:rPr>
+                      <w:rFonts w:ascii="Consolas" w:cs="Consolas" w:eastAsia="Consolas" w:hAnsi="Consolas"/>
+                      <w:color w:val="18181B"/>
+                      <w:sz w:val="21"/>
+                      <w:szCs w:val="21"/>
+                      <w:shd w:fill="F4F4F5"/>
+                    </w:rPr>
+                    <w:t xml:space="preserve">minutes</w:t>
+                  </w:r>
+                  <w:r>
+                    <w:rPr>
+                      <w:rFonts w:ascii="Arial" w:cs="Arial" w:eastAsia="Arial" w:hAnsi="Arial"/>
+                      <w:sz w:val="21"/>
+                      <w:szCs w:val="21"/>
+                    </w:rPr>
+                    <w:t xml:space="preserve"> for every game in the table </w:t>
+                  </w:r>
+                  <w:r>
+                    <w:rPr>
+                      <w:rFonts w:ascii="Consolas" w:cs="Consolas" w:eastAsia="Consolas" w:hAnsi="Consolas"/>
+                      <w:color w:val="18181B"/>
+                      <w:sz w:val="21"/>
+                      <w:szCs w:val="21"/>
+                      <w:shd w:fill="F4F4F5"/>
+                    </w:rPr>
+                    <w:t xml:space="preserve">games</w:t>
+                  </w:r>
+                  <w:r>
+                    <w:rPr>
+                      <w:rFonts w:ascii="Arial" w:cs="Arial" w:eastAsia="Arial" w:hAnsi="Arial"/>
+                      <w:sz w:val="21"/>
+                      <w:szCs w:val="21"/>
+                    </w:rPr>
+                    <w:t xml:space="preserve">. Put the rows in order of minutes, shortest first. Display each row on its own line, the two values separated by one space.</w:t>
                   </w:r>
                 </w:p>
               </w:tc>
@@ -8940,7 +9534,61 @@
                       <w:sz w:val="21"/>
                       <w:szCs w:val="21"/>
                     </w:rPr>
-                    <w:t xml:space="preserve">Write one query giving the column title and then the column players for every game in the table games. Put the rows in order of title, from Z to A. Display each row on its own line, the two values separated by one space.</w:t>
+                    <w:t xml:space="preserve">Write one query giving the column </w:t>
+                  </w:r>
+                  <w:r>
+                    <w:rPr>
+                      <w:rFonts w:ascii="Consolas" w:cs="Consolas" w:eastAsia="Consolas" w:hAnsi="Consolas"/>
+                      <w:color w:val="18181B"/>
+                      <w:sz w:val="21"/>
+                      <w:szCs w:val="21"/>
+                      <w:shd w:fill="F4F4F5"/>
+                    </w:rPr>
+                    <w:t xml:space="preserve">title</w:t>
+                  </w:r>
+                  <w:r>
+                    <w:rPr>
+                      <w:rFonts w:ascii="Arial" w:cs="Arial" w:eastAsia="Arial" w:hAnsi="Arial"/>
+                      <w:sz w:val="21"/>
+                      <w:szCs w:val="21"/>
+                    </w:rPr>
+                    <w:t xml:space="preserve"> and then the column </w:t>
+                  </w:r>
+                  <w:r>
+                    <w:rPr>
+                      <w:rFonts w:ascii="Consolas" w:cs="Consolas" w:eastAsia="Consolas" w:hAnsi="Consolas"/>
+                      <w:color w:val="18181B"/>
+                      <w:sz w:val="21"/>
+                      <w:szCs w:val="21"/>
+                      <w:shd w:fill="F4F4F5"/>
+                    </w:rPr>
+                    <w:t xml:space="preserve">players</w:t>
+                  </w:r>
+                  <w:r>
+                    <w:rPr>
+                      <w:rFonts w:ascii="Arial" w:cs="Arial" w:eastAsia="Arial" w:hAnsi="Arial"/>
+                      <w:sz w:val="21"/>
+                      <w:szCs w:val="21"/>
+                    </w:rPr>
+                    <w:t xml:space="preserve"> for every game in the table </w:t>
+                  </w:r>
+                  <w:r>
+                    <w:rPr>
+                      <w:rFonts w:ascii="Consolas" w:cs="Consolas" w:eastAsia="Consolas" w:hAnsi="Consolas"/>
+                      <w:color w:val="18181B"/>
+                      <w:sz w:val="21"/>
+                      <w:szCs w:val="21"/>
+                      <w:shd w:fill="F4F4F5"/>
+                    </w:rPr>
+                    <w:t xml:space="preserve">games</w:t>
+                  </w:r>
+                  <w:r>
+                    <w:rPr>
+                      <w:rFonts w:ascii="Arial" w:cs="Arial" w:eastAsia="Arial" w:hAnsi="Arial"/>
+                      <w:sz w:val="21"/>
+                      <w:szCs w:val="21"/>
+                    </w:rPr>
+                    <w:t xml:space="preserve">. Put the rows in order of title, from Z to A. Display each row on its own line, the two values separated by one space.</w:t>
                   </w:r>
                 </w:p>
               </w:tc>
@@ -9080,7 +9728,43 @@
                       <w:sz w:val="21"/>
                       <w:szCs w:val="21"/>
                     </w:rPr>
-                    <w:t xml:space="preserve">Write one query giving the column title for every game in the table games. Put the rows in order of minutes, longest first. Display each row the query finds on its own line.</w:t>
+                    <w:t xml:space="preserve">Write one query giving the column </w:t>
+                  </w:r>
+                  <w:r>
+                    <w:rPr>
+                      <w:rFonts w:ascii="Consolas" w:cs="Consolas" w:eastAsia="Consolas" w:hAnsi="Consolas"/>
+                      <w:color w:val="18181B"/>
+                      <w:sz w:val="21"/>
+                      <w:szCs w:val="21"/>
+                      <w:shd w:fill="F4F4F5"/>
+                    </w:rPr>
+                    <w:t xml:space="preserve">title</w:t>
+                  </w:r>
+                  <w:r>
+                    <w:rPr>
+                      <w:rFonts w:ascii="Arial" w:cs="Arial" w:eastAsia="Arial" w:hAnsi="Arial"/>
+                      <w:sz w:val="21"/>
+                      <w:szCs w:val="21"/>
+                    </w:rPr>
+                    <w:t xml:space="preserve"> for every game in the table </w:t>
+                  </w:r>
+                  <w:r>
+                    <w:rPr>
+                      <w:rFonts w:ascii="Consolas" w:cs="Consolas" w:eastAsia="Consolas" w:hAnsi="Consolas"/>
+                      <w:color w:val="18181B"/>
+                      <w:sz w:val="21"/>
+                      <w:szCs w:val="21"/>
+                      <w:shd w:fill="F4F4F5"/>
+                    </w:rPr>
+                    <w:t xml:space="preserve">games</w:t>
+                  </w:r>
+                  <w:r>
+                    <w:rPr>
+                      <w:rFonts w:ascii="Arial" w:cs="Arial" w:eastAsia="Arial" w:hAnsi="Arial"/>
+                      <w:sz w:val="21"/>
+                      <w:szCs w:val="21"/>
+                    </w:rPr>
+                    <w:t xml:space="preserve">. Put the rows in order of minutes, longest first. Display each row the query finds on its own line.</w:t>
                   </w:r>
                 </w:p>
               </w:tc>
@@ -10243,7 +10927,25 @@
                       <w:sz w:val="21"/>
                       <w:szCs w:val="21"/>
                     </w:rPr>
-                    <w:t xml:space="preserve">This program should display the title and minutes of every game lasting more than 30 minutes, shortest first. Find the mistake and put it right.</w:t>
+                    <w:t xml:space="preserve">This program should display the title and </w:t>
+                  </w:r>
+                  <w:r>
+                    <w:rPr>
+                      <w:rFonts w:ascii="Consolas" w:cs="Consolas" w:eastAsia="Consolas" w:hAnsi="Consolas"/>
+                      <w:color w:val="18181B"/>
+                      <w:sz w:val="21"/>
+                      <w:szCs w:val="21"/>
+                      <w:shd w:fill="F4F4F5"/>
+                    </w:rPr>
+                    <w:t xml:space="preserve">minutes</w:t>
+                  </w:r>
+                  <w:r>
+                    <w:rPr>
+                      <w:rFonts w:ascii="Arial" w:cs="Arial" w:eastAsia="Arial" w:hAnsi="Arial"/>
+                      <w:sz w:val="21"/>
+                      <w:szCs w:val="21"/>
+                    </w:rPr>
+                    <w:t xml:space="preserve"> of every game lasting more than 30 minutes, shortest first. Find the mistake and put it right.</w:t>
                   </w:r>
                 </w:p>
               </w:tc>
@@ -10383,7 +11085,61 @@
                       <w:sz w:val="21"/>
                       <w:szCs w:val="21"/>
                     </w:rPr>
-                    <w:t xml:space="preserve">Write one query giving the column title and then the column minutes for every game in the table games. Keep only the games for 4 or more players. Put the rows in order of minutes, shortest first. Display each row on its own line, the two values separated by one space.</w:t>
+                    <w:t xml:space="preserve">Write one query giving the column </w:t>
+                  </w:r>
+                  <w:r>
+                    <w:rPr>
+                      <w:rFonts w:ascii="Consolas" w:cs="Consolas" w:eastAsia="Consolas" w:hAnsi="Consolas"/>
+                      <w:color w:val="18181B"/>
+                      <w:sz w:val="21"/>
+                      <w:szCs w:val="21"/>
+                      <w:shd w:fill="F4F4F5"/>
+                    </w:rPr>
+                    <w:t xml:space="preserve">title</w:t>
+                  </w:r>
+                  <w:r>
+                    <w:rPr>
+                      <w:rFonts w:ascii="Arial" w:cs="Arial" w:eastAsia="Arial" w:hAnsi="Arial"/>
+                      <w:sz w:val="21"/>
+                      <w:szCs w:val="21"/>
+                    </w:rPr>
+                    <w:t xml:space="preserve"> and then the column </w:t>
+                  </w:r>
+                  <w:r>
+                    <w:rPr>
+                      <w:rFonts w:ascii="Consolas" w:cs="Consolas" w:eastAsia="Consolas" w:hAnsi="Consolas"/>
+                      <w:color w:val="18181B"/>
+                      <w:sz w:val="21"/>
+                      <w:szCs w:val="21"/>
+                      <w:shd w:fill="F4F4F5"/>
+                    </w:rPr>
+                    <w:t xml:space="preserve">minutes</w:t>
+                  </w:r>
+                  <w:r>
+                    <w:rPr>
+                      <w:rFonts w:ascii="Arial" w:cs="Arial" w:eastAsia="Arial" w:hAnsi="Arial"/>
+                      <w:sz w:val="21"/>
+                      <w:szCs w:val="21"/>
+                    </w:rPr>
+                    <w:t xml:space="preserve"> for every game in the table </w:t>
+                  </w:r>
+                  <w:r>
+                    <w:rPr>
+                      <w:rFonts w:ascii="Consolas" w:cs="Consolas" w:eastAsia="Consolas" w:hAnsi="Consolas"/>
+                      <w:color w:val="18181B"/>
+                      <w:sz w:val="21"/>
+                      <w:szCs w:val="21"/>
+                      <w:shd w:fill="F4F4F5"/>
+                    </w:rPr>
+                    <w:t xml:space="preserve">games</w:t>
+                  </w:r>
+                  <w:r>
+                    <w:rPr>
+                      <w:rFonts w:ascii="Arial" w:cs="Arial" w:eastAsia="Arial" w:hAnsi="Arial"/>
+                      <w:sz w:val="21"/>
+                      <w:szCs w:val="21"/>
+                    </w:rPr>
+                    <w:t xml:space="preserve">. Keep only the games for 4 or more players. Put the rows in order of minutes, shortest first. Display each row on its own line, the two values separated by one space.</w:t>
                   </w:r>
                 </w:p>
               </w:tc>
@@ -10523,7 +11279,79 @@
                       <w:sz w:val="21"/>
                       <w:szCs w:val="21"/>
                     </w:rPr>
-                    <w:t xml:space="preserve">Write one query giving the column title, then the column players and then the column minutes for every game in the table games. Keep only the games whose kind is not card. Of those, keep only the games lasting 60 minutes or fewer. Put the rows in order of minutes, longest first. Display each row on its own line, the three values separated by single spaces.</w:t>
+                    <w:t xml:space="preserve">Write one query giving the column </w:t>
+                  </w:r>
+                  <w:r>
+                    <w:rPr>
+                      <w:rFonts w:ascii="Consolas" w:cs="Consolas" w:eastAsia="Consolas" w:hAnsi="Consolas"/>
+                      <w:color w:val="18181B"/>
+                      <w:sz w:val="21"/>
+                      <w:szCs w:val="21"/>
+                      <w:shd w:fill="F4F4F5"/>
+                    </w:rPr>
+                    <w:t xml:space="preserve">title</w:t>
+                  </w:r>
+                  <w:r>
+                    <w:rPr>
+                      <w:rFonts w:ascii="Arial" w:cs="Arial" w:eastAsia="Arial" w:hAnsi="Arial"/>
+                      <w:sz w:val="21"/>
+                      <w:szCs w:val="21"/>
+                    </w:rPr>
+                    <w:t xml:space="preserve">, then the column </w:t>
+                  </w:r>
+                  <w:r>
+                    <w:rPr>
+                      <w:rFonts w:ascii="Consolas" w:cs="Consolas" w:eastAsia="Consolas" w:hAnsi="Consolas"/>
+                      <w:color w:val="18181B"/>
+                      <w:sz w:val="21"/>
+                      <w:szCs w:val="21"/>
+                      <w:shd w:fill="F4F4F5"/>
+                    </w:rPr>
+                    <w:t xml:space="preserve">players</w:t>
+                  </w:r>
+                  <w:r>
+                    <w:rPr>
+                      <w:rFonts w:ascii="Arial" w:cs="Arial" w:eastAsia="Arial" w:hAnsi="Arial"/>
+                      <w:sz w:val="21"/>
+                      <w:szCs w:val="21"/>
+                    </w:rPr>
+                    <w:t xml:space="preserve"> and then the column </w:t>
+                  </w:r>
+                  <w:r>
+                    <w:rPr>
+                      <w:rFonts w:ascii="Consolas" w:cs="Consolas" w:eastAsia="Consolas" w:hAnsi="Consolas"/>
+                      <w:color w:val="18181B"/>
+                      <w:sz w:val="21"/>
+                      <w:szCs w:val="21"/>
+                      <w:shd w:fill="F4F4F5"/>
+                    </w:rPr>
+                    <w:t xml:space="preserve">minutes</w:t>
+                  </w:r>
+                  <w:r>
+                    <w:rPr>
+                      <w:rFonts w:ascii="Arial" w:cs="Arial" w:eastAsia="Arial" w:hAnsi="Arial"/>
+                      <w:sz w:val="21"/>
+                      <w:szCs w:val="21"/>
+                    </w:rPr>
+                    <w:t xml:space="preserve"> for every game in the table </w:t>
+                  </w:r>
+                  <w:r>
+                    <w:rPr>
+                      <w:rFonts w:ascii="Consolas" w:cs="Consolas" w:eastAsia="Consolas" w:hAnsi="Consolas"/>
+                      <w:color w:val="18181B"/>
+                      <w:sz w:val="21"/>
+                      <w:szCs w:val="21"/>
+                      <w:shd w:fill="F4F4F5"/>
+                    </w:rPr>
+                    <w:t xml:space="preserve">games</w:t>
+                  </w:r>
+                  <w:r>
+                    <w:rPr>
+                      <w:rFonts w:ascii="Arial" w:cs="Arial" w:eastAsia="Arial" w:hAnsi="Arial"/>
+                      <w:sz w:val="21"/>
+                      <w:szCs w:val="21"/>
+                    </w:rPr>
+                    <w:t xml:space="preserve">. Keep only the games whose kind is not card. Of those, keep only the games lasting 60 minutes or fewer. Put the rows in order of minutes, longest first. Display each row on its own line, the three values separated by single spaces.</w:t>
                   </w:r>
                 </w:p>
               </w:tc>
@@ -10663,7 +11491,43 @@
                       <w:sz w:val="21"/>
                       <w:szCs w:val="21"/>
                     </w:rPr>
-                    <w:t xml:space="preserve">Write one query giving the column title for every game in the table games, in order of minutes, shortest first. Display the title of the first row the query finds and nothing else.</w:t>
+                    <w:t xml:space="preserve">Write one query giving the column </w:t>
+                  </w:r>
+                  <w:r>
+                    <w:rPr>
+                      <w:rFonts w:ascii="Consolas" w:cs="Consolas" w:eastAsia="Consolas" w:hAnsi="Consolas"/>
+                      <w:color w:val="18181B"/>
+                      <w:sz w:val="21"/>
+                      <w:szCs w:val="21"/>
+                      <w:shd w:fill="F4F4F5"/>
+                    </w:rPr>
+                    <w:t xml:space="preserve">title</w:t>
+                  </w:r>
+                  <w:r>
+                    <w:rPr>
+                      <w:rFonts w:ascii="Arial" w:cs="Arial" w:eastAsia="Arial" w:hAnsi="Arial"/>
+                      <w:sz w:val="21"/>
+                      <w:szCs w:val="21"/>
+                    </w:rPr>
+                    <w:t xml:space="preserve"> for every game in the table </w:t>
+                  </w:r>
+                  <w:r>
+                    <w:rPr>
+                      <w:rFonts w:ascii="Consolas" w:cs="Consolas" w:eastAsia="Consolas" w:hAnsi="Consolas"/>
+                      <w:color w:val="18181B"/>
+                      <w:sz w:val="21"/>
+                      <w:szCs w:val="21"/>
+                      <w:shd w:fill="F4F4F5"/>
+                    </w:rPr>
+                    <w:t xml:space="preserve">games</w:t>
+                  </w:r>
+                  <w:r>
+                    <w:rPr>
+                      <w:rFonts w:ascii="Arial" w:cs="Arial" w:eastAsia="Arial" w:hAnsi="Arial"/>
+                      <w:sz w:val="21"/>
+                      <w:szCs w:val="21"/>
+                    </w:rPr>
+                    <w:t xml:space="preserve">, in order of minutes, shortest first. Display the title of the first row the query finds and nothing else.</w:t>
                   </w:r>
                 </w:p>
               </w:tc>

--- a/worksheets/PR_L13_SQLQueries_Worksheet.docx
+++ b/worksheets/PR_L13_SQLQueries_Worksheet.docx
@@ -12737,7 +12737,279 @@
                 <w:sz w:val="21"/>
                 <w:szCs w:val="21"/>
               </w:rPr>
-              <w:t xml:space="preserve">a)  A query is written SELECT Title FROM Game ORDER BY Length WHERE Players = 2. State the error in it, and write the query out corrected.  </w:t>
+              <w:t xml:space="preserve">a)  </w:t>
+            </w:r>
+            <w:r>
+              <w:rPr>
+                <w:rFonts w:ascii="Arial" w:cs="Arial" w:eastAsia="Arial" w:hAnsi="Arial"/>
+                <w:b/>
+                <w:bCs/>
+                <w:sz w:val="21"/>
+                <w:szCs w:val="21"/>
+              </w:rPr>
+              <w:t xml:space="preserve">A query is written </w:t>
+            </w:r>
+            <w:r>
+              <w:rPr>
+                <w:rFonts w:ascii="Consolas" w:cs="Consolas" w:eastAsia="Consolas" w:hAnsi="Consolas"/>
+                <w:b/>
+                <w:bCs/>
+                <w:color w:val="18181B"/>
+                <w:sz w:val="21"/>
+                <w:szCs w:val="21"/>
+                <w:shd w:fill="F4F4F5"/>
+              </w:rPr>
+              <w:t xml:space="preserve">SELECT</w:t>
+            </w:r>
+            <w:r>
+              <w:rPr>
+                <w:rFonts w:ascii="Consolas" w:cs="Consolas" w:eastAsia="Consolas" w:hAnsi="Consolas"/>
+                <w:b/>
+                <w:bCs/>
+                <w:color w:val="18181B"/>
+                <w:sz w:val="21"/>
+                <w:szCs w:val="21"/>
+                <w:shd w:fill="F4F4F5"/>
+              </w:rPr>
+              <w:t xml:space="preserve"> </w:t>
+            </w:r>
+            <w:r>
+              <w:rPr>
+                <w:rFonts w:ascii="Consolas" w:cs="Consolas" w:eastAsia="Consolas" w:hAnsi="Consolas"/>
+                <w:b/>
+                <w:bCs/>
+                <w:color w:val="18181B"/>
+                <w:sz w:val="21"/>
+                <w:szCs w:val="21"/>
+                <w:shd w:fill="F4F4F5"/>
+              </w:rPr>
+              <w:t xml:space="preserve">Title</w:t>
+            </w:r>
+            <w:r>
+              <w:rPr>
+                <w:rFonts w:ascii="Consolas" w:cs="Consolas" w:eastAsia="Consolas" w:hAnsi="Consolas"/>
+                <w:b/>
+                <w:bCs/>
+                <w:color w:val="18181B"/>
+                <w:sz w:val="21"/>
+                <w:szCs w:val="21"/>
+                <w:shd w:fill="F4F4F5"/>
+              </w:rPr>
+              <w:t xml:space="preserve"> </w:t>
+            </w:r>
+            <w:r>
+              <w:rPr>
+                <w:rFonts w:ascii="Consolas" w:cs="Consolas" w:eastAsia="Consolas" w:hAnsi="Consolas"/>
+                <w:b/>
+                <w:bCs/>
+                <w:color w:val="18181B"/>
+                <w:sz w:val="21"/>
+                <w:szCs w:val="21"/>
+                <w:shd w:fill="F4F4F5"/>
+              </w:rPr>
+              <w:t xml:space="preserve">FROM</w:t>
+            </w:r>
+            <w:r>
+              <w:rPr>
+                <w:rFonts w:ascii="Consolas" w:cs="Consolas" w:eastAsia="Consolas" w:hAnsi="Consolas"/>
+                <w:b/>
+                <w:bCs/>
+                <w:color w:val="18181B"/>
+                <w:sz w:val="21"/>
+                <w:szCs w:val="21"/>
+                <w:shd w:fill="F4F4F5"/>
+              </w:rPr>
+              <w:t xml:space="preserve"> </w:t>
+            </w:r>
+            <w:r>
+              <w:rPr>
+                <w:rFonts w:ascii="Consolas" w:cs="Consolas" w:eastAsia="Consolas" w:hAnsi="Consolas"/>
+                <w:b/>
+                <w:bCs/>
+                <w:color w:val="18181B"/>
+                <w:sz w:val="21"/>
+                <w:szCs w:val="21"/>
+                <w:shd w:fill="F4F4F5"/>
+              </w:rPr>
+              <w:t xml:space="preserve">Game</w:t>
+            </w:r>
+            <w:r>
+              <w:rPr>
+                <w:rFonts w:ascii="Consolas" w:cs="Consolas" w:eastAsia="Consolas" w:hAnsi="Consolas"/>
+                <w:b/>
+                <w:bCs/>
+                <w:color w:val="18181B"/>
+                <w:sz w:val="21"/>
+                <w:szCs w:val="21"/>
+                <w:shd w:fill="F4F4F5"/>
+              </w:rPr>
+              <w:t xml:space="preserve"> </w:t>
+            </w:r>
+            <w:r>
+              <w:rPr>
+                <w:rFonts w:ascii="Consolas" w:cs="Consolas" w:eastAsia="Consolas" w:hAnsi="Consolas"/>
+                <w:b/>
+                <w:bCs/>
+                <w:color w:val="18181B"/>
+                <w:sz w:val="21"/>
+                <w:szCs w:val="21"/>
+                <w:shd w:fill="F4F4F5"/>
+              </w:rPr>
+              <w:t xml:space="preserve">ORDER</w:t>
+            </w:r>
+            <w:r>
+              <w:rPr>
+                <w:rFonts w:ascii="Consolas" w:cs="Consolas" w:eastAsia="Consolas" w:hAnsi="Consolas"/>
+                <w:b/>
+                <w:bCs/>
+                <w:color w:val="18181B"/>
+                <w:sz w:val="21"/>
+                <w:szCs w:val="21"/>
+                <w:shd w:fill="F4F4F5"/>
+              </w:rPr>
+              <w:t xml:space="preserve"> </w:t>
+            </w:r>
+            <w:r>
+              <w:rPr>
+                <w:rFonts w:ascii="Consolas" w:cs="Consolas" w:eastAsia="Consolas" w:hAnsi="Consolas"/>
+                <w:b/>
+                <w:bCs/>
+                <w:color w:val="18181B"/>
+                <w:sz w:val="21"/>
+                <w:szCs w:val="21"/>
+                <w:shd w:fill="F4F4F5"/>
+              </w:rPr>
+              <w:t xml:space="preserve">BY</w:t>
+            </w:r>
+            <w:r>
+              <w:rPr>
+                <w:rFonts w:ascii="Consolas" w:cs="Consolas" w:eastAsia="Consolas" w:hAnsi="Consolas"/>
+                <w:b/>
+                <w:bCs/>
+                <w:color w:val="18181B"/>
+                <w:sz w:val="21"/>
+                <w:szCs w:val="21"/>
+                <w:shd w:fill="F4F4F5"/>
+              </w:rPr>
+              <w:t xml:space="preserve"> </w:t>
+            </w:r>
+            <w:r>
+              <w:rPr>
+                <w:rFonts w:ascii="Consolas" w:cs="Consolas" w:eastAsia="Consolas" w:hAnsi="Consolas"/>
+                <w:b/>
+                <w:bCs/>
+                <w:color w:val="18181B"/>
+                <w:sz w:val="21"/>
+                <w:szCs w:val="21"/>
+                <w:shd w:fill="F4F4F5"/>
+              </w:rPr>
+              <w:t xml:space="preserve">Length</w:t>
+            </w:r>
+            <w:r>
+              <w:rPr>
+                <w:rFonts w:ascii="Consolas" w:cs="Consolas" w:eastAsia="Consolas" w:hAnsi="Consolas"/>
+                <w:b/>
+                <w:bCs/>
+                <w:color w:val="18181B"/>
+                <w:sz w:val="21"/>
+                <w:szCs w:val="21"/>
+                <w:shd w:fill="F4F4F5"/>
+              </w:rPr>
+              <w:t xml:space="preserve"> </w:t>
+            </w:r>
+            <w:r>
+              <w:rPr>
+                <w:rFonts w:ascii="Consolas" w:cs="Consolas" w:eastAsia="Consolas" w:hAnsi="Consolas"/>
+                <w:b/>
+                <w:bCs/>
+                <w:color w:val="18181B"/>
+                <w:sz w:val="21"/>
+                <w:szCs w:val="21"/>
+                <w:shd w:fill="F4F4F5"/>
+              </w:rPr>
+              <w:t xml:space="preserve">WHERE</w:t>
+            </w:r>
+            <w:r>
+              <w:rPr>
+                <w:rFonts w:ascii="Consolas" w:cs="Consolas" w:eastAsia="Consolas" w:hAnsi="Consolas"/>
+                <w:b/>
+                <w:bCs/>
+                <w:color w:val="18181B"/>
+                <w:sz w:val="21"/>
+                <w:szCs w:val="21"/>
+                <w:shd w:fill="F4F4F5"/>
+              </w:rPr>
+              <w:t xml:space="preserve"> </w:t>
+            </w:r>
+            <w:r>
+              <w:rPr>
+                <w:rFonts w:ascii="Consolas" w:cs="Consolas" w:eastAsia="Consolas" w:hAnsi="Consolas"/>
+                <w:b/>
+                <w:bCs/>
+                <w:color w:val="18181B"/>
+                <w:sz w:val="21"/>
+                <w:szCs w:val="21"/>
+                <w:shd w:fill="F4F4F5"/>
+              </w:rPr>
+              <w:t xml:space="preserve">Players</w:t>
+            </w:r>
+            <w:r>
+              <w:rPr>
+                <w:rFonts w:ascii="Consolas" w:cs="Consolas" w:eastAsia="Consolas" w:hAnsi="Consolas"/>
+                <w:b/>
+                <w:bCs/>
+                <w:color w:val="18181B"/>
+                <w:sz w:val="21"/>
+                <w:szCs w:val="21"/>
+                <w:shd w:fill="F4F4F5"/>
+              </w:rPr>
+              <w:t xml:space="preserve"> </w:t>
+            </w:r>
+            <w:r>
+              <w:rPr>
+                <w:rFonts w:ascii="Consolas" w:cs="Consolas" w:eastAsia="Consolas" w:hAnsi="Consolas"/>
+                <w:b/>
+                <w:bCs/>
+                <w:color w:val="3F3F46"/>
+                <w:sz w:val="21"/>
+                <w:szCs w:val="21"/>
+                <w:shd w:fill="F4F4F5"/>
+              </w:rPr>
+              <w:t xml:space="preserve">=</w:t>
+            </w:r>
+            <w:r>
+              <w:rPr>
+                <w:rFonts w:ascii="Consolas" w:cs="Consolas" w:eastAsia="Consolas" w:hAnsi="Consolas"/>
+                <w:b/>
+                <w:bCs/>
+                <w:color w:val="18181B"/>
+                <w:sz w:val="21"/>
+                <w:szCs w:val="21"/>
+                <w:shd w:fill="F4F4F5"/>
+              </w:rPr>
+              <w:t xml:space="preserve"> </w:t>
+            </w:r>
+            <w:r>
+              <w:rPr>
+                <w:rFonts w:ascii="Consolas" w:cs="Consolas" w:eastAsia="Consolas" w:hAnsi="Consolas"/>
+                <w:b/>
+                <w:bCs/>
+                <w:color w:val="9A3412"/>
+                <w:sz w:val="21"/>
+                <w:szCs w:val="21"/>
+                <w:shd w:fill="F4F4F5"/>
+              </w:rPr>
+              <w:t xml:space="preserve">2</w:t>
+            </w:r>
+            <w:r>
+              <w:rPr>
+                <w:rFonts w:ascii="Arial" w:cs="Arial" w:eastAsia="Arial" w:hAnsi="Arial"/>
+                <w:b/>
+                <w:bCs/>
+                <w:sz w:val="21"/>
+                <w:szCs w:val="21"/>
+              </w:rPr>
+              <w:t xml:space="preserve">. State the error in it, and write the query out corrected.  </w:t>
             </w:r>
             <w:r>
               <w:rPr>
@@ -12926,7 +13198,17 @@
                 <w:sz w:val="21"/>
                 <w:szCs w:val="21"/>
               </w:rPr>
-              <w:t xml:space="preserve">b)  A table called Track holds the fields Title, Artist, Seconds and Genre. Write a query that lists the title and artist of every track longer than 240 seconds, longest first.  </w:t>
+              <w:t xml:space="preserve">b)  </w:t>
+            </w:r>
+            <w:r>
+              <w:rPr>
+                <w:rFonts w:ascii="Arial" w:cs="Arial" w:eastAsia="Arial" w:hAnsi="Arial"/>
+                <w:b/>
+                <w:bCs/>
+                <w:sz w:val="21"/>
+                <w:szCs w:val="21"/>
+              </w:rPr>
+              <w:t xml:space="preserve">A table called Track holds the fields Title, Artist, Seconds and Genre. Write a query that lists the title and artist of every track longer than 240 seconds, longest first.  </w:t>
             </w:r>
             <w:r>
               <w:rPr>
@@ -13189,7 +13471,17 @@
                 <w:sz w:val="21"/>
                 <w:szCs w:val="21"/>
               </w:rPr>
-              <w:t xml:space="preserve">c)  Using the same Track table, write a query that lists the title of every track that is Jazz or Blues and lasts under 180 seconds.  </w:t>
+              <w:t xml:space="preserve">c)  </w:t>
+            </w:r>
+            <w:r>
+              <w:rPr>
+                <w:rFonts w:ascii="Arial" w:cs="Arial" w:eastAsia="Arial" w:hAnsi="Arial"/>
+                <w:b/>
+                <w:bCs/>
+                <w:sz w:val="21"/>
+                <w:szCs w:val="21"/>
+              </w:rPr>
+              <w:t xml:space="preserve">Using the same Track table, write a query that lists the title of every track that is Jazz or Blues and lasts under 180 seconds.  </w:t>
             </w:r>
             <w:r>
               <w:rPr>
